--- a/tests/TEST_7-8_SINF_VIBECODING.docx
+++ b/tests/TEST_7-8_SINF_VIBECODING.docx
@@ -341,7 +341,7 @@
           <w:color w:val="0F172A"/>
           <w:sz w:val="20"/>
         </w:rPr>
-        <w:t xml:space="preserve">Vibecoding metodologiyasida dasturchining asosiy roli qanday o'zgaradi? </w:t>
+        <w:t xml:space="preserve">Vibecoding yondashuvida dasturchining asosiy kuchi nimada namoyon bo'ladi? </w:t>
       </w:r>
       <w:r>
         <w:rPr>
@@ -350,7 +350,7 @@
           <w:color w:val="475569"/>
           <w:sz w:val="19"/>
         </w:rPr>
-        <w:t>(Как меняется фундаментальная роль разработчика при переходе на методологию Vibecoding?)</w:t>
+        <w:t>(В чем заключается главная сила разработчика в подходе Vibecoding?)</w:t>
       </w:r>
     </w:p>
     <w:p>
@@ -371,7 +371,7 @@
           <w:color w:val="0F172A"/>
           <w:sz w:val="19"/>
         </w:rPr>
-        <w:t xml:space="preserve">Dasturchi faqat matn teruvchiga aylanadi. </w:t>
+        <w:t xml:space="preserve">Kodni qorong'i xonada faqat ko'z bilan terishda. </w:t>
       </w:r>
       <w:r>
         <w:rPr>
@@ -379,7 +379,7 @@
           <w:color w:val="505F73"/>
           <w:sz w:val="18"/>
         </w:rPr>
-        <w:t>(Разработчик превращается в обычного наборщика текста.)</w:t>
+        <w:t>(В механическом наборе кода вслепую в темной комнате.)</w:t>
       </w:r>
     </w:p>
     <w:p>
@@ -400,7 +400,7 @@
           <w:color w:val="0F172A"/>
           <w:sz w:val="19"/>
         </w:rPr>
-        <w:t xml:space="preserve">Dasturchi kompyuter ishlatishni to'xtatadi. </w:t>
+        <w:t xml:space="preserve">Barcha sun'iy intellekt vositalarini o'chirib qo'yishda. </w:t>
       </w:r>
       <w:r>
         <w:rPr>
@@ -408,7 +408,7 @@
           <w:color w:val="505F73"/>
           <w:sz w:val="18"/>
         </w:rPr>
-        <w:t>(Разработчик полностью отказывается от использования компьютера.)</w:t>
+        <w:t>(В полном отключении всех ассистентов искусственного интеллекта.)</w:t>
       </w:r>
     </w:p>
     <w:p>
@@ -429,7 +429,7 @@
           <w:color w:val="0F172A"/>
           <w:sz w:val="19"/>
         </w:rPr>
-        <w:t xml:space="preserve">Dasturchi arxitektor va yo'naltiruvchi sifatida fikrlaydi: AI ga talab beradi, kodni tekshiradi, sinaydi va tizim integratsiyasini boshqaradi. </w:t>
+        <w:t xml:space="preserve">Aniq arxitektura qurish, AI ga to'g'ri texnik topshiriq berish, hosil bo'lgan kodni tekshirish (Vibe-checking) va loyihani tezkor prototipdan tayyor mahsulotga yetkazishda. </w:t>
       </w:r>
       <w:r>
         <w:rPr>
@@ -437,7 +437,7 @@
           <w:color w:val="505F73"/>
           <w:sz w:val="18"/>
         </w:rPr>
-        <w:t>(Разработчик выступает в роли архитектора и постановщика задач: формулирует требования для AI, тестирует, проверяет логику и управляет интеграцией систем.)</w:t>
+        <w:t>(В системном архитектурном мышлении: формулировании точных ТЗ для AI, валидации кода (Vibe-checking) и быстрой сборке прототипа в готовый продукт.)</w:t>
       </w:r>
     </w:p>
     <w:p>
@@ -458,7 +458,7 @@
           <w:color w:val="0F172A"/>
           <w:sz w:val="19"/>
         </w:rPr>
-        <w:t xml:space="preserve">Faqat tayyor kutubxonalarni sotib oladi. </w:t>
+        <w:t xml:space="preserve">Faqat ingliz tili darsligini o'qishda. </w:t>
       </w:r>
       <w:r>
         <w:rPr>
@@ -466,7 +466,7 @@
           <w:color w:val="505F73"/>
           <w:sz w:val="18"/>
         </w:rPr>
-        <w:t>(Только покупает готовые шаблоны в интернет-магазинах.)</w:t>
+        <w:t>(Исключительно в чтении школьных учебников английского языка.)</w:t>
       </w:r>
     </w:p>
     <w:p>
@@ -487,7 +487,7 @@
           <w:color w:val="0F172A"/>
           <w:sz w:val="19"/>
         </w:rPr>
-        <w:t xml:space="preserve">Faqat ingliz tilini tarjima qiladi. </w:t>
+        <w:t xml:space="preserve">Klaviaturadagi harflarni yoddan aytib berishda. </w:t>
       </w:r>
       <w:r>
         <w:rPr>
@@ -495,7 +495,7 @@
           <w:color w:val="505F73"/>
           <w:sz w:val="18"/>
         </w:rPr>
-        <w:t>(Занимается исключительно ручным переводом английских слов.)</w:t>
+        <w:t>(В заучивании названий клавиш клавиатуры наизусть.)</w:t>
       </w:r>
     </w:p>
     <w:p>
@@ -517,7 +517,7 @@
           <w:color w:val="0F172A"/>
           <w:sz w:val="20"/>
         </w:rPr>
-        <w:t xml:space="preserve">JavaScript-da DOM elementini topish va unga bosish hodisasini ulashning eng zamonaviy standarti qaysi? </w:t>
+        <w:t xml:space="preserve">Dasturlash uchun eng mukammal prompt anatomiyasi qaysi 5 ta asosiy bo'limdan iborat? </w:t>
       </w:r>
       <w:r>
         <w:rPr>
@@ -526,7 +526,7 @@
           <w:color w:val="475569"/>
           <w:sz w:val="19"/>
         </w:rPr>
-        <w:t>(Какой синтаксис является современным стандартом для поиска элемента DOM и привязки события клика в JavaScript?)</w:t>
+        <w:t>(Из каких 5 фундаментальных частей состоит идеальная анатомия промпта для разработки ПО?)</w:t>
       </w:r>
     </w:p>
     <w:p>
@@ -544,10 +544,18 @@
       </w:r>
       <w:r>
         <w:rPr>
-          <w:color w:val="1E293B"/>
+          <w:color w:val="0F172A"/>
           <w:sz w:val="19"/>
         </w:rPr>
-        <w:t>document.querySelector('#startBtn').addEventListener('click', handler);</w:t>
+        <w:t xml:space="preserve">Rol (Role), Kontekst (Context), Aniq Vazifa (Task), Cheklovlar (Constraints) va Kutilayotgan Natija Formati (Output Format). </w:t>
+      </w:r>
+      <w:r>
+        <w:rPr>
+          <w:i/>
+          <w:color w:val="505F73"/>
+          <w:sz w:val="18"/>
+        </w:rPr>
+        <w:t>(Роль (Role), Контекст (Context), Конкретная Задача (Task), Ограничения (Constraints) и Формат Вывода (Output Format).)</w:t>
       </w:r>
     </w:p>
     <w:p>
@@ -568,7 +576,7 @@
           <w:color w:val="0F172A"/>
           <w:sz w:val="19"/>
         </w:rPr>
-        <w:t xml:space="preserve">document.write() va alert() </w:t>
+        <w:t xml:space="preserve">Kirish, Xulosa, Rasm, Qo'shiq, Video. </w:t>
       </w:r>
       <w:r>
         <w:rPr>
@@ -576,7 +584,7 @@
           <w:color w:val="505F73"/>
           <w:sz w:val="18"/>
         </w:rPr>
-        <w:t>(document.write() и alert())</w:t>
+        <w:t>(Вступление, Заключение, Картинка, Песня, Видео.)</w:t>
       </w:r>
     </w:p>
     <w:p>
@@ -594,10 +602,18 @@
       </w:r>
       <w:r>
         <w:rPr>
-          <w:color w:val="1E293B"/>
+          <w:color w:val="0F172A"/>
           <w:sz w:val="19"/>
         </w:rPr>
-        <w:t>window.navigate()</w:t>
+        <w:t xml:space="preserve">Faqat foydalanuvchi ismi va paroli. </w:t>
+      </w:r>
+      <w:r>
+        <w:rPr>
+          <w:i/>
+          <w:color w:val="505F73"/>
+          <w:sz w:val="18"/>
+        </w:rPr>
+        <w:t>(Исключительно логин и пароль пользователя.)</w:t>
       </w:r>
     </w:p>
     <w:p>
@@ -615,10 +631,18 @@
       </w:r>
       <w:r>
         <w:rPr>
-          <w:color w:val="1E293B"/>
+          <w:color w:val="0F172A"/>
           <w:sz w:val="19"/>
         </w:rPr>
-        <w:t>canvas.style()</w:t>
+        <w:t xml:space="preserve">Faqat kompyuter modeli va operatsion tizim. </w:t>
+      </w:r>
+      <w:r>
+        <w:rPr>
+          <w:i/>
+          <w:color w:val="505F73"/>
+          <w:sz w:val="18"/>
+        </w:rPr>
+        <w:t>(Модель материнской платы и версия Windows.)</w:t>
       </w:r>
     </w:p>
     <w:p>
@@ -636,10 +660,18 @@
       </w:r>
       <w:r>
         <w:rPr>
-          <w:color w:val="1E293B"/>
+          <w:color w:val="0F172A"/>
           <w:sz w:val="19"/>
         </w:rPr>
-        <w:t>css.bind('click')</w:t>
+        <w:t xml:space="preserve">Hech qanday bo'lim kerak emas, 1 ta jumla yetarli. </w:t>
+      </w:r>
+      <w:r>
+        <w:rPr>
+          <w:i/>
+          <w:color w:val="505F73"/>
+          <w:sz w:val="18"/>
+        </w:rPr>
+        <w:t>(Никаких разделов не требуется, достаточно одного неполного предложения.)</w:t>
       </w:r>
     </w:p>
     <w:p>
@@ -661,7 +693,7 @@
           <w:color w:val="0F172A"/>
           <w:sz w:val="20"/>
         </w:rPr>
-        <w:t xml:space="preserve">O'yin tsiklida (Game Loop) animatsiyani sekunddagi kadrlar chastotasi (FPS) ga bog'liq qilmaslik uchun nimadan foydalaniladi? </w:t>
+        <w:t xml:space="preserve">Cursor va zamonaviy AI IDE muhitlarida `Cmd+K` (yoki `Ctrl+K`) tugmasi qanday vazifani bajaradi? </w:t>
       </w:r>
       <w:r>
         <w:rPr>
@@ -670,7 +702,7 @@
           <w:color w:val="475569"/>
           <w:sz w:val="19"/>
         </w:rPr>
-        <w:t>(Что используется в игровом цикле (Game Loop) для независимости скорости анимации от частоты обновления экрана (FPS)?)</w:t>
+        <w:t>(Какую функцию выполняет комбинация клавиш `Cmd+K` (или `Ctrl+K`) в среде Cursor и современных AI IDE?)</w:t>
       </w:r>
     </w:p>
     <w:p>
@@ -688,10 +720,18 @@
       </w:r>
       <w:r>
         <w:rPr>
-          <w:color w:val="1E293B"/>
+          <w:color w:val="0F172A"/>
           <w:sz w:val="19"/>
         </w:rPr>
-        <w:t>Math.random()</w:t>
+        <w:t xml:space="preserve">Kompyuterni o'chiradi. </w:t>
+      </w:r>
+      <w:r>
+        <w:rPr>
+          <w:i/>
+          <w:color w:val="505F73"/>
+          <w:sz w:val="18"/>
+        </w:rPr>
+        <w:t>(Полностью выключает компьютер.)</w:t>
       </w:r>
     </w:p>
     <w:p>
@@ -712,7 +752,7 @@
           <w:color w:val="0F172A"/>
           <w:sz w:val="19"/>
         </w:rPr>
-        <w:t xml:space="preserve">Faqat for tsikli. </w:t>
+        <w:t xml:space="preserve">Faqat shrift hajmini kattalashtiradi. </w:t>
       </w:r>
       <w:r>
         <w:rPr>
@@ -720,7 +760,7 @@
           <w:color w:val="505F73"/>
           <w:sz w:val="18"/>
         </w:rPr>
-        <w:t>(Обычный бесконечный цикл for.)</w:t>
+        <w:t>(Увеличивает масштаб системного шрифта.)</w:t>
       </w:r>
     </w:p>
     <w:p>
@@ -741,7 +781,7 @@
           <w:color w:val="0F172A"/>
           <w:sz w:val="19"/>
         </w:rPr>
-        <w:t xml:space="preserve">alert oynasi. </w:t>
+        <w:t xml:space="preserve">Faylni butunlay o'chirib tashlaydi. </w:t>
       </w:r>
       <w:r>
         <w:rPr>
@@ -749,7 +789,7 @@
           <w:color w:val="505F73"/>
           <w:sz w:val="18"/>
         </w:rPr>
-        <w:t>(Модальное окно alert().)</w:t>
+        <w:t>(Безвозвратно удаляет проект с диска.)</w:t>
       </w:r>
     </w:p>
     <w:p>
@@ -770,7 +810,7 @@
           <w:color w:val="0F172A"/>
           <w:sz w:val="19"/>
         </w:rPr>
-        <w:t xml:space="preserve">Delta Time (dt) — ikki kadr oralig'idagi vaqt farqi. </w:t>
+        <w:t xml:space="preserve">Belgilangan kod bo'lagi ustida bevosita AI ga buyruq berish, yangi funksiya qo'shish yoki kodni joyida tahrirlash (inline edit) oynasini ochadi. </w:t>
       </w:r>
       <w:r>
         <w:rPr>
@@ -778,7 +818,7 @@
           <w:color w:val="505F73"/>
           <w:sz w:val="18"/>
         </w:rPr>
-        <w:t>(Delta Time (dt) — разница во времени между отрисовкой двух последовательных кадров.)</w:t>
+        <w:t>(Открывает окно встроенного AI-редактирования (inline edit) для генерации, модификации или рефакторинга выделенного блока кода на месте.)</w:t>
       </w:r>
     </w:p>
     <w:p>
@@ -799,7 +839,7 @@
           <w:color w:val="0F172A"/>
           <w:sz w:val="19"/>
         </w:rPr>
-        <w:t xml:space="preserve">localStorage kaliti. </w:t>
+        <w:t xml:space="preserve">Brauzer oynasini yopadi. </w:t>
       </w:r>
       <w:r>
         <w:rPr>
@@ -807,7 +847,7 @@
           <w:color w:val="505F73"/>
           <w:sz w:val="18"/>
         </w:rPr>
-        <w:t>(Ключ в localStorage.)</w:t>
+        <w:t>(Закрывает вкладку веб-браузера.)</w:t>
       </w:r>
     </w:p>
     <w:p>
@@ -829,7 +869,7 @@
           <w:color w:val="0F172A"/>
           <w:sz w:val="20"/>
         </w:rPr>
-        <w:t xml:space="preserve">2D o'yinlarda AABB (Axis-Aligned Bounding Box) to'qnashuv algoritmi qanday ishlaydi? </w:t>
+        <w:t xml:space="preserve">v0.dev va Bolt.new kabi zamonaviy Vibecoding platformalarining asosiy mo'jizasi nimada? </w:t>
       </w:r>
       <w:r>
         <w:rPr>
@@ -838,7 +878,7 @@
           <w:color w:val="475569"/>
           <w:sz w:val="19"/>
         </w:rPr>
-        <w:t>(Как работает алгоритм проверки столкновений AABB (Axis-Aligned Bounding Box) в двумерных играх?)</w:t>
+        <w:t>(В чем заключается прорыв платформ v0.dev и Bolt.new в современном веб-программировании?)</w:t>
       </w:r>
     </w:p>
     <w:p>
@@ -859,7 +899,7 @@
           <w:color w:val="0F172A"/>
           <w:sz w:val="19"/>
         </w:rPr>
-        <w:t xml:space="preserve">O'yinchining mikrofon ovozini o'lchaydi. </w:t>
+        <w:t xml:space="preserve">Ular internet talab qilmaydi. </w:t>
       </w:r>
       <w:r>
         <w:rPr>
@@ -867,7 +907,7 @@
           <w:color w:val="505F73"/>
           <w:sz w:val="18"/>
         </w:rPr>
-        <w:t>(Измеряет громкость звука микрофона игрока.)</w:t>
+        <w:t>(Они не требуют подключения к интернету.)</w:t>
       </w:r>
     </w:p>
     <w:p>
@@ -888,7 +928,7 @@
           <w:color w:val="0F172A"/>
           <w:sz w:val="19"/>
         </w:rPr>
-        <w:t xml:space="preserve">Ikki to'rtburchakning X va Y o'qlari bo'yicha proyeksiyalari kesishganini (overlap) 4 ta shart orqali tekshiradi. </w:t>
+        <w:t xml:space="preserve">Faqat bitta tabiiy tildagi matnli prompt orqali bir necha soniyada to'liq zamonaviy interfeys (React/Tailwind UI) va ishlovchi veb-prototip generatsiya qilib beradi. </w:t>
       </w:r>
       <w:r>
         <w:rPr>
@@ -896,7 +936,7 @@
           <w:color w:val="505F73"/>
           <w:sz w:val="18"/>
         </w:rPr>
-        <w:t>(Проверяет факт взаимного пересечения (overlap) проекций двух прямоугольников по осям X и Y через 4 базовых неравенства.)</w:t>
+        <w:t>(Они генерируют полноценные современные интерфейсы (React/Tailwind UI) и работающие прототипы приложений всего по одному текстовому промпту.)</w:t>
       </w:r>
     </w:p>
     <w:p>
@@ -917,7 +957,7 @@
           <w:color w:val="0F172A"/>
           <w:sz w:val="19"/>
         </w:rPr>
-        <w:t xml:space="preserve">Faqat ranglarning bir-biriga mosligini tekshiradi. </w:t>
+        <w:t xml:space="preserve">Faqat qora va oq rasmlar chizadi. </w:t>
       </w:r>
       <w:r>
         <w:rPr>
@@ -925,7 +965,7 @@
           <w:color w:val="505F73"/>
           <w:sz w:val="18"/>
         </w:rPr>
-        <w:t>(Сравнивает совпадение фоновых цветов объектов.)</w:t>
+        <w:t>(Они рисуют только черно-белые иконки.)</w:t>
       </w:r>
     </w:p>
     <w:p>
@@ -946,7 +986,7 @@
           <w:color w:val="0F172A"/>
           <w:sz w:val="19"/>
         </w:rPr>
-        <w:t xml:space="preserve">Brauzer keshini tozalaydi. </w:t>
+        <w:t xml:space="preserve">Kompyuter klaviaturasini tozalaydi. </w:t>
       </w:r>
       <w:r>
         <w:rPr>
@@ -954,7 +994,7 @@
           <w:color w:val="505F73"/>
           <w:sz w:val="18"/>
         </w:rPr>
-        <w:t>(Очищает кэш браузера пользователя.)</w:t>
+        <w:t>(Они физически очищают клавиатуру ноутбука.)</w:t>
       </w:r>
     </w:p>
     <w:p>
@@ -975,7 +1015,7 @@
           <w:color w:val="0F172A"/>
           <w:sz w:val="19"/>
         </w:rPr>
-        <w:t xml:space="preserve">Faqat aylana shakllarni hisoblaydi. </w:t>
+        <w:t xml:space="preserve">Faqat Word fayllarni o'qiydi. </w:t>
       </w:r>
       <w:r>
         <w:rPr>
@@ -983,7 +1023,7 @@
           <w:color w:val="505F73"/>
           <w:sz w:val="18"/>
         </w:rPr>
-        <w:t>(Работает исключительно с идеально круглыми телами.)</w:t>
+        <w:t>(Они работают исключительно с файлами Microsoft Word.)</w:t>
       </w:r>
     </w:p>
     <w:p>
@@ -1005,7 +1045,7 @@
           <w:color w:val="0F172A"/>
           <w:sz w:val="20"/>
         </w:rPr>
-        <w:t xml:space="preserve">O'yin mantig'ini boshqaruvchi Chekli Holatlar Mashinasi (FSM - Finite State Machine) qanday holatlardan tashkil topadi? </w:t>
+        <w:t xml:space="preserve">Veb-sayt yaratishda 'Komponentli yondashuv' (Component-driven prompting) nima uchun zarur? </w:t>
       </w:r>
       <w:r>
         <w:rPr>
@@ -1014,7 +1054,7 @@
           <w:color w:val="475569"/>
           <w:sz w:val="19"/>
         </w:rPr>
-        <w:t>(Из каких типовых состояний состоит конечный автомат (Finite State Machine / FSM) в архитектуре игры?)</w:t>
+        <w:t>(Почему при создании сайтов с нейросетью критически важен компонентный подход (Component-driven prompting)?)</w:t>
       </w:r>
     </w:p>
     <w:p>
@@ -1035,7 +1075,7 @@
           <w:color w:val="0F172A"/>
           <w:sz w:val="19"/>
         </w:rPr>
-        <w:t xml:space="preserve">Katta, Kichik, O'rtacha. </w:t>
+        <w:t xml:space="preserve">AI ga birdaniga butun saytni aytish osonroq bo'lgani uchun. </w:t>
       </w:r>
       <w:r>
         <w:rPr>
@@ -1043,7 +1083,7 @@
           <w:color w:val="505F73"/>
           <w:sz w:val="18"/>
         </w:rPr>
-        <w:t>(Большой, Средний, Маленький.)</w:t>
+        <w:t>(Потому что нейросети проще объяснить сразу весь проект целиком.)</w:t>
       </w:r>
     </w:p>
     <w:p>
@@ -1064,7 +1104,7 @@
           <w:color w:val="0F172A"/>
           <w:sz w:val="19"/>
         </w:rPr>
-        <w:t xml:space="preserve">Faqat Wi-Fi va Bluetooth holatlari. </w:t>
+        <w:t xml:space="preserve">Sayt hajmini sun'iy ravishda kattalashtirish uchun. </w:t>
       </w:r>
       <w:r>
         <w:rPr>
@@ -1072,7 +1112,7 @@
           <w:color w:val="505F73"/>
           <w:sz w:val="18"/>
         </w:rPr>
-        <w:t>(Только состояния подключения Wi-Fi и Bluetooth.)</w:t>
+        <w:t>(Чтобы искусственно раздуть объем файлов.)</w:t>
       </w:r>
     </w:p>
     <w:p>
@@ -1093,7 +1133,7 @@
           <w:color w:val="0F172A"/>
           <w:sz w:val="19"/>
         </w:rPr>
-        <w:t xml:space="preserve">Ertalab, Kunduzi, Kechasi. </w:t>
+        <w:t xml:space="preserve">Faqat bitta tugma bilan cheklanish uchun. </w:t>
       </w:r>
       <w:r>
         <w:rPr>
@@ -1101,7 +1141,7 @@
           <w:color w:val="505F73"/>
           <w:sz w:val="18"/>
         </w:rPr>
-        <w:t>(Утро, День, Ночь.)</w:t>
+        <w:t>(Чтобы сайт состоял строго из одной кнопки.)</w:t>
       </w:r>
     </w:p>
     <w:p>
@@ -1122,7 +1162,7 @@
           <w:color w:val="0F172A"/>
           <w:sz w:val="19"/>
         </w:rPr>
-        <w:t xml:space="preserve">Faqat 'Ha' va 'Yo'q'. </w:t>
+        <w:t xml:space="preserve">Faqat rasmlar yuklash uchun. </w:t>
       </w:r>
       <w:r>
         <w:rPr>
@@ -1130,7 +1170,7 @@
           <w:color w:val="505F73"/>
           <w:sz w:val="18"/>
         </w:rPr>
-        <w:t>(Исключительно логические 'Да' и 'Нет'.)</w:t>
+        <w:t>(Только для пакетной загрузки картинок.)</w:t>
       </w:r>
     </w:p>
     <w:p>
@@ -1151,7 +1191,7 @@
           <w:color w:val="0F172A"/>
           <w:sz w:val="19"/>
         </w:rPr>
-        <w:t xml:space="preserve">MENU, PLAYING, PAUSED, GAME_OVER kabi aniq ajratilgan diskret holatlar va ularning o'tish qoidalari. </w:t>
+        <w:t xml:space="preserve">AI bir vaqtning o'zida hamma narsani mukammal qila olmaydi; avval alohida Navbar, keyin Hero banner, keyin Mahsulot kartalarini navbatma-navbat yaratish xatolarni yo'qotadi. </w:t>
       </w:r>
       <w:r>
         <w:rPr>
@@ -1159,7 +1199,7 @@
           <w:color w:val="505F73"/>
           <w:sz w:val="18"/>
         </w:rPr>
-        <w:t>(Четко разграниченные дискретные состояния MENU, PLAYING, PAUSED, GAME_OVER и правила перехода между ними.)</w:t>
+        <w:t>(Нейросеть не способна качественно сгенерировать все экраны разом; пошаговое создание компонентов (Navbar, Hero, Cards, Footer) исключает путаницу в коде.)</w:t>
       </w:r>
     </w:p>
     <w:p>
@@ -1181,7 +1221,7 @@
           <w:color w:val="0F172A"/>
           <w:sz w:val="20"/>
         </w:rPr>
-        <w:t xml:space="preserve">Murakkab o'yin ma'lumotlarini (inventar, koordinatalar, ball) LocalStorage da saqlash uchun nima qilinadi? </w:t>
+        <w:t xml:space="preserve">Cursor da `@Files` yoki `@Codebase` teglari nima vazifani bajaradi? </w:t>
       </w:r>
       <w:r>
         <w:rPr>
@@ -1190,7 +1230,7 @@
           <w:color w:val="475569"/>
           <w:sz w:val="19"/>
         </w:rPr>
-        <w:t>(Как правильно сохранить сложное состояние игры (инвентарь, здоровье, координаты) в LocalStorage?)</w:t>
+        <w:t>(Какую задачу выполняют упоминания `@Files` или `@Codebase` в редакторе Cursor?)</w:t>
       </w:r>
     </w:p>
     <w:p>
@@ -1211,7 +1251,7 @@
           <w:color w:val="0F172A"/>
           <w:sz w:val="19"/>
         </w:rPr>
-        <w:t xml:space="preserve">`JSON.stringify(gameState)` yordamida obyekt matnga (string) aylantirilib saqlanadi, o'qishda esa `JSON.parse()` qilinadi. </w:t>
+        <w:t xml:space="preserve">AI ga butun loyihaning kerakli fayllarini kontekst sifatida aniq ko'rsatish, natijada AI boshqa fayllardagi o'zgaruvchilar va funksiyalarni to'g'ri tushunadi. </w:t>
       </w:r>
       <w:r>
         <w:rPr>
@@ -1219,7 +1259,7 @@
           <w:color w:val="505F73"/>
           <w:sz w:val="18"/>
         </w:rPr>
-        <w:t>(Преобразовать объект в строку через `JSON.stringify(gameState)`, а при чтении восстановить объект через `JSON.parse()`.)</w:t>
+        <w:t>(Явную передачу нужных файлов проекта в контекст AI, благодаря чему нейросеть точно видит импорты, типы и существующие функции.)</w:t>
       </w:r>
     </w:p>
     <w:p>
@@ -1240,7 +1280,7 @@
           <w:color w:val="0F172A"/>
           <w:sz w:val="19"/>
         </w:rPr>
-        <w:t xml:space="preserve">Hech qanday o'zgartirishsiz to'g'ridan-to'g'ri obyekt uzatiladi. </w:t>
+        <w:t xml:space="preserve">Fayllarni internetga sotish. </w:t>
       </w:r>
       <w:r>
         <w:rPr>
@@ -1248,7 +1288,7 @@
           <w:color w:val="505F73"/>
           <w:sz w:val="18"/>
         </w:rPr>
-        <w:t>(Передать сырой объект напрямую без изменений.)</w:t>
+        <w:t>(Продажу исходных кодов на аукционе.)</w:t>
       </w:r>
     </w:p>
     <w:p>
@@ -1269,7 +1309,7 @@
           <w:color w:val="0F172A"/>
           <w:sz w:val="19"/>
         </w:rPr>
-        <w:t xml:space="preserve">Faqat birinchi raqami saqlanadi. </w:t>
+        <w:t xml:space="preserve">Koddagi barcha so'zlarni bosh harfga aylantirish. </w:t>
       </w:r>
       <w:r>
         <w:rPr>
@@ -1277,7 +1317,7 @@
           <w:color w:val="505F73"/>
           <w:sz w:val="18"/>
         </w:rPr>
-        <w:t>(Сохранить только первую цифру значения.)</w:t>
+        <w:t>(Перевод всех названий переменных в верхний регистр.)</w:t>
       </w:r>
     </w:p>
     <w:p>
@@ -1298,7 +1338,7 @@
           <w:color w:val="0F172A"/>
           <w:sz w:val="19"/>
         </w:rPr>
-        <w:t xml:space="preserve">CSS fayliga yoziladi. </w:t>
+        <w:t xml:space="preserve">Litsenziya sotib olish. </w:t>
       </w:r>
       <w:r>
         <w:rPr>
@@ -1306,7 +1346,7 @@
           <w:color w:val="505F73"/>
           <w:sz w:val="18"/>
         </w:rPr>
-        <w:t>(Записать данные внутрь файла стилей CSS.)</w:t>
+        <w:t>(Покупку коммерческой лицензии.)</w:t>
       </w:r>
     </w:p>
     <w:p>
@@ -1327,7 +1367,7 @@
           <w:color w:val="0F172A"/>
           <w:sz w:val="19"/>
         </w:rPr>
-        <w:t xml:space="preserve">Bunday ma'lumotlarni saqlab bo'lmaydi. </w:t>
+        <w:t xml:space="preserve">Klaviaturani bloklash. </w:t>
       </w:r>
       <w:r>
         <w:rPr>
@@ -1335,7 +1375,7 @@
           <w:color w:val="505F73"/>
           <w:sz w:val="18"/>
         </w:rPr>
-        <w:t>(Сохранение сложных объектов в браузере невозможно.)</w:t>
+        <w:t>(Блокировку экрана паролем.)</w:t>
       </w:r>
     </w:p>
     <w:p>
@@ -1357,7 +1397,7 @@
           <w:color w:val="0F172A"/>
           <w:sz w:val="20"/>
         </w:rPr>
-        <w:t xml:space="preserve">Portlash, sakrash yoki qahramon harakatidagi uchqunlar qanday tizim (Particles System) orqali hosil qilinadi? </w:t>
+        <w:t xml:space="preserve">AI ga zamonaviy dizayn tizimi (Design System) berish uchun promptga nimalar kiritiladi? </w:t>
       </w:r>
       <w:r>
         <w:rPr>
@@ -1366,7 +1406,7 @@
           <w:color w:val="475569"/>
           <w:sz w:val="19"/>
         </w:rPr>
-        <w:t>(С помощью какой архитектуры создаются эффекты взрывов, искр и дыма (Particles System)?)</w:t>
+        <w:t>(Что следует включить в промпт для задания строгой дизайн-системы (Design System) будущего интерфейса?)</w:t>
       </w:r>
     </w:p>
     <w:p>
@@ -1387,7 +1427,7 @@
           <w:color w:val="0F172A"/>
           <w:sz w:val="19"/>
         </w:rPr>
-        <w:t xml:space="preserve">Faqat tayyor GIF rasmlarni yuklash orqali. </w:t>
+        <w:t xml:space="preserve">Faqat 'Chiroyli ranglar qo'y'. </w:t>
       </w:r>
       <w:r>
         <w:rPr>
@@ -1395,7 +1435,7 @@
           <w:color w:val="505F73"/>
           <w:sz w:val="18"/>
         </w:rPr>
-        <w:t>(Загрузкой тяжелых анимированных GIF-изображений.)</w:t>
+        <w:t>(Фразу 'Сделай приятные цвета'.)</w:t>
       </w:r>
     </w:p>
     <w:p>
@@ -1416,7 +1456,7 @@
           <w:color w:val="0F172A"/>
           <w:sz w:val="19"/>
         </w:rPr>
-        <w:t xml:space="preserve">Kompyuter ekranini titratish orqali. </w:t>
+        <w:t xml:space="preserve">Faqat o'quvchining sevimli avtomobili nomi. </w:t>
       </w:r>
       <w:r>
         <w:rPr>
@@ -1424,7 +1464,7 @@
           <w:color w:val="505F73"/>
           <w:sz w:val="18"/>
         </w:rPr>
-        <w:t>(Физической тряской монитора пользователя.)</w:t>
+        <w:t>(Название любимой марки автомобиля.)</w:t>
       </w:r>
     </w:p>
     <w:p>
@@ -1445,7 +1485,7 @@
           <w:color w:val="0F172A"/>
           <w:sz w:val="19"/>
         </w:rPr>
-        <w:t xml:space="preserve">Matn shriftini kattalashtirish orqali. </w:t>
+        <w:t xml:space="preserve">Faqat kompyuter monitori diagonali. </w:t>
       </w:r>
       <w:r>
         <w:rPr>
@@ -1453,7 +1493,7 @@
           <w:color w:val="505F73"/>
           <w:sz w:val="18"/>
         </w:rPr>
-        <w:t>(Увеличением размера шрифтов текста.)</w:t>
+        <w:t>(Диагональ экрана монитора в дюймах.)</w:t>
       </w:r>
     </w:p>
     <w:p>
@@ -1474,7 +1514,7 @@
           <w:color w:val="0F172A"/>
           <w:sz w:val="19"/>
         </w:rPr>
-        <w:t xml:space="preserve">Brauzerni qayta yuklash orqali. </w:t>
+        <w:t xml:space="preserve">Hech qanday rang ko'rsatilmasligi kerak. </w:t>
       </w:r>
       <w:r>
         <w:rPr>
@@ -1482,7 +1522,7 @@
           <w:color w:val="505F73"/>
           <w:sz w:val="18"/>
         </w:rPr>
-        <w:t>(Автоматической перезагрузкой вкладки браузера.)</w:t>
+        <w:t>(Категорический запрет на использование стилей.)</w:t>
       </w:r>
     </w:p>
     <w:p>
@@ -1503,7 +1543,7 @@
           <w:color w:val="0F172A"/>
           <w:sz w:val="19"/>
         </w:rPr>
-        <w:t xml:space="preserve">Har biri o'z koordinatasi, tezligi, rangi va umr ko'rish vaqtiga (life) ega bo'lgan zarralar massivi orqali. </w:t>
+        <w:t xml:space="preserve">Ranglar palitrasi (masalan, asosiy Navy `#00214A`, aksent Cyan `#0284C7`), shriftlar oilasi, kartalar uchun 16px radius va Tailwind CSS klasslari. </w:t>
       </w:r>
       <w:r>
         <w:rPr>
@@ -1511,7 +1551,7 @@
           <w:color w:val="505F73"/>
           <w:sz w:val="18"/>
         </w:rPr>
-        <w:t>(Массивом автономных частиц, где каждая частица имеет координаты, скорость, цвет и время жизни (life), уменьшающееся каждый кадр.)</w:t>
+        <w:t>(Палитру HEX-цветов (например, основной Navy `#00214A`, акцент Cyan `#0284C7`), семейство шрифтов, скругления 16px и классы Tailwind CSS.)</w:t>
       </w:r>
     </w:p>
     <w:p>
@@ -1533,7 +1573,7 @@
           <w:color w:val="0F172A"/>
           <w:sz w:val="20"/>
         </w:rPr>
-        <w:t xml:space="preserve">Web Audio API da dasturiy ravishda 'Beep' (sakrash yoki g'alaba) tovushini yaratish uchun qaysi tugun (node) ishlatiladi? </w:t>
+        <w:t xml:space="preserve">AI yozgan kodda tugma bosilganda qizil xatolik chiqsa, Vibecoding uslubida qanday prompt beriladi? </w:t>
       </w:r>
       <w:r>
         <w:rPr>
@@ -1542,7 +1582,7 @@
           <w:color w:val="475569"/>
           <w:sz w:val="19"/>
         </w:rPr>
-        <w:t>(Какой узел (Node) в Web Audio API используется для программного синтеза звуков (прыжок, победа) без аудиофайлов?)</w:t>
+        <w:t>(Как правильно составить промпт для исправления ошибки в консоли браузера при нажатии кнопки?)</w:t>
       </w:r>
     </w:p>
     <w:p>
@@ -1560,10 +1600,18 @@
       </w:r>
       <w:r>
         <w:rPr>
-          <w:color w:val="1E293B"/>
+          <w:color w:val="0F172A"/>
           <w:sz w:val="19"/>
         </w:rPr>
-        <w:t>VideoNode</w:t>
+        <w:t xml:space="preserve">'Sen yomon AIsan, ishlamayapti.' </w:t>
+      </w:r>
+      <w:r>
+        <w:rPr>
+          <w:i/>
+          <w:color w:val="505F73"/>
+          <w:sz w:val="18"/>
+        </w:rPr>
+        <w:t>('Ты плохой искусственный интеллект, ничего не работает.')</w:t>
       </w:r>
     </w:p>
     <w:p>
@@ -1584,7 +1632,7 @@
           <w:color w:val="0F172A"/>
           <w:sz w:val="19"/>
         </w:rPr>
-        <w:t xml:space="preserve">ImageBitmap </w:t>
+        <w:t xml:space="preserve">'Hammasini o'chirib boshqatdan yoz.' </w:t>
       </w:r>
       <w:r>
         <w:rPr>
@@ -1592,7 +1640,7 @@
           <w:color w:val="505F73"/>
           <w:sz w:val="18"/>
         </w:rPr>
-        <w:t>(ImageBitmapNode)</w:t>
+        <w:t>('Удали весь проект и начни заново.')</w:t>
       </w:r>
     </w:p>
     <w:p>
@@ -1613,7 +1661,7 @@
           <w:color w:val="0F172A"/>
           <w:sz w:val="19"/>
         </w:rPr>
-        <w:t xml:space="preserve">OscillatorNode — berilgan chastotada (Hz) ovoz to'lqinlarini generatsiya qiluvchi sintezator. </w:t>
+        <w:t xml:space="preserve">'Mana brauzer konsolidagi to'liq xatolik: `Uncaught TypeError: Cannot read properties of undefined (reading 'addEventListener') at app.js:14`. Mening HTML va JS kodim ilova qilindi. Sababini tushuntir va to'g'rilangan kodni ber.' </w:t>
       </w:r>
       <w:r>
         <w:rPr>
@@ -1621,7 +1669,7 @@
           <w:color w:val="505F73"/>
           <w:sz w:val="18"/>
         </w:rPr>
-        <w:t>(OscillatorNode — генератор звуковых волн заданной частоты (в Герцах, Гц).)</w:t>
+        <w:t>('Вот полный текст ошибки: `Uncaught TypeError: Cannot read properties of undefined (reading 'addEventListener') at app.js:14`. Прилагаю код HTML и JS. Объясни причину и исправь.')</w:t>
       </w:r>
     </w:p>
     <w:p>
@@ -1639,10 +1687,18 @@
       </w:r>
       <w:r>
         <w:rPr>
-          <w:color w:val="1E293B"/>
+          <w:color w:val="0F172A"/>
           <w:sz w:val="19"/>
         </w:rPr>
-        <w:t>PrinterNode</w:t>
+        <w:t xml:space="preserve">'Menga yangi kompyuter kerak.' </w:t>
+      </w:r>
+      <w:r>
+        <w:rPr>
+          <w:i/>
+          <w:color w:val="505F73"/>
+          <w:sz w:val="18"/>
+        </w:rPr>
+        <w:t>('Мне срочно нужен новый компьютер.')</w:t>
       </w:r>
     </w:p>
     <w:p>
@@ -1660,10 +1716,18 @@
       </w:r>
       <w:r>
         <w:rPr>
-          <w:color w:val="1E293B"/>
+          <w:color w:val="0F172A"/>
           <w:sz w:val="19"/>
         </w:rPr>
-        <w:t>CssFilterNode</w:t>
+        <w:t xml:space="preserve">'Faqat CSS kodini ko'rsat.' </w:t>
+      </w:r>
+      <w:r>
+        <w:rPr>
+          <w:i/>
+          <w:color w:val="505F73"/>
+          <w:sz w:val="18"/>
+        </w:rPr>
+        <w:t>('Покажи мне только правила CSS.')</w:t>
       </w:r>
     </w:p>
     <w:p>
@@ -1685,7 +1749,7 @@
           <w:color w:val="0F172A"/>
           <w:sz w:val="20"/>
         </w:rPr>
-        <w:t xml:space="preserve">Katta dunyoli o'yinda Virtual Kamera (Camera Scrolling) qanday ishlaydi? </w:t>
+        <w:t xml:space="preserve">Kodni tozalash va takomillashtirishda 'Refaktoring' prompti qanday bo'lishi kerak? </w:t>
       </w:r>
       <w:r>
         <w:rPr>
@@ -1694,7 +1758,7 @@
           <w:color w:val="475569"/>
           <w:sz w:val="19"/>
         </w:rPr>
-        <w:t>(Как реализуется механизм виртуальной камеры (Camera Scrolling) в играх с большим миром?)</w:t>
+        <w:t>(Каким должен быть грамотный инженерный запрос на рефакторинг исходного кода?)</w:t>
       </w:r>
     </w:p>
     <w:p>
@@ -1715,7 +1779,7 @@
           <w:color w:val="0F172A"/>
           <w:sz w:val="19"/>
         </w:rPr>
-        <w:t xml:space="preserve">Kompyuter veb-kamerasini qo'lda burish kerak bo'ladi. </w:t>
+        <w:t xml:space="preserve">'Kodni o'chir.' </w:t>
       </w:r>
       <w:r>
         <w:rPr>
@@ -1723,7 +1787,7 @@
           <w:color w:val="505F73"/>
           <w:sz w:val="18"/>
         </w:rPr>
-        <w:t>(Поворотом объектива физической веб-камеры руками.)</w:t>
+        <w:t>('Удали код.')</w:t>
       </w:r>
     </w:p>
     <w:p>
@@ -1744,7 +1808,7 @@
           <w:color w:val="0F172A"/>
           <w:sz w:val="19"/>
         </w:rPr>
-        <w:t xml:space="preserve">Canvas kontekstini `ctx.translate(-camera.x, -camera.y)` orqali o'yinchi harakatiga teskari surish orqali. </w:t>
+        <w:t xml:space="preserve">'Ushbu kodning tashqi ishlashini o'zgartirmasdan, DRY prinsipiga muvofiq takrorlanuvchi bloklarni alohida funksiyalarga ajrat, o'zgaruvchilarga tushunarli nomlar ber va kodga izohlar qo'sh.' </w:t>
       </w:r>
       <w:r>
         <w:rPr>
@@ -1752,7 +1816,7 @@
           <w:color w:val="505F73"/>
           <w:sz w:val="18"/>
         </w:rPr>
-        <w:t>(Сдвигом системы координат холста с помощью `ctx.translate(-camera.x, -camera.y)` вслед за перемещением персонажа.)</w:t>
+        <w:t>('Без изменения внешнего поведения программы примени принцип DRY, вынеси повторяющиеся блоки в чистые функции, дай понятные имена переменным и добавь комментарии.')</w:t>
       </w:r>
     </w:p>
     <w:p>
@@ -1773,7 +1837,7 @@
           <w:color w:val="0F172A"/>
           <w:sz w:val="19"/>
         </w:rPr>
-        <w:t xml:space="preserve">O'yinchini joyida qotirib, fonni o'chirib tashlash orqali. </w:t>
+        <w:t xml:space="preserve">'Faqat shrift rangini o'zgartir.' </w:t>
       </w:r>
       <w:r>
         <w:rPr>
@@ -1781,7 +1845,7 @@
           <w:color w:val="505F73"/>
           <w:sz w:val="18"/>
         </w:rPr>
-        <w:t>(Полной заморозкой персонажа и удалением заднего фона.)</w:t>
+        <w:t>('Просто измени цвет фона.')</w:t>
       </w:r>
     </w:p>
     <w:p>
@@ -1802,7 +1866,7 @@
           <w:color w:val="0F172A"/>
           <w:sz w:val="19"/>
         </w:rPr>
-        <w:t xml:space="preserve">Brauzer oynasini kichiklashtirish orqali. </w:t>
+        <w:t xml:space="preserve">'Kodni faqat 1 qatorga joyla.' </w:t>
       </w:r>
       <w:r>
         <w:rPr>
@@ -1810,7 +1874,7 @@
           <w:color w:val="505F73"/>
           <w:sz w:val="18"/>
         </w:rPr>
-        <w:t>(Принудительным уменьшением окна браузера.)</w:t>
+        <w:t>('Запиши весь файл в одну длинную строчку.')</w:t>
       </w:r>
     </w:p>
     <w:p>
@@ -1831,7 +1895,7 @@
           <w:color w:val="0F172A"/>
           <w:sz w:val="19"/>
         </w:rPr>
-        <w:t xml:space="preserve">Monitor burchagini burish orqali. </w:t>
+        <w:t xml:space="preserve">'Kodni rus tiliga tarjima qil.' </w:t>
       </w:r>
       <w:r>
         <w:rPr>
@@ -1839,7 +1903,7 @@
           <w:color w:val="505F73"/>
           <w:sz w:val="18"/>
         </w:rPr>
-        <w:t>(Поворотом монитора на 90 градусов.)</w:t>
+        <w:t>('Переведи названия переменных на латынь.')</w:t>
       </w:r>
     </w:p>
     <w:p>
@@ -1861,7 +1925,7 @@
           <w:color w:val="0F172A"/>
           <w:sz w:val="20"/>
         </w:rPr>
-        <w:t xml:space="preserve">FUT Card Studio loyihasida futbolchining umumiy reytingi (OVR) qanday hisoblanadi? </w:t>
+        <w:t xml:space="preserve">Veb-ilovada sinov uchun foydalanuvchilar ro'yxati kerak bo'lsa, AI ga qanday 'Mock Data' so'rovi beriladi? </w:t>
       </w:r>
       <w:r>
         <w:rPr>
@@ -1870,7 +1934,7 @@
           <w:color w:val="475569"/>
           <w:sz w:val="19"/>
         </w:rPr>
-        <w:t>(По какому принципу рассчитывается общий рейтинг игрока (OVR) в проекте FUT Card Studio?)</w:t>
+        <w:t>(Как составить промпт для генерации реалистичных тестовых данных (Mock Data) для веб-приложения?)</w:t>
       </w:r>
     </w:p>
     <w:p>
@@ -1891,7 +1955,7 @@
           <w:color w:val="0F172A"/>
           <w:sz w:val="19"/>
         </w:rPr>
-        <w:t xml:space="preserve">Foydalanuvchining sevimli raqami bilan belgilanadi. </w:t>
+        <w:t xml:space="preserve">'Menga odamlar kerak.' </w:t>
       </w:r>
       <w:r>
         <w:rPr>
@@ -1899,7 +1963,7 @@
           <w:color w:val="505F73"/>
           <w:sz w:val="18"/>
         </w:rPr>
-        <w:t>(Случайным выбором любимого числа пользователя.)</w:t>
+        <w:t>('Мне нужны люди.')</w:t>
       </w:r>
     </w:p>
     <w:p>
@@ -1920,7 +1984,7 @@
           <w:color w:val="0F172A"/>
           <w:sz w:val="19"/>
         </w:rPr>
-        <w:t xml:space="preserve">Faqat yoshi orqali. </w:t>
+        <w:t xml:space="preserve">'Do'stlarimning telefonini top.' </w:t>
       </w:r>
       <w:r>
         <w:rPr>
@@ -1928,7 +1992,7 @@
           <w:color w:val="505F73"/>
           <w:sz w:val="18"/>
         </w:rPr>
-        <w:t>(Исключительно на основе возраста футболиста.)</w:t>
+        <w:t>('Найди телефоны моих друзей в интернете.')</w:t>
       </w:r>
     </w:p>
     <w:p>
@@ -1949,7 +2013,7 @@
           <w:color w:val="0F172A"/>
           <w:sz w:val="19"/>
         </w:rPr>
-        <w:t xml:space="preserve">Alifbo tartibi orqali. </w:t>
+        <w:t xml:space="preserve">'Haqiqiy pasport ma'lumotlarini qidir.' </w:t>
       </w:r>
       <w:r>
         <w:rPr>
@@ -1957,7 +2021,7 @@
           <w:color w:val="505F73"/>
           <w:sz w:val="18"/>
         </w:rPr>
-        <w:t>(В алфавитном порядке фамилий.)</w:t>
+        <w:t>('Сделай снимок реальных паспортов.')</w:t>
       </w:r>
     </w:p>
     <w:p>
@@ -1978,7 +2042,7 @@
           <w:color w:val="0F172A"/>
           <w:sz w:val="19"/>
         </w:rPr>
-        <w:t xml:space="preserve">Pozitsiyaga bog'liq vaznli formula (PAC, SHO, PAS, DRI, DEF, PHY ko'rsatkichlarining pozitsiyaviy koeffitsientlari yig'indisi) orqali. </w:t>
+        <w:t xml:space="preserve">'O'zbekistonlik 10 ta o'quvchi uchun JSON formatida soxta ma'lumotlar (id, ism, familiya, yosh, ball, avatar rasmi havolasi) massivini yaratib ber.' </w:t>
       </w:r>
       <w:r>
         <w:rPr>
@@ -1986,7 +2050,7 @@
           <w:color w:val="505F73"/>
           <w:sz w:val="18"/>
         </w:rPr>
-        <w:t>(По взвешенной формуле позиции (сумма статов PAC, SHO, PAS, DRI, DEF, PHY с учетом позиционных коэффициентов).)</w:t>
+        <w:t>('Сгенерируй массив Mock Data из 10 объектов в формате JSON: id, имя, фамилия, возраст, рейтинг, аватар (unsplash url) для тестирования таблицы.')</w:t>
       </w:r>
     </w:p>
     <w:p>
@@ -2007,7 +2071,7 @@
           <w:color w:val="0F172A"/>
           <w:sz w:val="19"/>
         </w:rPr>
-        <w:t xml:space="preserve">Har doim 99 deb olinadi. </w:t>
+        <w:t xml:space="preserve">'Faqat bitta ism yoz.' </w:t>
       </w:r>
       <w:r>
         <w:rPr>
@@ -2015,7 +2079,7 @@
           <w:color w:val="505F73"/>
           <w:sz w:val="18"/>
         </w:rPr>
-        <w:t>(Рейтинг всегда фиксирован и равен 99.)</w:t>
+        <w:t>('Напиши одно случайное слово.')</w:t>
       </w:r>
     </w:p>
     <w:p>
@@ -2037,7 +2101,7 @@
           <w:color w:val="0F172A"/>
           <w:sz w:val="20"/>
         </w:rPr>
-        <w:t xml:space="preserve">HTML5 File API orqali foydalanuvchi kompyuteridan rasmni o'yin kartasiga yuklash qaysi metod bilan bajariladi? </w:t>
+        <w:t xml:space="preserve">AI ga saytni barcha qurilmalarga moslashtirish (Responsive Design) buyrug'i qanday beriladi? </w:t>
       </w:r>
       <w:r>
         <w:rPr>
@@ -2046,7 +2110,7 @@
           <w:color w:val="475569"/>
           <w:sz w:val="19"/>
         </w:rPr>
-        <w:t>(Какой метод HTML5 File API считывает файл изображения с диска для отображения на карточке футболиста?)</w:t>
+        <w:t>(Как четко потребовать от нейросети создание адаптивного дизайна (Responsive Design)?)</w:t>
       </w:r>
     </w:p>
     <w:p>
@@ -2064,10 +2128,18 @@
       </w:r>
       <w:r>
         <w:rPr>
-          <w:color w:val="1E293B"/>
+          <w:color w:val="0F172A"/>
           <w:sz w:val="19"/>
         </w:rPr>
-        <w:t>window.open()</w:t>
+        <w:t xml:space="preserve">'Saytni kichik qil.' </w:t>
+      </w:r>
+      <w:r>
+        <w:rPr>
+          <w:i/>
+          <w:color w:val="505F73"/>
+          <w:sz w:val="18"/>
+        </w:rPr>
+        <w:t>('Сделай сайт меньше.')</w:t>
       </w:r>
     </w:p>
     <w:p>
@@ -2085,10 +2157,18 @@
       </w:r>
       <w:r>
         <w:rPr>
-          <w:color w:val="1E293B"/>
+          <w:color w:val="0F172A"/>
           <w:sz w:val="19"/>
         </w:rPr>
-        <w:t>FileReader.readAsDataURL(file)</w:t>
+        <w:t xml:space="preserve">'Sayt mobil telefonlarda (iPhone), planshetlarda va katta monitorlarda birdek qulay ochilishi uchun CSS Media Queries yoki Tailwind `sm:`, `md:`, `lg:` klasslaridan foydalan.' </w:t>
+      </w:r>
+      <w:r>
+        <w:rPr>
+          <w:i/>
+          <w:color w:val="505F73"/>
+          <w:sz w:val="18"/>
+        </w:rPr>
+        <w:t>('Обеспечь идеальное отображение на смартфонах (iPhone), планшетах и десктопах, используя медиазапросы CSS или адаптивные префиксы Tailwind (`sm:`, `md:`, `lg:`).')</w:t>
       </w:r>
     </w:p>
     <w:p>
@@ -2106,10 +2186,18 @@
       </w:r>
       <w:r>
         <w:rPr>
-          <w:color w:val="1E293B"/>
+          <w:color w:val="0F172A"/>
           <w:sz w:val="19"/>
         </w:rPr>
-        <w:t>localStorage.clear()</w:t>
+        <w:t xml:space="preserve">'Faqat noutbukda ochilsin.' </w:t>
+      </w:r>
+      <w:r>
+        <w:rPr>
+          <w:i/>
+          <w:color w:val="505F73"/>
+          <w:sz w:val="18"/>
+        </w:rPr>
+        <w:t>('Сайт должен открываться строго на ноутбуках.')</w:t>
       </w:r>
     </w:p>
     <w:p>
@@ -2127,10 +2215,18 @@
       </w:r>
       <w:r>
         <w:rPr>
-          <w:color w:val="1E293B"/>
+          <w:color w:val="0F172A"/>
           <w:sz w:val="19"/>
         </w:rPr>
-        <w:t>document.write()</w:t>
+        <w:t xml:space="preserve">'Barcha rasmlarni o'chirib tashla.' </w:t>
+      </w:r>
+      <w:r>
+        <w:rPr>
+          <w:i/>
+          <w:color w:val="505F73"/>
+          <w:sz w:val="18"/>
+        </w:rPr>
+        <w:t>('Удали все картинки со страницы.')</w:t>
       </w:r>
     </w:p>
     <w:p>
@@ -2148,10 +2244,18 @@
       </w:r>
       <w:r>
         <w:rPr>
-          <w:color w:val="1E293B"/>
+          <w:color w:val="0F172A"/>
           <w:sz w:val="19"/>
         </w:rPr>
-        <w:t>console.log()</w:t>
+        <w:t xml:space="preserve">'Sahifani qora mavzuga o'tkaz.' </w:t>
+      </w:r>
+      <w:r>
+        <w:rPr>
+          <w:i/>
+          <w:color w:val="505F73"/>
+          <w:sz w:val="18"/>
+        </w:rPr>
+        <w:t>('Переведи страницу в черно-белый режим.')</w:t>
       </w:r>
     </w:p>
     <w:p>
@@ -2173,7 +2277,7 @@
           <w:color w:val="0F172A"/>
           <w:sz w:val="20"/>
         </w:rPr>
-        <w:t xml:space="preserve">FUT Squad Builder loyihasida jamoa kimyosi (Chemistry - 33 ballik tizim) qanday algoritm bilan tekshiriladi? </w:t>
+        <w:t xml:space="preserve">AI yordamida tashqi API (masalan, Jonli Valyuta Kurslari) ulashda qanday prompt beriladi? </w:t>
       </w:r>
       <w:r>
         <w:rPr>
@@ -2182,7 +2286,7 @@
           <w:color w:val="475569"/>
           <w:sz w:val="19"/>
         </w:rPr>
-        <w:t>(Какой алгоритм проверяет сыгранность состава (Chemistry — шкала до 33 баллов) в FUT Squad Builder?)</w:t>
+        <w:t>(Какой промпт корректно подключит внешний публичный API (например, курсы валют) к фронтенду?)</w:t>
       </w:r>
     </w:p>
     <w:p>
@@ -2203,7 +2307,7 @@
           <w:color w:val="0F172A"/>
           <w:sz w:val="19"/>
         </w:rPr>
-        <w:t xml:space="preserve">Faqat bir xil rangdagi futbolchilarni terish orqali. </w:t>
+        <w:t xml:space="preserve">'Menga pul ber.' </w:t>
       </w:r>
       <w:r>
         <w:rPr>
@@ -2211,7 +2315,7 @@
           <w:color w:val="505F73"/>
           <w:sz w:val="18"/>
         </w:rPr>
-        <w:t>(Простой подбор карточек одинакового цвета.)</w:t>
+        <w:t>('Дай мне деньги.')</w:t>
       </w:r>
     </w:p>
     <w:p>
@@ -2232,7 +2336,7 @@
           <w:color w:val="0F172A"/>
           <w:sz w:val="19"/>
         </w:rPr>
-        <w:t xml:space="preserve">Faqat futbolchilarning bo'yi orqali. </w:t>
+        <w:t xml:space="preserve">'Bank hisobini och.' </w:t>
       </w:r>
       <w:r>
         <w:rPr>
@@ -2240,7 +2344,7 @@
           <w:color w:val="505F73"/>
           <w:sz w:val="18"/>
         </w:rPr>
-        <w:t>(Сравнение роста футболистов в сантиметрах.)</w:t>
+        <w:t>('Взломай банковский счет.')</w:t>
       </w:r>
     </w:p>
     <w:p>
@@ -2261,7 +2365,7 @@
           <w:color w:val="0F172A"/>
           <w:sz w:val="19"/>
         </w:rPr>
-        <w:t xml:space="preserve">Jamoa logotipini chizish orqali. </w:t>
+        <w:t xml:space="preserve">'Kriptovalyuta sotib ol.' </w:t>
       </w:r>
       <w:r>
         <w:rPr>
@@ -2269,7 +2373,7 @@
           <w:color w:val="505F73"/>
           <w:sz w:val="18"/>
         </w:rPr>
-        <w:t>(Отрисовка векторного логотипа команды.)</w:t>
+        <w:t>('Купи криптовалюту на бирже.')</w:t>
       </w:r>
     </w:p>
     <w:p>
@@ -2290,7 +2394,7 @@
           <w:color w:val="0F172A"/>
           <w:sz w:val="19"/>
         </w:rPr>
-        <w:t xml:space="preserve">Graf tugunlari aloqasi: bitta klub, bitta liga va bitta millatga mansub o'yinchilar orasidagi kesishmalar sonini hisoblash orqali. </w:t>
+        <w:t xml:space="preserve">'Ochiq valyuta API sidan (masalan, open.er-api.com) so'nggi kurslarni `fetch()` orqali oladigan, yuklanish holatini (Loading spinner) va xatolik yuz bergandagi xabarni ko'rsatuvchi funksiya yozib ber.' </w:t>
       </w:r>
       <w:r>
         <w:rPr>
@@ -2298,7 +2402,7 @@
           <w:color w:val="505F73"/>
           <w:sz w:val="18"/>
         </w:rPr>
-        <w:t>(Анализ связей графа: подсчет пересечений по клубу, лиге и национальности между 11 игроками на поле.)</w:t>
+        <w:t>('Напиши функцию получения данных с открытого API через `fetch()`, добавь индикатор загрузки (Loading spinner) и обработку возможных ошибок через `try/catch`.')</w:t>
       </w:r>
     </w:p>
     <w:p>
@@ -2319,7 +2423,7 @@
           <w:color w:val="0F172A"/>
           <w:sz w:val="19"/>
         </w:rPr>
-        <w:t xml:space="preserve">Tasodifiy son chiqarish orqali. </w:t>
+        <w:t xml:space="preserve">'Faqat valyuta ramzini chiz.' </w:t>
       </w:r>
       <w:r>
         <w:rPr>
@@ -2327,7 +2431,7 @@
           <w:color w:val="505F73"/>
           <w:sz w:val="18"/>
         </w:rPr>
-        <w:t>(Генерация случайного числа от 1 до 33.)</w:t>
+        <w:t>('Нарисуй значок доллара.')</w:t>
       </w:r>
     </w:p>
     <w:p>
@@ -2349,7 +2453,7 @@
           <w:color w:val="0F172A"/>
           <w:sz w:val="20"/>
         </w:rPr>
-        <w:t xml:space="preserve">FUT Match Engine simulyatorida 90 daqiqalik o'yin jarayoni qanday modellashtiriladi? </w:t>
+        <w:t xml:space="preserve">Few-Shot kod yozdirishning Zero-Shot dan ustunligi nimada? </w:t>
       </w:r>
       <w:r>
         <w:rPr>
@@ -2358,7 +2462,7 @@
           <w:color w:val="475569"/>
           <w:sz w:val="19"/>
         </w:rPr>
-        <w:t>(Как устроен движок симуляции матча (FUT Match Engine) для расчета 90 минут игры?)</w:t>
+        <w:t>(В чем ключевое преимущество подхода Few-Shot при генерации кода по сравнению с Zero-Shot?)</w:t>
       </w:r>
     </w:p>
     <w:p>
@@ -2379,7 +2483,7 @@
           <w:color w:val="0F172A"/>
           <w:sz w:val="19"/>
         </w:rPr>
-        <w:t xml:space="preserve">Tezlashtirilgan hodisalar generatori: har daqiqada jamoalar kuchi va kimyosi asosida hujum, zarba, qutqarish va gol ehtimolligini hisoblash orqali. </w:t>
+        <w:t xml:space="preserve">AI ga loyihangizdagi mavjud kod uslubidan namuna (Few-Shot) ko'rsatsangiz, u yangi modulni loyihangizning aynan o'sha arxitektura qoidalariga moslab yozib beradi. </w:t>
       </w:r>
       <w:r>
         <w:rPr>
@@ -2387,7 +2491,7 @@
           <w:color w:val="505F73"/>
           <w:sz w:val="18"/>
         </w:rPr>
-        <w:t>(Генератором событий на основе вероятностей: поминутный расчет атак, дриблинга, сейвов и голов с учетом статов команд.)</w:t>
+        <w:t>(Показав нейросети образец существующего кода вашего проекта, вы гарантируете, что новый модуль будет написан в точности по вашим стандартам и стилю.)</w:t>
       </w:r>
     </w:p>
     <w:p>
@@ -2408,7 +2512,7 @@
           <w:color w:val="0F172A"/>
           <w:sz w:val="19"/>
         </w:rPr>
-        <w:t xml:space="preserve">Haqiqiy 90 daqiqa kutish orqali. </w:t>
+        <w:t xml:space="preserve">Zero-Shot har doim pullik bo'ladi. </w:t>
       </w:r>
       <w:r>
         <w:rPr>
@@ -2416,7 +2520,7 @@
           <w:color w:val="505F73"/>
           <w:sz w:val="18"/>
         </w:rPr>
-        <w:t>(Ожиданием реальных 90 минут перед экраном.)</w:t>
+        <w:t>(Zero-Shot всегда требует платной подписки.)</w:t>
       </w:r>
     </w:p>
     <w:p>
@@ -2437,7 +2541,7 @@
           <w:color w:val="0F172A"/>
           <w:sz w:val="19"/>
         </w:rPr>
-        <w:t xml:space="preserve">Faqat bitta gol bilan tugash sharti orqali. </w:t>
+        <w:t xml:space="preserve">Few-Shot kompyuterni tezroq o'chiradi. </w:t>
       </w:r>
       <w:r>
         <w:rPr>
@@ -2445,7 +2549,7 @@
           <w:color w:val="505F73"/>
           <w:sz w:val="18"/>
         </w:rPr>
-        <w:t>(Матч всегда завершается со счетом 1:0 без вариантов.)</w:t>
+        <w:t>(Few-Shot быстрее выключает операционную систему.)</w:t>
       </w:r>
     </w:p>
     <w:p>
@@ -2466,7 +2570,7 @@
           <w:color w:val="0F172A"/>
           <w:sz w:val="19"/>
         </w:rPr>
-        <w:t xml:space="preserve">Klaviatura strelkalari bilan. </w:t>
+        <w:t xml:space="preserve">Few-Shot faqat HTML da ishlaydi. </w:t>
       </w:r>
       <w:r>
         <w:rPr>
@@ -2474,7 +2578,7 @@
           <w:color w:val="505F73"/>
           <w:sz w:val="18"/>
         </w:rPr>
-        <w:t>(Управлением через стрелочки клавиатуры.)</w:t>
+        <w:t>(Few-Shot работает строго внутри HTML-разметки.)</w:t>
       </w:r>
     </w:p>
     <w:p>
@@ -2495,7 +2599,7 @@
           <w:color w:val="0F172A"/>
           <w:sz w:val="19"/>
         </w:rPr>
-        <w:t xml:space="preserve">Videoni oddiygina ko'rsatish orqali. </w:t>
+        <w:t xml:space="preserve">Hech qanday farqi yo'q. </w:t>
       </w:r>
       <w:r>
         <w:rPr>
@@ -2503,7 +2607,7 @@
           <w:color w:val="505F73"/>
           <w:sz w:val="18"/>
         </w:rPr>
-        <w:t>(Простым запуском готового видеофайла.)</w:t>
+        <w:t>(Между ними нет функциональной разницы.)</w:t>
       </w:r>
     </w:p>
     <w:p>
@@ -2525,7 +2629,7 @@
           <w:color w:val="0F172A"/>
           <w:sz w:val="20"/>
         </w:rPr>
-        <w:t xml:space="preserve">FUT Transfer Market bozorida EA Sports nega har bir bitimdan 5% soliq (Coin Sink) olib qoladi? </w:t>
+        <w:t xml:space="preserve">AI ga cheklovlar (Constraints) qo'yish nima uchun muhim? </w:t>
       </w:r>
       <w:r>
         <w:rPr>
@@ -2534,7 +2638,7 @@
           <w:color w:val="475569"/>
           <w:sz w:val="19"/>
         </w:rPr>
-        <w:t>(Зачем в трансферном рынке FUT взимается 5% налог с каждой сделки (механизм Coin Sink)?)</w:t>
+        <w:t>(Зачем в промптах обязательно прописывают технические ограничения (Constraints)?)</w:t>
       </w:r>
     </w:p>
     <w:p>
@@ -2555,7 +2659,7 @@
           <w:color w:val="0F172A"/>
           <w:sz w:val="19"/>
         </w:rPr>
-        <w:t xml:space="preserve">O'yinchilarni xafa qilish uchun. </w:t>
+        <w:t xml:space="preserve">AI ning tezligini ataylab sekinlashtirish uchun. </w:t>
       </w:r>
       <w:r>
         <w:rPr>
@@ -2563,7 +2667,7 @@
           <w:color w:val="505F73"/>
           <w:sz w:val="18"/>
         </w:rPr>
-        <w:t>(Чтобы расстроить активных игроков.)</w:t>
+        <w:t>(Чтобы искусственно замедлить генерацию ответа.)</w:t>
       </w:r>
     </w:p>
     <w:p>
@@ -2584,7 +2688,7 @@
           <w:color w:val="0F172A"/>
           <w:sz w:val="19"/>
         </w:rPr>
-        <w:t xml:space="preserve">Server elektr energiyasini to'lash uchun. </w:t>
+        <w:t xml:space="preserve">Faqat inglizcha kod yozdirish uchun. </w:t>
       </w:r>
       <w:r>
         <w:rPr>
@@ -2592,7 +2696,7 @@
           <w:color w:val="505F73"/>
           <w:sz w:val="18"/>
         </w:rPr>
-        <w:t>(Для оплаты электричества игровых серверов.)</w:t>
+        <w:t>(Чтобы код генерировался только на английском языке.)</w:t>
       </w:r>
     </w:p>
     <w:p>
@@ -2613,7 +2717,7 @@
           <w:color w:val="0F172A"/>
           <w:sz w:val="19"/>
         </w:rPr>
-        <w:t xml:space="preserve">Dasturchilarga choy puli yig'ish uchun. </w:t>
+        <w:t xml:space="preserve">Kodni qisqartirishni taqiqlash uchun. </w:t>
       </w:r>
       <w:r>
         <w:rPr>
@@ -2621,7 +2725,7 @@
           <w:color w:val="505F73"/>
           <w:sz w:val="18"/>
         </w:rPr>
-        <w:t>(Для сбора чаевых разработчикам игры.)</w:t>
+        <w:t>(Чтобы запретить форматирование кода.)</w:t>
       </w:r>
     </w:p>
     <w:p>
@@ -2642,7 +2746,7 @@
           <w:color w:val="0F172A"/>
           <w:sz w:val="19"/>
         </w:rPr>
-        <w:t xml:space="preserve">Bu soliq hech narsaga ta'sir qilmaydi. </w:t>
+        <w:t xml:space="preserve">Faqat 10 ta belgi ishlatish uchun. </w:t>
       </w:r>
       <w:r>
         <w:rPr>
@@ -2650,7 +2754,7 @@
           <w:color w:val="505F73"/>
           <w:sz w:val="18"/>
         </w:rPr>
-        <w:t>(Этот налог не оказывает никакого влияния.)</w:t>
+        <w:t>(Чтобы ограничить программу 10 символами.)</w:t>
       </w:r>
     </w:p>
     <w:p>
@@ -2671,7 +2775,7 @@
           <w:color w:val="0F172A"/>
           <w:sz w:val="19"/>
         </w:rPr>
-        <w:t xml:space="preserve">O'yin iqtisodiyotida pul massasi haddan tashqari ko'payib, inflyatsiya yuz bermasligi va narxlar muvozanatini saqlash uchun. </w:t>
+        <w:t xml:space="preserve">AI o'zboshimchalik bilan ortiqcha kutubxonalar (masalan, og'ir jQuery yoki React) qo'shib yubormasligi uchun 'Faqat sof Vanilla JavaScript ishlat, tashqi kutubxonalarsiz' deb chegaralash uchun. </w:t>
       </w:r>
       <w:r>
         <w:rPr>
@@ -2679,7 +2783,7 @@
           <w:color w:val="505F73"/>
           <w:sz w:val="18"/>
         </w:rPr>
-        <w:t>(Для вывода избыточной игровой валюты из экономики, предотвращения инфляции и стабилизации цен на карточки.)</w:t>
+        <w:t>(Чтобы нейросеть не добавляла лишние тяжелые библиотеки и фреймворки, четко ограничивая стек (например: 'Только чистый Vanilla JavaScript без сторонних библиотек').)</w:t>
       </w:r>
     </w:p>
     <w:p>
@@ -2701,7 +2805,7 @@
           <w:color w:val="0F172A"/>
           <w:sz w:val="20"/>
         </w:rPr>
-        <w:t xml:space="preserve">Mobil qurilmalarda o'yinni boshqarish uchun qaysi JavaScript hodisalari (Touch Events) qo'llaniladi? </w:t>
+        <w:t xml:space="preserve">AI tomonidan 'Hallucinated Package' (to'qib chiqarilgan paket) xatosi nima? </w:t>
       </w:r>
       <w:r>
         <w:rPr>
@@ -2710,7 +2814,7 @@
           <w:color w:val="475569"/>
           <w:sz w:val="19"/>
         </w:rPr>
-        <w:t>(Какие события JavaScript (Touch Events) используются для управления игрой на мобильных экранах?)</w:t>
+        <w:t>(Что представляет собой ошибка галлюцинации пакета ('Hallucinated Package') в коде от нейросети?)</w:t>
       </w:r>
     </w:p>
     <w:p>
@@ -2728,10 +2832,18 @@
       </w:r>
       <w:r>
         <w:rPr>
-          <w:color w:val="1E293B"/>
+          <w:color w:val="0F172A"/>
           <w:sz w:val="19"/>
         </w:rPr>
-        <w:t>onhover, onwheel</w:t>
+        <w:t xml:space="preserve">AI yangi kompyuter sotib olishni talab qiladi. </w:t>
+      </w:r>
+      <w:r>
+        <w:rPr>
+          <w:i/>
+          <w:color w:val="505F73"/>
+          <w:sz w:val="18"/>
+        </w:rPr>
+        <w:t>(Требование купить новый процессор.)</w:t>
       </w:r>
     </w:p>
     <w:p>
@@ -2749,10 +2861,18 @@
       </w:r>
       <w:r>
         <w:rPr>
-          <w:color w:val="1E293B"/>
+          <w:color w:val="0F172A"/>
           <w:sz w:val="19"/>
         </w:rPr>
-        <w:t>keypress, keyup</w:t>
+        <w:t xml:space="preserve">Koddagi barcha sonlarning yo'qolib qolishi. </w:t>
+      </w:r>
+      <w:r>
+        <w:rPr>
+          <w:i/>
+          <w:color w:val="505F73"/>
+          <w:sz w:val="18"/>
+        </w:rPr>
+        <w:t>(Исчезновение всех чисел из исходного кода.)</w:t>
       </w:r>
     </w:p>
     <w:p>
@@ -2770,10 +2890,18 @@
       </w:r>
       <w:r>
         <w:rPr>
-          <w:color w:val="1E293B"/>
+          <w:color w:val="0F172A"/>
           <w:sz w:val="19"/>
         </w:rPr>
-        <w:t>touchstart, touchmove, touchend</w:t>
+        <w:t xml:space="preserve">AI kod yozayotganda aslida internetda mavjud bo'lmagan, soxta npm kutubxona nomini (masalan, `npm install super-cool-game-physics-2026`) o'ylab topib, kodga kiritib yuborishi. </w:t>
+      </w:r>
+      <w:r>
+        <w:rPr>
+          <w:i/>
+          <w:color w:val="505F73"/>
+          <w:sz w:val="18"/>
+        </w:rPr>
+        <w:t>(Ситуация, когда AI выдумывает название несуществующего npm-пакета (например, `npm i super-game-maker-2026`), которого нет в природе.)</w:t>
       </w:r>
     </w:p>
     <w:p>
@@ -2791,10 +2919,18 @@
       </w:r>
       <w:r>
         <w:rPr>
-          <w:color w:val="1E293B"/>
+          <w:color w:val="0F172A"/>
           <w:sz w:val="19"/>
         </w:rPr>
-        <w:t>oncopy, onpaste</w:t>
+        <w:t xml:space="preserve">Sayt fonining o'z-o'zidan o'zgarishi. </w:t>
+      </w:r>
+      <w:r>
+        <w:rPr>
+          <w:i/>
+          <w:color w:val="505F73"/>
+          <w:sz w:val="18"/>
+        </w:rPr>
+        <w:t>(Самопроизвольная смена обоев рабочего стола.)</w:t>
       </w:r>
     </w:p>
     <w:p>
@@ -2812,10 +2948,18 @@
       </w:r>
       <w:r>
         <w:rPr>
-          <w:color w:val="1E293B"/>
+          <w:color w:val="0F172A"/>
           <w:sz w:val="19"/>
         </w:rPr>
-        <w:t>onresize, onscroll</w:t>
+        <w:t xml:space="preserve">Internet provayderining almashishi. </w:t>
+      </w:r>
+      <w:r>
+        <w:rPr>
+          <w:i/>
+          <w:color w:val="505F73"/>
+          <w:sz w:val="18"/>
+        </w:rPr>
+        <w:t>(Смена интернет-провайдера.)</w:t>
       </w:r>
     </w:p>
     <w:p>
@@ -2837,7 +2981,7 @@
           <w:color w:val="0F172A"/>
           <w:sz w:val="20"/>
         </w:rPr>
-        <w:t xml:space="preserve">Retina va yuqori zichlikdagi zamonaviy ekranlarda Canvas xira bo'lib qolmasligi uchun nima qilinadi? </w:t>
+        <w:t xml:space="preserve">Vibe-checking jarayonida dasturchi nimalarni sinovdan o'tkazadi? </w:t>
       </w:r>
       <w:r>
         <w:rPr>
@@ -2846,7 +2990,7 @@
           <w:color w:val="475569"/>
           <w:sz w:val="19"/>
         </w:rPr>
-        <w:t>(Что необходимо сделать, чтобы графика Canvas оставалась идеально четкой на дисплеях высокой плотности (Retina)?)</w:t>
+        <w:t>(Что именно тестирует разработчик в процессе 'Vibe-checking' созданного веб-приложения?)</w:t>
       </w:r>
     </w:p>
     <w:p>
@@ -2867,7 +3011,7 @@
           <w:color w:val="0F172A"/>
           <w:sz w:val="19"/>
         </w:rPr>
-        <w:t xml:space="preserve">Monitorni tozalash kerak. </w:t>
+        <w:t xml:space="preserve">Faqat kod chiroyli ko'rinishini. </w:t>
       </w:r>
       <w:r>
         <w:rPr>
@@ -2875,7 +3019,7 @@
           <w:color w:val="505F73"/>
           <w:sz w:val="18"/>
         </w:rPr>
-        <w:t>(Тщательно протереть экран монитора салфеткой.)</w:t>
+        <w:t>(Только визуальную красоту текста.)</w:t>
       </w:r>
     </w:p>
     <w:p>
@@ -2896,7 +3040,7 @@
           <w:color w:val="0F172A"/>
           <w:sz w:val="19"/>
         </w:rPr>
-        <w:t xml:space="preserve">Faqat qora va oq ranglarni ishlatish. </w:t>
+        <w:t xml:space="preserve">Faqat kompyuter ekranining yorqinligini. </w:t>
       </w:r>
       <w:r>
         <w:rPr>
@@ -2904,7 +3048,7 @@
           <w:color w:val="505F73"/>
           <w:sz w:val="18"/>
         </w:rPr>
-        <w:t>(Использовать исключительно черно-белые цвета.)</w:t>
+        <w:t>(Уровень яркости экрана ноутбука.)</w:t>
       </w:r>
     </w:p>
     <w:p>
@@ -2925,7 +3069,7 @@
           <w:color w:val="0F172A"/>
           <w:sz w:val="19"/>
         </w:rPr>
-        <w:t xml:space="preserve">Brauzer masshtabini 50% ga tushirish. </w:t>
+        <w:t xml:space="preserve">Faqat o'yin ballari rekordini. </w:t>
       </w:r>
       <w:r>
         <w:rPr>
@@ -2933,7 +3077,7 @@
           <w:color w:val="505F73"/>
           <w:sz w:val="18"/>
         </w:rPr>
-        <w:t>(Уменьшить масштаб браузера до 50%.)</w:t>
+        <w:t>(Рекордное число набранных очков в игре.)</w:t>
       </w:r>
     </w:p>
     <w:p>
@@ -2954,7 +3098,7 @@
           <w:color w:val="0F172A"/>
           <w:sz w:val="19"/>
         </w:rPr>
-        <w:t xml:space="preserve">Canvas o'lchamini `window.devicePixelRatio` koeffitsientiga ko'paytirib, CSS o'lchamini asl holida qoldirish (`ctx.scale`). </w:t>
+        <w:t xml:space="preserve">Barcha tugmalar bosilishi, chegaraviy holatlar (Edge Cases: bo'sh matn kiritilsa nima bo'ladi), mobil ko'rinish va animatsiyalarning silliqligini real hayotda sinab ko'radi. </w:t>
       </w:r>
       <w:r>
         <w:rPr>
@@ -2962,7 +3106,7 @@
           <w:color w:val="505F73"/>
           <w:sz w:val="18"/>
         </w:rPr>
-        <w:t>(Умножить физический размер холста на `window.devicePixelRatio`, сохранив стиль CSS прежним (`ctx.scale`).)</w:t>
+        <w:t>(Реальную работу всех интерактивных элементов, граничные сценарии (Edge Cases: пустой ввод, спецсимволы), мобильную верстку и плавность анимаций.)</w:t>
       </w:r>
     </w:p>
     <w:p>
@@ -2983,7 +3127,7 @@
           <w:color w:val="0F172A"/>
           <w:sz w:val="19"/>
         </w:rPr>
-        <w:t xml:space="preserve">Canvasni sahifadan olib tashlash. </w:t>
+        <w:t xml:space="preserve">Hech narsani tekshirmaydi, AI ga 100% ishonadi. </w:t>
       </w:r>
       <w:r>
         <w:rPr>
@@ -2991,7 +3135,7 @@
           <w:color w:val="505F73"/>
           <w:sz w:val="18"/>
         </w:rPr>
-        <w:t>(Удалить холст Canvas со страницы.)</w:t>
+        <w:t>(Ничего не проверяет, слепо доверяя AI.)</w:t>
       </w:r>
     </w:p>
     <w:p>
@@ -3013,7 +3157,7 @@
           <w:color w:val="0F172A"/>
           <w:sz w:val="20"/>
         </w:rPr>
-        <w:t xml:space="preserve">Target Jarvis loyihasida o'quvchining ovozli buyruqlarini matnga aylantirish uchun qaysi Web API ishlatiladi? </w:t>
+        <w:t xml:space="preserve">AI yordamida Git commit xabarlarini professional yozish (Conventional Commits) qanday bo'ladi? </w:t>
       </w:r>
       <w:r>
         <w:rPr>
@@ -3022,7 +3166,7 @@
           <w:color w:val="475569"/>
           <w:sz w:val="19"/>
         </w:rPr>
-        <w:t>(Какой стандартный Web API используется в проекте Target Jarvis для перевода голосовых команд в текст?)</w:t>
+        <w:t>(Как выглядит профессиональное сообщение коммита Git по стандарту Conventional Commits, сгенерированное AI?)</w:t>
       </w:r>
     </w:p>
     <w:p>
@@ -3040,10 +3184,18 @@
       </w:r>
       <w:r>
         <w:rPr>
-          <w:color w:val="1E293B"/>
+          <w:color w:val="0F172A"/>
           <w:sz w:val="19"/>
         </w:rPr>
-        <w:t>Web Bluetooth API</w:t>
+        <w:t xml:space="preserve">'update', 'tuzatdim', 'tamom'. </w:t>
+      </w:r>
+      <w:r>
+        <w:rPr>
+          <w:i/>
+          <w:color w:val="505F73"/>
+          <w:sz w:val="18"/>
+        </w:rPr>
+        <w:t>('update', 'починил', 'все готово'.)</w:t>
       </w:r>
     </w:p>
     <w:p>
@@ -3061,10 +3213,18 @@
       </w:r>
       <w:r>
         <w:rPr>
-          <w:color w:val="1E293B"/>
+          <w:color w:val="0F172A"/>
           <w:sz w:val="19"/>
         </w:rPr>
-        <w:t>Web Speech API (`webkitSpeechRecognition`)</w:t>
+        <w:t xml:space="preserve">'feat: add interactive FUT chemistry calculator with visual synergy links' yoki 'fix: resolve navbar overlap issue on mobile screens'. </w:t>
+      </w:r>
+      <w:r>
+        <w:rPr>
+          <w:i/>
+          <w:color w:val="505F73"/>
+          <w:sz w:val="18"/>
+        </w:rPr>
+        <w:t>('feat: add interactive FUT chemistry calculator with visual synergy links' или 'fix: resolve navbar overlap issue on mobile screens'.)</w:t>
       </w:r>
     </w:p>
     <w:p>
@@ -3082,10 +3242,18 @@
       </w:r>
       <w:r>
         <w:rPr>
-          <w:color w:val="1E293B"/>
+          <w:color w:val="0F172A"/>
           <w:sz w:val="19"/>
         </w:rPr>
-        <w:t>Geolocation API</w:t>
+        <w:t xml:space="preserve">Faqat smayliklar qo'yish. </w:t>
+      </w:r>
+      <w:r>
+        <w:rPr>
+          <w:i/>
+          <w:color w:val="505F73"/>
+          <w:sz w:val="18"/>
+        </w:rPr>
+        <w:t>(Случайный набор смайликов.)</w:t>
       </w:r>
     </w:p>
     <w:p>
@@ -3103,10 +3271,18 @@
       </w:r>
       <w:r>
         <w:rPr>
-          <w:color w:val="1E293B"/>
+          <w:color w:val="0F172A"/>
           <w:sz w:val="19"/>
         </w:rPr>
-        <w:t>Battery Status API</w:t>
+        <w:t xml:space="preserve">Faqat bitta nuqta qo'yish. </w:t>
+      </w:r>
+      <w:r>
+        <w:rPr>
+          <w:i/>
+          <w:color w:val="505F73"/>
+          <w:sz w:val="18"/>
+        </w:rPr>
+        <w:t>(Одна точка в поле описания.)</w:t>
       </w:r>
     </w:p>
     <w:p>
@@ -3124,10 +3300,18 @@
       </w:r>
       <w:r>
         <w:rPr>
-          <w:color w:val="1E293B"/>
+          <w:color w:val="0F172A"/>
           <w:sz w:val="19"/>
         </w:rPr>
-        <w:t>Fullscreen API</w:t>
+        <w:t xml:space="preserve">Bugungi ob-havoni yozish. </w:t>
+      </w:r>
+      <w:r>
+        <w:rPr>
+          <w:i/>
+          <w:color w:val="505F73"/>
+          <w:sz w:val="18"/>
+        </w:rPr>
+        <w:t>(Прогноз погоды на сегодня.)</w:t>
       </w:r>
     </w:p>
     <w:p>
@@ -3149,7 +3333,7 @@
           <w:color w:val="0F172A"/>
           <w:sz w:val="20"/>
         </w:rPr>
-        <w:t xml:space="preserve">AI ovozli yordamchisi (Jarvis) ning o'quvchiga ovoz chiqarib javob qaytarishi qanday amalga oshiriladi? </w:t>
+        <w:t xml:space="preserve">AI ga ovozli assistent (Target Jarvis) yaratish buyrug'i qanday beriladi? </w:t>
       </w:r>
       <w:r>
         <w:rPr>
@@ -3158,7 +3342,7 @@
           <w:color w:val="475569"/>
           <w:sz w:val="19"/>
         </w:rPr>
-        <w:t>(Как голосовой ассистент Jarvis озвучивает ответ пользователю через динамики устройства?)</w:t>
+        <w:t>(Какой промпт создаст полноценного голосового ассистента на веб-технологиях?)</w:t>
       </w:r>
     </w:p>
     <w:p>
@@ -3179,7 +3363,7 @@
           <w:color w:val="0F172A"/>
           <w:sz w:val="19"/>
         </w:rPr>
-        <w:t xml:space="preserve">Faqat ekranda harflarni miltillatish orqali. </w:t>
+        <w:t xml:space="preserve">'Menga gapiruvchi robot qil.' </w:t>
       </w:r>
       <w:r>
         <w:rPr>
@@ -3187,7 +3371,7 @@
           <w:color w:val="505F73"/>
           <w:sz w:val="18"/>
         </w:rPr>
-        <w:t>(Только миганием цветных рамок на экране.)</w:t>
+        <w:t>('Сделай говорящего робота.')</w:t>
       </w:r>
     </w:p>
     <w:p>
@@ -3208,7 +3392,7 @@
           <w:color w:val="0F172A"/>
           <w:sz w:val="19"/>
         </w:rPr>
-        <w:t xml:space="preserve">Telefon raqamiga qo'ng'iroq qilish orqali. </w:t>
+        <w:t xml:space="preserve">'Menga MP3 musiqa qo'y.' </w:t>
       </w:r>
       <w:r>
         <w:rPr>
@@ -3216,7 +3400,7 @@
           <w:color w:val="505F73"/>
           <w:sz w:val="18"/>
         </w:rPr>
-        <w:t>(Звонком на сотовый телефон пользователя.)</w:t>
+        <w:t>('Включи мне музыку.')</w:t>
       </w:r>
     </w:p>
     <w:p>
@@ -3237,7 +3421,7 @@
           <w:color w:val="0F172A"/>
           <w:sz w:val="19"/>
         </w:rPr>
-        <w:t xml:space="preserve">Ovoz yozilgan MP3 faylni qidirib topish orqali. </w:t>
+        <w:t xml:space="preserve">'Telefon raqamiga qo'ng'iroq qil.' </w:t>
       </w:r>
       <w:r>
         <w:rPr>
@@ -3245,7 +3429,7 @@
           <w:color w:val="505F73"/>
           <w:sz w:val="18"/>
         </w:rPr>
-        <w:t>(Поиском готового MP3 файла в интернете.)</w:t>
+        <w:t>('Позвони на телефон.')</w:t>
       </w:r>
     </w:p>
     <w:p>
@@ -3266,7 +3450,7 @@
           <w:color w:val="0F172A"/>
           <w:sz w:val="19"/>
         </w:rPr>
-        <w:t xml:space="preserve">Dasturchining o'zi mikrofon orqali gapirishi orqali. </w:t>
+        <w:t xml:space="preserve">'Faqat rasm chiz.' </w:t>
       </w:r>
       <w:r>
         <w:rPr>
@@ -3274,7 +3458,7 @@
           <w:color w:val="505F73"/>
           <w:sz w:val="18"/>
         </w:rPr>
-        <w:t>(Голосом разработчика через скрытый микрофон.)</w:t>
+        <w:t>('Нарисуй микрофон.')</w:t>
       </w:r>
     </w:p>
     <w:p>
@@ -3295,7 +3479,7 @@
           <w:color w:val="0F172A"/>
           <w:sz w:val="19"/>
         </w:rPr>
-        <w:t xml:space="preserve">`window.speechSynthesis.speak(new SpeechSynthesisUtterance('Xush kelibsiz!'))` orqali nutq sintezlash. </w:t>
+        <w:t xml:space="preserve">'HTML va JS da brauzerning Web Speech API (`webkitSpeechRecognition` va `speechSynthesis`) dan foydalanuvchi, mikrofondan buyruq eshitib, ovoz chiqarib javob qaytaruvchi interfeys yarat.' </w:t>
       </w:r>
       <w:r>
         <w:rPr>
@@ -3303,7 +3487,7 @@
           <w:color w:val="505F73"/>
           <w:sz w:val="18"/>
         </w:rPr>
-        <w:t>(Синтезом речи через `window.speechSynthesis.speak(new SpeechSynthesisUtterance('Добро пожаловать!'))`.)</w:t>
+        <w:t>('Используя встроенный Web Speech API браузера (`webkitSpeechRecognition` и `speechSynthesis`), создай интерфейс голосового помощника, принимающий команды и отвечающий голосом.')</w:t>
       </w:r>
     </w:p>
     <w:p>
@@ -3325,7 +3509,7 @@
           <w:color w:val="0F172A"/>
           <w:sz w:val="20"/>
         </w:rPr>
-        <w:t xml:space="preserve">Brauzerda veb-kamera oqimini (video stream) qabul qilib olish qaysi standart metod orqali amalga oshiriladi? </w:t>
+        <w:t xml:space="preserve">AI dan Kiber-Reaksiya mini-o'yinini so'rashda qaysi mantiqiy shartlar yoziladi? </w:t>
       </w:r>
       <w:r>
         <w:rPr>
@@ -3334,7 +3518,7 @@
           <w:color w:val="475569"/>
           <w:sz w:val="19"/>
         </w:rPr>
-        <w:t>(Какой метод веб-платформы запрашивает доступ к видеопотоку веб-камеры устройства?)</w:t>
+        <w:t>(Какие условия необходимо включить в промпт для генерации мини-игры на скорость реакции?)</w:t>
       </w:r>
     </w:p>
     <w:p>
@@ -3352,10 +3536,18 @@
       </w:r>
       <w:r>
         <w:rPr>
-          <w:color w:val="1E293B"/>
+          <w:color w:val="0F172A"/>
           <w:sz w:val="19"/>
         </w:rPr>
-        <w:t>window.openCamera()</w:t>
+        <w:t xml:space="preserve">'Menga o'yin qil.' </w:t>
+      </w:r>
+      <w:r>
+        <w:rPr>
+          <w:i/>
+          <w:color w:val="505F73"/>
+          <w:sz w:val="18"/>
+        </w:rPr>
+        <w:t>('Сделай игру.')</w:t>
       </w:r>
     </w:p>
     <w:p>
@@ -3373,10 +3565,18 @@
       </w:r>
       <w:r>
         <w:rPr>
-          <w:color w:val="1E293B"/>
+          <w:color w:val="0F172A"/>
           <w:sz w:val="19"/>
         </w:rPr>
-        <w:t>document.getCameraStream()</w:t>
+        <w:t xml:space="preserve">'Faqat o'yin logotipini chiz.' </w:t>
+      </w:r>
+      <w:r>
+        <w:rPr>
+          <w:i/>
+          <w:color w:val="505F73"/>
+          <w:sz w:val="18"/>
+        </w:rPr>
+        <w:t>('Нарисуй только заставку.')</w:t>
       </w:r>
     </w:p>
     <w:p>
@@ -3394,10 +3594,18 @@
       </w:r>
       <w:r>
         <w:rPr>
-          <w:color w:val="1E293B"/>
+          <w:color w:val="0F172A"/>
           <w:sz w:val="19"/>
         </w:rPr>
-        <w:t>navigator.mediaDevices.getUserMedia({ video: true })</w:t>
+        <w:t xml:space="preserve">'Ekranda tasodifiy (1-5 soniya oralig'ida) qizil rang yashilga aylansin; o'yinchi bosgan paytdagi millisekundlar farqini (`performance.now()`) o'lchab, reaksiya tezligini chiqarsin.' </w:t>
+      </w:r>
+      <w:r>
+        <w:rPr>
+          <w:i/>
+          <w:color w:val="505F73"/>
+          <w:sz w:val="18"/>
+        </w:rPr>
+        <w:t>('Экран меняет цвет с красного на зеленый через случайный интервал 1–5 секунд; измерь разницу во времени клика в миллисекундах (`performance.now()`) и покажи скорость реакции.')</w:t>
       </w:r>
     </w:p>
     <w:p>
@@ -3415,10 +3623,18 @@
       </w:r>
       <w:r>
         <w:rPr>
-          <w:color w:val="1E293B"/>
+          <w:color w:val="0F172A"/>
           <w:sz w:val="19"/>
         </w:rPr>
-        <w:t>canvas.captureScreen()</w:t>
+        <w:t xml:space="preserve">'Faqat hisoblagich qo'y.' </w:t>
+      </w:r>
+      <w:r>
+        <w:rPr>
+          <w:i/>
+          <w:color w:val="505F73"/>
+          <w:sz w:val="18"/>
+        </w:rPr>
+        <w:t>('Поставь счетчик очков.')</w:t>
       </w:r>
     </w:p>
     <w:p>
@@ -3436,10 +3652,18 @@
       </w:r>
       <w:r>
         <w:rPr>
-          <w:color w:val="1E293B"/>
+          <w:color w:val="0F172A"/>
           <w:sz w:val="19"/>
         </w:rPr>
-        <w:t>console.camera()</w:t>
+        <w:t xml:space="preserve">'Klaviaturadagi barcha tugmalarni yoq.' </w:t>
+      </w:r>
+      <w:r>
+        <w:rPr>
+          <w:i/>
+          <w:color w:val="505F73"/>
+          <w:sz w:val="18"/>
+        </w:rPr>
+        <w:t>('Зажги все лампочки на клавиатуре.')</w:t>
       </w:r>
     </w:p>
     <w:p>
@@ -3461,7 +3685,7 @@
           <w:color w:val="0F172A"/>
           <w:sz w:val="20"/>
         </w:rPr>
-        <w:t xml:space="preserve">Kiber-Ko'z (Motion Detector) loyihasida ekrandagi harakat qanday matematik usulda aniqlanadi? </w:t>
+        <w:t xml:space="preserve">Loyiha uchun professional README.md hujjatini yaratishda AI ga nima topshiriladi? </w:t>
       </w:r>
       <w:r>
         <w:rPr>
@@ -3470,7 +3694,7 @@
           <w:color w:val="475569"/>
           <w:sz w:val="19"/>
         </w:rPr>
-        <w:t>(Как математически работает датчик движения (Motion Detector) в проекте Кибер-Глаз?)</w:t>
+        <w:t>(Что поручают сгенерировать искусственному интеллекту для составления документации README.md?)</w:t>
       </w:r>
     </w:p>
     <w:p>
@@ -3491,7 +3715,7 @@
           <w:color w:val="0F172A"/>
           <w:sz w:val="19"/>
         </w:rPr>
-        <w:t xml:space="preserve">Joriy video kadrining piksel ma'lumotlari (`getImageData`) bilan avvalgi kadr piksellari orasidagi mutlaq farqni (`Math.abs(p1 - p2)`) hisoblash orqali. </w:t>
+        <w:t xml:space="preserve">Loyiha tavsifi, imkoniyatlari (Features), o'rnatish va ishga tushirish yo'riqnomasi, texnologiyalar ro'yxati va ekran rasmlari uchun joylarni Markdown formatida tuzish. </w:t>
       </w:r>
       <w:r>
         <w:rPr>
@@ -3499,7 +3723,7 @@
           <w:color w:val="505F73"/>
           <w:sz w:val="18"/>
         </w:rPr>
-        <w:t>(Вычислением модуля разницы цветовых значений пикселей (`Math.abs(p1 - p2)`) между текущим и предыдущим видеокадрами.)</w:t>
+        <w:t>(Структурированный Markdown-файл: описание проекта, ключевые фичи (Features), инструкцию по запуску, стек технологий и ссылки на демо.)</w:t>
       </w:r>
     </w:p>
     <w:p>
@@ -3520,7 +3744,7 @@
           <w:color w:val="0F172A"/>
           <w:sz w:val="19"/>
         </w:rPr>
-        <w:t xml:space="preserve">Kompyuter haroratini o'lchash orqali. </w:t>
+        <w:t xml:space="preserve">Faqat dasturchining rasmini qo'yish. </w:t>
       </w:r>
       <w:r>
         <w:rPr>
@@ -3528,7 +3752,7 @@
           <w:color w:val="505F73"/>
           <w:sz w:val="18"/>
         </w:rPr>
-        <w:t>(Измерением температуры процессора.)</w:t>
+        <w:t>(Только фотографию автора проекта.)</w:t>
       </w:r>
     </w:p>
     <w:p>
@@ -3549,7 +3773,7 @@
           <w:color w:val="0F172A"/>
           <w:sz w:val="19"/>
         </w:rPr>
-        <w:t xml:space="preserve">Faqat xona yorug'ligini kamaytirish orqali. </w:t>
+        <w:t xml:space="preserve">Faqat bitta satr matn yozish. </w:t>
       </w:r>
       <w:r>
         <w:rPr>
@@ -3557,7 +3781,7 @@
           <w:color w:val="505F73"/>
           <w:sz w:val="18"/>
         </w:rPr>
-        <w:t>(Принудительным выключением света в комнате.)</w:t>
+        <w:t>(Одну строчку приветственного текста.)</w:t>
       </w:r>
     </w:p>
     <w:p>
@@ -3578,7 +3802,7 @@
           <w:color w:val="0F172A"/>
           <w:sz w:val="19"/>
         </w:rPr>
-        <w:t xml:space="preserve">Kamerani silkitish orqali. </w:t>
+        <w:t xml:space="preserve">Word faylini o'chirish. </w:t>
       </w:r>
       <w:r>
         <w:rPr>
@@ -3586,7 +3810,7 @@
           <w:color w:val="505F73"/>
           <w:sz w:val="18"/>
         </w:rPr>
-        <w:t>(Физическим встряхиванием веб-камеры.)</w:t>
+        <w:t>(Удаление текстовых файлов.)</w:t>
       </w:r>
     </w:p>
     <w:p>
@@ -3607,7 +3831,7 @@
           <w:color w:val="0F172A"/>
           <w:sz w:val="19"/>
         </w:rPr>
-        <w:t xml:space="preserve">Internet tezligini o'lchash orqali. </w:t>
+        <w:t xml:space="preserve">Faqat do'stlarning ismini yozish. </w:t>
       </w:r>
       <w:r>
         <w:rPr>
@@ -3615,7 +3839,7 @@
           <w:color w:val="505F73"/>
           <w:sz w:val="18"/>
         </w:rPr>
-        <w:t>(Замером скорости интернет-трафика.)</w:t>
+        <w:t>(Список имен одноклассников.)</w:t>
       </w:r>
     </w:p>
     <w:p>
@@ -3637,7 +3861,7 @@
           <w:color w:val="0F172A"/>
           <w:sz w:val="20"/>
         </w:rPr>
-        <w:t xml:space="preserve">Dasturlashda DRY (Don't Repeat Yourself) qoidasi nima uchun muhim? </w:t>
+        <w:t xml:space="preserve">Vibecoding-da 'Kodni tushuntirib ber' (Explain Code) promptining o'quvchi uchun eng katta foydasi nima? </w:t>
       </w:r>
       <w:r>
         <w:rPr>
@@ -3646,7 +3870,7 @@
           <w:color w:val="475569"/>
           <w:sz w:val="19"/>
         </w:rPr>
-        <w:t>(Почему принцип DRY (Don't Repeat Yourself) является фундаментальным в архитектуре кода?)</w:t>
+        <w:t>(В чем заключается главная польза промпта 'Объясни, как работает этот фрагмент кода' (Explain Code)?)</w:t>
       </w:r>
     </w:p>
     <w:p>
@@ -3667,7 +3891,7 @@
           <w:color w:val="0F172A"/>
           <w:sz w:val="19"/>
         </w:rPr>
-        <w:t xml:space="preserve">Kompyuter klaviaturasini tejash uchun. </w:t>
+        <w:t xml:space="preserve">Kodni umuman o'qimaslik imkonini beradi. </w:t>
       </w:r>
       <w:r>
         <w:rPr>
@@ -3675,7 +3899,7 @@
           <w:color w:val="505F73"/>
           <w:sz w:val="18"/>
         </w:rPr>
-        <w:t>(Чтобы сберечь ресурс кнопок клавиатуры.)</w:t>
+        <w:t>(В возможности никогда не читать код программы.)</w:t>
       </w:r>
     </w:p>
     <w:p>
@@ -3696,7 +3920,7 @@
           <w:color w:val="0F172A"/>
           <w:sz w:val="19"/>
         </w:rPr>
-        <w:t xml:space="preserve">Har kuni yangi dasturlash tilini o'rganish uchun. </w:t>
+        <w:t xml:space="preserve">Kompyuter ekranini o'chiradi. </w:t>
       </w:r>
       <w:r>
         <w:rPr>
@@ -3704,7 +3928,7 @@
           <w:color w:val="505F73"/>
           <w:sz w:val="18"/>
         </w:rPr>
-        <w:t>(Чтобы учить новый язык программирования каждый день.)</w:t>
+        <w:t>(В отключении экрана компьютера.)</w:t>
       </w:r>
     </w:p>
     <w:p>
@@ -3725,7 +3949,7 @@
           <w:color w:val="0F172A"/>
           <w:sz w:val="19"/>
         </w:rPr>
-        <w:t xml:space="preserve">Faqat o'yinlarni tezroq yutish uchun. </w:t>
+        <w:t xml:space="preserve">Faqat xatolar sonini oshiradi. </w:t>
       </w:r>
       <w:r>
         <w:rPr>
@@ -3733,7 +3957,7 @@
           <w:color w:val="505F73"/>
           <w:sz w:val="18"/>
         </w:rPr>
-        <w:t>(Исключительно для победы в играх.)</w:t>
+        <w:t>(В увеличении числа багов в файле.)</w:t>
       </w:r>
     </w:p>
     <w:p>
@@ -3754,7 +3978,7 @@
           <w:color w:val="0F172A"/>
           <w:sz w:val="19"/>
         </w:rPr>
-        <w:t xml:space="preserve">Faqat 100 qator kod yozish bilan cheklanish uchun. </w:t>
+        <w:t xml:space="preserve">Dasturni pullik qiladi. </w:t>
       </w:r>
       <w:r>
         <w:rPr>
@@ -3762,7 +3986,7 @@
           <w:color w:val="505F73"/>
           <w:sz w:val="18"/>
         </w:rPr>
-        <w:t>(Чтобы код никогда не превышал ровно 100 строк.)</w:t>
+        <w:t>(В переводе программы в платный режим.)</w:t>
       </w:r>
     </w:p>
     <w:p>
@@ -3783,7 +4007,7 @@
           <w:color w:val="0F172A"/>
           <w:sz w:val="19"/>
         </w:rPr>
-        <w:t xml:space="preserve">Bir xil kod bloklarini qayta-qayta yozmasdan, ularni alohida funksiya va modullarga ajratish orqali kodni toza va o'zgartirishni oson qilish. </w:t>
+        <w:t xml:space="preserve">AI murakkab kodning har bir qatori nima qilayotganini oddiy so'zlar bilan tushuntiradi, bu esa o'quvchining dasturlash bilimini chuqurlashtiradi. </w:t>
       </w:r>
       <w:r>
         <w:rPr>
@@ -3791,7 +4015,7 @@
           <w:color w:val="505F73"/>
           <w:sz w:val="18"/>
         </w:rPr>
-        <w:t>(Чтобы исключить дублирование логики, вынося повторяющиеся операции в функции и модули для удобства поддержки и поиска багов.)</w:t>
+        <w:t>(В быстром разборе сложной логики простыми словами, что повышает личную инженерную грамотность ученика и учит новым приемам.)</w:t>
       </w:r>
     </w:p>
     <w:p>
@@ -3813,7 +4037,7 @@
           <w:color w:val="0F172A"/>
           <w:sz w:val="20"/>
         </w:rPr>
-        <w:t xml:space="preserve">Vibecoding jarayonida AI yozgan kodda mantiqiy xato (masalan, to'p devordan qaytmasdan o'tib ketishi) bo'lsa, qanday prompt beriladi? </w:t>
+        <w:t xml:space="preserve">Freelance platformasida (Upwork/Fiverr) mijozdan kelgan qisqa texnik talabni tahlil qilishda AI dan qanday foydalaniladi? </w:t>
       </w:r>
       <w:r>
         <w:rPr>
@@ -3822,7 +4046,7 @@
           <w:color w:val="475569"/>
           <w:sz w:val="19"/>
         </w:rPr>
-        <w:t>(Какой промпт эффективнее всего решит логический баг в коде игры (например, мяч пролетает сквозь стены)?)</w:t>
+        <w:t>(Как использовать AI для работы с первыми заказами на фрилансе (Upwork / Kwork)?)</w:t>
       </w:r>
     </w:p>
     <w:p>
@@ -3843,7 +4067,7 @@
           <w:color w:val="0F172A"/>
           <w:sz w:val="19"/>
         </w:rPr>
-        <w:t xml:space="preserve">'Sen yomon dasturchisan!' </w:t>
+        <w:t xml:space="preserve">Mijozning profilini bloklash uchun. </w:t>
       </w:r>
       <w:r>
         <w:rPr>
@@ -3851,7 +4075,7 @@
           <w:color w:val="505F73"/>
           <w:sz w:val="18"/>
         </w:rPr>
-        <w:t>('Ты плохой искусственный интеллект!')</w:t>
+        <w:t>(Блокировать профили потенциальных клиентов.)</w:t>
       </w:r>
     </w:p>
     <w:p>
@@ -3872,7 +4096,7 @@
           <w:color w:val="0F172A"/>
           <w:sz w:val="19"/>
         </w:rPr>
-        <w:t xml:space="preserve">'Hammasini o'chirib boshqatdan yoz.' </w:t>
+        <w:t xml:space="preserve">Faqat pulni hisoblash uchun. </w:t>
       </w:r>
       <w:r>
         <w:rPr>
@@ -3880,7 +4104,7 @@
           <w:color w:val="505F73"/>
           <w:sz w:val="18"/>
         </w:rPr>
-        <w:t>('Удали все и начни заново.')</w:t>
+        <w:t>(Только подсчитывать прибыль на калькуляторе.)</w:t>
       </w:r>
     </w:p>
     <w:p>
@@ -3901,7 +4125,7 @@
           <w:color w:val="0F172A"/>
           <w:sz w:val="19"/>
         </w:rPr>
-        <w:t xml:space="preserve">'Mening to'pim x: 0 va x: canvas.width chegaralarini hisobga olmayapti, u devordan o'tib ketyapti. Mana mening kodim [...]. Qaytish chegarasi va `vx = -vx` mantiqini tuzatib ber.' </w:t>
+        <w:t xml:space="preserve">Mijoz xabarini AI ga kiritib, loyiha uchun zarur qismlar ro'yxatini, taxminiy bajarilish vaqtini va mos taklif (Proposal) xatini yozdirish uchun. </w:t>
       </w:r>
       <w:r>
         <w:rPr>
@@ -3909,7 +4133,7 @@
           <w:color w:val="505F73"/>
           <w:sz w:val="18"/>
         </w:rPr>
-        <w:t>('Мой мяч не реагирует на границы x: 0 и x: canvas.width. Вот код [...]. Исправь условие отскока и инвертируй скорость `vx = -vx`.')</w:t>
+        <w:t>(Передать бриф клиента в AI, декомпозировать задачу на этапы, оценить сроки и составить вежливый профессиональный отклик (Proposal).)</w:t>
       </w:r>
     </w:p>
     <w:p>
@@ -3930,7 +4154,7 @@
           <w:color w:val="0F172A"/>
           <w:sz w:val="19"/>
         </w:rPr>
-        <w:t xml:space="preserve">'Menga yangi kompyuter kerak.' </w:t>
+        <w:t xml:space="preserve">Mijozga shaxsiy parollarni yuborish uchun. </w:t>
       </w:r>
       <w:r>
         <w:rPr>
@@ -3938,7 +4162,7 @@
           <w:color w:val="505F73"/>
           <w:sz w:val="18"/>
         </w:rPr>
-        <w:t>('Мне нужен новый мощный компьютер.')</w:t>
+        <w:t>(Отправлять клиентам личные пароли от почты.)</w:t>
       </w:r>
     </w:p>
     <w:p>
@@ -3959,7 +4183,7 @@
           <w:color w:val="0F172A"/>
           <w:sz w:val="19"/>
         </w:rPr>
-        <w:t xml:space="preserve">'Faqat HTML ni ko'rsat.' </w:t>
+        <w:t xml:space="preserve">Xabarni o'chirib yuborish uchun. </w:t>
       </w:r>
       <w:r>
         <w:rPr>
@@ -3967,7 +4191,7 @@
           <w:color w:val="505F73"/>
           <w:sz w:val="18"/>
         </w:rPr>
-        <w:t>('Покажи мне только код HTML.')</w:t>
+        <w:t>(Сразу удалять входящие сообщения.)</w:t>
       </w:r>
     </w:p>
     <w:p>
@@ -3989,7 +4213,7 @@
           <w:color w:val="0F172A"/>
           <w:sz w:val="20"/>
         </w:rPr>
-        <w:t xml:space="preserve">Protsedural dunyo generatsiyasida (cheksiz yuguruvchi o'yinida) to'siqlar qanday yaratiladi? </w:t>
+        <w:t xml:space="preserve">Vercel platformasiga loyihani deploy qilishda qanday texnik ustunlik mavjud? </w:t>
       </w:r>
       <w:r>
         <w:rPr>
@@ -3998,7 +4222,7 @@
           <w:color w:val="475569"/>
           <w:sz w:val="19"/>
         </w:rPr>
-        <w:t>(Как алгоритмически генерируются препятствия в процедурном бесконечном раннере?)</w:t>
+        <w:t>(В чем ключевое инженерное преимущество публикации проекта на платформе Vercel?)</w:t>
       </w:r>
     </w:p>
     <w:p>
@@ -4019,7 +4243,7 @@
           <w:color w:val="0F172A"/>
           <w:sz w:val="19"/>
         </w:rPr>
-        <w:t xml:space="preserve">Dasturchi har bir to'siqni qo'lda 1000 marta chizib chiqadi. </w:t>
+        <w:t xml:space="preserve">Sayt faqat 1 soat ishlaydi. </w:t>
       </w:r>
       <w:r>
         <w:rPr>
@@ -4027,7 +4251,7 @@
           <w:color w:val="505F73"/>
           <w:sz w:val="18"/>
         </w:rPr>
-        <w:t>(Разработчик вручную рисует 10 000 препятствий заранее.)</w:t>
+        <w:t>(Сайт работает строго 60 минут.)</w:t>
       </w:r>
     </w:p>
     <w:p>
@@ -4048,7 +4272,7 @@
           <w:color w:val="0F172A"/>
           <w:sz w:val="19"/>
         </w:rPr>
-        <w:t xml:space="preserve">Algoritmik qoidalar va `Math.random()` orqali ma'lum masofa oralig'ida dinamik yangi to'siq obyektlari yaratilib, ekrandan chiqib ketganlari o'chiriladi. </w:t>
+        <w:t xml:space="preserve">GitHub repozitoriyasiga har safar yangi commit yuborilganda, Vercel avtomatik ravishda yangi versiyani global internetga chiqaradi va bepul SSL (HTTPS) beradi. </w:t>
       </w:r>
       <w:r>
         <w:rPr>
@@ -4056,7 +4280,7 @@
           <w:color w:val="505F73"/>
           <w:sz w:val="18"/>
         </w:rPr>
-        <w:t>(Динамическим созданием объектов через интервалы времени и `Math.random()` с удалением объектов, вышедших за границы экрана.)</w:t>
+        <w:t>(Каждый git push в ветку main автоматически пересобирает проект, разворачивает его на глобальной CDN и выдает бесплатный HTTPS-сертификат.)</w:t>
       </w:r>
     </w:p>
     <w:p>
@@ -4077,7 +4301,7 @@
           <w:color w:val="0F172A"/>
           <w:sz w:val="19"/>
         </w:rPr>
-        <w:t xml:space="preserve">O'yin faqat bitta to'siq bilan cheklanadi. </w:t>
+        <w:t xml:space="preserve">Kompyuterni har kuni format qilish kerak bo'ladi. </w:t>
       </w:r>
       <w:r>
         <w:rPr>
@@ -4085,7 +4309,7 @@
           <w:color w:val="505F73"/>
           <w:sz w:val="18"/>
         </w:rPr>
-        <w:t>(В игре может существовать строго одно препятствие.)</w:t>
+        <w:t>(Требуется ежедневная переустановка операционной системы.)</w:t>
       </w:r>
     </w:p>
     <w:p>
@@ -4106,7 +4330,7 @@
           <w:color w:val="0F172A"/>
           <w:sz w:val="19"/>
         </w:rPr>
-        <w:t xml:space="preserve">Internetdan har safar yangi rasm yuklab olinadi. </w:t>
+        <w:t xml:space="preserve">Faqat bitta foydalanuvchi kira oladi. </w:t>
       </w:r>
       <w:r>
         <w:rPr>
@@ -4114,7 +4338,7 @@
           <w:color w:val="505F73"/>
           <w:sz w:val="18"/>
         </w:rPr>
-        <w:t>(Скачиванием новой картинки из интернета каждую секунду.)</w:t>
+        <w:t>(На сайт может зайти только один человек.)</w:t>
       </w:r>
     </w:p>
     <w:p>
@@ -4135,7 +4359,7 @@
           <w:color w:val="0F172A"/>
           <w:sz w:val="19"/>
         </w:rPr>
-        <w:t xml:space="preserve">Faqat matnli xabarlar chiqariladi. </w:t>
+        <w:t xml:space="preserve">Vercel faqat pullik bo'ladi. </w:t>
       </w:r>
       <w:r>
         <w:rPr>
@@ -4143,7 +4367,7 @@
           <w:color w:val="505F73"/>
           <w:sz w:val="18"/>
         </w:rPr>
-        <w:t>(Отображением только текстовых сообщений в консоли.)</w:t>
+        <w:t>(Хостинг Vercel доступен только на платной основе.)</w:t>
       </w:r>
     </w:p>
     <w:p>
@@ -4165,7 +4389,7 @@
           <w:color w:val="0F172A"/>
           <w:sz w:val="20"/>
         </w:rPr>
-        <w:t xml:space="preserve">O'yin loyihasini Git va GitHub ga yuklashda qaysi ketma-ketlik to'g'ri hisoblanadi? </w:t>
+        <w:t xml:space="preserve">7–8-sinf Vibecoder o'zining Demo Day taqdimotida loyihasini qanday qilib eng yuqori darajada ko'rsatadi? </w:t>
       </w:r>
       <w:r>
         <w:rPr>
@@ -4174,7 +4398,7 @@
           <w:color w:val="475569"/>
           <w:sz w:val="19"/>
         </w:rPr>
-        <w:t>(Какова стандартная последовательность команд для сохранения и отправки проекта в репозиторий GitHub?)</w:t>
+        <w:t>(Как ученику 7–8 класса эффективнее всего продемонстрировать свой проект на школьном Demo Day?)</w:t>
       </w:r>
     </w:p>
     <w:p>
@@ -4192,10 +4416,18 @@
       </w:r>
       <w:r>
         <w:rPr>
-          <w:color w:val="1E293B"/>
+          <w:color w:val="0F172A"/>
           <w:sz w:val="19"/>
         </w:rPr>
-        <w:t>git init -&gt; git add . -&gt; git commit -m 'feat: fut engine' -&gt; git push</w:t>
+        <w:t xml:space="preserve">Jonli ishlayotgan mahsulotni katta ekranda ko'rsatish, tomoshabinlarga telefonlari orqali kirish uchun QR kod ochish va AI bilan qanday yaratganini tushuntirish orqali. </w:t>
+      </w:r>
+      <w:r>
+        <w:rPr>
+          <w:i/>
+          <w:color w:val="505F73"/>
+          <w:sz w:val="18"/>
+        </w:rPr>
+        <w:t>(Показать живой работающий продукт на экране, вывести QR-код для тестирования гостями со своих смартфонов и рассказать о преодоленных технических челленджах.)</w:t>
       </w:r>
     </w:p>
     <w:p>
@@ -4213,10 +4445,18 @@
       </w:r>
       <w:r>
         <w:rPr>
-          <w:color w:val="1E293B"/>
+          <w:color w:val="0F172A"/>
           <w:sz w:val="19"/>
         </w:rPr>
-        <w:t>git delete -&gt; git exit</w:t>
+        <w:t xml:space="preserve">Faqat PowerPoint slaydlarini o'qib berish orqali. </w:t>
+      </w:r>
+      <w:r>
+        <w:rPr>
+          <w:i/>
+          <w:color w:val="505F73"/>
+          <w:sz w:val="18"/>
+        </w:rPr>
+        <w:t>(Зачитывать длинный текст с экрана проектора.)</w:t>
       </w:r>
     </w:p>
     <w:p>
@@ -4237,7 +4477,7 @@
           <w:color w:val="0F172A"/>
           <w:sz w:val="19"/>
         </w:rPr>
-        <w:t xml:space="preserve">Faylni shunchaki fleshkaga ko'chirish </w:t>
+        <w:t xml:space="preserve">Hech narsa gapirmasdan kompyuter yonida turish orqali. </w:t>
       </w:r>
       <w:r>
         <w:rPr>
@@ -4245,7 +4485,7 @@
           <w:color w:val="505F73"/>
           <w:sz w:val="18"/>
         </w:rPr>
-        <w:t>(Простое копирование папки на флешку.)</w:t>
+        <w:t>(Молча стоять рядом с выключенным монитором.)</w:t>
       </w:r>
     </w:p>
     <w:p>
@@ -4263,10 +4503,18 @@
       </w:r>
       <w:r>
         <w:rPr>
-          <w:color w:val="1E293B"/>
+          <w:color w:val="0F172A"/>
           <w:sz w:val="19"/>
         </w:rPr>
-        <w:t>git clear -&gt; git restart</w:t>
+        <w:t xml:space="preserve">Boshqa o'quvchilarning ishlarini tanqid qilish orqali. </w:t>
+      </w:r>
+      <w:r>
+        <w:rPr>
+          <w:i/>
+          <w:color w:val="505F73"/>
+          <w:sz w:val="18"/>
+        </w:rPr>
+        <w:t>(Искать ошибки в проектах других участников.)</w:t>
       </w:r>
     </w:p>
     <w:p>
@@ -4287,7 +4535,7 @@
           <w:color w:val="0F172A"/>
           <w:sz w:val="19"/>
         </w:rPr>
-        <w:t xml:space="preserve">Faqat terminalni yopish </w:t>
+        <w:t xml:space="preserve">Faqat loyiha narxini baland aytish orqali. </w:t>
       </w:r>
       <w:r>
         <w:rPr>
@@ -4295,7 +4543,7 @@
           <w:color w:val="505F73"/>
           <w:sz w:val="18"/>
         </w:rPr>
-        <w:t>(Просто закрыть окно терминала.)</w:t>
+        <w:t>(Утверждать, что проект стоит миллион долларов.)</w:t>
       </w:r>
     </w:p>
     <w:p>
@@ -4317,7 +4565,7 @@
           <w:color w:val="0F172A"/>
           <w:sz w:val="20"/>
         </w:rPr>
-        <w:t xml:space="preserve">Demo Day taqdimotida o'z o'yin loyihasini hakamlar va ota-onalarga ko'rsatishning eng ta'sirli usuli qaysi? </w:t>
+        <w:t xml:space="preserve">Vibecoding falsafasida xatoliklar (bugs) yuz berganda to'g'ri fikrlash (mindset) qanday bo'lishi kerak? </w:t>
       </w:r>
       <w:r>
         <w:rPr>
@@ -4326,7 +4574,7 @@
           <w:color w:val="475569"/>
           <w:sz w:val="19"/>
         </w:rPr>
-        <w:t>(Какой формат презентации своего проекта на Demo Day производит максимальное впечатление на жюри?)</w:t>
+        <w:t>(Каким должен быть правильный психологический настрой (mindset) при возникновении багов в коде?)</w:t>
       </w:r>
     </w:p>
     <w:p>
@@ -4347,7 +4595,7 @@
           <w:color w:val="0F172A"/>
           <w:sz w:val="19"/>
         </w:rPr>
-        <w:t xml:space="preserve">Faqat kodni konsolda ko'rsatish. </w:t>
+        <w:t xml:space="preserve">Vahimaga tushib hamma narsani tashlab ketish. </w:t>
       </w:r>
       <w:r>
         <w:rPr>
@@ -4355,7 +4603,7 @@
           <w:color w:val="505F73"/>
           <w:sz w:val="18"/>
         </w:rPr>
-        <w:t>(Показ черно-белого текста программы в блокноте.)</w:t>
+        <w:t>(Впадать в панику и бросать начатое дело.)</w:t>
       </w:r>
     </w:p>
     <w:p>
@@ -4376,7 +4624,7 @@
           <w:color w:val="0F172A"/>
           <w:sz w:val="19"/>
         </w:rPr>
-        <w:t xml:space="preserve">Faqat kitobdan o'qib berish. </w:t>
+        <w:t xml:space="preserve">Faqat kompyuterni ayblash. </w:t>
       </w:r>
       <w:r>
         <w:rPr>
@@ -4384,7 +4632,7 @@
           <w:color w:val="505F73"/>
           <w:sz w:val="18"/>
         </w:rPr>
-        <w:t>(Чтение доклада по распечатанному учебнику.)</w:t>
+        <w:t>(Обвинять во всем производителя клавиатуры.)</w:t>
       </w:r>
     </w:p>
     <w:p>
@@ -4405,7 +4653,7 @@
           <w:color w:val="0F172A"/>
           <w:sz w:val="19"/>
         </w:rPr>
-        <w:t xml:space="preserve">Hech narsa gapirmasdan jim turish. </w:t>
+        <w:t xml:space="preserve">Do'stiga darsni qildirib olish. </w:t>
       </w:r>
       <w:r>
         <w:rPr>
@@ -4413,7 +4661,7 @@
           <w:color w:val="505F73"/>
           <w:sz w:val="18"/>
         </w:rPr>
-        <w:t>(Молчание перед проектором без демонстрации.)</w:t>
+        <w:t>(Просить других сделать работу за себя.)</w:t>
       </w:r>
     </w:p>
     <w:p>
@@ -4434,7 +4682,7 @@
           <w:color w:val="0F172A"/>
           <w:sz w:val="19"/>
         </w:rPr>
-        <w:t xml:space="preserve">Jonli ishlayotgan loyihani ekranda ko'rsatish, o'yin mexanikasi va OVR algoritmini tushuntirish hamda QR kod orqali ularning o'z telefonlarida o'ynatib ko'rish. </w:t>
+        <w:t xml:space="preserve">Xatolikni o'rganish imkoniyati deb bilish: AI ga aniq belgilarni ko'rsatish, qat'iyat bilan tekshirish va muammoni yechib yangi tajriba orttirish. </w:t>
       </w:r>
       <w:r>
         <w:rPr>
@@ -4442,7 +4690,7 @@
           <w:color w:val="505F73"/>
           <w:sz w:val="18"/>
         </w:rPr>
-        <w:t>(Живая интерактивная демонстрация работающей игры, объяснение архитектуры OVR и тестирование гостями на смартфонах через QR-код.)</w:t>
+        <w:t>(Воспринимать ошибку как возможность научиться новому: предоставить факты нейросети, последовательно протестировать фикс и победить проблему.)</w:t>
       </w:r>
     </w:p>
     <w:p>
@@ -4463,7 +4711,7 @@
           <w:color w:val="0F172A"/>
           <w:sz w:val="19"/>
         </w:rPr>
-        <w:t xml:space="preserve">Faqat xatolarni aytib shikoyat qilish. </w:t>
+        <w:t xml:space="preserve">Xatoni yashirib qo'yish. </w:t>
       </w:r>
       <w:r>
         <w:rPr>
@@ -4471,7 +4719,7 @@
           <w:color w:val="505F73"/>
           <w:sz w:val="18"/>
         </w:rPr>
-        <w:t>(Жалобы на то, что программа не успела заработать.)</w:t>
+        <w:t>(Пытаться скрыть наличие ошибки от всех.)</w:t>
       </w:r>
     </w:p>
     <w:p>
@@ -4726,14 +4974,14 @@
           </w:tcPr>
           <w:p>
             <w:r>
-              <w:t xml:space="preserve">Vibecoding da inson muhandislik qarorlarini qabul qiladi, AI esa sintaksis va kod yozish jarayonini tezlashtiradi. </w:t>
+              <w:t xml:space="preserve">Vibecoder sintaksis mexanikasiga emas, balki g'oya, arxitektura va AI natijasini tekshirib sayqallashga e'tibor qaratadi. </w:t>
             </w:r>
             <w:r>
               <w:rPr>
                 <w:i/>
                 <w:color w:val="64748B"/>
               </w:rPr>
-              <w:t>(В Vibecoding человек принимает ключевые инженерные решения, а искусственный интеллект многократно ускоряет генерацию кода.)</w:t>
+              <w:t>(Vibecoder фокусируется на архитектуре, логике и проверке результата, делегируя написание шаблонного кода нейросетям.)</w:t>
             </w:r>
           </w:p>
         </w:tc>
@@ -4818,14 +5066,14 @@
               <w:rPr>
                 <w:b/>
               </w:rPr>
-              <w:t xml:space="preserve">DOM Hodisalari (Events) </w:t>
+              <w:t xml:space="preserve">Dasturlash Prompti Anatomiyasi </w:t>
             </w:r>
             <w:r>
               <w:rPr>
                 <w:i/>
                 <w:color w:val="64748B"/>
               </w:rPr>
-              <w:t>(События DOM (Events))</w:t>
+              <w:t>(Анатомия Промпта Разработчика)</w:t>
             </w:r>
           </w:p>
         </w:tc>
@@ -4847,14 +5095,14 @@
           </w:tcPr>
           <w:p>
             <w:r>
-              <w:t xml:space="preserve">`querySelector` va `addEventListener` DOM bilan ishlashning eng toza va xavfsiz standartidir. </w:t>
+              <w:t xml:space="preserve">Ushbu 5 element AI ga loyiha chegaralarini to'liq ko'rsatib, ortiqcha xatolarning 90% ini oldini oladi. </w:t>
             </w:r>
             <w:r>
               <w:rPr>
                 <w:i/>
                 <w:color w:val="64748B"/>
               </w:rPr>
-              <w:t>(`querySelector` и `addEventListener` представляют собой чистый, производительный и безопасный стандарт работы с DOM.)</w:t>
+              <w:t>(Эти 5 блоков полностью очерчивают границы задачи для нейросети, предотвращая до 90% типичных ошибок.)</w:t>
             </w:r>
           </w:p>
         </w:tc>
@@ -4942,14 +5190,14 @@
               <w:rPr>
                 <w:b/>
               </w:rPr>
-              <w:t xml:space="preserve">Delta Time Mexanikasi </w:t>
+              <w:t xml:space="preserve">Cursor IDE va Inline Edit (Cmd+K) </w:t>
             </w:r>
             <w:r>
               <w:rPr>
                 <w:i/>
                 <w:color w:val="64748B"/>
               </w:rPr>
-              <w:t>(Механика Delta Time)</w:t>
+              <w:t>(Cursor IDE и Inline Edit (Cmd+K))</w:t>
             </w:r>
           </w:p>
         </w:tc>
@@ -4972,14 +5220,14 @@
           </w:tcPr>
           <w:p>
             <w:r>
-              <w:t xml:space="preserve">Delta time harakat tezligini vaqtga bog'laydi, natijada o'yin 60Hz va 144Hz monitorlarda bir xil tezlikda harakatlanadi. </w:t>
+              <w:t xml:space="preserve">Inline AI tahrirlovchisi kod ichida to'g'ridan-to'g'ri o'zgartirishlar kiritish uchun eng tezkor vositadir. </w:t>
             </w:r>
             <w:r>
               <w:rPr>
                 <w:i/>
                 <w:color w:val="64748B"/>
               </w:rPr>
-              <w:t>(Delta Time связывает скорость перемещения с физическим временем, обеспечивая одинаковый геймплей на мониторах 60Hz и 144Hz.)</w:t>
+              <w:t>(Встроенный диалог `Cmd+K` позволяет редактировать код прямо внутри файла без переключения в боковой чат.)</w:t>
             </w:r>
           </w:p>
         </w:tc>
@@ -5064,14 +5312,14 @@
               <w:rPr>
                 <w:b/>
               </w:rPr>
-              <w:t xml:space="preserve">AABB To'qnashuv Algoritmi </w:t>
+              <w:t xml:space="preserve">v0.dev va Bolt.new Platformalari </w:t>
             </w:r>
             <w:r>
               <w:rPr>
                 <w:i/>
                 <w:color w:val="64748B"/>
               </w:rPr>
-              <w:t>(Алгоритм Коллизий AABB)</w:t>
+              <w:t>(Платформы v0.dev и Bolt.new)</w:t>
             </w:r>
           </w:p>
         </w:tc>
@@ -5093,14 +5341,14 @@
           </w:tcPr>
           <w:p>
             <w:r>
-              <w:t xml:space="preserve">AABB to'qnashuvni tezkor hisoblaydi: `r1.x &lt; r2.x + r2.w &amp;&amp; r1.x + r1.w &gt; r2.x &amp;&amp; r1.y &lt; r2.y + r2.h &amp;&amp; r1.y + r1.h &gt; r2.y`. </w:t>
+              <w:t xml:space="preserve">Ushbu vositalar 'Prompt-to-UI' inqilobini yaratdi: g'oyadan ishlovchi veb-interfeysgacha bo'lgan vaqt bir daqiqaga qisqardi. </w:t>
             </w:r>
             <w:r>
               <w:rPr>
                 <w:i/>
                 <w:color w:val="64748B"/>
               </w:rPr>
-              <w:t>(AABB вычисляет пересечение габаритов прямоугольников: `r1.x &lt; r2.x + r2.w &amp;&amp; r1.x + r1.w &gt; r2.x &amp;&amp; r1.y &lt; r2.y + r2.h &amp;&amp; r1.y + r1.h &gt; r2.y`.)</w:t>
+              <w:t>(Инструменты Prompt-to-UI сократили путь от идеи до интерактивного работающего веб-интерфейса до пары минут.)</w:t>
             </w:r>
           </w:p>
         </w:tc>
@@ -5188,14 +5436,14 @@
               <w:rPr>
                 <w:b/>
               </w:rPr>
-              <w:t xml:space="preserve">Finite State Machine (FSM) </w:t>
+              <w:t xml:space="preserve">Komponentli Yondashuv </w:t>
             </w:r>
             <w:r>
               <w:rPr>
                 <w:i/>
                 <w:color w:val="64748B"/>
               </w:rPr>
-              <w:t>(Конечные Автоматы (FSM))</w:t>
+              <w:t>(Компонентный Подход)</w:t>
             </w:r>
           </w:p>
         </w:tc>
@@ -5218,14 +5466,14 @@
           </w:tcPr>
           <w:p>
             <w:r>
-              <w:t xml:space="preserve">FSM o'yin oqimini tartibga soladi: menyu holatida boshqaruv boshqa, o'yin ketayotganda esa o'yin fizikasi ishlaydi. </w:t>
+              <w:t xml:space="preserve">Katta loyihani kichik mustaqil komponentlarga (bloklarga) bo'lib prompt berish Vibecoding ning oltin qoidasidir. </w:t>
             </w:r>
             <w:r>
               <w:rPr>
                 <w:i/>
                 <w:color w:val="64748B"/>
               </w:rPr>
-              <w:t>(FSM структурирует логику: в меню обрабатывается клик по кнопкам, а в состоянии игры работает физический движок.)</w:t>
+              <w:t>(Декомпозиция сложного интерфейса на изолированные блоки — золотое правило стабильного Vibecoding.)</w:t>
             </w:r>
           </w:p>
         </w:tc>
@@ -5310,14 +5558,14 @@
               <w:rPr>
                 <w:b/>
               </w:rPr>
-              <w:t xml:space="preserve">JSON Serialization &amp; State </w:t>
+              <w:t xml:space="preserve">Kontekst Boshqaruvi (@Files) </w:t>
             </w:r>
             <w:r>
               <w:rPr>
                 <w:i/>
                 <w:color w:val="64748B"/>
               </w:rPr>
-              <w:t>(Сериализация JSON и State)</w:t>
+              <w:t>(Управление Контекстом (@Files))</w:t>
             </w:r>
           </w:p>
         </w:tc>
@@ -5339,14 +5587,14 @@
           </w:tcPr>
           <w:p>
             <w:r>
-              <w:t xml:space="preserve">LocalStorage faqat satr (string) saqlaydi, shuning uchun JavaScript obyektlarini JSON ga aylantirish shart. </w:t>
+              <w:t xml:space="preserve">@ belgilari orqali kerakli fayllar AI ga uzatiladi, bu esa noto'g'ri o'zgaruvchi va kutubxona nomlarini to'qib chiqarishni to'xtatadi. </w:t>
             </w:r>
             <w:r>
               <w:rPr>
                 <w:i/>
                 <w:color w:val="64748B"/>
               </w:rPr>
-              <w:t>(Хранилище LocalStorage принимает только строки, поэтому сериализация объектов в JSON является обязательной.)</w:t>
+              <w:t>(Тегирование файлов через `@` передает релевантный контекст, исключая выдумывание несуществующих функций и переменных.)</w:t>
             </w:r>
           </w:p>
         </w:tc>
@@ -5434,14 +5682,14 @@
               <w:rPr>
                 <w:b/>
               </w:rPr>
-              <w:t xml:space="preserve">Partikllar Tizimi (Particles) </w:t>
+              <w:t xml:space="preserve">AI Dizayn Tizimi va Ranglar </w:t>
             </w:r>
             <w:r>
               <w:rPr>
                 <w:i/>
                 <w:color w:val="64748B"/>
               </w:rPr>
-              <w:t>(Системы Частиц (Particles))</w:t>
+              <w:t>(Дизайн-Система и Цвета)</w:t>
             </w:r>
           </w:p>
         </w:tc>
@@ -5464,14 +5712,14 @@
           </w:tcPr>
           <w:p>
             <w:r>
-              <w:t xml:space="preserve">Partikllar massivi har kadrda zarralar o'rnini yangilaydi va umri tugagan (life &lt;= 0) zarralarni massivdan o'chirib turadi. </w:t>
+              <w:t xml:space="preserve">Aniq hex ranglar va padding o'lchamlari berilganda AI bir xil uslubdagi zamonaviy SaaS darajasidagi dizayn chiqaradi. </w:t>
             </w:r>
             <w:r>
               <w:rPr>
                 <w:i/>
                 <w:color w:val="64748B"/>
               </w:rPr>
-              <w:t>(Система частиц обновляет массив координат каждый кадр и удаляет угасшие частицы (`life &lt;= 0`), создавая сочные визуальные эффекты.)</w:t>
+              <w:t>(Четкие параметры палитры и отступов гарантируют создание цельного интерфейса коммерческого уровня (SaaS-стиль).)</w:t>
             </w:r>
           </w:p>
         </w:tc>
@@ -5556,14 +5804,14 @@
               <w:rPr>
                 <w:b/>
               </w:rPr>
-              <w:t xml:space="preserve">Web Audio API </w:t>
+              <w:t xml:space="preserve">AI Bilan Console Error Debugging </w:t>
             </w:r>
             <w:r>
               <w:rPr>
                 <w:i/>
                 <w:color w:val="64748B"/>
               </w:rPr>
-              <w:t>(Синтез в Web Audio API)</w:t>
+              <w:t>(Отладка Консольных Ошибок (Debugging))</w:t>
             </w:r>
           </w:p>
         </w:tc>
@@ -5585,14 +5833,14 @@
           </w:tcPr>
           <w:p>
             <w:r>
-              <w:t xml:space="preserve">OscillatorNode toza tovush to'lqinlarini (sine, square, triangle) yaratadi, audio faylsiz yengil o'yin tovushlarini ta'minlaydi. </w:t>
+              <w:t xml:space="preserve">Xatolik satri va uning to'liq matnini uzatish AI ga bir zumda DOM elementi qayerda topilmaganini ko'rsatib beradi. </w:t>
             </w:r>
             <w:r>
               <w:rPr>
                 <w:i/>
                 <w:color w:val="64748B"/>
               </w:rPr>
-              <w:t>(OscillatorNode синтезирует звуковые колебания (синусоидальные, квадратные, пилообразные), создавая легкие процедурные звуки.)</w:t>
+              <w:t>(Стек вызова ошибки и номер строки позволяют модели мгновенно понять, какой DOM-элемент не успел инициализироваться.)</w:t>
             </w:r>
           </w:p>
         </w:tc>
@@ -5680,14 +5928,14 @@
               <w:rPr>
                 <w:b/>
               </w:rPr>
-              <w:t xml:space="preserve">Virtual Kamera va Scrolling </w:t>
+              <w:t xml:space="preserve">Kodni Refaktoring Qilish </w:t>
             </w:r>
             <w:r>
               <w:rPr>
                 <w:i/>
                 <w:color w:val="64748B"/>
               </w:rPr>
-              <w:t>(Виртуальная Камера и Скроллинг)</w:t>
+              <w:t>(Рефакторинг Исходного Кода)</w:t>
             </w:r>
           </w:p>
         </w:tc>
@@ -5710,14 +5958,14 @@
           </w:tcPr>
           <w:p>
             <w:r>
-              <w:t xml:space="preserve">`ctx.translate` butun koordinatalar sistemasini kamera ortidan siljitadi, natijada katta xarita bo'ylab harakatlanish mumkin bo'ladi. </w:t>
+              <w:t xml:space="preserve">Refaktoring kodning tuzilishini sifatli, o'qilishi oson va xatosiz qiladi, uning tashqi natijasiga ta'sir qilmaydi. </w:t>
             </w:r>
             <w:r>
               <w:rPr>
                 <w:i/>
                 <w:color w:val="64748B"/>
               </w:rPr>
-              <w:t>(Метод `ctx.translate` смещает мировую матрицу координат, позволяя персонажу свободно путешествовать по гигантской карте.)</w:t>
+              <w:t>(Рефакторинг делает структуру чистой, читаемой и масштабируемой, не ломая при этом функциональность программы.)</w:t>
             </w:r>
           </w:p>
         </w:tc>
@@ -5802,14 +6050,14 @@
               <w:rPr>
                 <w:b/>
               </w:rPr>
-              <w:t xml:space="preserve">FUT OVR Formulasi </w:t>
+              <w:t xml:space="preserve">Mock Data (Soxta Ma'lumotlar) Generatsiyasi </w:t>
             </w:r>
             <w:r>
               <w:rPr>
                 <w:i/>
                 <w:color w:val="64748B"/>
               </w:rPr>
-              <w:t>(Формула Рейтинга FUT OVR)</w:t>
+              <w:t>(Генерация Mock Data (JSON))</w:t>
             </w:r>
           </w:p>
         </w:tc>
@@ -5831,14 +6079,14 @@
           </w:tcPr>
           <w:p>
             <w:r>
-              <w:t xml:space="preserve">OVR matematik formula: hujumchida SHO va PAC, himoyachida esa DEF va PHY kattaroq vaznga (koeffitsientga) ega bo'ladi. </w:t>
+              <w:t xml:space="preserve">AI soniyalar ichida mukammal JSON massivlarini yaratib beradi, bu esa dasturchiga haqiqiy server bo'lmaganda ham interfeysni sinash imkonini beradi. </w:t>
             </w:r>
             <w:r>
               <w:rPr>
                 <w:i/>
                 <w:color w:val="64748B"/>
               </w:rPr>
-              <w:t>(Рейтинг OVR базируется на математической модели: у нападающих больший вес имеют SHO и PAC, а у защитников — DEF и PHY.)</w:t>
+              <w:t>(Синтетический JSON позволяет полноценно протестировать рендеринг списков и сортировок еще до создания настоящего бэкенда.)</w:t>
             </w:r>
           </w:p>
         </w:tc>
@@ -5926,14 +6174,14 @@
               <w:rPr>
                 <w:b/>
               </w:rPr>
-              <w:t xml:space="preserve">File API &amp; FileReader </w:t>
+              <w:t xml:space="preserve">Responsive Dizayn Promptlari </w:t>
             </w:r>
             <w:r>
               <w:rPr>
                 <w:i/>
                 <w:color w:val="64748B"/>
               </w:rPr>
-              <w:t>(HTML5 File API и FileReader)</w:t>
+              <w:t>(Адаптивный Дизайн (Responsive))</w:t>
             </w:r>
           </w:p>
         </w:tc>
@@ -5956,14 +6204,14 @@
           </w:tcPr>
           <w:p>
             <w:r>
-              <w:t xml:space="preserve">`readAsDataURL` rasmni Base64 formatidagi satrga o'giradi va uni bevosita `&lt;img&gt;` yoki Canvasga joylash imkonini beradi. </w:t>
+              <w:t xml:space="preserve">Responsive buyruq sayt elementlarining turli ekran eniga qarab moslashuvchan (elastik) joylashishini ta'minlaydi. </w:t>
             </w:r>
             <w:r>
               <w:rPr>
                 <w:i/>
                 <w:color w:val="64748B"/>
               </w:rPr>
-              <w:t>(Метод `readAsDataURL` преобразует локальный файл в строку формата Base64, готовую для вставки в `&lt;img&gt;` или Canvas.)</w:t>
+              <w:t>(Указание контрольных точек (breakpoints) гарантирует перестроение колонок в удобный мобильный стек на экранах телефонов.)</w:t>
             </w:r>
           </w:p>
         </w:tc>
@@ -6048,14 +6296,14 @@
               <w:rPr>
                 <w:b/>
               </w:rPr>
-              <w:t xml:space="preserve">Graf va Kimyo Algoritmi </w:t>
+              <w:t xml:space="preserve">AI Bilan API Integratsiyasi </w:t>
             </w:r>
             <w:r>
               <w:rPr>
                 <w:i/>
                 <w:color w:val="64748B"/>
               </w:rPr>
-              <w:t>(Графы и Алгоритм Сыгранности)</w:t>
+              <w:t>(Интеграция с API)</w:t>
             </w:r>
           </w:p>
         </w:tc>
@@ -6077,14 +6325,14 @@
           </w:tcPr>
           <w:p>
             <w:r>
-              <w:t xml:space="preserve">Jamoa kimyosi relatsion munosabat bo'lib, o'yinchilar klubi, ligasi va davlati o'rtasidagi bog'liqliklarni tahlil qiladi. </w:t>
+              <w:t xml:space="preserve">To'liq promptda so'rov usuli (`fetch`), yuklanish indikatori va xatoliklarni ushlash (`try/catch`) shartlari bo'lishi kerak. </w:t>
             </w:r>
             <w:r>
               <w:rPr>
                 <w:i/>
                 <w:color w:val="64748B"/>
               </w:rPr>
-              <w:t>(Сыгранность — это реляционный анализ графа: общие ребра клуба, лиги и страны начисляют баллы синергии в схеме расстановки.)</w:t>
+              <w:t>(Профессиональный промпт учитывает не только успешный запрос, но и состояния загрузки (Loading) и сетевые сбои (Error handling).)</w:t>
             </w:r>
           </w:p>
         </w:tc>
@@ -6172,14 +6420,14 @@
               <w:rPr>
                 <w:b/>
               </w:rPr>
-              <w:t xml:space="preserve">Match Engine Simulyatori </w:t>
+              <w:t xml:space="preserve">Few-Shot vs Zero-Shot Kodlash </w:t>
             </w:r>
             <w:r>
               <w:rPr>
                 <w:i/>
                 <w:color w:val="64748B"/>
               </w:rPr>
-              <w:t>(Симулятор Match Engine)</w:t>
+              <w:t>(Few-Shot vs Zero-Shot Кодинг)</w:t>
             </w:r>
           </w:p>
         </w:tc>
@@ -6202,14 +6450,14 @@
           </w:tcPr>
           <w:p>
             <w:r>
-              <w:t xml:space="preserve">Match Engine vaqt tsikli va ehtimollik taqsimoti orqali taktik duellarni virtual simulyatsiya qiladi. </w:t>
+              <w:t xml:space="preserve">Misollar berilganda AI loyihaning mavjud konvensiyalari va o'zgaruvchi nomlash qoidalariga 100% moslashadi. </w:t>
             </w:r>
             <w:r>
               <w:rPr>
                 <w:i/>
                 <w:color w:val="64748B"/>
               </w:rPr>
-              <w:t>(Match Engine моделирует мини-дуэли игроков через дискретные временные тики и генератор случайных величин на основе OVR.)</w:t>
+              <w:t>(Примеры в контексте задают строгий архитектурный шаблон, которому модель следует при генерации новых файлов.)</w:t>
             </w:r>
           </w:p>
         </w:tc>
@@ -6294,14 +6542,14 @@
               <w:rPr>
                 <w:b/>
               </w:rPr>
-              <w:t xml:space="preserve">O'yin Iqtisodiyoti (Coin Sink) </w:t>
+              <w:t xml:space="preserve">Prompt Cheklovlari (Constraints) </w:t>
             </w:r>
             <w:r>
               <w:rPr>
                 <w:i/>
                 <w:color w:val="64748B"/>
               </w:rPr>
-              <w:t>(Игровая Экономика (Coin Sink))</w:t>
+              <w:t>(Ограничения в Промптах (Constraints))</w:t>
             </w:r>
           </w:p>
         </w:tc>
@@ -6323,14 +6571,14 @@
           </w:tcPr>
           <w:p>
             <w:r>
-              <w:t xml:space="preserve">Coin Sink o'yindagi ortiqcha virtual valyutani yo'qotib, transfer bozoridagi inflyatsiyani jilovlaydi. </w:t>
+              <w:t xml:space="preserve">Cheklovlar qo'yilmasa, AI loyihaga keraksiz uchinchi tomon vositalarini tiqishtirib, loyihani og'irlashtirishi mumkin. </w:t>
             </w:r>
             <w:r>
               <w:rPr>
                 <w:i/>
                 <w:color w:val="64748B"/>
               </w:rPr>
-              <w:t>(Coin Sink сдерживает гиперинфляцию: без уничтожения части валюты при сделках цены на топ-карты росли бы бесконечно.)</w:t>
+              <w:t>(Ограничения удерживают AI в рамках выбранного легковесного стека, защищая проект от перегрузки лишними зависимостями.)</w:t>
             </w:r>
           </w:p>
         </w:tc>
@@ -6418,14 +6666,14 @@
               <w:rPr>
                 <w:b/>
               </w:rPr>
-              <w:t xml:space="preserve">Mobil Touch Hodisalari </w:t>
+              <w:t xml:space="preserve">Soxta Paketlar Gallyutsinatsiyasi </w:t>
             </w:r>
             <w:r>
               <w:rPr>
                 <w:i/>
                 <w:color w:val="64748B"/>
               </w:rPr>
-              <w:t>(События Сенсорных Экранов (Touch))</w:t>
+              <w:t>(Галлюцинации Пакетов (npm))</w:t>
             </w:r>
           </w:p>
         </w:tc>
@@ -6448,14 +6696,14 @@
           </w:tcPr>
           <w:p>
             <w:r>
-              <w:t xml:space="preserve">Sensorli ekranlarda teginish, siljitish va qo'lni ko'tarish `touchstart`, `touchmove`, `touchend` hodisalari bilan olinadi. </w:t>
+              <w:t xml:space="preserve">AI kutubxona nomlarini to'qib chiqarishi mumkin. Har qanday tavsiya qilingan paket `npmjs.com` dan tekshirib o'rnatilishi shart. </w:t>
             </w:r>
             <w:r>
               <w:rPr>
                 <w:i/>
                 <w:color w:val="64748B"/>
               </w:rPr>
-              <w:t>(События касания (`touchstart`), движения (`touchmove`) и отрыва пальца (`touchend`) формируют виртуальный экранный джойстик.)</w:t>
+              <w:t>(Модели могут генерировать правдоподобно звучащие, но несуществующие пакеты. Каждый сторонний модуль нужно проверять на `npmjs.com`.)</w:t>
             </w:r>
           </w:p>
         </w:tc>
@@ -6540,14 +6788,14 @@
               <w:rPr>
                 <w:b/>
               </w:rPr>
-              <w:t xml:space="preserve">DevicePixelRatio &amp; Crisp Canvas </w:t>
+              <w:t xml:space="preserve">Vibe-Checking va Edge Cases </w:t>
             </w:r>
             <w:r>
               <w:rPr>
                 <w:i/>
                 <w:color w:val="64748B"/>
               </w:rPr>
-              <w:t>(DevicePixelRatio и Четкий Canvas)</w:t>
+              <w:t>(Vibe-Checking и Edge Cases)</w:t>
             </w:r>
           </w:p>
         </w:tc>
@@ -6569,14 +6817,14 @@
           </w:tcPr>
           <w:p>
             <w:r>
-              <w:t xml:space="preserve">Fizik piksellar mantiqiy CSS piksellaridan 2-3 barobar ko'p bo'lgani sababli, `devicePixelRatio` ga masshtablash o'tkir grafikani beradi. </w:t>
+              <w:t xml:space="preserve">Vibe-checking — bu mahsulotni haqiqiy foydalanuvchi ko'zi bilan sinash va chekka holatlardagi xatolarni aniqlashdir. </w:t>
             </w:r>
             <w:r>
               <w:rPr>
                 <w:i/>
                 <w:color w:val="64748B"/>
               </w:rPr>
-              <w:t>(Физическое масштабирование под `devicePixelRatio` предотвращает пикселизацию и размытие линий на четких экранах смартфонов.)</w:t>
+              <w:t>(Vibe-checking — это всесторонняя ручная и функциональная верификация продукта перед передачей пользователям.)</w:t>
             </w:r>
           </w:p>
         </w:tc>
@@ -6664,14 +6912,14 @@
               <w:rPr>
                 <w:b/>
               </w:rPr>
-              <w:t xml:space="preserve">Web Speech API (Ovozni Tanish) </w:t>
+              <w:t xml:space="preserve">Git Conventional Commits </w:t>
             </w:r>
             <w:r>
               <w:rPr>
                 <w:i/>
                 <w:color w:val="64748B"/>
               </w:rPr>
-              <w:t>(Web Speech API (Распознавание))</w:t>
+              <w:t>(Стандарт Conventional Commits)</w:t>
             </w:r>
           </w:p>
         </w:tc>
@@ -6694,14 +6942,14 @@
           </w:tcPr>
           <w:p>
             <w:r>
-              <w:t xml:space="preserve">`SpeechRecognition` mikrofondan kiruvchi nutqni real vaqtda tahlil qilib, dasturga matn (text) sifatida uzatadi. </w:t>
+              <w:t xml:space="preserve">Professional commitlar qisqa prefiks (`feat:`, `fix:`, `style:`) va aniq bajarilgan ish tavsifi bilan yoziladi. </w:t>
             </w:r>
             <w:r>
               <w:rPr>
                 <w:i/>
                 <w:color w:val="64748B"/>
               </w:rPr>
-              <w:t>(Интерфейс `SpeechRecognition` распознает аудиопоток с микрофона и в реальном времени генерирует строковый текст.)</w:t>
+              <w:t>(Инженерные коммиты используют стандартизированные префиксы (`feat:`, `fix:`, `refactor:`) и емко описывают суть внесенного изменения.)</w:t>
             </w:r>
           </w:p>
         </w:tc>
@@ -6786,14 +7034,14 @@
               <w:rPr>
                 <w:b/>
               </w:rPr>
-              <w:t xml:space="preserve">Nutq Sintezi (Speech Synthesis) </w:t>
+              <w:t xml:space="preserve">Web Speech API Prompti </w:t>
             </w:r>
             <w:r>
               <w:rPr>
                 <w:i/>
                 <w:color w:val="64748B"/>
               </w:rPr>
-              <w:t>(Синтез Речи (SpeechSynthesis))</w:t>
+              <w:t>(Промпт для Web Speech API)</w:t>
             </w:r>
           </w:p>
         </w:tc>
@@ -6815,14 +7063,14 @@
           </w:tcPr>
           <w:p>
             <w:r>
-              <w:t xml:space="preserve">SpeechSynthesis API brauzerning ichki nutq generatoridan foydalanib, istalgan matnni ovoz chiqarib o'qib beradi. </w:t>
+              <w:t xml:space="preserve">Brauzerning aniq Web API texnologiyasi ko'rsatilganda AI kutubxonalarsiz sof ovozli interfeys kodi yozib beradi. </w:t>
             </w:r>
             <w:r>
               <w:rPr>
                 <w:i/>
                 <w:color w:val="64748B"/>
               </w:rPr>
-              <w:t>(Встроенный синтезатор `speechSynthesis` генерирует естественную человеческую речь из переданного текста на нужном языке.)</w:t>
+              <w:t>(Указание встроенных API платформы позволяет получить легкое работающее решение без внешних тяжелых библиотек.)</w:t>
             </w:r>
           </w:p>
         </w:tc>
@@ -6910,14 +7158,14 @@
               <w:rPr>
                 <w:b/>
               </w:rPr>
-              <w:t xml:space="preserve">MediaDevices &amp; Kamera Oqimi </w:t>
+              <w:t xml:space="preserve">Mantiqiy O'yin Prompti </w:t>
             </w:r>
             <w:r>
               <w:rPr>
                 <w:i/>
                 <w:color w:val="64748B"/>
               </w:rPr>
-              <w:t>(Доступ к Камере (getUserMedia))</w:t>
+              <w:t>(Промпт Мини-Игры на Реакцию)</w:t>
             </w:r>
           </w:p>
         </w:tc>
@@ -6940,14 +7188,14 @@
           </w:tcPr>
           <w:p>
             <w:r>
-              <w:t xml:space="preserve">`getUserMedia` xavfsiz kontekstda foydalanuvchi ruxsati bilan kamera oqimini `&lt;video&gt;` yoki Canvasga uzatadi. </w:t>
+              <w:t xml:space="preserve">Tasodifiy taymer, rang almashishi va millisekundlar hisobi aniq ko'rsatilganda o'yin mukammal generatsiya qilinadi. </w:t>
             </w:r>
             <w:r>
               <w:rPr>
                 <w:i/>
                 <w:color w:val="64748B"/>
               </w:rPr>
-              <w:t>(`getUserMedia` открывает диалог разрешений безопасности и подключает живой видеопоток камеры к `&lt;video&gt;` или Canvas.)</w:t>
+              <w:t>(Случайный таймер, смена визуального состояния и точный замер миллисекунд формируют завершенную механику игры.)</w:t>
             </w:r>
           </w:p>
         </w:tc>
@@ -7032,14 +7280,14 @@
               <w:rPr>
                 <w:b/>
               </w:rPr>
-              <w:t xml:space="preserve">Kadrlar Farqi va Harakat Detektori </w:t>
+              <w:t xml:space="preserve">README.md Hujjatlashtirish </w:t>
             </w:r>
             <w:r>
               <w:rPr>
                 <w:i/>
                 <w:color w:val="64748B"/>
               </w:rPr>
-              <w:t>(Разница Кадров (Frame Differencing))</w:t>
+              <w:t>(Документация README.md)</w:t>
             </w:r>
           </w:p>
         </w:tc>
@@ -7061,14 +7309,14 @@
           </w:tcPr>
           <w:p>
             <w:r>
-              <w:t xml:space="preserve">Frame Differencing algoritmi ketma-ket ikki kadrning RGB qiymatlarini solishtirib, o'zgargan piksellar klasterini harakat sifatida belgilaydi. </w:t>
+              <w:t xml:space="preserve">Yaxshi README hujjati loyihani boshqa dasturchilar va ish beruvchilarga professional tarzda tanishtiradi. </w:t>
             </w:r>
             <w:r>
               <w:rPr>
                 <w:i/>
                 <w:color w:val="64748B"/>
               </w:rPr>
-              <w:t>(Алгоритм Frame Difference анализирует массив `getImageData` и фиксирует движение при значительном изменении цветов пикселей.)</w:t>
+              <w:t>(Качественный README презентует проект сообществу, объясняя ценность продукта и способ его быстрого развертывания.)</w:t>
             </w:r>
           </w:p>
         </w:tc>
@@ -7156,14 +7404,14 @@
               <w:rPr>
                 <w:b/>
               </w:rPr>
-              <w:t xml:space="preserve">DRY Prinsipi va Refaktoring </w:t>
+              <w:t xml:space="preserve">AI Orqali O'rganish (Explain Code) </w:t>
             </w:r>
             <w:r>
               <w:rPr>
                 <w:i/>
                 <w:color w:val="64748B"/>
               </w:rPr>
-              <w:t>(Принцип DRY и Рефакторинг)</w:t>
+              <w:t>(Обучение с AI (Explain Code))</w:t>
             </w:r>
           </w:p>
         </w:tc>
@@ -7186,14 +7434,14 @@
           </w:tcPr>
           <w:p>
             <w:r>
-              <w:t xml:space="preserve">DRY printsipi takrorlanishlarni yo'qotadi: mantiq faqat bir joyda saqlanadi, xatolik yuz berganda bitta joyni tuzatish kifoya. </w:t>
+              <w:t xml:space="preserve">Vibecoder shunchaki kod ko'chirmaydi, AI dan kodning ishlash mantiqini so'rab, o'z bilimini oshirib boradi. </w:t>
             </w:r>
             <w:r>
               <w:rPr>
                 <w:i/>
                 <w:color w:val="64748B"/>
               </w:rPr>
-              <w:t>(Принцип DRY снижает вероятность ошибок: изменение алгоритма в одном месте автоматически обновляет всю программу.)</w:t>
+              <w:t>(Разбор сгенерированного кода превращает каждую задачу в интерактивный урок, формируя глубокое понимание алгоритмов.)</w:t>
             </w:r>
           </w:p>
         </w:tc>
@@ -7278,14 +7526,14 @@
               <w:rPr>
                 <w:b/>
               </w:rPr>
-              <w:t xml:space="preserve">AI Refaktoring va Tuzatish </w:t>
+              <w:t xml:space="preserve">Freelance va Mijoz Bilan Muloqot </w:t>
             </w:r>
             <w:r>
               <w:rPr>
                 <w:i/>
                 <w:color w:val="64748B"/>
               </w:rPr>
-              <w:t>(AI-Рефакторинг и Отладка)</w:t>
+              <w:t>(Фриланс и Анализ Брифов с AI)</w:t>
             </w:r>
           </w:p>
         </w:tc>
@@ -7307,14 +7555,14 @@
           </w:tcPr>
           <w:p>
             <w:r>
-              <w:t xml:space="preserve">Xatoning aniq alomatlarini va o'zgaruvchi nomlarini ko'rsatuvchi kontekstli prompt AI dan mukammal yechim olishni ta'minlaydi. </w:t>
+              <w:t xml:space="preserve">AI mijozning noaniq xabarlarini aniq texnik vazifalarga ajratib, professional javob tayyorlashda yordam beradi. </w:t>
             </w:r>
             <w:r>
               <w:rPr>
                 <w:i/>
                 <w:color w:val="64748B"/>
               </w:rPr>
-              <w:t>(Промпт с точным указанием условий, переменных и ожидаемого поведения позволяет AI мгновенно локализовать и устранить баг.)</w:t>
+              <w:t>(AI помогает начинающему разработчику грамотно понять требования заказчика и составить сильное коммерческое предложение.)</w:t>
             </w:r>
           </w:p>
         </w:tc>
@@ -7402,14 +7650,14 @@
               <w:rPr>
                 <w:b/>
               </w:rPr>
-              <w:t xml:space="preserve">Protsedural Generatsiya </w:t>
+              <w:t xml:space="preserve">Avtomatik Vercel Deploy </w:t>
             </w:r>
             <w:r>
               <w:rPr>
                 <w:i/>
                 <w:color w:val="64748B"/>
               </w:rPr>
-              <w:t>(Процедурная Генерация)</w:t>
+              <w:t>(Автоматический Деплой на Vercel)</w:t>
             </w:r>
           </w:p>
         </w:tc>
@@ -7432,14 +7680,14 @@
           </w:tcPr>
           <w:p>
             <w:r>
-              <w:t xml:space="preserve">Protsedural generatsiya cheksiz xilma-xillikni ta'minlaydi: o'yin xotirani to'ldirmasdan har safar yangi tajriba beradi. </w:t>
+              <w:t xml:space="preserve">Vercel Git bilan to'liq integratsiyalashgan bo'lib, avtomatik CI/CD quvuri va tezkor global CDN serverlarini taqdim etadi. </w:t>
             </w:r>
             <w:r>
               <w:rPr>
                 <w:i/>
                 <w:color w:val="64748B"/>
               </w:rPr>
-              <w:t>(Процедурная генерация создает бесконечный уникальный игровой мир на лету, не перегружая память компьютера.)</w:t>
+              <w:t>(Бесшовный CI/CD пайплайн Vercel связывает Git с продакшн-серверами, обеспечивая мгновенную доставку изменений пользователям.)</w:t>
             </w:r>
           </w:p>
         </w:tc>
@@ -7524,14 +7772,14 @@
               <w:rPr>
                 <w:b/>
               </w:rPr>
-              <w:t xml:space="preserve">Git Ish Jarayoni </w:t>
+              <w:t xml:space="preserve">Demo Day va Mahsulot Taqdimoti </w:t>
             </w:r>
             <w:r>
               <w:rPr>
                 <w:i/>
                 <w:color w:val="64748B"/>
               </w:rPr>
-              <w:t>(Рабочий Процесс Git)</w:t>
+              <w:t>(Презентация на Demo Day)</w:t>
             </w:r>
           </w:p>
         </w:tc>
@@ -7553,14 +7801,14 @@
           </w:tcPr>
           <w:p>
             <w:r>
-              <w:t xml:space="preserve">Standart Git tsikli: repozitoriyni initsializatsiya qilish, o'zgarishlarni kiritish, commit yaratish va GitHub ga yuklash. </w:t>
+              <w:t xml:space="preserve">Jonli interaktiv namoyish, QR kod orqali auditoriya bilan sinash va muhandislik qarorlarini tushuntirish Demo Day ning oltin kalitidir. </w:t>
             </w:r>
             <w:r>
               <w:rPr>
                 <w:i/>
                 <w:color w:val="64748B"/>
               </w:rPr>
-              <w:t>(Классический цикл контроля версий: инициализация, индексация изменений, создание коммита и отправка в удаленный репозиторий.)</w:t>
+              <w:t>(Живое интерактивное демо с вовлечением жюри через QR-код — визитная карточка профессионального Vibecoder-а.)</w:t>
             </w:r>
           </w:p>
         </w:tc>
@@ -7648,14 +7896,14 @@
               <w:rPr>
                 <w:b/>
               </w:rPr>
-              <w:t xml:space="preserve">Demo Day va Loyiha Taqdimoti </w:t>
+              <w:t xml:space="preserve">Vibecoder Mindset (Fikrlash Tarzi) </w:t>
             </w:r>
             <w:r>
               <w:rPr>
                 <w:i/>
                 <w:color w:val="64748B"/>
               </w:rPr>
-              <w:t>(Demo Day и Презентация Проекта)</w:t>
+              <w:t>(Инженерный Mindset Vibecoder-а)</w:t>
             </w:r>
           </w:p>
         </w:tc>
@@ -7678,14 +7926,14 @@
           </w:tcPr>
           <w:p>
             <w:r>
-              <w:t xml:space="preserve">Jonli interaktiv namoyish va auditoriyani o'yinga jalb qilish Demo Day taqdimotining eng oliy standartidir. </w:t>
+              <w:t xml:space="preserve">Xatolar dasturlashning tabiiy qismidir. Vibecoder xatolikni AI bilan birga yechib, kuchli muhandisga aylanadi. </w:t>
             </w:r>
             <w:r>
               <w:rPr>
                 <w:i/>
                 <w:color w:val="64748B"/>
               </w:rPr>
-              <w:t>(Живой рабочий прототип, который зрители могут запустить прямо со своих телефонов по QR-коду — эталон успешного Demo Day.)</w:t>
+              <w:t>(Баги — неотъемлемая часть создания программ. Спокойный системный анализ с помощью AI развивает стойкость и мастерство.)</w:t>
             </w:r>
           </w:p>
         </w:tc>

--- a/tests/TEST_7-8_SINF_VIBECODING.docx
+++ b/tests/TEST_7-8_SINF_VIBECODING.docx
@@ -341,7 +341,7 @@
           <w:color w:val="0F172A"/>
           <w:sz w:val="20"/>
         </w:rPr>
-        <w:t xml:space="preserve">Vibecoding yondashuvida dasturchining asosiy kuchi nimada namoyon bo'ladi? </w:t>
+        <w:t xml:space="preserve">1-dars materialiga ko'ra, Katta Til Modellari (LLM) dasturlashda kod yozish jarayonini qanday amalga oshiradi? </w:t>
       </w:r>
       <w:r>
         <w:rPr>
@@ -350,7 +350,7 @@
           <w:color w:val="475569"/>
           <w:sz w:val="19"/>
         </w:rPr>
-        <w:t>(В чем заключается главная сила разработчика в подходе Vibecoding?)</w:t>
+        <w:t>(Согласно материалам Урока 1, как Большие Языковые Модели (LLM) генерируют программный код?)</w:t>
       </w:r>
     </w:p>
     <w:p>
@@ -371,7 +371,7 @@
           <w:color w:val="0F172A"/>
           <w:sz w:val="19"/>
         </w:rPr>
-        <w:t xml:space="preserve">Kodni qorong'i xonada faqat ko'z bilan terishda. </w:t>
+        <w:t xml:space="preserve">Ular inson miyasi kabi o'ylaydi va kompyuterdan mustaqil qarorlar qabul qiladi. </w:t>
       </w:r>
       <w:r>
         <w:rPr>
@@ -379,7 +379,7 @@
           <w:color w:val="505F73"/>
           <w:sz w:val="18"/>
         </w:rPr>
-        <w:t>(В механическом наборе кода вслепую в темной комнате.)</w:t>
+        <w:t>(Они мыслят в точности как человеческий мозг и принимают волевые решения независимо от компьютера.)</w:t>
       </w:r>
     </w:p>
     <w:p>
@@ -400,7 +400,7 @@
           <w:color w:val="0F172A"/>
           <w:sz w:val="19"/>
         </w:rPr>
-        <w:t xml:space="preserve">Barcha sun'iy intellekt vositalarini o'chirib qo'yishda. </w:t>
+        <w:t xml:space="preserve">Faqatgina GitHub omboridan tayyor fayllarni o'zgartirmasdan to'g'ridan-to'g'ri ko'chiradi. </w:t>
       </w:r>
       <w:r>
         <w:rPr>
@@ -408,7 +408,7 @@
           <w:color w:val="505F73"/>
           <w:sz w:val="18"/>
         </w:rPr>
-        <w:t>(В полном отключении всех ассистентов искусственного интеллекта.)</w:t>
+        <w:t>(Они лишь напрямую копируют готовые проекты с GitHub без малейших изменений.)</w:t>
       </w:r>
     </w:p>
     <w:p>
@@ -429,7 +429,7 @@
           <w:color w:val="0F172A"/>
           <w:sz w:val="19"/>
         </w:rPr>
-        <w:t xml:space="preserve">Aniq arxitektura qurish, AI ga to'g'ri texnik topshiriq berish, hosil bo'lgan kodni tekshirish (Vibe-checking) va loyihani tezkor prototipdan tayyor mahsulotga yetkazishda. </w:t>
+        <w:t xml:space="preserve">Foydalanuvchi bergan matn (prompt) dagi kontekstni tahlil qilib, navbatdagi eng mantiqiy kod tokenlarini ehtimollik asosida bashorat qiladi. </w:t>
       </w:r>
       <w:r>
         <w:rPr>
@@ -437,7 +437,7 @@
           <w:color w:val="505F73"/>
           <w:sz w:val="18"/>
         </w:rPr>
-        <w:t>(В системном архитектурном мышлении: формулировании точных ТЗ для AI, валидации кода (Vibe-checking) и быстрой сборке прототипа в готовый продукт.)</w:t>
+        <w:t>(Они анализируют контекст входного запроса (промпта) и на основе распределения вероятностей предсказывают следующие токены кода.)</w:t>
       </w:r>
     </w:p>
     <w:p>
@@ -458,7 +458,7 @@
           <w:color w:val="0F172A"/>
           <w:sz w:val="19"/>
         </w:rPr>
-        <w:t xml:space="preserve">Faqat ingliz tili darsligini o'qishda. </w:t>
+        <w:t xml:space="preserve">Kompyuterdagi barcha dasturlarni o'chirib, o'rniga yangi operatsion tizim o'rnatadi. </w:t>
       </w:r>
       <w:r>
         <w:rPr>
@@ -466,7 +466,7 @@
           <w:color w:val="505F73"/>
           <w:sz w:val="18"/>
         </w:rPr>
-        <w:t>(Исключительно в чтении школьных учебников английского языка.)</w:t>
+        <w:t>(Они удаляют все программы с жесткого диска и ставят новую операционную систему.)</w:t>
       </w:r>
     </w:p>
     <w:p>
@@ -487,7 +487,7 @@
           <w:color w:val="0F172A"/>
           <w:sz w:val="19"/>
         </w:rPr>
-        <w:t xml:space="preserve">Klaviaturadagi harflarni yoddan aytib berishda. </w:t>
+        <w:t xml:space="preserve">Faqat HTML teglarini taniy oladi, lekin JavaScript kodlarini yoza olmaydi. </w:t>
       </w:r>
       <w:r>
         <w:rPr>
@@ -495,7 +495,7 @@
           <w:color w:val="505F73"/>
           <w:sz w:val="18"/>
         </w:rPr>
-        <w:t>(В заучивании названий клавиш клавиатуры наизусть.)</w:t>
+        <w:t>(Они способны понимать только HTML-теги, но не могут генерировать логику на JavaScript.)</w:t>
       </w:r>
     </w:p>
     <w:p>
@@ -517,7 +517,7 @@
           <w:color w:val="0F172A"/>
           <w:sz w:val="20"/>
         </w:rPr>
-        <w:t xml:space="preserve">Dasturlash uchun eng mukammal prompt anatomiyasi qaysi 5 ta asosiy bo'limdan iborat? </w:t>
+        <w:t xml:space="preserve">2-darsdagi 'AI Duel' darsida eng sifatli va aniq ishlovchi dastur kodini olish uchun prompt qanday tuzilishi o'rgatilgan? </w:t>
       </w:r>
       <w:r>
         <w:rPr>
@@ -526,7 +526,7 @@
           <w:color w:val="475569"/>
           <w:sz w:val="19"/>
         </w:rPr>
-        <w:t>(Из каких 5 фундаментальных частей состоит идеальная анатомия промпта для разработки ПО?)</w:t>
+        <w:t>(На Уроке 2 'AI Duel': как правильно структурировать инженерный промпт для генерации безошибочного кода?)</w:t>
       </w:r>
     </w:p>
     <w:p>
@@ -547,7 +547,7 @@
           <w:color w:val="0F172A"/>
           <w:sz w:val="19"/>
         </w:rPr>
-        <w:t xml:space="preserve">Rol (Role), Kontekst (Context), Aniq Vazifa (Task), Cheklovlar (Constraints) va Kutilayotgan Natija Formati (Output Format). </w:t>
+        <w:t xml:space="preserve">Rol (Role), Vazifa (Task), Texnik talablar (Constraints) va Kutilayotgan natija (Output format) aniq ko'rsatilishi lozim. </w:t>
       </w:r>
       <w:r>
         <w:rPr>
@@ -555,7 +555,7 @@
           <w:color w:val="505F73"/>
           <w:sz w:val="18"/>
         </w:rPr>
-        <w:t>(Роль (Role), Контекст (Context), Конкретная Задача (Task), Ограничения (Constraints) и Формат Вывода (Output Format).)</w:t>
+        <w:t>(Четко определить Роль (Role), Задачу (Task), Технические ограничения (Constraints) и Формат вывода (Output format).)</w:t>
       </w:r>
     </w:p>
     <w:p>
@@ -576,7 +576,7 @@
           <w:color w:val="0F172A"/>
           <w:sz w:val="19"/>
         </w:rPr>
-        <w:t xml:space="preserve">Kirish, Xulosa, Rasm, Qo'shiq, Video. </w:t>
+        <w:t xml:space="preserve">Faqat bir jumlali noaniq buyruq berilishi kerak. </w:t>
       </w:r>
       <w:r>
         <w:rPr>
@@ -584,7 +584,7 @@
           <w:color w:val="505F73"/>
           <w:sz w:val="18"/>
         </w:rPr>
-        <w:t>(Вступление, Заключение, Картинка, Песня, Видео.)</w:t>
+        <w:t>(Задать один короткий размытый вопрос без пояснений.)</w:t>
       </w:r>
     </w:p>
     <w:p>
@@ -605,7 +605,7 @@
           <w:color w:val="0F172A"/>
           <w:sz w:val="19"/>
         </w:rPr>
-        <w:t xml:space="preserve">Faqat foydalanuvchi ismi va paroli. </w:t>
+        <w:t xml:space="preserve">Prompt ichida faqat kulgili stikerlar yuborilishi shart. </w:t>
       </w:r>
       <w:r>
         <w:rPr>
@@ -613,7 +613,7 @@
           <w:color w:val="505F73"/>
           <w:sz w:val="18"/>
         </w:rPr>
-        <w:t>(Исключительно логин и пароль пользователя.)</w:t>
+        <w:t>(Отправлять нейросети исключительно смайлики и стикеры.)</w:t>
       </w:r>
     </w:p>
     <w:p>
@@ -634,7 +634,7 @@
           <w:color w:val="0F172A"/>
           <w:sz w:val="19"/>
         </w:rPr>
-        <w:t xml:space="preserve">Faqat kompyuter modeli va operatsion tizim. </w:t>
+        <w:t xml:space="preserve">Prompt faqat lotin alifbosisiz yozilishi kerak. </w:t>
       </w:r>
       <w:r>
         <w:rPr>
@@ -642,7 +642,7 @@
           <w:color w:val="505F73"/>
           <w:sz w:val="18"/>
         </w:rPr>
-        <w:t>(Модель материнской платы и версия Windows.)</w:t>
+        <w:t>(Писать промпт только на латинском транслите.)</w:t>
       </w:r>
     </w:p>
     <w:p>
@@ -663,7 +663,7 @@
           <w:color w:val="0F172A"/>
           <w:sz w:val="19"/>
         </w:rPr>
-        <w:t xml:space="preserve">Hech qanday bo'lim kerak emas, 1 ta jumla yetarli. </w:t>
+        <w:t xml:space="preserve">AI ga hech qanday cheklov qo'ymasdan xohlagancha kod yozishga ruxsat berish kerak. </w:t>
       </w:r>
       <w:r>
         <w:rPr>
@@ -671,7 +671,7 @@
           <w:color w:val="505F73"/>
           <w:sz w:val="18"/>
         </w:rPr>
-        <w:t>(Никаких разделов не требуется, достаточно одного неполного предложения.)</w:t>
+        <w:t>(Дать ИИ полную свободу писать код без каких-либо правил и стеков.)</w:t>
       </w:r>
     </w:p>
     <w:p>
@@ -693,7 +693,7 @@
           <w:color w:val="0F172A"/>
           <w:sz w:val="20"/>
         </w:rPr>
-        <w:t xml:space="preserve">Cursor va zamonaviy AI IDE muhitlarida `Cmd+K` (yoki `Ctrl+K`) tugmasi qanday vazifani bajaradi? </w:t>
+        <w:t xml:space="preserve">3-darsda o'rganilgan SVG (Scalable Vector Graphics) formatining raster (PNG/JPG) rasmlardan eng katta afzalligi nimada? </w:t>
       </w:r>
       <w:r>
         <w:rPr>
@@ -702,7 +702,7 @@
           <w:color w:val="475569"/>
           <w:sz w:val="19"/>
         </w:rPr>
-        <w:t>(Какую функцию выполняет комбинация клавиш `Cmd+K` (или `Ctrl+K`) в среде Cursor и современных AI IDE?)</w:t>
+        <w:t>(На Уроке 3, в чем заключается главное преимущество векторного формата SVG перед растровыми изображениями (PNG/JPG)?)</w:t>
       </w:r>
     </w:p>
     <w:p>
@@ -723,7 +723,7 @@
           <w:color w:val="0F172A"/>
           <w:sz w:val="19"/>
         </w:rPr>
-        <w:t xml:space="preserve">Kompyuterni o'chiradi. </w:t>
+        <w:t xml:space="preserve">SVG faqat qora-oq rangda bo'ladi. </w:t>
       </w:r>
       <w:r>
         <w:rPr>
@@ -731,7 +731,7 @@
           <w:color w:val="505F73"/>
           <w:sz w:val="18"/>
         </w:rPr>
-        <w:t>(Полностью выключает компьютер.)</w:t>
+        <w:t>(SVG бывает исключительно черно-белым.)</w:t>
       </w:r>
     </w:p>
     <w:p>
@@ -752,7 +752,7 @@
           <w:color w:val="0F172A"/>
           <w:sz w:val="19"/>
         </w:rPr>
-        <w:t xml:space="preserve">Faqat shrift hajmini kattalashtiradi. </w:t>
+        <w:t xml:space="preserve">SVG fayllar kompyuterda juda katta (kamida 1 GB) joy egallaydi. </w:t>
       </w:r>
       <w:r>
         <w:rPr>
@@ -760,7 +760,7 @@
           <w:color w:val="505F73"/>
           <w:sz w:val="18"/>
         </w:rPr>
-        <w:t>(Увеличивает масштаб системного шрифта.)</w:t>
+        <w:t>(SVG файлы всегда занимают на диске гигантский объем (от 1 ГБ).)</w:t>
       </w:r>
     </w:p>
     <w:p>
@@ -781,7 +781,7 @@
           <w:color w:val="0F172A"/>
           <w:sz w:val="19"/>
         </w:rPr>
-        <w:t xml:space="preserve">Faylni butunlay o'chirib tashlaydi. </w:t>
+        <w:t xml:space="preserve">SVG rasmlarni brauzerda ochib bo'lmaydi. </w:t>
       </w:r>
       <w:r>
         <w:rPr>
@@ -789,7 +789,7 @@
           <w:color w:val="505F73"/>
           <w:sz w:val="18"/>
         </w:rPr>
-        <w:t>(Безвозвратно удаляет проект с диска.)</w:t>
+        <w:t>(SVG изображения невозможно открыть ни в одном веб-браузере.)</w:t>
       </w:r>
     </w:p>
     <w:p>
@@ -810,7 +810,7 @@
           <w:color w:val="0F172A"/>
           <w:sz w:val="19"/>
         </w:rPr>
-        <w:t xml:space="preserve">Belgilangan kod bo'lagi ustida bevosita AI ga buyruq berish, yangi funksiya qo'shish yoki kodni joyida tahrirlash (inline edit) oynasini ochadi. </w:t>
+        <w:t xml:space="preserve">SVG matematik formulalar (chiziqlar, nuqtalar) bilan chizilgani sababli, istalgancha kattalashtirilganda ham sifati mutlaqo buzilmaydi. </w:t>
       </w:r>
       <w:r>
         <w:rPr>
@@ -818,7 +818,7 @@
           <w:color w:val="505F73"/>
           <w:sz w:val="18"/>
         </w:rPr>
-        <w:t>(Открывает окно встроенного AI-редактирования (inline edit) для генерации, модификации или рефакторинга выделенного блока кода на месте.)</w:t>
+        <w:t>(SVG описывается математическими формулами (векторами и координатами), поэтому масштабируется без потери четкости при любом разрешении.)</w:t>
       </w:r>
     </w:p>
     <w:p>
@@ -839,7 +839,7 @@
           <w:color w:val="0F172A"/>
           <w:sz w:val="19"/>
         </w:rPr>
-        <w:t xml:space="preserve">Brauzer oynasini yopadi. </w:t>
+        <w:t xml:space="preserve">SVG faqat video formatlar uchun mo'ljallangan. </w:t>
       </w:r>
       <w:r>
         <w:rPr>
@@ -847,7 +847,7 @@
           <w:color w:val="505F73"/>
           <w:sz w:val="18"/>
         </w:rPr>
-        <w:t>(Закрывает вкладку веб-браузера.)</w:t>
+        <w:t>(SVG предназначен исключительно для хранения видеозаписей.)</w:t>
       </w:r>
     </w:p>
     <w:p>
@@ -869,7 +869,7 @@
           <w:color w:val="0F172A"/>
           <w:sz w:val="20"/>
         </w:rPr>
-        <w:t xml:space="preserve">v0.dev va Bolt.new kabi zamonaviy Vibecoding platformalarining asosiy mo'jizasi nimada? </w:t>
+        <w:t xml:space="preserve">5-darsda 'Semantik HTML' teglari (&lt;header&gt;, &lt;nav&gt;, &lt;main&gt;, &lt;section&gt;, &lt;footer&gt;) nima uchun &lt;div&gt; ga nisbatan ustun qo'yiladi? </w:t>
       </w:r>
       <w:r>
         <w:rPr>
@@ -878,7 +878,7 @@
           <w:color w:val="475569"/>
           <w:sz w:val="19"/>
         </w:rPr>
-        <w:t>(В чем заключается прорыв платформ v0.dev и Bolt.new в современном веб-программировании?)</w:t>
+        <w:t>(На Уроке 5, почему семантические теги HTML (&lt;header&gt;, &lt;nav&gt;, &lt;main&gt;, &lt;section&gt;, &lt;footer&gt;) предпочтительнее сплошных &lt;div&gt;?)</w:t>
       </w:r>
     </w:p>
     <w:p>
@@ -899,7 +899,7 @@
           <w:color w:val="0F172A"/>
           <w:sz w:val="19"/>
         </w:rPr>
-        <w:t xml:space="preserve">Ular internet talab qilmaydi. </w:t>
+        <w:t xml:space="preserve">Chunki ular sahifa hajmini 10 barobarga kamaytiradi. </w:t>
       </w:r>
       <w:r>
         <w:rPr>
@@ -907,7 +907,7 @@
           <w:color w:val="505F73"/>
           <w:sz w:val="18"/>
         </w:rPr>
-        <w:t>(Они не требуют подключения к интернету.)</w:t>
+        <w:t>(Они уменьшают размер HTML-файла ровно в 10 раз.)</w:t>
       </w:r>
     </w:p>
     <w:p>
@@ -928,7 +928,7 @@
           <w:color w:val="0F172A"/>
           <w:sz w:val="19"/>
         </w:rPr>
-        <w:t xml:space="preserve">Faqat bitta tabiiy tildagi matnli prompt orqali bir necha soniyada to'liq zamonaviy interfeys (React/Tailwind UI) va ishlovchi veb-prototip generatsiya qilib beradi. </w:t>
+        <w:t xml:space="preserve">Sahifa tuzilmasini brauzer, qidiruv tizimlari (SEO) va yordamchi texnologiyalar (screen-readers) uchun ma'noli va tushunarli qiladi. </w:t>
       </w:r>
       <w:r>
         <w:rPr>
@@ -936,7 +936,7 @@
           <w:color w:val="505F73"/>
           <w:sz w:val="18"/>
         </w:rPr>
-        <w:t>(Они генерируют полноценные современные интерфейсы (React/Tailwind UI) и работающие прототипы приложений всего по одному текстовому промпту.)</w:t>
+        <w:t>(Они придают разметке смысловую структуру для поисковых систем (SEO), браузеров и экранных дикторов (accessibility).)</w:t>
       </w:r>
     </w:p>
     <w:p>
@@ -957,7 +957,7 @@
           <w:color w:val="0F172A"/>
           <w:sz w:val="19"/>
         </w:rPr>
-        <w:t xml:space="preserve">Faqat qora va oq rasmlar chizadi. </w:t>
+        <w:t xml:space="preserve">Faqatgina sahifani rangli qilib bezatish uchun. </w:t>
       </w:r>
       <w:r>
         <w:rPr>
@@ -965,7 +965,7 @@
           <w:color w:val="505F73"/>
           <w:sz w:val="18"/>
         </w:rPr>
-        <w:t>(Они рисуют только черно-белые иконки.)</w:t>
+        <w:t>(Исключительно для автоматической раскраски страницы в яркие цвета.)</w:t>
       </w:r>
     </w:p>
     <w:p>
@@ -986,7 +986,7 @@
           <w:color w:val="0F172A"/>
           <w:sz w:val="19"/>
         </w:rPr>
-        <w:t xml:space="preserve">Kompyuter klaviaturasini tozalaydi. </w:t>
+        <w:t xml:space="preserve">Bu teglar qo'yilsa, JavaScript yozish umuman talab qilinmaydi. </w:t>
       </w:r>
       <w:r>
         <w:rPr>
@@ -994,7 +994,7 @@
           <w:color w:val="505F73"/>
           <w:sz w:val="18"/>
         </w:rPr>
-        <w:t>(Они физически очищают клавиатуру ноутбука.)</w:t>
+        <w:t>(При их использовании полностью отпадает необходимость писать JavaScript-код.)</w:t>
       </w:r>
     </w:p>
     <w:p>
@@ -1015,7 +1015,7 @@
           <w:color w:val="0F172A"/>
           <w:sz w:val="19"/>
         </w:rPr>
-        <w:t xml:space="preserve">Faqat Word fayllarni o'qiydi. </w:t>
+        <w:t xml:space="preserve">Ular faqat mobil telefonlarda ishlaydi. </w:t>
       </w:r>
       <w:r>
         <w:rPr>
@@ -1023,7 +1023,7 @@
           <w:color w:val="505F73"/>
           <w:sz w:val="18"/>
         </w:rPr>
-        <w:t>(Они работают исключительно с файлами Microsoft Word.)</w:t>
+        <w:t>(Они функционируют исключительно на мобильных устройствах.)</w:t>
       </w:r>
     </w:p>
     <w:p>
@@ -1045,7 +1045,7 @@
           <w:color w:val="0F172A"/>
           <w:sz w:val="20"/>
         </w:rPr>
-        <w:t xml:space="preserve">Veb-sayt yaratishda 'Komponentli yondashuv' (Component-driven prompting) nima uchun zarur? </w:t>
+        <w:t xml:space="preserve">7-darsdagi CSS Flexbox tizimida elementlarni asosiy o'q bo'ylab markazlashtirish uchun qaysi xususiyat ishlatiladi? </w:t>
       </w:r>
       <w:r>
         <w:rPr>
@@ -1054,7 +1054,7 @@
           <w:color w:val="475569"/>
           <w:sz w:val="19"/>
         </w:rPr>
-        <w:t>(Почему при создании сайтов с нейросетью критически важен компонентный подход (Component-driven prompting)?)</w:t>
+        <w:t>(На Уроке 7 в CSS Flexbox, какое свойство центрирует дочерние элементы вдоль главной оси (main axis)?)</w:t>
       </w:r>
     </w:p>
     <w:p>
@@ -1072,18 +1072,10 @@
       </w:r>
       <w:r>
         <w:rPr>
-          <w:color w:val="0F172A"/>
+          <w:color w:val="1E293B"/>
           <w:sz w:val="19"/>
         </w:rPr>
-        <w:t xml:space="preserve">AI ga birdaniga butun saytni aytish osonroq bo'lgani uchun. </w:t>
-      </w:r>
-      <w:r>
-        <w:rPr>
-          <w:i/>
-          <w:color w:val="505F73"/>
-          <w:sz w:val="18"/>
-        </w:rPr>
-        <w:t>(Потому что нейросети проще объяснить сразу весь проект целиком.)</w:t>
+        <w:t>align-items: center;</w:t>
       </w:r>
     </w:p>
     <w:p>
@@ -1101,18 +1093,10 @@
       </w:r>
       <w:r>
         <w:rPr>
-          <w:color w:val="0F172A"/>
+          <w:color w:val="1E293B"/>
           <w:sz w:val="19"/>
         </w:rPr>
-        <w:t xml:space="preserve">Sayt hajmini sun'iy ravishda kattalashtirish uchun. </w:t>
-      </w:r>
-      <w:r>
-        <w:rPr>
-          <w:i/>
-          <w:color w:val="505F73"/>
-          <w:sz w:val="18"/>
-        </w:rPr>
-        <w:t>(Чтобы искусственно раздуть объем файлов.)</w:t>
+        <w:t>float: center;</w:t>
       </w:r>
     </w:p>
     <w:p>
@@ -1130,18 +1114,10 @@
       </w:r>
       <w:r>
         <w:rPr>
-          <w:color w:val="0F172A"/>
+          <w:color w:val="1E293B"/>
           <w:sz w:val="19"/>
         </w:rPr>
-        <w:t xml:space="preserve">Faqat bitta tugma bilan cheklanish uchun. </w:t>
-      </w:r>
-      <w:r>
-        <w:rPr>
-          <w:i/>
-          <w:color w:val="505F73"/>
-          <w:sz w:val="18"/>
-        </w:rPr>
-        <w:t>(Чтобы сайт состоял строго из одной кнопки.)</w:t>
+        <w:t>display: block;</w:t>
       </w:r>
     </w:p>
     <w:p>
@@ -1159,18 +1135,10 @@
       </w:r>
       <w:r>
         <w:rPr>
-          <w:color w:val="0F172A"/>
+          <w:color w:val="1E293B"/>
           <w:sz w:val="19"/>
         </w:rPr>
-        <w:t xml:space="preserve">Faqat rasmlar yuklash uchun. </w:t>
-      </w:r>
-      <w:r>
-        <w:rPr>
-          <w:i/>
-          <w:color w:val="505F73"/>
-          <w:sz w:val="18"/>
-        </w:rPr>
-        <w:t>(Только для пакетной загрузки картинок.)</w:t>
+        <w:t>flex-direction: none;</w:t>
       </w:r>
     </w:p>
     <w:p>
@@ -1188,18 +1156,10 @@
       </w:r>
       <w:r>
         <w:rPr>
-          <w:color w:val="0F172A"/>
+          <w:color w:val="1E293B"/>
           <w:sz w:val="19"/>
         </w:rPr>
-        <w:t xml:space="preserve">AI bir vaqtning o'zida hamma narsani mukammal qila olmaydi; avval alohida Navbar, keyin Hero banner, keyin Mahsulot kartalarini navbatma-navbat yaratish xatolarni yo'qotadi. </w:t>
-      </w:r>
-      <w:r>
-        <w:rPr>
-          <w:i/>
-          <w:color w:val="505F73"/>
-          <w:sz w:val="18"/>
-        </w:rPr>
-        <w:t>(Нейросеть не способна качественно сгенерировать все экраны разом; пошаговое создание компонентов (Navbar, Hero, Cards, Footer) исключает путаницу в коде.)</w:t>
+        <w:t>justify-content: center;</w:t>
       </w:r>
     </w:p>
     <w:p>
@@ -1221,7 +1181,7 @@
           <w:color w:val="0F172A"/>
           <w:sz w:val="20"/>
         </w:rPr>
-        <w:t xml:space="preserve">Cursor da `@Files` yoki `@Codebase` teglari nima vazifani bajaradi? </w:t>
+        <w:t xml:space="preserve">8-darsda tugma bosilishini JavaScript orqali kuzatib borish uchun qaysi usul qo'llaniladi? </w:t>
       </w:r>
       <w:r>
         <w:rPr>
@@ -1230,7 +1190,7 @@
           <w:color w:val="475569"/>
           <w:sz w:val="19"/>
         </w:rPr>
-        <w:t>(Какую задачу выполняют упоминания `@Files` или `@Codebase` в редакторе Cursor?)</w:t>
+        <w:t>(На Уроке 8, какой метод JavaScript используется для отслеживания клика пользователя по кнопке?)</w:t>
       </w:r>
     </w:p>
     <w:p>
@@ -1248,18 +1208,10 @@
       </w:r>
       <w:r>
         <w:rPr>
-          <w:color w:val="0F172A"/>
+          <w:color w:val="1E293B"/>
           <w:sz w:val="19"/>
         </w:rPr>
-        <w:t xml:space="preserve">AI ga butun loyihaning kerakli fayllarini kontekst sifatida aniq ko'rsatish, natijada AI boshqa fayllardagi o'zgaruvchilar va funksiyalarni to'g'ri tushunadi. </w:t>
-      </w:r>
-      <w:r>
-        <w:rPr>
-          <w:i/>
-          <w:color w:val="505F73"/>
-          <w:sz w:val="18"/>
-        </w:rPr>
-        <w:t>(Явную передачу нужных файлов проекта в контекст AI, благодаря чему нейросеть точно видит импорты, типы и существующие функции.)</w:t>
+        <w:t>button.addEventListener('click', () =&gt; { ... });</w:t>
       </w:r>
     </w:p>
     <w:p>
@@ -1277,18 +1229,10 @@
       </w:r>
       <w:r>
         <w:rPr>
-          <w:color w:val="0F172A"/>
+          <w:color w:val="1E293B"/>
           <w:sz w:val="19"/>
         </w:rPr>
-        <w:t xml:space="preserve">Fayllarni internetga sotish. </w:t>
-      </w:r>
-      <w:r>
-        <w:rPr>
-          <w:i/>
-          <w:color w:val="505F73"/>
-          <w:sz w:val="18"/>
-        </w:rPr>
-        <w:t>(Продажу исходных кодов на аукционе.)</w:t>
+        <w:t>button.setTimer()</w:t>
       </w:r>
     </w:p>
     <w:p>
@@ -1306,18 +1250,10 @@
       </w:r>
       <w:r>
         <w:rPr>
-          <w:color w:val="0F172A"/>
+          <w:color w:val="1E293B"/>
           <w:sz w:val="19"/>
         </w:rPr>
-        <w:t xml:space="preserve">Koddagi barcha so'zlarni bosh harfga aylantirish. </w:t>
-      </w:r>
-      <w:r>
-        <w:rPr>
-          <w:i/>
-          <w:color w:val="505F73"/>
-          <w:sz w:val="18"/>
-        </w:rPr>
-        <w:t>(Перевод всех названий переменных в верхний регистр.)</w:t>
+        <w:t>window.destroy()</w:t>
       </w:r>
     </w:p>
     <w:p>
@@ -1335,18 +1271,10 @@
       </w:r>
       <w:r>
         <w:rPr>
-          <w:color w:val="0F172A"/>
+          <w:color w:val="1E293B"/>
           <w:sz w:val="19"/>
         </w:rPr>
-        <w:t xml:space="preserve">Litsenziya sotib olish. </w:t>
-      </w:r>
-      <w:r>
-        <w:rPr>
-          <w:i/>
-          <w:color w:val="505F73"/>
-          <w:sz w:val="18"/>
-        </w:rPr>
-        <w:t>(Покупку коммерческой лицензии.)</w:t>
+        <w:t>console.break()</w:t>
       </w:r>
     </w:p>
     <w:p>
@@ -1364,18 +1292,10 @@
       </w:r>
       <w:r>
         <w:rPr>
-          <w:color w:val="0F172A"/>
+          <w:color w:val="1E293B"/>
           <w:sz w:val="19"/>
         </w:rPr>
-        <w:t xml:space="preserve">Klaviaturani bloklash. </w:t>
-      </w:r>
-      <w:r>
-        <w:rPr>
-          <w:i/>
-          <w:color w:val="505F73"/>
-          <w:sz w:val="18"/>
-        </w:rPr>
-        <w:t>(Блокировку экрана паролем.)</w:t>
+        <w:t>document.write('click')</w:t>
       </w:r>
     </w:p>
     <w:p>
@@ -1397,7 +1317,7 @@
           <w:color w:val="0F172A"/>
           <w:sz w:val="20"/>
         </w:rPr>
-        <w:t xml:space="preserve">AI ga zamonaviy dizayn tizimi (Design System) berish uchun promptga nimalar kiritiladi? </w:t>
+        <w:t xml:space="preserve">9-darsdagi 'Kiber-Reaksiya' o'yinida foydalanuvchining reaktsiya tezligini millisekundlarda o'ta aniq hisoblash uchun nima ishlatilgan? </w:t>
       </w:r>
       <w:r>
         <w:rPr>
@@ -1406,7 +1326,7 @@
           <w:color w:val="475569"/>
           <w:sz w:val="19"/>
         </w:rPr>
-        <w:t>(Что следует включить в промпт для задания строгой дизайн-системы (Design System) будущего интерфейса?)</w:t>
+        <w:t>(На Уроке 9 в игре 'Кибер-Реакция', что применялось для высокоточного замера времени реакции в миллисекундах?)</w:t>
       </w:r>
     </w:p>
     <w:p>
@@ -1427,7 +1347,7 @@
           <w:color w:val="0F172A"/>
           <w:sz w:val="19"/>
         </w:rPr>
-        <w:t xml:space="preserve">Faqat 'Chiroyli ranglar qo'y'. </w:t>
+        <w:t xml:space="preserve">Oddiy devor soati surati. </w:t>
       </w:r>
       <w:r>
         <w:rPr>
@@ -1435,7 +1355,7 @@
           <w:color w:val="505F73"/>
           <w:sz w:val="18"/>
         </w:rPr>
-        <w:t>(Фразу 'Сделай приятные цвета'.)</w:t>
+        <w:t>(Картинка с изображением механических настенных часов.)</w:t>
       </w:r>
     </w:p>
     <w:p>
@@ -1456,7 +1376,7 @@
           <w:color w:val="0F172A"/>
           <w:sz w:val="19"/>
         </w:rPr>
-        <w:t xml:space="preserve">Faqat o'quvchining sevimli avtomobili nomi. </w:t>
+        <w:t xml:space="preserve">Math.random() tasodifiy soni. </w:t>
       </w:r>
       <w:r>
         <w:rPr>
@@ -1464,7 +1384,7 @@
           <w:color w:val="505F73"/>
           <w:sz w:val="18"/>
         </w:rPr>
-        <w:t>(Название любимой марки автомобиля.)</w:t>
+        <w:t>(Генератор случайных чисел Math.random().)</w:t>
       </w:r>
     </w:p>
     <w:p>
@@ -1485,7 +1405,7 @@
           <w:color w:val="0F172A"/>
           <w:sz w:val="19"/>
         </w:rPr>
-        <w:t xml:space="preserve">Faqat kompyuter monitori diagonali. </w:t>
+        <w:t xml:space="preserve">alert() ogohlantirish oynasi. </w:t>
       </w:r>
       <w:r>
         <w:rPr>
@@ -1493,7 +1413,7 @@
           <w:color w:val="505F73"/>
           <w:sz w:val="18"/>
         </w:rPr>
-        <w:t>(Диагональ экрана монитора в дюймах.)</w:t>
+        <w:t>(Модальное окно alert().)</w:t>
       </w:r>
     </w:p>
     <w:p>
@@ -1514,7 +1434,7 @@
           <w:color w:val="0F172A"/>
           <w:sz w:val="19"/>
         </w:rPr>
-        <w:t xml:space="preserve">Hech qanday rang ko'rsatilmasligi kerak. </w:t>
+        <w:t xml:space="preserve">CSS animation-duration xossasi. </w:t>
       </w:r>
       <w:r>
         <w:rPr>
@@ -1522,7 +1442,7 @@
           <w:color w:val="505F73"/>
           <w:sz w:val="18"/>
         </w:rPr>
-        <w:t>(Категорический запрет на использование стилей.)</w:t>
+        <w:t>(CSS-свойство animation-duration.)</w:t>
       </w:r>
     </w:p>
     <w:p>
@@ -1543,7 +1463,7 @@
           <w:color w:val="0F172A"/>
           <w:sz w:val="19"/>
         </w:rPr>
-        <w:t xml:space="preserve">Ranglar palitrasi (masalan, asosiy Navy `#00214A`, aksent Cyan `#0284C7`), shriftlar oilasi, kartalar uchun 16px radius va Tailwind CSS klasslari. </w:t>
+        <w:t xml:space="preserve">performance.now() yuqori aniqlikdagi vaqt funksiyasi. </w:t>
       </w:r>
       <w:r>
         <w:rPr>
@@ -1551,7 +1471,7 @@
           <w:color w:val="505F73"/>
           <w:sz w:val="18"/>
         </w:rPr>
-        <w:t>(Палитру HEX-цветов (например, основной Navy `#00214A`, акцент Cyan `#0284C7`), семейство шрифтов, скругления 16px и классы Tailwind CSS.)</w:t>
+        <w:t>(Функция высокоточного системного времени performance.now().)</w:t>
       </w:r>
     </w:p>
     <w:p>
@@ -1573,7 +1493,7 @@
           <w:color w:val="0F172A"/>
           <w:sz w:val="20"/>
         </w:rPr>
-        <w:t xml:space="preserve">AI yozgan kodda tugma bosilganda qizil xatolik chiqsa, Vibecoding uslubida qanday prompt beriladi? </w:t>
+        <w:t xml:space="preserve">10-darsdagi 'AI Debugging' jarayonida brauzer konsolida 'Uncaught TypeError: Cannot read properties of null' xatosi nimani bildiradi? </w:t>
       </w:r>
       <w:r>
         <w:rPr>
@@ -1582,7 +1502,7 @@
           <w:color w:val="475569"/>
           <w:sz w:val="19"/>
         </w:rPr>
-        <w:t>(Как правильно составить промпт для исправления ошибки в консоли браузера при нажатии кнопки?)</w:t>
+        <w:t>(На Уроке 10 при отладке (AI Debugging), о чем говорит ошибка 'Uncaught TypeError: Cannot read properties of null' в консоли?)</w:t>
       </w:r>
     </w:p>
     <w:p>
@@ -1603,7 +1523,7 @@
           <w:color w:val="0F172A"/>
           <w:sz w:val="19"/>
         </w:rPr>
-        <w:t xml:space="preserve">'Sen yomon AIsan, ishlamayapti.' </w:t>
+        <w:t xml:space="preserve">Kompyuter qattiq diskida joy tugaganini. </w:t>
       </w:r>
       <w:r>
         <w:rPr>
@@ -1611,7 +1531,7 @@
           <w:color w:val="505F73"/>
           <w:sz w:val="18"/>
         </w:rPr>
-        <w:t>('Ты плохой искусственный интеллект, ничего не работает.')</w:t>
+        <w:t>(О том, что на жестком диске компьютера закончилась память.)</w:t>
       </w:r>
     </w:p>
     <w:p>
@@ -1632,7 +1552,7 @@
           <w:color w:val="0F172A"/>
           <w:sz w:val="19"/>
         </w:rPr>
-        <w:t xml:space="preserve">'Hammasini o'chirib boshqatdan yoz.' </w:t>
+        <w:t xml:space="preserve">Internet tezligi juda sekinlashib ketganini. </w:t>
       </w:r>
       <w:r>
         <w:rPr>
@@ -1640,7 +1560,7 @@
           <w:color w:val="505F73"/>
           <w:sz w:val="18"/>
         </w:rPr>
-        <w:t>('Удали весь проект и начни заново.')</w:t>
+        <w:t>(О том, что скорость интернета упала до критического минимума.)</w:t>
       </w:r>
     </w:p>
     <w:p>
@@ -1661,7 +1581,7 @@
           <w:color w:val="0F172A"/>
           <w:sz w:val="19"/>
         </w:rPr>
-        <w:t xml:space="preserve">'Mana brauzer konsolidagi to'liq xatolik: `Uncaught TypeError: Cannot read properties of undefined (reading 'addEventListener') at app.js:14`. Mening HTML va JS kodim ilova qilindi. Sababini tushuntir va to'g'rilangan kodni ber.' </w:t>
+        <w:t xml:space="preserve">Kodingiz mavjud bo'lmagan (DOM da topilmagan yoki qiymati null bo'lgan) elementning xususiyatiga murojaat qilmoqchi bo'lganini. </w:t>
       </w:r>
       <w:r>
         <w:rPr>
@@ -1669,7 +1589,7 @@
           <w:color w:val="505F73"/>
           <w:sz w:val="18"/>
         </w:rPr>
-        <w:t>('Вот полный текст ошибки: `Uncaught TypeError: Cannot read properties of undefined (reading 'addEventListener') at app.js:14`. Прилагаю код HTML и JS. Объясни причину и исправь.')</w:t>
+        <w:t>(Код пытается прочитать свойство или вызвать метод у элемента, которого нет в DOM (вернулся null).)</w:t>
       </w:r>
     </w:p>
     <w:p>
@@ -1690,7 +1610,7 @@
           <w:color w:val="0F172A"/>
           <w:sz w:val="19"/>
         </w:rPr>
-        <w:t xml:space="preserve">'Menga yangi kompyuter kerak.' </w:t>
+        <w:t xml:space="preserve">Foydalanuvchi brauzer oynasini yopib qo'yganini. </w:t>
       </w:r>
       <w:r>
         <w:rPr>
@@ -1698,7 +1618,7 @@
           <w:color w:val="505F73"/>
           <w:sz w:val="18"/>
         </w:rPr>
-        <w:t>('Мне срочно нужен новый компьютер.')</w:t>
+        <w:t>(О том, что пользователь закрыл вкладку браузера.)</w:t>
       </w:r>
     </w:p>
     <w:p>
@@ -1719,7 +1639,7 @@
           <w:color w:val="0F172A"/>
           <w:sz w:val="19"/>
         </w:rPr>
-        <w:t xml:space="preserve">'Faqat CSS kodini ko'rsat.' </w:t>
+        <w:t xml:space="preserve">Barcha o'zgaruvchilar to'g'ri ishlaganini. </w:t>
       </w:r>
       <w:r>
         <w:rPr>
@@ -1727,7 +1647,7 @@
           <w:color w:val="505F73"/>
           <w:sz w:val="18"/>
         </w:rPr>
-        <w:t>('Покажи мне только правила CSS.')</w:t>
+        <w:t>(О том, что все переменные в программе сработали корректно.)</w:t>
       </w:r>
     </w:p>
     <w:p>
@@ -1749,7 +1669,7 @@
           <w:color w:val="0F172A"/>
           <w:sz w:val="20"/>
         </w:rPr>
-        <w:t xml:space="preserve">Kodni tozalash va takomillashtirishda 'Refaktoring' prompti qanday bo'lishi kerak? </w:t>
+        <w:t xml:space="preserve">11-darsda o'rganilgan 'LocalStorage' ga JavaScript obyektini (masalan: {score: 95, user: 'Aziz'}) saqlash uchun qanday yoziladi? </w:t>
       </w:r>
       <w:r>
         <w:rPr>
@@ -1758,7 +1678,7 @@
           <w:color w:val="475569"/>
           <w:sz w:val="19"/>
         </w:rPr>
-        <w:t>(Каким должен быть грамотный инженерный запрос на рефакторинг исходного кода?)</w:t>
+        <w:t>(На Уроке 11, как правильно сохранить JavaScript-объект ({score: 95, user: 'Aziz'}) в постоянное хранилище LocalStorage?)</w:t>
       </w:r>
     </w:p>
     <w:p>
@@ -1776,18 +1696,10 @@
       </w:r>
       <w:r>
         <w:rPr>
-          <w:color w:val="0F172A"/>
+          <w:color w:val="1E293B"/>
           <w:sz w:val="19"/>
         </w:rPr>
-        <w:t xml:space="preserve">'Kodni o'chir.' </w:t>
-      </w:r>
-      <w:r>
-        <w:rPr>
-          <w:i/>
-          <w:color w:val="505F73"/>
-          <w:sz w:val="18"/>
-        </w:rPr>
-        <w:t>('Удали код.')</w:t>
+        <w:t>localStorage.setItem('record', {score: 95});</w:t>
       </w:r>
     </w:p>
     <w:p>
@@ -1805,18 +1717,10 @@
       </w:r>
       <w:r>
         <w:rPr>
-          <w:color w:val="0F172A"/>
+          <w:color w:val="1E293B"/>
           <w:sz w:val="19"/>
         </w:rPr>
-        <w:t xml:space="preserve">'Ushbu kodning tashqi ishlashini o'zgartirmasdan, DRY prinsipiga muvofiq takrorlanuvchi bloklarni alohida funksiyalarga ajrat, o'zgaruvchilarga tushunarli nomlar ber va kodga izohlar qo'sh.' </w:t>
-      </w:r>
-      <w:r>
-        <w:rPr>
-          <w:i/>
-          <w:color w:val="505F73"/>
-          <w:sz w:val="18"/>
-        </w:rPr>
-        <w:t>('Без изменения внешнего поведения программы примени принцип DRY, вынеси повторяющиеся блоки в чистые функции, дай понятные имена переменным и добавь комментарии.')</w:t>
+        <w:t>localStorage.setItem('record', JSON.stringify({score: 95, user: 'Aziz'}));</w:t>
       </w:r>
     </w:p>
     <w:p>
@@ -1834,18 +1738,10 @@
       </w:r>
       <w:r>
         <w:rPr>
-          <w:color w:val="0F172A"/>
+          <w:color w:val="1E293B"/>
           <w:sz w:val="19"/>
         </w:rPr>
-        <w:t xml:space="preserve">'Faqat shrift rangini o'zgartir.' </w:t>
-      </w:r>
-      <w:r>
-        <w:rPr>
-          <w:i/>
-          <w:color w:val="505F73"/>
-          <w:sz w:val="18"/>
-        </w:rPr>
-        <w:t>('Просто измени цвет фона.')</w:t>
+        <w:t>localStorage.writeAll({score: 95});</w:t>
       </w:r>
     </w:p>
     <w:p>
@@ -1863,18 +1759,10 @@
       </w:r>
       <w:r>
         <w:rPr>
-          <w:color w:val="0F172A"/>
+          <w:color w:val="1E293B"/>
           <w:sz w:val="19"/>
         </w:rPr>
-        <w:t xml:space="preserve">'Kodni faqat 1 qatorga joyla.' </w:t>
-      </w:r>
-      <w:r>
-        <w:rPr>
-          <w:i/>
-          <w:color w:val="505F73"/>
-          <w:sz w:val="18"/>
-        </w:rPr>
-        <w:t>('Запиши весь файл в одну длинную строчку.')</w:t>
+        <w:t>window.storage = {score: 95};</w:t>
       </w:r>
     </w:p>
     <w:p>
@@ -1892,18 +1780,10 @@
       </w:r>
       <w:r>
         <w:rPr>
-          <w:color w:val="0F172A"/>
+          <w:color w:val="1E293B"/>
           <w:sz w:val="19"/>
         </w:rPr>
-        <w:t xml:space="preserve">'Kodni rus tiliga tarjima qil.' </w:t>
-      </w:r>
-      <w:r>
-        <w:rPr>
-          <w:i/>
-          <w:color w:val="505F73"/>
-          <w:sz w:val="18"/>
-        </w:rPr>
-        <w:t>('Переведи названия переменных на латынь.')</w:t>
+        <w:t>localStorage.clear('record');</w:t>
       </w:r>
     </w:p>
     <w:p>
@@ -1925,7 +1805,7 @@
           <w:color w:val="0F172A"/>
           <w:sz w:val="20"/>
         </w:rPr>
-        <w:t xml:space="preserve">Veb-ilovada sinov uchun foydalanuvchilar ro'yxati kerak bo'lsa, AI ga qanday 'Mock Data' so'rovi beriladi? </w:t>
+        <w:t xml:space="preserve">12-darsda yaratilgan o'yinni butun dunyo ko'rishi uchun Vercel xizmatiga deploy qilganda qaysi xavfsizlik protokoli avtomatik beriladi? </w:t>
       </w:r>
       <w:r>
         <w:rPr>
@@ -1934,7 +1814,7 @@
           <w:color w:val="475569"/>
           <w:sz w:val="19"/>
         </w:rPr>
-        <w:t>(Как составить промпт для генерации реалистичных тестовых данных (Mock Data) для веб-приложения?)</w:t>
+        <w:t>(На Уроке 12 при публикации игры на платформе Vercel, какой протокол безопасности выдается проекту автоматически?)</w:t>
       </w:r>
     </w:p>
     <w:p>
@@ -1955,7 +1835,7 @@
           <w:color w:val="0F172A"/>
           <w:sz w:val="19"/>
         </w:rPr>
-        <w:t xml:space="preserve">'Menga odamlar kerak.' </w:t>
+        <w:t xml:space="preserve">HTTP 1.0 oddiy shifrlanmagan ulanish. </w:t>
       </w:r>
       <w:r>
         <w:rPr>
@@ -1963,7 +1843,7 @@
           <w:color w:val="505F73"/>
           <w:sz w:val="18"/>
         </w:rPr>
-        <w:t>('Мне нужны люди.')</w:t>
+        <w:t>(Устаревший незашифрованный HTTP 1.0.)</w:t>
       </w:r>
     </w:p>
     <w:p>
@@ -1984,7 +1864,7 @@
           <w:color w:val="0F172A"/>
           <w:sz w:val="19"/>
         </w:rPr>
-        <w:t xml:space="preserve">'Do'stlarimning telefonini top.' </w:t>
+        <w:t xml:space="preserve">Faqat mahalliy localhost ulanishi. </w:t>
       </w:r>
       <w:r>
         <w:rPr>
@@ -1992,7 +1872,7 @@
           <w:color w:val="505F73"/>
           <w:sz w:val="18"/>
         </w:rPr>
-        <w:t>('Найди телефоны моих друзей в интернете.')</w:t>
+        <w:t>(Исключительно локальное соединение localhost.)</w:t>
       </w:r>
     </w:p>
     <w:p>
@@ -2013,7 +1893,7 @@
           <w:color w:val="0F172A"/>
           <w:sz w:val="19"/>
         </w:rPr>
-        <w:t xml:space="preserve">'Haqiqiy pasport ma'lumotlarini qidir.' </w:t>
+        <w:t xml:space="preserve">Bluetooth simsiz protokoli. </w:t>
       </w:r>
       <w:r>
         <w:rPr>
@@ -2021,7 +1901,7 @@
           <w:color w:val="505F73"/>
           <w:sz w:val="18"/>
         </w:rPr>
-        <w:t>('Сделай снимок реальных паспортов.')</w:t>
+        <w:t>(Беспроводной протокол Bluetooth.)</w:t>
       </w:r>
     </w:p>
     <w:p>
@@ -2042,7 +1922,7 @@
           <w:color w:val="0F172A"/>
           <w:sz w:val="19"/>
         </w:rPr>
-        <w:t xml:space="preserve">'O'zbekistonlik 10 ta o'quvchi uchun JSON formatida soxta ma'lumotlar (id, ism, familiya, yosh, ball, avatar rasmi havolasi) massivini yaratib ber.' </w:t>
+        <w:t xml:space="preserve">HTTPS va bepul SSL/TLS shifrlash sertifikati. </w:t>
       </w:r>
       <w:r>
         <w:rPr>
@@ -2050,7 +1930,7 @@
           <w:color w:val="505F73"/>
           <w:sz w:val="18"/>
         </w:rPr>
-        <w:t>('Сгенерируй массив Mock Data из 10 объектов в формате JSON: id, имя, фамилия, возраст, рейтинг, аватар (unsplash url) для тестирования таблицы.')</w:t>
+        <w:t>(Защищенный HTTPS с бесплатным доверенным SSL/TLS сертификатом.)</w:t>
       </w:r>
     </w:p>
     <w:p>
@@ -2071,7 +1951,7 @@
           <w:color w:val="0F172A"/>
           <w:sz w:val="19"/>
         </w:rPr>
-        <w:t xml:space="preserve">'Faqat bitta ism yoz.' </w:t>
+        <w:t xml:space="preserve">FTP fayl uzatish protokoli. </w:t>
       </w:r>
       <w:r>
         <w:rPr>
@@ -2079,7 +1959,7 @@
           <w:color w:val="505F73"/>
           <w:sz w:val="18"/>
         </w:rPr>
-        <w:t>('Напиши одно случайное слово.')</w:t>
+        <w:t>(Протокол передачи файлов FTP.)</w:t>
       </w:r>
     </w:p>
     <w:p>
@@ -2101,7 +1981,7 @@
           <w:color w:val="0F172A"/>
           <w:sz w:val="20"/>
         </w:rPr>
-        <w:t xml:space="preserve">AI ga saytni barcha qurilmalarga moslashtirish (Responsive Design) buyrug'i qanday beriladi? </w:t>
+        <w:t xml:space="preserve">13-darsda HTML5 &lt;canvas&gt; elementida 60 FPS silliq o'yin animatsiyasini yaratish uchun qaysi funksiya chaqiriladi? </w:t>
       </w:r>
       <w:r>
         <w:rPr>
@@ -2110,7 +1990,7 @@
           <w:color w:val="475569"/>
           <w:sz w:val="19"/>
         </w:rPr>
-        <w:t>(Как четко потребовать от нейросети создание адаптивного дизайна (Responsive Design)?)</w:t>
+        <w:t>(На Уроке 13, какая функция используется в HTML5 Canvas для создания плавного игрового цикла со скоростью 60 FPS?)</w:t>
       </w:r>
     </w:p>
     <w:p>
@@ -2128,18 +2008,10 @@
       </w:r>
       <w:r>
         <w:rPr>
-          <w:color w:val="0F172A"/>
+          <w:color w:val="1E293B"/>
           <w:sz w:val="19"/>
         </w:rPr>
-        <w:t xml:space="preserve">'Saytni kichik qil.' </w:t>
-      </w:r>
-      <w:r>
-        <w:rPr>
-          <w:i/>
-          <w:color w:val="505F73"/>
-          <w:sz w:val="18"/>
-        </w:rPr>
-        <w:t>('Сделай сайт меньше.')</w:t>
+        <w:t>setInterval(update, 1000);</w:t>
       </w:r>
     </w:p>
     <w:p>
@@ -2157,18 +2029,10 @@
       </w:r>
       <w:r>
         <w:rPr>
-          <w:color w:val="0F172A"/>
+          <w:color w:val="1E293B"/>
           <w:sz w:val="19"/>
         </w:rPr>
-        <w:t xml:space="preserve">'Sayt mobil telefonlarda (iPhone), planshetlarda va katta monitorlarda birdek qulay ochilishi uchun CSS Media Queries yoki Tailwind `sm:`, `md:`, `lg:` klasslaridan foydalan.' </w:t>
-      </w:r>
-      <w:r>
-        <w:rPr>
-          <w:i/>
-          <w:color w:val="505F73"/>
-          <w:sz w:val="18"/>
-        </w:rPr>
-        <w:t>('Обеспечь идеальное отображение на смартфонах (iPhone), планшетах и десктопах, используя медиазапросы CSS или адаптивные префиксы Tailwind (`sm:`, `md:`, `lg:`).')</w:t>
+        <w:t>requestAnimationFrame(gameLoop);</w:t>
       </w:r>
     </w:p>
     <w:p>
@@ -2186,18 +2050,10 @@
       </w:r>
       <w:r>
         <w:rPr>
-          <w:color w:val="0F172A"/>
+          <w:color w:val="1E293B"/>
           <w:sz w:val="19"/>
         </w:rPr>
-        <w:t xml:space="preserve">'Faqat noutbukda ochilsin.' </w:t>
-      </w:r>
-      <w:r>
-        <w:rPr>
-          <w:i/>
-          <w:color w:val="505F73"/>
-          <w:sz w:val="18"/>
-        </w:rPr>
-        <w:t>('Сайт должен открываться строго на ноутбуках.')</w:t>
+        <w:t>setTimeout(gameLoop, 0);</w:t>
       </w:r>
     </w:p>
     <w:p>
@@ -2215,18 +2071,10 @@
       </w:r>
       <w:r>
         <w:rPr>
-          <w:color w:val="0F172A"/>
+          <w:color w:val="1E293B"/>
           <w:sz w:val="19"/>
         </w:rPr>
-        <w:t xml:space="preserve">'Barcha rasmlarni o'chirib tashla.' </w:t>
-      </w:r>
-      <w:r>
-        <w:rPr>
-          <w:i/>
-          <w:color w:val="505F73"/>
-          <w:sz w:val="18"/>
-        </w:rPr>
-        <w:t>('Удали все картинки со страницы.')</w:t>
+        <w:t>window.reload();</w:t>
       </w:r>
     </w:p>
     <w:p>
@@ -2244,18 +2092,10 @@
       </w:r>
       <w:r>
         <w:rPr>
-          <w:color w:val="0F172A"/>
+          <w:color w:val="1E293B"/>
           <w:sz w:val="19"/>
         </w:rPr>
-        <w:t xml:space="preserve">'Sahifani qora mavzuga o'tkaz.' </w:t>
-      </w:r>
-      <w:r>
-        <w:rPr>
-          <w:i/>
-          <w:color w:val="505F73"/>
-          <w:sz w:val="18"/>
-        </w:rPr>
-        <w:t>('Переведи страницу в черно-белый режим.')</w:t>
+        <w:t>document.refresh();</w:t>
       </w:r>
     </w:p>
     <w:p>
@@ -2277,7 +2117,7 @@
           <w:color w:val="0F172A"/>
           <w:sz w:val="20"/>
         </w:rPr>
-        <w:t xml:space="preserve">AI yordamida tashqi API (masalan, Jonli Valyuta Kurslari) ulashda qanday prompt beriladi? </w:t>
+        <w:t xml:space="preserve">14-darsda dushmanlar massividan ekrandan chiqib ketgan yoki yo'q qilingan dushmanlarni tozalash uchun qaysi massiv metodi ishlatiladi? </w:t>
       </w:r>
       <w:r>
         <w:rPr>
@@ -2286,7 +2126,7 @@
           <w:color w:val="475569"/>
           <w:sz w:val="19"/>
         </w:rPr>
-        <w:t>(Какой промпт корректно подключит внешний публичный API (например, курсы валют) к фронтенду?)</w:t>
+        <w:t>(На Уроке 14, какой метод массива применяется для мгновенного удаления уничтоженных или улетевших врагов из памяти?)</w:t>
       </w:r>
     </w:p>
     <w:p>
@@ -2304,18 +2144,10 @@
       </w:r>
       <w:r>
         <w:rPr>
-          <w:color w:val="0F172A"/>
+          <w:color w:val="1E293B"/>
           <w:sz w:val="19"/>
         </w:rPr>
-        <w:t xml:space="preserve">'Menga pul ber.' </w:t>
-      </w:r>
-      <w:r>
-        <w:rPr>
-          <w:i/>
-          <w:color w:val="505F73"/>
-          <w:sz w:val="18"/>
-        </w:rPr>
-        <w:t>('Дай мне деньги.')</w:t>
+        <w:t>enemies.push()</w:t>
       </w:r>
     </w:p>
     <w:p>
@@ -2333,18 +2165,10 @@
       </w:r>
       <w:r>
         <w:rPr>
-          <w:color w:val="0F172A"/>
+          <w:color w:val="1E293B"/>
           <w:sz w:val="19"/>
         </w:rPr>
-        <w:t xml:space="preserve">'Bank hisobini och.' </w:t>
-      </w:r>
-      <w:r>
-        <w:rPr>
-          <w:i/>
-          <w:color w:val="505F73"/>
-          <w:sz w:val="18"/>
-        </w:rPr>
-        <w:t>('Взломай банковский счет.')</w:t>
+        <w:t>enemies.join()</w:t>
       </w:r>
     </w:p>
     <w:p>
@@ -2362,18 +2186,10 @@
       </w:r>
       <w:r>
         <w:rPr>
-          <w:color w:val="0F172A"/>
+          <w:color w:val="1E293B"/>
           <w:sz w:val="19"/>
         </w:rPr>
-        <w:t xml:space="preserve">'Kriptovalyuta sotib ol.' </w:t>
-      </w:r>
-      <w:r>
-        <w:rPr>
-          <w:i/>
-          <w:color w:val="505F73"/>
-          <w:sz w:val="18"/>
-        </w:rPr>
-        <w:t>('Купи криптовалюту на бирже.')</w:t>
+        <w:t>enemies.toString()</w:t>
       </w:r>
     </w:p>
     <w:p>
@@ -2391,18 +2207,10 @@
       </w:r>
       <w:r>
         <w:rPr>
-          <w:color w:val="0F172A"/>
+          <w:color w:val="1E293B"/>
           <w:sz w:val="19"/>
         </w:rPr>
-        <w:t xml:space="preserve">'Ochiq valyuta API sidan (masalan, open.er-api.com) so'nggi kurslarni `fetch()` orqali oladigan, yuklanish holatini (Loading spinner) va xatolik yuz bergandagi xabarni ko'rsatuvchi funksiya yozib ber.' </w:t>
-      </w:r>
-      <w:r>
-        <w:rPr>
-          <w:i/>
-          <w:color w:val="505F73"/>
-          <w:sz w:val="18"/>
-        </w:rPr>
-        <w:t>('Напиши функцию получения данных с открытого API через `fetch()`, добавь индикатор загрузки (Loading spinner) и обработку возможных ошибок через `try/catch`.')</w:t>
+        <w:t>enemies = enemies.filter(enemy =&gt; enemy.isAlive);</w:t>
       </w:r>
     </w:p>
     <w:p>
@@ -2420,18 +2228,10 @@
       </w:r>
       <w:r>
         <w:rPr>
-          <w:color w:val="0F172A"/>
+          <w:color w:val="1E293B"/>
           <w:sz w:val="19"/>
         </w:rPr>
-        <w:t xml:space="preserve">'Faqat valyuta ramzini chiz.' </w:t>
-      </w:r>
-      <w:r>
-        <w:rPr>
-          <w:i/>
-          <w:color w:val="505F73"/>
-          <w:sz w:val="18"/>
-        </w:rPr>
-        <w:t>('Нарисуй значок доллара.')</w:t>
+        <w:t>enemies.reverse()</w:t>
       </w:r>
     </w:p>
     <w:p>
@@ -2453,7 +2253,7 @@
           <w:color w:val="0F172A"/>
           <w:sz w:val="20"/>
         </w:rPr>
-        <w:t xml:space="preserve">Few-Shot kod yozdirishning Zero-Shot dan ustunligi nimada? </w:t>
+        <w:t xml:space="preserve">15-darsda qahramonning platformer o'yinida yuqoriga sakrashi va yerga tushishida gravitatsiya qanday hisoblanadi? </w:t>
       </w:r>
       <w:r>
         <w:rPr>
@@ -2462,7 +2262,7 @@
           <w:color w:val="475569"/>
           <w:sz w:val="19"/>
         </w:rPr>
-        <w:t>(В чем ключевое преимущество подхода Few-Shot при генерации кода по сравнению с Zero-Shot?)</w:t>
+        <w:t>(На Уроке 15, как в коде платформера рассчитывается гравитация при прыжке и падении персонажа?)</w:t>
       </w:r>
     </w:p>
     <w:p>
@@ -2480,18 +2280,10 @@
       </w:r>
       <w:r>
         <w:rPr>
-          <w:color w:val="0F172A"/>
+          <w:color w:val="1E293B"/>
           <w:sz w:val="19"/>
         </w:rPr>
-        <w:t xml:space="preserve">AI ga loyihangizdagi mavjud kod uslubidan namuna (Few-Shot) ko'rsatsangiz, u yangi modulni loyihangizning aynan o'sha arxitektura qoidalariga moslab yozib beradi. </w:t>
-      </w:r>
-      <w:r>
-        <w:rPr>
-          <w:i/>
-          <w:color w:val="505F73"/>
-          <w:sz w:val="18"/>
-        </w:rPr>
-        <w:t>(Показав нейросети образец существующего кода вашего проекта, вы гарантируете, что новый модуль будет написан в точности по вашим стандартам и стилю.)</w:t>
+        <w:t>player.vy += gravity; player.y += player.vy;</w:t>
       </w:r>
     </w:p>
     <w:p>
@@ -2509,18 +2301,10 @@
       </w:r>
       <w:r>
         <w:rPr>
-          <w:color w:val="0F172A"/>
+          <w:color w:val="1E293B"/>
           <w:sz w:val="19"/>
         </w:rPr>
-        <w:t xml:space="preserve">Zero-Shot har doim pullik bo'ladi. </w:t>
-      </w:r>
-      <w:r>
-        <w:rPr>
-          <w:i/>
-          <w:color w:val="505F73"/>
-          <w:sz w:val="18"/>
-        </w:rPr>
-        <w:t>(Zero-Shot всегда требует платной подписки.)</w:t>
+        <w:t>player.x += speed;</w:t>
       </w:r>
     </w:p>
     <w:p>
@@ -2538,18 +2322,10 @@
       </w:r>
       <w:r>
         <w:rPr>
-          <w:color w:val="0F172A"/>
+          <w:color w:val="1E293B"/>
           <w:sz w:val="19"/>
         </w:rPr>
-        <w:t xml:space="preserve">Few-Shot kompyuterni tezroq o'chiradi. </w:t>
-      </w:r>
-      <w:r>
-        <w:rPr>
-          <w:i/>
-          <w:color w:val="505F73"/>
-          <w:sz w:val="18"/>
-        </w:rPr>
-        <w:t>(Few-Shot быстрее выключает операционную систему.)</w:t>
+        <w:t>player.y = player.y * 2;</w:t>
       </w:r>
     </w:p>
     <w:p>
@@ -2567,18 +2343,10 @@
       </w:r>
       <w:r>
         <w:rPr>
-          <w:color w:val="0F172A"/>
+          <w:color w:val="1E293B"/>
           <w:sz w:val="19"/>
         </w:rPr>
-        <w:t xml:space="preserve">Few-Shot faqat HTML da ishlaydi. </w:t>
-      </w:r>
-      <w:r>
-        <w:rPr>
-          <w:i/>
-          <w:color w:val="505F73"/>
-          <w:sz w:val="18"/>
-        </w:rPr>
-        <w:t>(Few-Shot работает строго внутри HTML-разметки.)</w:t>
+        <w:t>player.vy = 0;</w:t>
       </w:r>
     </w:p>
     <w:p>
@@ -2596,18 +2364,10 @@
       </w:r>
       <w:r>
         <w:rPr>
-          <w:color w:val="0F172A"/>
+          <w:color w:val="1E293B"/>
           <w:sz w:val="19"/>
         </w:rPr>
-        <w:t xml:space="preserve">Hech qanday farqi yo'q. </w:t>
-      </w:r>
-      <w:r>
-        <w:rPr>
-          <w:i/>
-          <w:color w:val="505F73"/>
-          <w:sz w:val="18"/>
-        </w:rPr>
-        <w:t>(Между ними нет функциональной разницы.)</w:t>
+        <w:t>player.jump = true;</w:t>
       </w:r>
     </w:p>
     <w:p>
@@ -2629,7 +2389,7 @@
           <w:color w:val="0F172A"/>
           <w:sz w:val="20"/>
         </w:rPr>
-        <w:t xml:space="preserve">AI ga cheklovlar (Constraints) qo'yish nima uchun muhim? </w:t>
+        <w:t xml:space="preserve">15-darsning ikkinchi qismidagi AABB (Axis-Aligned Bounding Box) to'qnashuv algoritmida ikkita to'g'ri to'rtburchak qachon to'qnashadi? </w:t>
       </w:r>
       <w:r>
         <w:rPr>
@@ -2638,7 +2398,7 @@
           <w:color w:val="475569"/>
           <w:sz w:val="19"/>
         </w:rPr>
-        <w:t>(Зачем в промптах обязательно прописывают технические ограничения (Constraints)?)</w:t>
+        <w:t>(Во второй части Урока 15, при каких условиях алгоритм AABB (Axis-Aligned Bounding Box) фиксирует столкновение двух прямоугольников?)</w:t>
       </w:r>
     </w:p>
     <w:p>
@@ -2659,7 +2419,7 @@
           <w:color w:val="0F172A"/>
           <w:sz w:val="19"/>
         </w:rPr>
-        <w:t xml:space="preserve">AI ning tezligini ataylab sekinlashtirish uchun. </w:t>
+        <w:t xml:space="preserve">Ularning ranglari bir xil bo'lganda. </w:t>
       </w:r>
       <w:r>
         <w:rPr>
@@ -2667,7 +2427,7 @@
           <w:color w:val="505F73"/>
           <w:sz w:val="18"/>
         </w:rPr>
-        <w:t>(Чтобы искусственно замедлить генерацию ответа.)</w:t>
+        <w:t>(Когда у обоих прямоугольников совпадает цвет заливки.)</w:t>
       </w:r>
     </w:p>
     <w:p>
@@ -2688,7 +2448,7 @@
           <w:color w:val="0F172A"/>
           <w:sz w:val="19"/>
         </w:rPr>
-        <w:t xml:space="preserve">Faqat inglizcha kod yozdirish uchun. </w:t>
+        <w:t xml:space="preserve">Ularning yuzasi teng bo'lganda. </w:t>
       </w:r>
       <w:r>
         <w:rPr>
@@ -2696,7 +2456,7 @@
           <w:color w:val="505F73"/>
           <w:sz w:val="18"/>
         </w:rPr>
-        <w:t>(Чтобы код генерировался только на английском языке.)</w:t>
+        <w:t>(Когда площади прямоугольников строго равны между собой.)</w:t>
       </w:r>
     </w:p>
     <w:p>
@@ -2717,7 +2477,7 @@
           <w:color w:val="0F172A"/>
           <w:sz w:val="19"/>
         </w:rPr>
-        <w:t xml:space="preserve">Kodni qisqartirishni taqiqlash uchun. </w:t>
+        <w:t xml:space="preserve">Qahramon harakatdan to'xtaganda. </w:t>
       </w:r>
       <w:r>
         <w:rPr>
@@ -2725,7 +2485,7 @@
           <w:color w:val="505F73"/>
           <w:sz w:val="18"/>
         </w:rPr>
-        <w:t>(Чтобы запретить форматирование кода.)</w:t>
+        <w:t>(Когда персонаж полностью прекратил движение.)</w:t>
       </w:r>
     </w:p>
     <w:p>
@@ -2746,7 +2506,7 @@
           <w:color w:val="0F172A"/>
           <w:sz w:val="19"/>
         </w:rPr>
-        <w:t xml:space="preserve">Faqat 10 ta belgi ishlatish uchun. </w:t>
+        <w:t xml:space="preserve">Faqat sichqoncha bilan bosilganda. </w:t>
       </w:r>
       <w:r>
         <w:rPr>
@@ -2754,7 +2514,7 @@
           <w:color w:val="505F73"/>
           <w:sz w:val="18"/>
         </w:rPr>
-        <w:t>(Чтобы ограничить программу 10 символами.)</w:t>
+        <w:t>(Только при прямом нажатии мышью.)</w:t>
       </w:r>
     </w:p>
     <w:p>
@@ -2775,7 +2535,7 @@
           <w:color w:val="0F172A"/>
           <w:sz w:val="19"/>
         </w:rPr>
-        <w:t xml:space="preserve">AI o'zboshimchalik bilan ortiqcha kutubxonalar (masalan, og'ir jQuery yoki React) qo'shib yubormasligi uchun 'Faqat sof Vanilla JavaScript ishlat, tashqi kutubxonalarsiz' deb chegaralash uchun. </w:t>
+        <w:t xml:space="preserve">Ikkala to'rtburchak X va Y o'qlari bo'yicha bir vaqtda bir-birining ustiga tushganda (kesishganda). </w:t>
       </w:r>
       <w:r>
         <w:rPr>
@@ -2783,7 +2543,7 @@
           <w:color w:val="505F73"/>
           <w:sz w:val="18"/>
         </w:rPr>
-        <w:t>(Чтобы нейросеть не добавляла лишние тяжелые библиотеки и фреймворки, четко ограничивая стек (например: 'Только чистый Vanilla JavaScript без сторонних библиотек').)</w:t>
+        <w:t>(Когда проекции обоих прямоугольников одновременно пересекаются по обеим осям X и Y.)</w:t>
       </w:r>
     </w:p>
     <w:p>
@@ -2805,7 +2565,7 @@
           <w:color w:val="0F172A"/>
           <w:sz w:val="20"/>
         </w:rPr>
-        <w:t xml:space="preserve">AI tomonidan 'Hallucinated Package' (to'qib chiqarilgan paket) xatosi nima? </w:t>
+        <w:t xml:space="preserve">16-darsda 'Boss Jangi' dasturlanganda Boss xatti-harakatlarini boshqarish uchun qaysi arxitektura modeli ishlatilgan? </w:t>
       </w:r>
       <w:r>
         <w:rPr>
@@ -2814,7 +2574,7 @@
           <w:color w:val="475569"/>
           <w:sz w:val="19"/>
         </w:rPr>
-        <w:t>(Что представляет собой ошибка галлюцинации пакета ('Hallucinated Package') в коде от нейросети?)</w:t>
+        <w:t>(На Уроке 16 в 'Битве с Боссом', какая архитектурная модель управляла фазами поведения Босса?)</w:t>
       </w:r>
     </w:p>
     <w:p>
@@ -2835,7 +2595,7 @@
           <w:color w:val="0F172A"/>
           <w:sz w:val="19"/>
         </w:rPr>
-        <w:t xml:space="preserve">AI yangi kompyuter sotib olishni talab qiladi. </w:t>
+        <w:t xml:space="preserve">Tasodifiy tartibsiz if-else lar to'plami. </w:t>
       </w:r>
       <w:r>
         <w:rPr>
@@ -2843,7 +2603,7 @@
           <w:color w:val="505F73"/>
           <w:sz w:val="18"/>
         </w:rPr>
-        <w:t>(Требование купить новый процессор.)</w:t>
+        <w:t>(Хаотичный набор вложенных условий if-else.)</w:t>
       </w:r>
     </w:p>
     <w:p>
@@ -2864,7 +2624,7 @@
           <w:color w:val="0F172A"/>
           <w:sz w:val="19"/>
         </w:rPr>
-        <w:t xml:space="preserve">Koddagi barcha sonlarning yo'qolib qolishi. </w:t>
+        <w:t xml:space="preserve">Faqat kompyuter klaviaturasi sozlamalari. </w:t>
       </w:r>
       <w:r>
         <w:rPr>
@@ -2872,7 +2632,7 @@
           <w:color w:val="505F73"/>
           <w:sz w:val="18"/>
         </w:rPr>
-        <w:t>(Исчезновение всех чисел из исходного кода.)</w:t>
+        <w:t>(Исключительно системные настройки клавиатуры.)</w:t>
       </w:r>
     </w:p>
     <w:p>
@@ -2893,7 +2653,7 @@
           <w:color w:val="0F172A"/>
           <w:sz w:val="19"/>
         </w:rPr>
-        <w:t xml:space="preserve">AI kod yozayotganda aslida internetda mavjud bo'lmagan, soxta npm kutubxona nomini (masalan, `npm install super-cool-game-physics-2026`) o'ylab topib, kodga kiritib yuborishi. </w:t>
+        <w:t xml:space="preserve">Chekli Holatlar Mashinasi (FSM - Finite State Machine: PATROL, ATTACK, LASER, ENRAGED). </w:t>
       </w:r>
       <w:r>
         <w:rPr>
@@ -2901,7 +2661,7 @@
           <w:color w:val="505F73"/>
           <w:sz w:val="18"/>
         </w:rPr>
-        <w:t>(Ситуация, когда AI выдумывает название несуществующего npm-пакета (например, `npm i super-game-maker-2026`), которого нет в природе.)</w:t>
+        <w:t>(Конечный Автомат (FSM - Finite State Machine: PATROL, ATTACK, LASER, ENRAGED).)</w:t>
       </w:r>
     </w:p>
     <w:p>
@@ -2922,7 +2682,7 @@
           <w:color w:val="0F172A"/>
           <w:sz w:val="19"/>
         </w:rPr>
-        <w:t xml:space="preserve">Sayt fonining o'z-o'zidan o'zgarishi. </w:t>
+        <w:t xml:space="preserve">Faqat CSS transition animatsiyasi. </w:t>
       </w:r>
       <w:r>
         <w:rPr>
@@ -2930,7 +2690,7 @@
           <w:color w:val="505F73"/>
           <w:sz w:val="18"/>
         </w:rPr>
-        <w:t>(Самопроизвольная смена обоев рабочего стола.)</w:t>
+        <w:t>(Только анимации CSS transition.)</w:t>
       </w:r>
     </w:p>
     <w:p>
@@ -2951,7 +2711,7 @@
           <w:color w:val="0F172A"/>
           <w:sz w:val="19"/>
         </w:rPr>
-        <w:t xml:space="preserve">Internet provayderining almashishi. </w:t>
+        <w:t xml:space="preserve">Faqat audio pleyer. </w:t>
       </w:r>
       <w:r>
         <w:rPr>
@@ -2959,7 +2719,7 @@
           <w:color w:val="505F73"/>
           <w:sz w:val="18"/>
         </w:rPr>
-        <w:t>(Смена интернет-провайдера.)</w:t>
+        <w:t>(Обычный аудиоплеер.)</w:t>
       </w:r>
     </w:p>
     <w:p>
@@ -2981,7 +2741,7 @@
           <w:color w:val="0F172A"/>
           <w:sz w:val="20"/>
         </w:rPr>
-        <w:t xml:space="preserve">Vibe-checking jarayonida dasturchi nimalarni sinovdan o'tkazadi? </w:t>
+        <w:t xml:space="preserve">17-darsda 'Web Audio API' yordamida tashqi faylsiz toza audio tovushlarni sintez qilishda nima ishlatiladi? </w:t>
       </w:r>
       <w:r>
         <w:rPr>
@@ -2990,7 +2750,7 @@
           <w:color w:val="475569"/>
           <w:sz w:val="19"/>
         </w:rPr>
-        <w:t>(Что именно тестирует разработчик в процессе 'Vibe-checking' созданного веб-приложения?)</w:t>
+        <w:t>(На Уроке 17, с помощью чего Web Audio API позволяет генерировать чистые звуковые эффекты без загрузки аудиофайлов?)</w:t>
       </w:r>
     </w:p>
     <w:p>
@@ -3011,7 +2771,7 @@
           <w:color w:val="0F172A"/>
           <w:sz w:val="19"/>
         </w:rPr>
-        <w:t xml:space="preserve">Faqat kod chiroyli ko'rinishini. </w:t>
+        <w:t xml:space="preserve">Faqat MP3 fayllarni internetdan yuklash. </w:t>
       </w:r>
       <w:r>
         <w:rPr>
@@ -3019,7 +2779,7 @@
           <w:color w:val="505F73"/>
           <w:sz w:val="18"/>
         </w:rPr>
-        <w:t>(Только визуальную красоту текста.)</w:t>
+        <w:t>(Только скачиванием внешних MP3-файлов из сети.)</w:t>
       </w:r>
     </w:p>
     <w:p>
@@ -3040,7 +2800,7 @@
           <w:color w:val="0F172A"/>
           <w:sz w:val="19"/>
         </w:rPr>
-        <w:t xml:space="preserve">Faqat kompyuter ekranining yorqinligini. </w:t>
+        <w:t xml:space="preserve">Faqat kompyuter dinamikini o'chirib qo'yish. </w:t>
       </w:r>
       <w:r>
         <w:rPr>
@@ -3048,7 +2808,7 @@
           <w:color w:val="505F73"/>
           <w:sz w:val="18"/>
         </w:rPr>
-        <w:t>(Уровень яркости экрана ноутбука.)</w:t>
+        <w:t>(Исключительно отключением динамиков компьютера.)</w:t>
       </w:r>
     </w:p>
     <w:p>
@@ -3069,7 +2829,7 @@
           <w:color w:val="0F172A"/>
           <w:sz w:val="19"/>
         </w:rPr>
-        <w:t xml:space="preserve">Faqat o'yin ballari rekordini. </w:t>
+        <w:t xml:space="preserve">HTML &lt;video&gt; tegi. </w:t>
       </w:r>
       <w:r>
         <w:rPr>
@@ -3077,7 +2837,7 @@
           <w:color w:val="505F73"/>
           <w:sz w:val="18"/>
         </w:rPr>
-        <w:t>(Рекордное число набранных очков в игре.)</w:t>
+        <w:t>(Через стандартный HTML-тег &lt;video&gt;.)</w:t>
       </w:r>
     </w:p>
     <w:p>
@@ -3098,7 +2858,7 @@
           <w:color w:val="0F172A"/>
           <w:sz w:val="19"/>
         </w:rPr>
-        <w:t xml:space="preserve">Barcha tugmalar bosilishi, chegaraviy holatlar (Edge Cases: bo'sh matn kiritilsa nima bo'ladi), mobil ko'rinish va animatsiyalarning silliqligini real hayotda sinab ko'radi. </w:t>
+        <w:t xml:space="preserve">AudioContext va OscillatorNode (to'lqin chastotasini o'zgartiruvchi generator). </w:t>
       </w:r>
       <w:r>
         <w:rPr>
@@ -3106,7 +2866,7 @@
           <w:color w:val="505F73"/>
           <w:sz w:val="18"/>
         </w:rPr>
-        <w:t>(Реальную работу всех интерактивных элементов, граничные сценарии (Edge Cases: пустой ввод, спецсимволы), мобильную верстку и плавность анимаций.)</w:t>
+        <w:t>(С помощью AudioContext и генераторов частоты OscillatorNode (синусоидальные, квадратные и пилообразные волны).)</w:t>
       </w:r>
     </w:p>
     <w:p>
@@ -3127,7 +2887,7 @@
           <w:color w:val="0F172A"/>
           <w:sz w:val="19"/>
         </w:rPr>
-        <w:t xml:space="preserve">Hech narsani tekshirmaydi, AI ga 100% ishonadi. </w:t>
+        <w:t xml:space="preserve">Telefon mikrofoni. </w:t>
       </w:r>
       <w:r>
         <w:rPr>
@@ -3135,7 +2895,7 @@
           <w:color w:val="505F73"/>
           <w:sz w:val="18"/>
         </w:rPr>
-        <w:t>(Ничего не проверяет, слепо доверяя AI.)</w:t>
+        <w:t>(Используя встроенный диктофон смартфона.)</w:t>
       </w:r>
     </w:p>
     <w:p>
@@ -3157,7 +2917,7 @@
           <w:color w:val="0F172A"/>
           <w:sz w:val="20"/>
         </w:rPr>
-        <w:t xml:space="preserve">AI yordamida Git commit xabarlarini professional yozish (Conventional Commits) qanday bo'ladi? </w:t>
+        <w:t xml:space="preserve">18-darsda qahramon katta dunyo bo'ylab yurganda kamerani uni kuzatib borishi (Camera Scrolling) Canvas da qanday qilinadi? </w:t>
       </w:r>
       <w:r>
         <w:rPr>
@@ -3166,7 +2926,7 @@
           <w:color w:val="475569"/>
           <w:sz w:val="19"/>
         </w:rPr>
-        <w:t>(Как выглядит профессиональное сообщение коммита Git по стандарту Conventional Commits, сгенерированное AI?)</w:t>
+        <w:t>(На Уроке 18, как в Canvas реализуется плавное следование виртуальной камеры за бегущим героем (Camera Scrolling)?)</w:t>
       </w:r>
     </w:p>
     <w:p>
@@ -3187,7 +2947,7 @@
           <w:color w:val="0F172A"/>
           <w:sz w:val="19"/>
         </w:rPr>
-        <w:t xml:space="preserve">'update', 'tuzatdim', 'tamom'. </w:t>
+        <w:t xml:space="preserve">Butun kompyuter ekranini qo'lda siljitish orqali. </w:t>
       </w:r>
       <w:r>
         <w:rPr>
@@ -3195,7 +2955,7 @@
           <w:color w:val="505F73"/>
           <w:sz w:val="18"/>
         </w:rPr>
-        <w:t>('update', 'починил', 'все готово'.)</w:t>
+        <w:t>(Ручным перетаскиванием монитора по столу.)</w:t>
       </w:r>
     </w:p>
     <w:p>
@@ -3216,7 +2976,7 @@
           <w:color w:val="0F172A"/>
           <w:sz w:val="19"/>
         </w:rPr>
-        <w:t xml:space="preserve">'feat: add interactive FUT chemistry calculator with visual synergy links' yoki 'fix: resolve navbar overlap issue on mobile screens'. </w:t>
+        <w:t xml:space="preserve">Har bir kadr chizilishidan oldin ctx.translate(-cameraX, -cameraY) orqali butun kanvas koordinata tizimini siljitish bilan. </w:t>
       </w:r>
       <w:r>
         <w:rPr>
@@ -3224,7 +2984,7 @@
           <w:color w:val="505F73"/>
           <w:sz w:val="18"/>
         </w:rPr>
-        <w:t>('feat: add interactive FUT chemistry calculator with visual synergy links' или 'fix: resolve navbar overlap issue on mobile screens'.)</w:t>
+        <w:t>(Вызовом ctx.translate(-cameraX, -cameraY) перед отрисовкой каждого кадра для смещения системы координат.)</w:t>
       </w:r>
     </w:p>
     <w:p>
@@ -3245,7 +3005,7 @@
           <w:color w:val="0F172A"/>
           <w:sz w:val="19"/>
         </w:rPr>
-        <w:t xml:space="preserve">Faqat smayliklar qo'yish. </w:t>
+        <w:t xml:space="preserve">Qahramonni ekranning o'ng burchagida qotirib qo'yish bilan. </w:t>
       </w:r>
       <w:r>
         <w:rPr>
@@ -3253,7 +3013,7 @@
           <w:color w:val="505F73"/>
           <w:sz w:val="18"/>
         </w:rPr>
-        <w:t>(Случайный набор смайликов.)</w:t>
+        <w:t>(Жесткой фиксацией персонажа в правом углу экрана.)</w:t>
       </w:r>
     </w:p>
     <w:p>
@@ -3274,7 +3034,7 @@
           <w:color w:val="0F172A"/>
           <w:sz w:val="19"/>
         </w:rPr>
-        <w:t xml:space="preserve">Faqat bitta nuqta qo'yish. </w:t>
+        <w:t xml:space="preserve">Canvas o'lchamini 100 000 pikselga kengaytirish bilan. </w:t>
       </w:r>
       <w:r>
         <w:rPr>
@@ -3282,7 +3042,7 @@
           <w:color w:val="505F73"/>
           <w:sz w:val="18"/>
         </w:rPr>
-        <w:t>(Одна точка в поле описания.)</w:t>
+        <w:t>(Увеличением ширины Canvas до 100 000 пикселей.)</w:t>
       </w:r>
     </w:p>
     <w:p>
@@ -3303,7 +3063,7 @@
           <w:color w:val="0F172A"/>
           <w:sz w:val="19"/>
         </w:rPr>
-        <w:t xml:space="preserve">Bugungi ob-havoni yozish. </w:t>
+        <w:t xml:space="preserve">O'yinni to'xtatib qo'yish bilan. </w:t>
       </w:r>
       <w:r>
         <w:rPr>
@@ -3311,7 +3071,7 @@
           <w:color w:val="505F73"/>
           <w:sz w:val="18"/>
         </w:rPr>
-        <w:t>(Прогноз погоды на сегодня.)</w:t>
+        <w:t>(Полной остановкой обновления игры.)</w:t>
       </w:r>
     </w:p>
     <w:p>
@@ -3333,7 +3093,7 @@
           <w:color w:val="0F172A"/>
           <w:sz w:val="20"/>
         </w:rPr>
-        <w:t xml:space="preserve">AI ga ovozli assistent (Target Jarvis) yaratish buyrug'i qanday beriladi? </w:t>
+        <w:t xml:space="preserve">19-darsda o'yinni smartfonlarda boshqarish uchun qaysi JavaScript sensorli hodisalari (Touch Events) qo'llaniladi? </w:t>
       </w:r>
       <w:r>
         <w:rPr>
@@ -3342,7 +3102,7 @@
           <w:color w:val="475569"/>
           <w:sz w:val="19"/>
         </w:rPr>
-        <w:t>(Какой промпт создаст полноценного голосового ассистента на веб-технологиях?)</w:t>
+        <w:t>(На Уроке 19, какие сенсорные события (Touch Events) используются в коде для адаптации управления под мобильные экраны?)</w:t>
       </w:r>
     </w:p>
     <w:p>
@@ -3360,18 +3120,10 @@
       </w:r>
       <w:r>
         <w:rPr>
-          <w:color w:val="0F172A"/>
+          <w:color w:val="1E293B"/>
           <w:sz w:val="19"/>
         </w:rPr>
-        <w:t xml:space="preserve">'Menga gapiruvchi robot qil.' </w:t>
-      </w:r>
-      <w:r>
-        <w:rPr>
-          <w:i/>
-          <w:color w:val="505F73"/>
-          <w:sz w:val="18"/>
-        </w:rPr>
-        <w:t>('Сделай говорящего робота.')</w:t>
+        <w:t>onhover, onfocus, onblur</w:t>
       </w:r>
     </w:p>
     <w:p>
@@ -3389,18 +3141,10 @@
       </w:r>
       <w:r>
         <w:rPr>
-          <w:color w:val="0F172A"/>
+          <w:color w:val="1E293B"/>
           <w:sz w:val="19"/>
         </w:rPr>
-        <w:t xml:space="preserve">'Menga MP3 musiqa qo'y.' </w:t>
-      </w:r>
-      <w:r>
-        <w:rPr>
-          <w:i/>
-          <w:color w:val="505F73"/>
-          <w:sz w:val="18"/>
-        </w:rPr>
-        <w:t>('Включи мне музыку.')</w:t>
+        <w:t>keyleft, keyright, keyup</w:t>
       </w:r>
     </w:p>
     <w:p>
@@ -3418,18 +3162,10 @@
       </w:r>
       <w:r>
         <w:rPr>
-          <w:color w:val="0F172A"/>
+          <w:color w:val="1E293B"/>
           <w:sz w:val="19"/>
         </w:rPr>
-        <w:t xml:space="preserve">'Telefon raqamiga qo'ng'iroq qil.' </w:t>
-      </w:r>
-      <w:r>
-        <w:rPr>
-          <w:i/>
-          <w:color w:val="505F73"/>
-          <w:sz w:val="18"/>
-        </w:rPr>
-        <w:t>('Позвони на телефон.')</w:t>
+        <w:t>dragstart, dragend, drop</w:t>
       </w:r>
     </w:p>
     <w:p>
@@ -3447,18 +3183,10 @@
       </w:r>
       <w:r>
         <w:rPr>
-          <w:color w:val="0F172A"/>
+          <w:color w:val="1E293B"/>
           <w:sz w:val="19"/>
         </w:rPr>
-        <w:t xml:space="preserve">'Faqat rasm chiz.' </w:t>
-      </w:r>
-      <w:r>
-        <w:rPr>
-          <w:i/>
-          <w:color w:val="505F73"/>
-          <w:sz w:val="18"/>
-        </w:rPr>
-        <w:t>('Нарисуй микрофон.')</w:t>
+        <w:t>submit, change, input</w:t>
       </w:r>
     </w:p>
     <w:p>
@@ -3476,18 +3204,10 @@
       </w:r>
       <w:r>
         <w:rPr>
-          <w:color w:val="0F172A"/>
+          <w:color w:val="1E293B"/>
           <w:sz w:val="19"/>
         </w:rPr>
-        <w:t xml:space="preserve">'HTML va JS da brauzerning Web Speech API (`webkitSpeechRecognition` va `speechSynthesis`) dan foydalanuvchi, mikrofondan buyruq eshitib, ovoz chiqarib javob qaytaruvchi interfeys yarat.' </w:t>
-      </w:r>
-      <w:r>
-        <w:rPr>
-          <w:i/>
-          <w:color w:val="505F73"/>
-          <w:sz w:val="18"/>
-        </w:rPr>
-        <w:t>('Используя встроенный Web Speech API браузера (`webkitSpeechRecognition` и `speechSynthesis`), создай интерфейс голосового помощника, принимающий команды и отвечающий голосом.')</w:t>
+        <w:t>touchstart, touchmove, touchend</w:t>
       </w:r>
     </w:p>
     <w:p>
@@ -3509,7 +3229,7 @@
           <w:color w:val="0F172A"/>
           <w:sz w:val="20"/>
         </w:rPr>
-        <w:t xml:space="preserve">AI dan Kiber-Reaksiya mini-o'yinini so'rashda qaysi mantiqiy shartlar yoziladi? </w:t>
+        <w:t xml:space="preserve">21-darsdagi 'FUT Card Studio' loyihasida o'quvchi kompyuteridagi fotosuratni serverga yubormasdan brauzerda o'qish uchun nima ishlatilgan? </w:t>
       </w:r>
       <w:r>
         <w:rPr>
@@ -3518,7 +3238,7 @@
           <w:color w:val="475569"/>
           <w:sz w:val="19"/>
         </w:rPr>
-        <w:t>(Какие условия необходимо включить в промпт для генерации мини-игры на скорость реакции?)</w:t>
+        <w:t>(На Уроке 21 в 'FUT Card Studio', как прочитать фото с диска ученика прямо в браузере без отправки на сервер?)</w:t>
       </w:r>
     </w:p>
     <w:p>
@@ -3539,7 +3259,7 @@
           <w:color w:val="0F172A"/>
           <w:sz w:val="19"/>
         </w:rPr>
-        <w:t xml:space="preserve">'Menga o'yin qil.' </w:t>
+        <w:t xml:space="preserve">SQL ma'lumotlar bazasi. </w:t>
       </w:r>
       <w:r>
         <w:rPr>
@@ -3547,7 +3267,7 @@
           <w:color w:val="505F73"/>
           <w:sz w:val="18"/>
         </w:rPr>
-        <w:t>('Сделай игру.')</w:t>
+        <w:t>(Через серверную базу данных SQL.)</w:t>
       </w:r>
     </w:p>
     <w:p>
@@ -3568,7 +3288,7 @@
           <w:color w:val="0F172A"/>
           <w:sz w:val="19"/>
         </w:rPr>
-        <w:t xml:space="preserve">'Faqat o'yin logotipini chiz.' </w:t>
+        <w:t xml:space="preserve">Faqat brauzer cookie fayllari. </w:t>
       </w:r>
       <w:r>
         <w:rPr>
@@ -3576,7 +3296,7 @@
           <w:color w:val="505F73"/>
           <w:sz w:val="18"/>
         </w:rPr>
-        <w:t>('Нарисуй только заставку.')</w:t>
+        <w:t>(Исключительно с помощью куки-файлов (cookies).)</w:t>
       </w:r>
     </w:p>
     <w:p>
@@ -3597,7 +3317,7 @@
           <w:color w:val="0F172A"/>
           <w:sz w:val="19"/>
         </w:rPr>
-        <w:t xml:space="preserve">'Ekranda tasodifiy (1-5 soniya oralig'ida) qizil rang yashilga aylansin; o'yinchi bosgan paytdagi millisekundlar farqini (`performance.now()`) o'lchab, reaksiya tezligini chiqarsin.' </w:t>
+        <w:t xml:space="preserve">HTML5 File API va FileReader (readAsDataURL metodi). </w:t>
       </w:r>
       <w:r>
         <w:rPr>
@@ -3605,7 +3325,7 @@
           <w:color w:val="505F73"/>
           <w:sz w:val="18"/>
         </w:rPr>
-        <w:t>('Экран меняет цвет с красного на зеленый через случайный интервал 1–5 секунд; измерь разницу во времени клика в миллисекундах (`performance.now()`) и покажи скорость реакции.')</w:t>
+        <w:t>(С помощью HTML5 File API и объекта FileReader (метод readAsDataURL).)</w:t>
       </w:r>
     </w:p>
     <w:p>
@@ -3626,7 +3346,7 @@
           <w:color w:val="0F172A"/>
           <w:sz w:val="19"/>
         </w:rPr>
-        <w:t xml:space="preserve">'Faqat hisoblagich qo'y.' </w:t>
+        <w:t xml:space="preserve">Telegram boti. </w:t>
       </w:r>
       <w:r>
         <w:rPr>
@@ -3634,7 +3354,7 @@
           <w:color w:val="505F73"/>
           <w:sz w:val="18"/>
         </w:rPr>
-        <w:t>('Поставь счетчик очков.')</w:t>
+        <w:t>(Через внешнего Telegram-бота.)</w:t>
       </w:r>
     </w:p>
     <w:p>
@@ -3655,7 +3375,7 @@
           <w:color w:val="0F172A"/>
           <w:sz w:val="19"/>
         </w:rPr>
-        <w:t xml:space="preserve">'Klaviaturadagi barcha tugmalarni yoq.' </w:t>
+        <w:t xml:space="preserve">Kompyuter drayverlari. </w:t>
       </w:r>
       <w:r>
         <w:rPr>
@@ -3663,7 +3383,7 @@
           <w:color w:val="505F73"/>
           <w:sz w:val="18"/>
         </w:rPr>
-        <w:t>('Зажги все лампочки на клавиатуре.')</w:t>
+        <w:t>(Через переустановку драйверов видеокарты.)</w:t>
       </w:r>
     </w:p>
     <w:p>
@@ -3685,7 +3405,7 @@
           <w:color w:val="0F172A"/>
           <w:sz w:val="20"/>
         </w:rPr>
-        <w:t xml:space="preserve">Loyiha uchun professional README.md hujjatini yaratishda AI ga nima topshiriladi? </w:t>
+        <w:t xml:space="preserve">21-darsning ikkinchi qismida o'yinchining OVR (Overall Rating) ko'rsatkichi qanday hisoblanadi? </w:t>
       </w:r>
       <w:r>
         <w:rPr>
@@ -3694,7 +3414,7 @@
           <w:color w:val="475569"/>
           <w:sz w:val="19"/>
         </w:rPr>
-        <w:t>(Что поручают сгенерировать искусственному интеллекту для составления документации README.md?)</w:t>
+        <w:t>(Во второй части Урока 21, по какой формуле рассчитывается общий рейтинг (OVR) футбольной карточки?)</w:t>
       </w:r>
     </w:p>
     <w:p>
@@ -3715,7 +3435,7 @@
           <w:color w:val="0F172A"/>
           <w:sz w:val="19"/>
         </w:rPr>
-        <w:t xml:space="preserve">Loyiha tavsifi, imkoniyatlari (Features), o'rnatish va ishga tushirish yo'riqnomasi, texnologiyalar ro'yxati va ekran rasmlari uchun joylarni Markdown formatida tuzish. </w:t>
+        <w:t xml:space="preserve">Futbolchining 6 ta asosiy ko'rsatkichi (PAC, SHO, PAS, DRI, DEF, PHY) ning pozitsiyaga mos vaznli o'rtacha qiymati sifatida. </w:t>
       </w:r>
       <w:r>
         <w:rPr>
@@ -3723,7 +3443,7 @@
           <w:color w:val="505F73"/>
           <w:sz w:val="18"/>
         </w:rPr>
-        <w:t>(Структурированный Markdown-файл: описание проекта, ключевые фичи (Features), инструкцию по запуску, стек технологий и ссылки на демо.)</w:t>
+        <w:t>(Как взвешенное среднее шести ключевых параметров (PAC, SHO, PAS, DRI, DEF, PHY) с учетом позиции футболиста.)</w:t>
       </w:r>
     </w:p>
     <w:p>
@@ -3744,7 +3464,7 @@
           <w:color w:val="0F172A"/>
           <w:sz w:val="19"/>
         </w:rPr>
-        <w:t xml:space="preserve">Faqat dasturchining rasmini qo'yish. </w:t>
+        <w:t xml:space="preserve">Faqat futbolchining yoshiga qarab. </w:t>
       </w:r>
       <w:r>
         <w:rPr>
@@ -3752,7 +3472,7 @@
           <w:color w:val="505F73"/>
           <w:sz w:val="18"/>
         </w:rPr>
-        <w:t>(Только фотографию автора проекта.)</w:t>
+        <w:t>(Исключительно на основе возраста игрока.)</w:t>
       </w:r>
     </w:p>
     <w:p>
@@ -3773,7 +3493,7 @@
           <w:color w:val="0F172A"/>
           <w:sz w:val="19"/>
         </w:rPr>
-        <w:t xml:space="preserve">Faqat bitta satr matn yozish. </w:t>
+        <w:t xml:space="preserve">Tasodifiy son generatori (Math.random) bilan. </w:t>
       </w:r>
       <w:r>
         <w:rPr>
@@ -3781,7 +3501,7 @@
           <w:color w:val="505F73"/>
           <w:sz w:val="18"/>
         </w:rPr>
-        <w:t>(Одну строчку приветственного текста.)</w:t>
+        <w:t>(Случайным генератором чисел Math.random().)</w:t>
       </w:r>
     </w:p>
     <w:p>
@@ -3802,7 +3522,7 @@
           <w:color w:val="0F172A"/>
           <w:sz w:val="19"/>
         </w:rPr>
-        <w:t xml:space="preserve">Word faylini o'chirish. </w:t>
+        <w:t xml:space="preserve">Faqat o'yinchining bo'yi uzunligiga qarab. </w:t>
       </w:r>
       <w:r>
         <w:rPr>
@@ -3810,7 +3530,7 @@
           <w:color w:val="505F73"/>
           <w:sz w:val="18"/>
         </w:rPr>
-        <w:t>(Удаление текстовых файлов.)</w:t>
+        <w:t>(Исключительно по росту спортсмена в сантиметрах.)</w:t>
       </w:r>
     </w:p>
     <w:p>
@@ -3831,7 +3551,7 @@
           <w:color w:val="0F172A"/>
           <w:sz w:val="19"/>
         </w:rPr>
-        <w:t xml:space="preserve">Faqat do'stlarning ismini yozish. </w:t>
+        <w:t xml:space="preserve">Faqat kartaning rangi qizilligiga qarab. </w:t>
       </w:r>
       <w:r>
         <w:rPr>
@@ -3839,7 +3559,7 @@
           <w:color w:val="505F73"/>
           <w:sz w:val="18"/>
         </w:rPr>
-        <w:t>(Список имен одноклассников.)</w:t>
+        <w:t>(Только по цвету фона карточки.)</w:t>
       </w:r>
     </w:p>
     <w:p>
@@ -3861,7 +3581,7 @@
           <w:color w:val="0F172A"/>
           <w:sz w:val="20"/>
         </w:rPr>
-        <w:t xml:space="preserve">Vibecoding-da 'Kodni tushuntirib ber' (Explain Code) promptining o'quvchi uchun eng katta foydasi nima? </w:t>
+        <w:t xml:space="preserve">22-darsdagi 'FUT Squad Builder' loyihasida 11 ta futbolchi orasidagi Kimyo (Chemistry) qanday algoritm bilan hisoblanadi? </w:t>
       </w:r>
       <w:r>
         <w:rPr>
@@ -3870,7 +3590,7 @@
           <w:color w:val="475569"/>
           <w:sz w:val="19"/>
         </w:rPr>
-        <w:t>(В чем заключается главная польза промпта 'Объясни, как работает этот фрагмент кода' (Explain Code)?)</w:t>
+        <w:t>(На Уроке 22 в проекте 'FUT Squad Builder', на основе какого алгоритма рассчитывается командная химия (Chemistry)?)</w:t>
       </w:r>
     </w:p>
     <w:p>
@@ -3891,7 +3611,7 @@
           <w:color w:val="0F172A"/>
           <w:sz w:val="19"/>
         </w:rPr>
-        <w:t xml:space="preserve">Kodni umuman o'qimaslik imkonini beradi. </w:t>
+        <w:t xml:space="preserve">Faqat bir xil rangdagi butsalarga qarab. </w:t>
       </w:r>
       <w:r>
         <w:rPr>
@@ -3899,7 +3619,7 @@
           <w:color w:val="505F73"/>
           <w:sz w:val="18"/>
         </w:rPr>
-        <w:t>(В возможности никогда не читать код программы.)</w:t>
+        <w:t>(Исключительно по совпадению цвета бутс игроков.)</w:t>
       </w:r>
     </w:p>
     <w:p>
@@ -3920,7 +3640,7 @@
           <w:color w:val="0F172A"/>
           <w:sz w:val="19"/>
         </w:rPr>
-        <w:t xml:space="preserve">Kompyuter ekranini o'chiradi. </w:t>
+        <w:t xml:space="preserve">Faqat futbolchilarning kiyim raqamlarini qo'shish orqali. </w:t>
       </w:r>
       <w:r>
         <w:rPr>
@@ -3928,7 +3648,7 @@
           <w:color w:val="505F73"/>
           <w:sz w:val="18"/>
         </w:rPr>
-        <w:t>(В отключении экрана компьютера.)</w:t>
+        <w:t>(Простым суммированием номеров на футболках.)</w:t>
       </w:r>
     </w:p>
     <w:p>
@@ -3949,7 +3669,7 @@
           <w:color w:val="0F172A"/>
           <w:sz w:val="19"/>
         </w:rPr>
-        <w:t xml:space="preserve">Faqat xatolar sonini oshiradi. </w:t>
+        <w:t xml:space="preserve">Futbolchilarning narxini ko'paytirish orqali. </w:t>
       </w:r>
       <w:r>
         <w:rPr>
@@ -3957,7 +3677,7 @@
           <w:color w:val="505F73"/>
           <w:sz w:val="18"/>
         </w:rPr>
-        <w:t>(В увеличении числа багов в файле.)</w:t>
+        <w:t>(Умножением трансферной стоимости игроков.)</w:t>
       </w:r>
     </w:p>
     <w:p>
@@ -3978,7 +3698,7 @@
           <w:color w:val="0F172A"/>
           <w:sz w:val="19"/>
         </w:rPr>
-        <w:t xml:space="preserve">Dasturni pullik qiladi. </w:t>
+        <w:t xml:space="preserve">O'yinchi nechta gol urganiga qarab. </w:t>
       </w:r>
       <w:r>
         <w:rPr>
@@ -3986,7 +3706,7 @@
           <w:color w:val="505F73"/>
           <w:sz w:val="18"/>
         </w:rPr>
-        <w:t>(В переводе программы в платный режим.)</w:t>
+        <w:t>(По общему количеству забитых за карьеру голов.)</w:t>
       </w:r>
     </w:p>
     <w:p>
@@ -4007,7 +3727,7 @@
           <w:color w:val="0F172A"/>
           <w:sz w:val="19"/>
         </w:rPr>
-        <w:t xml:space="preserve">AI murakkab kodning har bir qatori nima qilayotganini oddiy so'zlar bilan tushuntiradi, bu esa o'quvchining dasturlash bilimini chuqurlashtiradi. </w:t>
+        <w:t xml:space="preserve">Tugunlararo bog'lanish graflari orqali: bir xil klub, bir xil liga va bir xil millatga ega futbolchilar orasidagi sinergiya ballari yig'indisi (maksimal 33 ball). </w:t>
       </w:r>
       <w:r>
         <w:rPr>
@@ -4015,7 +3735,7 @@
           <w:color w:val="505F73"/>
           <w:sz w:val="18"/>
         </w:rPr>
-        <w:t>(В быстром разборе сложной логики простыми словами, что повышает личную инженерную грамотность ученика и учит новым приемам.)</w:t>
+        <w:t>(На основе графа связей: сумма синергетических баллов за совпадение клуба, лиги и нации между партнерами (до 33 очков).)</w:t>
       </w:r>
     </w:p>
     <w:p>
@@ -4037,7 +3757,7 @@
           <w:color w:val="0F172A"/>
           <w:sz w:val="20"/>
         </w:rPr>
-        <w:t xml:space="preserve">Freelance platformasida (Upwork/Fiverr) mijozdan kelgan qisqa texnik talabni tahlil qilishda AI dan qanday foydalaniladi? </w:t>
+        <w:t xml:space="preserve">23-darsda 'FUT Match Engine' da o'yin simulyatsiyasi davomida qaysi mexanizm navbatdagi hujum yoki gol sodir bo'lishini hal qiladi? </w:t>
       </w:r>
       <w:r>
         <w:rPr>
@@ -4046,7 +3766,7 @@
           <w:color w:val="475569"/>
           <w:sz w:val="19"/>
         </w:rPr>
-        <w:t>(Как использовать AI для работы с первыми заказами на фрилансе (Upwork / Kwork)?)</w:t>
+        <w:t>(На Уроке 23 в 'FUT Match Engine', какой механизм рассчитывает исход игровых дуэлей и забитые голы в симуляторе матча?)</w:t>
       </w:r>
     </w:p>
     <w:p>
@@ -4067,7 +3787,7 @@
           <w:color w:val="0F172A"/>
           <w:sz w:val="19"/>
         </w:rPr>
-        <w:t xml:space="preserve">Mijozning profilini bloklash uchun. </w:t>
+        <w:t xml:space="preserve">Faqat o'yin boshidagi qura tashlash. </w:t>
       </w:r>
       <w:r>
         <w:rPr>
@@ -4075,7 +3795,7 @@
           <w:color w:val="505F73"/>
           <w:sz w:val="18"/>
         </w:rPr>
-        <w:t>(Блокировать профили потенциальных клиентов.)</w:t>
+        <w:t>(Только подбрасывание монетки перед началом тайма.)</w:t>
       </w:r>
     </w:p>
     <w:p>
@@ -4096,7 +3816,7 @@
           <w:color w:val="0F172A"/>
           <w:sz w:val="19"/>
         </w:rPr>
-        <w:t xml:space="preserve">Faqat pulni hisoblash uchun. </w:t>
+        <w:t xml:space="preserve">Faqat kompyuter protsessorining harorati. </w:t>
       </w:r>
       <w:r>
         <w:rPr>
@@ -4104,7 +3824,7 @@
           <w:color w:val="505F73"/>
           <w:sz w:val="18"/>
         </w:rPr>
-        <w:t>(Только подсчитывать прибыль на калькуляторе.)</w:t>
+        <w:t>(Исключительно температура нагрева процессора.)</w:t>
       </w:r>
     </w:p>
     <w:p>
@@ -4125,7 +3845,7 @@
           <w:color w:val="0F172A"/>
           <w:sz w:val="19"/>
         </w:rPr>
-        <w:t xml:space="preserve">Mijoz xabarini AI ga kiritib, loyiha uchun zarur qismlar ro'yxatini, taxminiy bajarilish vaqtini va mos taklif (Proposal) xatini yozdirish uchun. </w:t>
+        <w:t xml:space="preserve">Chekli Holatlar Mashinasi (FSM) va o'yinchilarning statistik ko'rsatkichlari (SHO vs GK DIV) asosidagi ehtimollik hisob-kitobi. </w:t>
       </w:r>
       <w:r>
         <w:rPr>
@@ -4133,7 +3853,7 @@
           <w:color w:val="505F73"/>
           <w:sz w:val="18"/>
         </w:rPr>
-        <w:t>(Передать бриф клиента в AI, декомпозировать задачу на этапы, оценить сроки и составить вежливый профессиональный отклик (Proposal).)</w:t>
+        <w:t>(Конечный автомат (FSM) и вероятностный дуэльный алгоритм на основе атрибутов (например, Удар нападающего против Сейва вратаря).)</w:t>
       </w:r>
     </w:p>
     <w:p>
@@ -4154,7 +3874,7 @@
           <w:color w:val="0F172A"/>
           <w:sz w:val="19"/>
         </w:rPr>
-        <w:t xml:space="preserve">Mijozga shaxsiy parollarni yuborish uchun. </w:t>
+        <w:t xml:space="preserve">Foydalanuvchi klaviaturani qanchalik qattiq bosgani. </w:t>
       </w:r>
       <w:r>
         <w:rPr>
@@ -4162,7 +3882,7 @@
           <w:color w:val="505F73"/>
           <w:sz w:val="18"/>
         </w:rPr>
-        <w:t>(Отправлять клиентам личные пароли от почты.)</w:t>
+        <w:t>(Сила нажатия игрока на клавишу пробела.)</w:t>
       </w:r>
     </w:p>
     <w:p>
@@ -4183,7 +3903,7 @@
           <w:color w:val="0F172A"/>
           <w:sz w:val="19"/>
         </w:rPr>
-        <w:t xml:space="preserve">Xabarni o'chirib yuborish uchun. </w:t>
+        <w:t xml:space="preserve">Faqat o'yin vaqtining soniyalari. </w:t>
       </w:r>
       <w:r>
         <w:rPr>
@@ -4191,7 +3911,7 @@
           <w:color w:val="505F73"/>
           <w:sz w:val="18"/>
         </w:rPr>
-        <w:t>(Сразу удалять входящие сообщения.)</w:t>
+        <w:t>(Количество миллисекунд в текущей минуте.)</w:t>
       </w:r>
     </w:p>
     <w:p>
@@ -4213,7 +3933,7 @@
           <w:color w:val="0F172A"/>
           <w:sz w:val="20"/>
         </w:rPr>
-        <w:t xml:space="preserve">Vercel platformasiga loyihani deploy qilishda qanday texnik ustunlik mavjud? </w:t>
+        <w:t xml:space="preserve">24-darsda 'FUT Transfer Bozori' da nima uchun EA 5% lik savdo solig'i (Coin Sink) mexanizmini kiritgan? </w:t>
       </w:r>
       <w:r>
         <w:rPr>
@@ -4222,7 +3942,7 @@
           <w:color w:val="475569"/>
           <w:sz w:val="19"/>
         </w:rPr>
-        <w:t>(В чем ключевое инженерное преимущество публикации проекта на платформе Vercel?)</w:t>
+        <w:t>(На Уроке 24 в 'FUT Transfer Market', для чего разработчики ввели 5% торговый налог (Coin Sink)?)</w:t>
       </w:r>
     </w:p>
     <w:p>
@@ -4243,7 +3963,7 @@
           <w:color w:val="0F172A"/>
           <w:sz w:val="19"/>
         </w:rPr>
-        <w:t xml:space="preserve">Sayt faqat 1 soat ishlaydi. </w:t>
+        <w:t xml:space="preserve">Foydalanuvchilarni o'yindan zeriktirish uchun. </w:t>
       </w:r>
       <w:r>
         <w:rPr>
@@ -4251,7 +3971,7 @@
           <w:color w:val="505F73"/>
           <w:sz w:val="18"/>
         </w:rPr>
-        <w:t>(Сайт работает строго 60 минут.)</w:t>
+        <w:t>(Чтобы отбить у игроков желание торговать.)</w:t>
       </w:r>
     </w:p>
     <w:p>
@@ -4272,7 +3992,7 @@
           <w:color w:val="0F172A"/>
           <w:sz w:val="19"/>
         </w:rPr>
-        <w:t xml:space="preserve">GitHub repozitoriyasiga har safar yangi commit yuborilganda, Vercel avtomatik ravishda yangi versiyani global internetga chiqaradi va bepul SSL (HTTPS) beradi. </w:t>
+        <w:t xml:space="preserve">O'yin iqtisodiyotidagi tangalar ko'payib ketishi oqibatida yuzaga keladigan inflyatsiyani jilovlash va narxlarni barqaror ushlash uchun. </w:t>
       </w:r>
       <w:r>
         <w:rPr>
@@ -4280,7 +4000,7 @@
           <w:color w:val="505F73"/>
           <w:sz w:val="18"/>
         </w:rPr>
-        <w:t>(Каждый git push в ветку main автоматически пересобирает проект, разворачивает его на глобальной CDN и выдает бесплатный HTTPS-сертификат.)</w:t>
+        <w:t>(Для сдерживания гиперинфляции и стабилизации цен путем планомерного вывода виртуальных монет из экономики игры.)</w:t>
       </w:r>
     </w:p>
     <w:p>
@@ -4301,7 +4021,7 @@
           <w:color w:val="0F172A"/>
           <w:sz w:val="19"/>
         </w:rPr>
-        <w:t xml:space="preserve">Kompyuterni har kuni format qilish kerak bo'ladi. </w:t>
+        <w:t xml:space="preserve">O'yin yaratuvchilari haqiqiy pul topishi uchun. </w:t>
       </w:r>
       <w:r>
         <w:rPr>
@@ -4309,7 +4029,7 @@
           <w:color w:val="505F73"/>
           <w:sz w:val="18"/>
         </w:rPr>
-        <w:t>(Требуется ежедневная переустановка операционной системы.)</w:t>
+        <w:t>(Чтобы создатели игры забирали эти деньги себе в реальной жизни.)</w:t>
       </w:r>
     </w:p>
     <w:p>
@@ -4330,7 +4050,7 @@
           <w:color w:val="0F172A"/>
           <w:sz w:val="19"/>
         </w:rPr>
-        <w:t xml:space="preserve">Faqat bitta foydalanuvchi kira oladi. </w:t>
+        <w:t xml:space="preserve">Faqat transferlar ro'yxatini tozalash uchun. </w:t>
       </w:r>
       <w:r>
         <w:rPr>
@@ -4338,7 +4058,7 @@
           <w:color w:val="505F73"/>
           <w:sz w:val="18"/>
         </w:rPr>
-        <w:t>(На сайт может зайти только один человек.)</w:t>
+        <w:t>(Исключительно для очистки базы данных от старых записей.)</w:t>
       </w:r>
     </w:p>
     <w:p>
@@ -4359,7 +4079,7 @@
           <w:color w:val="0F172A"/>
           <w:sz w:val="19"/>
         </w:rPr>
-        <w:t xml:space="preserve">Vercel faqat pullik bo'ladi. </w:t>
+        <w:t xml:space="preserve">Barcha futbolchilarni bepul qilish uchun. </w:t>
       </w:r>
       <w:r>
         <w:rPr>
@@ -4367,7 +4087,7 @@
           <w:color w:val="505F73"/>
           <w:sz w:val="18"/>
         </w:rPr>
-        <w:t>(Хостинг Vercel доступен только на платной основе.)</w:t>
+        <w:t>(Чтобы сделать всех футболистов абсолютно бесплатными.)</w:t>
       </w:r>
     </w:p>
     <w:p>
@@ -4389,7 +4109,7 @@
           <w:color w:val="0F172A"/>
           <w:sz w:val="20"/>
         </w:rPr>
-        <w:t xml:space="preserve">7–8-sinf Vibecoder o'zining Demo Day taqdimotida loyihasini qanday qilib eng yuqori darajada ko'rsatadi? </w:t>
+        <w:t xml:space="preserve">25-darsdagi 'Target Jarvis' sun'iy intellektli ovozli yordamchisida gapirilgan so'zlarni matnga aylantirish uchun qaysi Web API ishlatilgan? </w:t>
       </w:r>
       <w:r>
         <w:rPr>
@@ -4398,7 +4118,7 @@
           <w:color w:val="475569"/>
           <w:sz w:val="19"/>
         </w:rPr>
-        <w:t>(Как ученику 7–8 класса эффективнее всего продемонстрировать свой проект на школьном Demo Day?)</w:t>
+        <w:t>(На Уроке 25 в проекте голосового ассистента 'Target Jarvis', какой Web API распознает человеческую речь в текст?)</w:t>
       </w:r>
     </w:p>
     <w:p>
@@ -4419,7 +4139,7 @@
           <w:color w:val="0F172A"/>
           <w:sz w:val="19"/>
         </w:rPr>
-        <w:t xml:space="preserve">Jonli ishlayotgan mahsulotni katta ekranda ko'rsatish, tomoshabinlarga telefonlari orqali kirish uchun QR kod ochish va AI bilan qanday yaratganini tushuntirish orqali. </w:t>
+        <w:t xml:space="preserve">Web Speech API ning webkitSpeechRecognition interfeysi. </w:t>
       </w:r>
       <w:r>
         <w:rPr>
@@ -4427,7 +4147,7 @@
           <w:color w:val="505F73"/>
           <w:sz w:val="18"/>
         </w:rPr>
-        <w:t>(Показать живой работающий продукт на экране, вывести QR-код для тестирования гостями со своих смартфонов и рассказать о преодоленных технических челленджах.)</w:t>
+        <w:t>(Интерфейс webkitSpeechRecognition из стандарта Web Speech API.)</w:t>
       </w:r>
     </w:p>
     <w:p>
@@ -4445,18 +4165,10 @@
       </w:r>
       <w:r>
         <w:rPr>
-          <w:color w:val="0F172A"/>
+          <w:color w:val="1E293B"/>
           <w:sz w:val="19"/>
         </w:rPr>
-        <w:t xml:space="preserve">Faqat PowerPoint slaydlarini o'qib berish orqali. </w:t>
-      </w:r>
-      <w:r>
-        <w:rPr>
-          <w:i/>
-          <w:color w:val="505F73"/>
-          <w:sz w:val="18"/>
-        </w:rPr>
-        <w:t>(Зачитывать длинный текст с экрана проектора.)</w:t>
+        <w:t>document.execCommand()</w:t>
       </w:r>
     </w:p>
     <w:p>
@@ -4474,18 +4186,10 @@
       </w:r>
       <w:r>
         <w:rPr>
-          <w:color w:val="0F172A"/>
+          <w:color w:val="1E293B"/>
           <w:sz w:val="19"/>
         </w:rPr>
-        <w:t xml:space="preserve">Hech narsa gapirmasdan kompyuter yonida turish orqali. </w:t>
-      </w:r>
-      <w:r>
-        <w:rPr>
-          <w:i/>
-          <w:color w:val="505F73"/>
-          <w:sz w:val="18"/>
-        </w:rPr>
-        <w:t>(Молча стоять рядом с выключенным монитором.)</w:t>
+        <w:t>navigator.vibrate()</w:t>
       </w:r>
     </w:p>
     <w:p>
@@ -4503,18 +4207,10 @@
       </w:r>
       <w:r>
         <w:rPr>
-          <w:color w:val="0F172A"/>
+          <w:color w:val="1E293B"/>
           <w:sz w:val="19"/>
         </w:rPr>
-        <w:t xml:space="preserve">Boshqa o'quvchilarning ishlarini tanqid qilish orqali. </w:t>
-      </w:r>
-      <w:r>
-        <w:rPr>
-          <w:i/>
-          <w:color w:val="505F73"/>
-          <w:sz w:val="18"/>
-        </w:rPr>
-        <w:t>(Искать ошибки в проектах других участников.)</w:t>
+        <w:t>localStorage.getItem()</w:t>
       </w:r>
     </w:p>
     <w:p>
@@ -4532,18 +4228,10 @@
       </w:r>
       <w:r>
         <w:rPr>
-          <w:color w:val="0F172A"/>
+          <w:color w:val="1E293B"/>
           <w:sz w:val="19"/>
         </w:rPr>
-        <w:t xml:space="preserve">Faqat loyiha narxini baland aytish orqali. </w:t>
-      </w:r>
-      <w:r>
-        <w:rPr>
-          <w:i/>
-          <w:color w:val="505F73"/>
-          <w:sz w:val="18"/>
-        </w:rPr>
-        <w:t>(Утверждать, что проект стоит миллион долларов.)</w:t>
+        <w:t>window.print()</w:t>
       </w:r>
     </w:p>
     <w:p>
@@ -4565,7 +4253,7 @@
           <w:color w:val="0F172A"/>
           <w:sz w:val="20"/>
         </w:rPr>
-        <w:t xml:space="preserve">Vibecoding falsafasida xatoliklar (bugs) yuz berganda to'g'ri fikrlash (mindset) qanday bo'lishi kerak? </w:t>
+        <w:t xml:space="preserve">26–27-darslardagi 'Kiber-Ko'z' va 'Biometrik Kiber-Skaner' tizimlarida 2D Photo Spoofing (ekranga rasm tutib aldash) hujumi qanday fosh qilinadi? </w:t>
       </w:r>
       <w:r>
         <w:rPr>
@@ -4574,7 +4262,7 @@
           <w:color w:val="475569"/>
           <w:sz w:val="19"/>
         </w:rPr>
-        <w:t>(Каким должен быть правильный психологический настрой (mindset) при возникновении багов в коде?)</w:t>
+        <w:t>(На Уроках 26–27 в системах 'Кибер-Глаз' и 'Биометрический Сканер', как разоблачается атака 2D Photo Spoofing (поднесение фото к камере)?)</w:t>
       </w:r>
     </w:p>
     <w:p>
@@ -4595,7 +4283,7 @@
           <w:color w:val="0F172A"/>
           <w:sz w:val="19"/>
         </w:rPr>
-        <w:t xml:space="preserve">Vahimaga tushib hamma narsani tashlab ketish. </w:t>
+        <w:t xml:space="preserve">Rasmning orqa fonini qora rangga bo'yash orqali. </w:t>
       </w:r>
       <w:r>
         <w:rPr>
@@ -4603,7 +4291,7 @@
           <w:color w:val="505F73"/>
           <w:sz w:val="18"/>
         </w:rPr>
-        <w:t>(Впадать в панику и бросать начатое дело.)</w:t>
+        <w:t>(Перекрашиванием фона видеопотока в сплошной черный цвет.)</w:t>
       </w:r>
     </w:p>
     <w:p>
@@ -4624,7 +4312,7 @@
           <w:color w:val="0F172A"/>
           <w:sz w:val="19"/>
         </w:rPr>
-        <w:t xml:space="preserve">Faqat kompyuterni ayblash. </w:t>
+        <w:t xml:space="preserve">Foydalanuvchidan pasportini ko'rsatishni so'rash orqali. </w:t>
       </w:r>
       <w:r>
         <w:rPr>
@@ -4632,7 +4320,7 @@
           <w:color w:val="505F73"/>
           <w:sz w:val="18"/>
         </w:rPr>
-        <w:t>(Обвинять во всем производителя клавиатуры.)</w:t>
+        <w:t>(Требованием показать в камеру бумажный паспорт.)</w:t>
       </w:r>
     </w:p>
     <w:p>
@@ -4653,7 +4341,7 @@
           <w:color w:val="0F172A"/>
           <w:sz w:val="19"/>
         </w:rPr>
-        <w:t xml:space="preserve">Do'stiga darsni qildirib olish. </w:t>
+        <w:t xml:space="preserve">Kamera oynasini artish orqali. </w:t>
       </w:r>
       <w:r>
         <w:rPr>
@@ -4661,7 +4349,7 @@
           <w:color w:val="505F73"/>
           <w:sz w:val="18"/>
         </w:rPr>
-        <w:t>(Просить других сделать работу за себя.)</w:t>
+        <w:t>(Протиркой объектива веб-камеры влажной салфеткой.)</w:t>
       </w:r>
     </w:p>
     <w:p>
@@ -4682,7 +4370,7 @@
           <w:color w:val="0F172A"/>
           <w:sz w:val="19"/>
         </w:rPr>
-        <w:t xml:space="preserve">Xatolikni o'rganish imkoniyati deb bilish: AI ga aniq belgilarni ko'rsatish, qat'iyat bilan tekshirish va muammoni yechib yangi tajriba orttirish. </w:t>
+        <w:t xml:space="preserve">Liveness Engine yordamida: ko'z qisish (EAR - Eye Aspect Ratio), boshning 3D burilishi (Yaw/Pitch) va mikropulslarni real-vaqtda tekshirish orqali. </w:t>
       </w:r>
       <w:r>
         <w:rPr>
@@ -4690,7 +4378,7 @@
           <w:color w:val="505F73"/>
           <w:sz w:val="18"/>
         </w:rPr>
-        <w:t>(Воспринимать ошибку как возможность научиться новому: предоставить факты нейросети, последовательно протестировать фикс и победить проблему.)</w:t>
+        <w:t>(Движком проверки живого присутствия (Liveness Engine): отслеживанием моргания (EAR), 3D-поворотов головы (Yaw/Pitch) и микропульсаций.)</w:t>
       </w:r>
     </w:p>
     <w:p>
@@ -4711,7 +4399,7 @@
           <w:color w:val="0F172A"/>
           <w:sz w:val="19"/>
         </w:rPr>
-        <w:t xml:space="preserve">Xatoni yashirib qo'yish. </w:t>
+        <w:t xml:space="preserve">Faqat barmoq izini olish orqali. </w:t>
       </w:r>
       <w:r>
         <w:rPr>
@@ -4719,7 +4407,7 @@
           <w:color w:val="505F73"/>
           <w:sz w:val="18"/>
         </w:rPr>
-        <w:t>(Пытаться скрыть наличие ошибки от всех.)</w:t>
+        <w:t>(Исключительно сканированием отпечатка пальца.)</w:t>
       </w:r>
     </w:p>
     <w:p>
@@ -4944,14 +4632,14 @@
               <w:rPr>
                 <w:b/>
               </w:rPr>
-              <w:t xml:space="preserve">Vibecoding Falsafasi </w:t>
+              <w:t xml:space="preserve">01-dars: LLM va Sun'iy Intellekt Asoslari </w:t>
             </w:r>
             <w:r>
               <w:rPr>
                 <w:i/>
                 <w:color w:val="64748B"/>
               </w:rPr>
-              <w:t>(Философия Vibecoding)</w:t>
+              <w:t>(Урок 01: Основы LLM и Искусственного Интеллекта)</w:t>
             </w:r>
           </w:p>
         </w:tc>
@@ -4974,14 +4662,14 @@
           </w:tcPr>
           <w:p>
             <w:r>
-              <w:t xml:space="preserve">Vibecoder sintaksis mexanikasiga emas, balki g'oya, arxitektura va AI natijasini tekshirib sayqallashga e'tibor qaratadi. </w:t>
+              <w:t xml:space="preserve">LLM modellari kontekst oynasi (Context Window) dagi so'zlar va ko'rsatmalarni tahlil qilib, ehtimollar taqsimoti asosida kod generatsiya qiladi. </w:t>
             </w:r>
             <w:r>
               <w:rPr>
                 <w:i/>
                 <w:color w:val="64748B"/>
               </w:rPr>
-              <w:t>(Vibecoder фокусируется на архитектуре, логике и проверке результата, делегируя написание шаблонного кода нейросетям.)</w:t>
+              <w:t>(Модели LLM работают с контекстным окном (Context Window) и математически предсказывают наиболее вероятное продолжение строки кода.)</w:t>
             </w:r>
           </w:p>
         </w:tc>
@@ -5066,14 +4754,14 @@
               <w:rPr>
                 <w:b/>
               </w:rPr>
-              <w:t xml:space="preserve">Dasturlash Prompti Anatomiyasi </w:t>
+              <w:t xml:space="preserve">02-dars: AI Duel va Cheklovli Prompt Muhandisligi </w:t>
             </w:r>
             <w:r>
               <w:rPr>
                 <w:i/>
                 <w:color w:val="64748B"/>
               </w:rPr>
-              <w:t>(Анатомия Промпта Разработчика)</w:t>
+              <w:t>(Урок 02: AI Duel и инженерия промптов с ограничениями)</w:t>
             </w:r>
           </w:p>
         </w:tc>
@@ -5095,14 +4783,14 @@
           </w:tcPr>
           <w:p>
             <w:r>
-              <w:t xml:space="preserve">Ushbu 5 element AI ga loyiha chegaralarini to'liq ko'rsatib, ortiqcha xatolarning 90% ini oldini oladi. </w:t>
+              <w:t xml:space="preserve">Sifatli muhandislik natijasiga erishish uchun promptda rol, stek (HTML/CSS/JS), funksional talablar va cheklovlar qat'iy beriladi. </w:t>
             </w:r>
             <w:r>
               <w:rPr>
                 <w:i/>
                 <w:color w:val="64748B"/>
               </w:rPr>
-              <w:t>(Эти 5 блоков полностью очерчивают границы задачи для нейросети, предотвращая до 90% типичных ошибок.)</w:t>
+              <w:t>(Профессиональный промпт содержит роль, стек технологий, явные ограничения и пограничные условия (edge cases).)</w:t>
             </w:r>
           </w:p>
         </w:tc>
@@ -5190,14 +4878,14 @@
               <w:rPr>
                 <w:b/>
               </w:rPr>
-              <w:t xml:space="preserve">Cursor IDE va Inline Edit (Cmd+K) </w:t>
+              <w:t xml:space="preserve">03-dars: SVG Vektor Grafikasi va UI Aktivlari </w:t>
             </w:r>
             <w:r>
               <w:rPr>
                 <w:i/>
                 <w:color w:val="64748B"/>
               </w:rPr>
-              <w:t>(Cursor IDE и Inline Edit (Cmd+K))</w:t>
+              <w:t>(Урок 03: Векторная графика SVG и ассеты интерфейса)</w:t>
             </w:r>
           </w:p>
         </w:tc>
@@ -5220,14 +4908,14 @@
           </w:tcPr>
           <w:p>
             <w:r>
-              <w:t xml:space="preserve">Inline AI tahrirlovchisi kod ichida to'g'ridan-to'g'ri o'zgartirishlar kiritish uchun eng tezkor vositadir. </w:t>
+              <w:t xml:space="preserve">SVG piksellarga emas, matematik koordinatalarga asoslanganligi sababli istalgan ekran o'lchamida tiniq va ixcham bo'lib qoladi. </w:t>
             </w:r>
             <w:r>
               <w:rPr>
                 <w:i/>
                 <w:color w:val="64748B"/>
               </w:rPr>
-              <w:t>(Встроенный диалог `Cmd+K` позволяет редактировать код прямо внутри файла без переключения в боковой чат.)</w:t>
+              <w:t>(Векторный формат SVG основан на математических координатах, сохраняет идеальную резкость и весит всего несколько килобайт.)</w:t>
             </w:r>
           </w:p>
         </w:tc>
@@ -5312,14 +5000,14 @@
               <w:rPr>
                 <w:b/>
               </w:rPr>
-              <w:t xml:space="preserve">v0.dev va Bolt.new Platformalari </w:t>
+              <w:t xml:space="preserve">05-dars: Semantik HTML va Veb Arxitekturasi </w:t>
             </w:r>
             <w:r>
               <w:rPr>
                 <w:i/>
                 <w:color w:val="64748B"/>
               </w:rPr>
-              <w:t>(Платформы v0.dev и Bolt.new)</w:t>
+              <w:t>(Урок 05: Семантический HTML и веб-архитектура)</w:t>
             </w:r>
           </w:p>
         </w:tc>
@@ -5341,14 +5029,14 @@
           </w:tcPr>
           <w:p>
             <w:r>
-              <w:t xml:space="preserve">Ushbu vositalar 'Prompt-to-UI' inqilobini yaratdi: g'oyadan ishlovchi veb-interfeysgacha bo'lgan vaqt bir daqiqaga qisqardi. </w:t>
+              <w:t xml:space="preserve">Semantik teglar sahifaning qaysi qismi navigatsiya (&lt;nav&gt;), qaysi biri asosiy kontent (&lt;main&gt;) ekanini dasturiy darajada ifodalaydi. </w:t>
             </w:r>
             <w:r>
               <w:rPr>
                 <w:i/>
                 <w:color w:val="64748B"/>
               </w:rPr>
-              <w:t>(Инструменты Prompt-to-UI сократили путь от идеи до интерактивного работающего веб-интерфейса до пары минут.)</w:t>
+              <w:t>(Семантические теги четко сообщают браузеру и роботам, где находится меню навигации (&lt;nav&gt;), а где ключевой контент статьи (&lt;main&gt;).)</w:t>
             </w:r>
           </w:p>
         </w:tc>
@@ -5436,14 +5124,14 @@
               <w:rPr>
                 <w:b/>
               </w:rPr>
-              <w:t xml:space="preserve">Komponentli Yondashuv </w:t>
+              <w:t xml:space="preserve">07-dars: CSS Flexbox va Joylashuv Boshqaruvi </w:t>
             </w:r>
             <w:r>
               <w:rPr>
                 <w:i/>
                 <w:color w:val="64748B"/>
               </w:rPr>
-              <w:t>(Компонентный Подход)</w:t>
+              <w:t>(Урок 07: CSS Flexbox и управление позиционированием)</w:t>
             </w:r>
           </w:p>
         </w:tc>
@@ -5466,14 +5154,14 @@
           </w:tcPr>
           <w:p>
             <w:r>
-              <w:t xml:space="preserve">Katta loyihani kichik mustaqil komponentlarga (bloklarga) bo'lib prompt berish Vibecoding ning oltin qoidasidir. </w:t>
+              <w:t xml:space="preserve">Flexbox konteynerida 'justify-content' asosiy o'q (main-axis) bo'yicha, 'align-items' esa ko'ndalang o'q (cross-axis) bo'yicha tekislaydi. </w:t>
             </w:r>
             <w:r>
               <w:rPr>
                 <w:i/>
                 <w:color w:val="64748B"/>
               </w:rPr>
-              <w:t>(Декомпозиция сложного интерфейса на изолированные блоки — золотое правило стабильного Vibecoding.)</w:t>
+              <w:t>(В Flexbox свойство justify-content отвечает за распределение элементов вдоль главной оси, а align-items — вдоль поперечной.)</w:t>
             </w:r>
           </w:p>
         </w:tc>
@@ -5558,14 +5246,14 @@
               <w:rPr>
                 <w:b/>
               </w:rPr>
-              <w:t xml:space="preserve">Kontekst Boshqaruvi (@Files) </w:t>
+              <w:t xml:space="preserve">08-dars: JavaScript Hodisalari (Events) </w:t>
             </w:r>
             <w:r>
               <w:rPr>
                 <w:i/>
                 <w:color w:val="64748B"/>
               </w:rPr>
-              <w:t>(Управление Контекстом (@Files))</w:t>
+              <w:t>(Урок 08: События JavaScript (DOM Events))</w:t>
             </w:r>
           </w:p>
         </w:tc>
@@ -5587,14 +5275,14 @@
           </w:tcPr>
           <w:p>
             <w:r>
-              <w:t xml:space="preserve">@ belgilari orqali kerakli fayllar AI ga uzatiladi, bu esa noto'g'ri o'zgaruvchi va kutubxona nomlarini to'qib chiqarishni to'xtatadi. </w:t>
+              <w:t xml:space="preserve">addEventListener metodi DOM elementiga hodisa eshituvchisini (event listener) bog'laydi va hodisa sodir bo'lganda funksiyani chaqiradi. </w:t>
             </w:r>
             <w:r>
               <w:rPr>
                 <w:i/>
                 <w:color w:val="64748B"/>
               </w:rPr>
-              <w:t>(Тегирование файлов через `@` передает релевантный контекст, исключая выдумывание несуществующих функций и переменных.)</w:t>
+              <w:t>(Метод addEventListener привязывает обработчик событий к элементу DOM и выполняет колбэк-функцию при клике.)</w:t>
             </w:r>
           </w:p>
         </w:tc>
@@ -5682,14 +5370,14 @@
               <w:rPr>
                 <w:b/>
               </w:rPr>
-              <w:t xml:space="preserve">AI Dizayn Tizimi va Ranglar </w:t>
+              <w:t xml:space="preserve">09-dars: Kiber-Reaksiya va performance.now() </w:t>
             </w:r>
             <w:r>
               <w:rPr>
                 <w:i/>
                 <w:color w:val="64748B"/>
               </w:rPr>
-              <w:t>(Дизайн-Система и Цвета)</w:t>
+              <w:t>(Урок 09: Кибер-Реакция и точность performance.now())</w:t>
             </w:r>
           </w:p>
         </w:tc>
@@ -5712,14 +5400,14 @@
           </w:tcPr>
           <w:p>
             <w:r>
-              <w:t xml:space="preserve">Aniq hex ranglar va padding o'lchamlari berilganda AI bir xil uslubdagi zamonaviy SaaS darajasidagi dizayn chiqaradi. </w:t>
+              <w:t xml:space="preserve">performance.now() mikrosekundlargacha aniqlikdagi suzuvchi nuqtali vaqt belgisini (DOMHighResTimeStamp) qaytaradi. </w:t>
             </w:r>
             <w:r>
               <w:rPr>
                 <w:i/>
                 <w:color w:val="64748B"/>
               </w:rPr>
-              <w:t>(Четкие параметры палитры и отступов гарантируют создание цельного интерфейса коммерческого уровня (SaaS-стиль).)</w:t>
+              <w:t>(performance.now() возвращает высокоточное время с долями миллисекунды, гарантируя честный замер скорости реакции игрока.)</w:t>
             </w:r>
           </w:p>
         </w:tc>
@@ -5804,14 +5492,14 @@
               <w:rPr>
                 <w:b/>
               </w:rPr>
-              <w:t xml:space="preserve">AI Bilan Console Error Debugging </w:t>
+              <w:t xml:space="preserve">10-dars: AI Debugging va DevTools Xatolari </w:t>
             </w:r>
             <w:r>
               <w:rPr>
                 <w:i/>
                 <w:color w:val="64748B"/>
               </w:rPr>
-              <w:t>(Отладка Консольных Ошибок (Debugging))</w:t>
+              <w:t>(Урок 10: Отладка в DevTools и обработка ошибок)</w:t>
             </w:r>
           </w:p>
         </w:tc>
@@ -5833,14 +5521,14 @@
           </w:tcPr>
           <w:p>
             <w:r>
-              <w:t xml:space="preserve">Xatolik satri va uning to'liq matnini uzatish AI ga bir zumda DOM elementi qayerda topilmaganini ko'rsatib beradi. </w:t>
+              <w:t xml:space="preserve">document.querySelector mavjud bo'lmagan selektordan null qaytarganda va uning .addEventListener yoki .style siga murojaat qilinganda TypeError chiqadi. </w:t>
             </w:r>
             <w:r>
               <w:rPr>
                 <w:i/>
                 <w:color w:val="64748B"/>
               </w:rPr>
-              <w:t>(Стек вызова ошибки и номер строки позволяют модели мгновенно понять, какой DOM-элемент не успел инициализироваться.)</w:t>
+              <w:t>(Если document.querySelector не нашел элемент, он возвращает null; попытка вызвать null.addEventListener порождает TypeError.)</w:t>
             </w:r>
           </w:p>
         </w:tc>
@@ -5928,14 +5616,14 @@
               <w:rPr>
                 <w:b/>
               </w:rPr>
-              <w:t xml:space="preserve">Kodni Refaktoring Qilish </w:t>
+              <w:t xml:space="preserve">11-dars: LocalStorage va JSON Serializatsiyasi </w:t>
             </w:r>
             <w:r>
               <w:rPr>
                 <w:i/>
                 <w:color w:val="64748B"/>
               </w:rPr>
-              <w:t>(Рефакторинг Исходного Кода)</w:t>
+              <w:t>(Урок 11: LocalStorage и сериализация через JSON)</w:t>
             </w:r>
           </w:p>
         </w:tc>
@@ -5958,14 +5646,14 @@
           </w:tcPr>
           <w:p>
             <w:r>
-              <w:t xml:space="preserve">Refaktoring kodning tuzilishini sifatli, o'qilishi oson va xatosiz qiladi, uning tashqi natijasiga ta'sir qilmaydi. </w:t>
+              <w:t xml:space="preserve">LocalStorage faqat matn (string) saqlaydi, shuning uchun obyektlar JSON.stringify() orqali qatorga aylantirilib saqlanadi. </w:t>
             </w:r>
             <w:r>
               <w:rPr>
                 <w:i/>
                 <w:color w:val="64748B"/>
               </w:rPr>
-              <w:t>(Рефакторинг делает структуру чистой, читаемой и масштабируемой, не ломая при этом функциональность программы.)</w:t>
+              <w:t>(LocalStorage сохраняет исключительно строки, поэтому объекты предварительно сериализуются с помощью JSON.stringify().)</w:t>
             </w:r>
           </w:p>
         </w:tc>
@@ -6050,14 +5738,14 @@
               <w:rPr>
                 <w:b/>
               </w:rPr>
-              <w:t xml:space="preserve">Mock Data (Soxta Ma'lumotlar) Generatsiyasi </w:t>
+              <w:t xml:space="preserve">12-dars: Veb Deploy va HTTPS/SSL </w:t>
             </w:r>
             <w:r>
               <w:rPr>
                 <w:i/>
                 <w:color w:val="64748B"/>
               </w:rPr>
-              <w:t>(Генерация Mock Data (JSON))</w:t>
+              <w:t>(Урок 12: Веб-деплой и сертификаты HTTPS/SSL)</w:t>
             </w:r>
           </w:p>
         </w:tc>
@@ -6079,14 +5767,14 @@
           </w:tcPr>
           <w:p>
             <w:r>
-              <w:t xml:space="preserve">AI soniyalar ichida mukammal JSON massivlarini yaratib beradi, bu esa dasturchiga haqiqiy server bo'lmaganda ham interfeysni sinash imkonini beradi. </w:t>
+              <w:t xml:space="preserve">Vercel kabi zamonaviy hostinglar avtomatik ravishda global CDN, bepul SSL sertifikati va xavfsiz HTTPS protokoli bilan ta'minlaydi. </w:t>
             </w:r>
             <w:r>
               <w:rPr>
                 <w:i/>
                 <w:color w:val="64748B"/>
               </w:rPr>
-              <w:t>(Синтетический JSON позволяет полноценно протестировать рендеринг списков и сортировок еще до создания настоящего бэкенда.)</w:t>
+              <w:t>(Платформы вроде Vercel автоматически генерируют SSL-сертификаты и направляют весь трафик через шифрованный канал HTTPS.)</w:t>
             </w:r>
           </w:p>
         </w:tc>
@@ -6174,14 +5862,14 @@
               <w:rPr>
                 <w:b/>
               </w:rPr>
-              <w:t xml:space="preserve">Responsive Dizayn Promptlari </w:t>
+              <w:t xml:space="preserve">13-dars: Canvas 2D va requestAnimationFrame </w:t>
             </w:r>
             <w:r>
               <w:rPr>
                 <w:i/>
                 <w:color w:val="64748B"/>
               </w:rPr>
-              <w:t>(Адаптивный Дизайн (Responsive))</w:t>
+              <w:t>(Урок 13: Canvas 2D и цикл requestAnimationFrame)</w:t>
             </w:r>
           </w:p>
         </w:tc>
@@ -6204,14 +5892,14 @@
           </w:tcPr>
           <w:p>
             <w:r>
-              <w:t xml:space="preserve">Responsive buyruq sayt elementlarining turli ekran eniga qarab moslashuvchan (elastik) joylashishini ta'minlaydi. </w:t>
+              <w:t xml:space="preserve">requestAnimationFrame brauzerning ekranni yangilash chastotasi bilan sinxronlashib (odatda 60 Gts), tejamkor va uzluksiz kadr chizishni ta'minlaydi. </w:t>
             </w:r>
             <w:r>
               <w:rPr>
                 <w:i/>
                 <w:color w:val="64748B"/>
               </w:rPr>
-              <w:t>(Указание контрольных точек (breakpoints) гарантирует перестроение колонок в удобный мобильный стек на экранах телефонов.)</w:t>
+              <w:t>(requestAnimationFrame синхронизирует перерисовку кадров с частотой развертки монитора (60 Гц), обеспечивая идеальную плавность.)</w:t>
             </w:r>
           </w:p>
         </w:tc>
@@ -6296,14 +5984,14 @@
               <w:rPr>
                 <w:b/>
               </w:rPr>
-              <w:t xml:space="preserve">AI Bilan API Integratsiyasi </w:t>
+              <w:t xml:space="preserve">14-dars: Massivlar va Ob'yektlarni Filtrlash </w:t>
             </w:r>
             <w:r>
               <w:rPr>
                 <w:i/>
                 <w:color w:val="64748B"/>
               </w:rPr>
-              <w:t>(Интеграция с API)</w:t>
+              <w:t>(Урок 14: Работа с массивами и фильтрация объектов)</w:t>
             </w:r>
           </w:p>
         </w:tc>
@@ -6325,14 +6013,14 @@
           </w:tcPr>
           <w:p>
             <w:r>
-              <w:t xml:space="preserve">To'liq promptda so'rov usuli (`fetch`), yuklanish indikatori va xatoliklarni ushlash (`try/catch`) shartlari bo'lishi kerak. </w:t>
+              <w:t xml:space="preserve">Array.filter() shartga javob beradigan elementlarni saqlab, o'lgan yoki ekrandan chiqqan obyektlarni massivdan o'chiradi. </w:t>
             </w:r>
             <w:r>
               <w:rPr>
                 <w:i/>
                 <w:color w:val="64748B"/>
               </w:rPr>
-              <w:t>(Профессиональный промпт учитывает не только успешный запрос, но и состояния загрузки (Loading) и сетевые сбои (Error handling).)</w:t>
+              <w:t>(Метод Array.filter() оставляет в массиве только живые объекты, очищая память от уничтоженных элементов.)</w:t>
             </w:r>
           </w:p>
         </w:tc>
@@ -6420,14 +6108,14 @@
               <w:rPr>
                 <w:b/>
               </w:rPr>
-              <w:t xml:space="preserve">Few-Shot vs Zero-Shot Kodlash </w:t>
+              <w:t xml:space="preserve">15-dars: O'yin Fizikasi: Gravitatsiya va Sakrash </w:t>
             </w:r>
             <w:r>
               <w:rPr>
                 <w:i/>
                 <w:color w:val="64748B"/>
               </w:rPr>
-              <w:t>(Few-Shot vs Zero-Shot Кодинг)</w:t>
+              <w:t>(Урок 15: Физика игры: Гравитация и параболический прыжок)</w:t>
             </w:r>
           </w:p>
         </w:tc>
@@ -6450,14 +6138,14 @@
           </w:tcPr>
           <w:p>
             <w:r>
-              <w:t xml:space="preserve">Misollar berilganda AI loyihaning mavjud konvensiyalari va o'zgaruvchi nomlash qoidalariga 100% moslashadi. </w:t>
+              <w:t xml:space="preserve">Har bir kadrda vertikal tezlikka gravitatsiya qo'shiladi (vy += gravity), so'ngra qahramonning koordinatasi o'zgaradi (y += vy). </w:t>
             </w:r>
             <w:r>
               <w:rPr>
                 <w:i/>
                 <w:color w:val="64748B"/>
               </w:rPr>
-              <w:t>(Примеры в контексте задают строгий архитектурный шаблон, которому модель следует при генерации новых файлов.)</w:t>
+              <w:t>(На каждом кадре гравитация увеличивает вертикальную скорость (vy += g), а затем координата Y смещается на величину этой скорости.)</w:t>
             </w:r>
           </w:p>
         </w:tc>
@@ -6542,14 +6230,14 @@
               <w:rPr>
                 <w:b/>
               </w:rPr>
-              <w:t xml:space="preserve">Prompt Cheklovlari (Constraints) </w:t>
+              <w:t xml:space="preserve">15-dars: AABB To'qnashuv Algoritmi </w:t>
             </w:r>
             <w:r>
               <w:rPr>
                 <w:i/>
                 <w:color w:val="64748B"/>
               </w:rPr>
-              <w:t>(Ограничения в Промптах (Constraints))</w:t>
+              <w:t>(Урок 15: Алгоритм детекции столкновений AABB)</w:t>
             </w:r>
           </w:p>
         </w:tc>
@@ -6571,14 +6259,14 @@
           </w:tcPr>
           <w:p>
             <w:r>
-              <w:t xml:space="preserve">Cheklovlar qo'yilmasa, AI loyihaga keraksiz uchinchi tomon vositalarini tiqishtirib, loyihani og'irlashtirishi mumkin. </w:t>
+              <w:t xml:space="preserve">AABB to'qnashuvi to'rtta shart bajarilganda (chap, o'ng, tepa, past chegaralar kesishganda) to'qnashuvni aniqlaydi. </w:t>
             </w:r>
             <w:r>
               <w:rPr>
                 <w:i/>
                 <w:color w:val="64748B"/>
               </w:rPr>
-              <w:t>(Ограничения удерживают AI в рамках выбранного легковесного стека, защищая проект от перегрузки лишними зависимостями.)</w:t>
+              <w:t>(AABB фиксирует столкновение, если прямоугольники перекрываются по горизонтали и вертикали без учета поворота.)</w:t>
             </w:r>
           </w:p>
         </w:tc>
@@ -6666,14 +6354,14 @@
               <w:rPr>
                 <w:b/>
               </w:rPr>
-              <w:t xml:space="preserve">Soxta Paketlar Gallyutsinatsiyasi </w:t>
+              <w:t xml:space="preserve">16-dars: Boss Jangi va Holat Mashinasi (FSM) </w:t>
             </w:r>
             <w:r>
               <w:rPr>
                 <w:i/>
                 <w:color w:val="64748B"/>
               </w:rPr>
-              <w:t>(Галлюцинации Пакетов (npm))</w:t>
+              <w:t>(Урок 16: Битва с Боссом и Конечный Автомат (FSM))</w:t>
             </w:r>
           </w:p>
         </w:tc>
@@ -6696,14 +6384,14 @@
           </w:tcPr>
           <w:p>
             <w:r>
-              <w:t xml:space="preserve">AI kutubxona nomlarini to'qib chiqarishi mumkin. Har qanday tavsiya qilingan paket `npmjs.com` dan tekshirib o'rnatilishi shart. </w:t>
+              <w:t xml:space="preserve">Boss murakkab fazalarga (Patrul, Otishma, Lazer, Quturish) ega bo'lib, uning holatlari FSM (Finite State Machine) orqali boshqariladi. </w:t>
             </w:r>
             <w:r>
               <w:rPr>
                 <w:i/>
                 <w:color w:val="64748B"/>
               </w:rPr>
-              <w:t>(Модели могут генерировать правдоподобно звучащие, но несуществующие пакеты. Каждый сторонний модуль нужно проверять на `npmjs.com`.)</w:t>
+              <w:t>(Паттерн FSM (Finite State Machine) строго переключает фазы босса в зависимости от оставшегося здоровья (HP).)</w:t>
             </w:r>
           </w:p>
         </w:tc>
@@ -6788,14 +6476,14 @@
               <w:rPr>
                 <w:b/>
               </w:rPr>
-              <w:t xml:space="preserve">Vibe-Checking va Edge Cases </w:t>
+              <w:t xml:space="preserve">17-dars: Web Audio API va Tovush Sintezi </w:t>
             </w:r>
             <w:r>
               <w:rPr>
                 <w:i/>
                 <w:color w:val="64748B"/>
               </w:rPr>
-              <w:t>(Vibe-Checking и Edge Cases)</w:t>
+              <w:t>(Урок 17: Web Audio API и синтез звука)</w:t>
             </w:r>
           </w:p>
         </w:tc>
@@ -6817,14 +6505,14 @@
           </w:tcPr>
           <w:p>
             <w:r>
-              <w:t xml:space="preserve">Vibe-checking — bu mahsulotni haqiqiy foydalanuvchi ko'zi bilan sinash va chekka holatlardagi xatolarni aniqlashdir. </w:t>
+              <w:t xml:space="preserve">Web Audio API ning AudioContext va OscillatorNode ob'yektlari sinus, kvadrat yoki arra to'lqinlari orqali real-vaqtda tovush hosil qiladi. </w:t>
             </w:r>
             <w:r>
               <w:rPr>
                 <w:i/>
                 <w:color w:val="64748B"/>
               </w:rPr>
-              <w:t>(Vibe-checking — это всесторонняя ручная и функциональная верификация продукта перед передачей пользователям.)</w:t>
+              <w:t>(OscillatorNode синтезирует звуковые волны заданной частоты напрямую через аудиокарту без внешних файлов.)</w:t>
             </w:r>
           </w:p>
         </w:tc>
@@ -6912,14 +6600,14 @@
               <w:rPr>
                 <w:b/>
               </w:rPr>
-              <w:t xml:space="preserve">Git Conventional Commits </w:t>
+              <w:t xml:space="preserve">18-dars: Kamera Skrollingi va ctx.translate </w:t>
             </w:r>
             <w:r>
               <w:rPr>
                 <w:i/>
                 <w:color w:val="64748B"/>
               </w:rPr>
-              <w:t>(Стандарт Conventional Commits)</w:t>
+              <w:t>(Урок 18: Скроллинг камеры и трансформация ctx.translate)</w:t>
             </w:r>
           </w:p>
         </w:tc>
@@ -6942,14 +6630,14 @@
           </w:tcPr>
           <w:p>
             <w:r>
-              <w:t xml:space="preserve">Professional commitlar qisqa prefiks (`feat:`, `fix:`, `style:`) va aniq bajarilgan ish tavsifi bilan yoziladi. </w:t>
+              <w:t xml:space="preserve">Kamera siljishi ctx.translate(-camX, -camY) bilan barcha obyektlarni kamera ofsetiga mos teskari yo'nalishda chizish orqali erishiladi. </w:t>
             </w:r>
             <w:r>
               <w:rPr>
                 <w:i/>
                 <w:color w:val="64748B"/>
               </w:rPr>
-              <w:t>(Инженерные коммиты используют стандартизированные префиксы (`feat:`, `fix:`, `refactor:`) и емко описывают суть внесенного изменения.)</w:t>
+              <w:t>(ctx.translate(-camX, -camY) смещает всю координатную сетку Canvas, создавая эффект движения огромного мира вокруг игрока.)</w:t>
             </w:r>
           </w:p>
         </w:tc>
@@ -7034,14 +6722,14 @@
               <w:rPr>
                 <w:b/>
               </w:rPr>
-              <w:t xml:space="preserve">Web Speech API Prompti </w:t>
+              <w:t xml:space="preserve">19-dars: Mobil Moslashuv va Touch Hodisalari </w:t>
             </w:r>
             <w:r>
               <w:rPr>
                 <w:i/>
                 <w:color w:val="64748B"/>
               </w:rPr>
-              <w:t>(Промпт для Web Speech API)</w:t>
+              <w:t>(Урок 19: Мобильная адаптация и события Touch)</w:t>
             </w:r>
           </w:p>
         </w:tc>
@@ -7063,14 +6751,14 @@
           </w:tcPr>
           <w:p>
             <w:r>
-              <w:t xml:space="preserve">Brauzerning aniq Web API texnologiyasi ko'rsatilganda AI kutubxonalarsiz sof ovozli interfeys kodi yozib beradi. </w:t>
+              <w:t xml:space="preserve">Sensorli ekranlarda barmoq tegishi 'touchstart', siljishi 'touchmove' va olinishi 'touchend' hodisalari orqali virtual joystikni boshqaradi. </w:t>
             </w:r>
             <w:r>
               <w:rPr>
                 <w:i/>
                 <w:color w:val="64748B"/>
               </w:rPr>
-              <w:t>(Указание встроенных API платформы позволяет получить легкое работающее решение без внешних тяжелых библиотек.)</w:t>
+              <w:t>(События touchstart (касание), touchmove (ведение пальцем) и touchend (отрыв) формируют работу мобильного виртуального джойстика.)</w:t>
             </w:r>
           </w:p>
         </w:tc>
@@ -7158,14 +6846,14 @@
               <w:rPr>
                 <w:b/>
               </w:rPr>
-              <w:t xml:space="preserve">Mantiqiy O'yin Prompti </w:t>
+              <w:t xml:space="preserve">21-dars: File API va FUT Card Studio </w:t>
             </w:r>
             <w:r>
               <w:rPr>
                 <w:i/>
                 <w:color w:val="64748B"/>
               </w:rPr>
-              <w:t>(Промпт Мини-Игры на Реакцию)</w:t>
+              <w:t>(Урок 21: HTML5 File API и студия карт FUT)</w:t>
             </w:r>
           </w:p>
         </w:tc>
@@ -7188,14 +6876,14 @@
           </w:tcPr>
           <w:p>
             <w:r>
-              <w:t xml:space="preserve">Tasodifiy taymer, rang almashishi va millisekundlar hisobi aniq ko'rsatilganda o'yin mukammal generatsiya qilinadi. </w:t>
+              <w:t xml:space="preserve">FileReader.readAsDataURL() faylni xotirada Base64 data-URL ga aylantirib, darhol &lt;img&gt; yoki &lt;canvas&gt; ga joylash imkonini beradi. </w:t>
             </w:r>
             <w:r>
               <w:rPr>
                 <w:i/>
                 <w:color w:val="64748B"/>
               </w:rPr>
-              <w:t>(Случайный таймер, смена визуального состояния и точный замер миллисекунд формируют завершенную механику игры.)</w:t>
+              <w:t>(FileReader.readAsDataURL() считывает локальный файл в строку формата Data URL (Base64) и сразу выводит его на Canvas.)</w:t>
             </w:r>
           </w:p>
         </w:tc>
@@ -7280,14 +6968,14 @@
               <w:rPr>
                 <w:b/>
               </w:rPr>
-              <w:t xml:space="preserve">README.md Hujjatlashtirish </w:t>
+              <w:t xml:space="preserve">21-dars: FUT OVR Formulasi va Algoritmi </w:t>
             </w:r>
             <w:r>
               <w:rPr>
                 <w:i/>
                 <w:color w:val="64748B"/>
               </w:rPr>
-              <w:t>(Документация README.md)</w:t>
+              <w:t>(Урок 21: Формула расчета OVR в FUT)</w:t>
             </w:r>
           </w:p>
         </w:tc>
@@ -7309,14 +6997,14 @@
           </w:tcPr>
           <w:p>
             <w:r>
-              <w:t xml:space="preserve">Yaxshi README hujjati loyihani boshqa dasturchilar va ish beruvchilarga professional tarzda tanishtiradi. </w:t>
+              <w:t xml:space="preserve">FUT OVR formulasi futbolchining ampulasiga (hujumchi, himoyachi) qarab atributlarni har xil og'irlikda hisoblab yakuniy reytingni beradi. </w:t>
             </w:r>
             <w:r>
               <w:rPr>
                 <w:i/>
                 <w:color w:val="64748B"/>
               </w:rPr>
-              <w:t>(Качественный README презентует проект сообществу, объясняя ценность продукта и способ его быстрого развертывания.)</w:t>
+              <w:t>(Формула OVR учитывает профиль позиции: для нападающего решают SHO и PAC, а для защитника — DEF и PHY.)</w:t>
             </w:r>
           </w:p>
         </w:tc>
@@ -7404,14 +7092,14 @@
               <w:rPr>
                 <w:b/>
               </w:rPr>
-              <w:t xml:space="preserve">AI Orqali O'rganish (Explain Code) </w:t>
+              <w:t xml:space="preserve">22-dars: FUT Kimyo Graflari (Chemistry Engine) </w:t>
             </w:r>
             <w:r>
               <w:rPr>
                 <w:i/>
                 <w:color w:val="64748B"/>
               </w:rPr>
-              <w:t>(Обучение с AI (Explain Code))</w:t>
+              <w:t>(Урок 22: Графы связей и движок командной химии FUT)</w:t>
             </w:r>
           </w:p>
         </w:tc>
@@ -7434,14 +7122,14 @@
           </w:tcPr>
           <w:p>
             <w:r>
-              <w:t xml:space="preserve">Vibecoder shunchaki kod ko'chirmaydi, AI dan kodning ishlash mantiqini so'rab, o'z bilimini oshirib boradi. </w:t>
+              <w:t xml:space="preserve">Squad Builder kimyosi munosabatlar grafiga asoslanadi: tarkibdagi har bir o'yinchi jamoadoshlari bilan klub, liga va millat aloqalaridan 0 dan 3 gacha ball oladi. </w:t>
             </w:r>
             <w:r>
               <w:rPr>
                 <w:i/>
                 <w:color w:val="64748B"/>
               </w:rPr>
-              <w:t>(Разбор сгенерированного кода превращает каждую задачу в интерактивный урок, формируя глубокое понимание алгоритмов.)</w:t>
+              <w:t>(Squad Builder анализирует состав как граф связей: совпадения по клубу, чемпионату и национальности дают до 33 баллов химии.)</w:t>
             </w:r>
           </w:p>
         </w:tc>
@@ -7526,14 +7214,14 @@
               <w:rPr>
                 <w:b/>
               </w:rPr>
-              <w:t xml:space="preserve">Freelance va Mijoz Bilan Muloqot </w:t>
+              <w:t xml:space="preserve">23-dars: FUT Match Engine va Taktik Duel </w:t>
             </w:r>
             <w:r>
               <w:rPr>
                 <w:i/>
                 <w:color w:val="64748B"/>
               </w:rPr>
-              <w:t>(Фриланс и Анализ Брифов с AI)</w:t>
+              <w:t>(Урок 23: FUT Match Engine и тактическая симуляция)</w:t>
             </w:r>
           </w:p>
         </w:tc>
@@ -7555,14 +7243,14 @@
           </w:tcPr>
           <w:p>
             <w:r>
-              <w:t xml:space="preserve">AI mijozning noaniq xabarlarini aniq texnik vazifalarga ajratib, professional javob tayyorlashda yordam beradi. </w:t>
+              <w:t xml:space="preserve">Match Engine har bir vaziyatni (markazdan boshlash, hujum, zarba, seyv) FSM tsikli va o'yinchilar statistikasi dueli orqali simulyatsiya qiladi. </w:t>
             </w:r>
             <w:r>
               <w:rPr>
                 <w:i/>
                 <w:color w:val="64748B"/>
               </w:rPr>
-              <w:t>(AI помогает начинающему разработчику грамотно понять требования заказчика и составить сильное коммерческое предложение.)</w:t>
+              <w:t>(Match Engine прогоняет фазы матча через автомат FSM, где шанс гола вычисляется математической вероятностью столкновения характеристик.)</w:t>
             </w:r>
           </w:p>
         </w:tc>
@@ -7650,14 +7338,14 @@
               <w:rPr>
                 <w:b/>
               </w:rPr>
-              <w:t xml:space="preserve">Avtomatik Vercel Deploy </w:t>
+              <w:t xml:space="preserve">24-dars: FUT Transfer Bozori va 5% Coin Sink </w:t>
             </w:r>
             <w:r>
               <w:rPr>
                 <w:i/>
                 <w:color w:val="64748B"/>
               </w:rPr>
-              <w:t>(Автоматический Деплой на Vercel)</w:t>
+              <w:t>(Урок 24: Трансферный рынок FUT и налог 5% Coin Sink)</w:t>
             </w:r>
           </w:p>
         </w:tc>
@@ -7680,14 +7368,14 @@
           </w:tcPr>
           <w:p>
             <w:r>
-              <w:t xml:space="preserve">Vercel Git bilan to'liq integratsiyalashgan bo'lib, avtomatik CI/CD quvuri va tezkor global CDN serverlarini taqdim etadi. </w:t>
+              <w:t xml:space="preserve">5% transfer solig'i — virtual iqtisodiyotdagi pul miqdorini kamaytiruvchi (Coin Sink) mexanizm bo'lib, o'yindagi giperinflyatsiyani to'xtatadi. </w:t>
             </w:r>
             <w:r>
               <w:rPr>
                 <w:i/>
                 <w:color w:val="64748B"/>
               </w:rPr>
-              <w:t>(Бесшовный CI/CD пайплайн Vercel связывает Git с продакшн-серверами, обеспечивая мгновенную доставку изменений пользователям.)</w:t>
+              <w:t>(5% налог с каждой продажи на трансферном рынке работает как экономический 'поглотитель монет' (Coin Sink), сдерживая инфляцию.)</w:t>
             </w:r>
           </w:p>
         </w:tc>
@@ -7772,14 +7460,14 @@
               <w:rPr>
                 <w:b/>
               </w:rPr>
-              <w:t xml:space="preserve">Demo Day va Mahsulot Taqdimoti </w:t>
+              <w:t xml:space="preserve">25-dars: Target Jarvis va Web Speech API </w:t>
             </w:r>
             <w:r>
               <w:rPr>
                 <w:i/>
                 <w:color w:val="64748B"/>
               </w:rPr>
-              <w:t>(Презентация на Demo Day)</w:t>
+              <w:t>(Урок 25: Target Jarvis и Web Speech API)</w:t>
             </w:r>
           </w:p>
         </w:tc>
@@ -7801,14 +7489,14 @@
           </w:tcPr>
           <w:p>
             <w:r>
-              <w:t xml:space="preserve">Jonli interaktiv namoyish, QR kod orqali auditoriya bilan sinash va muhandislik qarorlarini tushuntirish Demo Day ning oltin kalitidir. </w:t>
+              <w:t xml:space="preserve">SpeechRecognition brauzer mikrofoni oqimini olib, nutqni matnga aylantiradi. Javobni esa SpeechSynthesis ovoz chiqarib o'qib beradi. </w:t>
             </w:r>
             <w:r>
               <w:rPr>
                 <w:i/>
                 <w:color w:val="64748B"/>
               </w:rPr>
-              <w:t>(Живое интерактивное демо с вовлечением жюри через QR-код — визитная карточка профессионального Vibecoder-а.)</w:t>
+              <w:t>(Web Speech API преобразует голос микрофона в текст через SpeechRecognition, а ответ синтезирует через SpeechSynthesis.)</w:t>
             </w:r>
           </w:p>
         </w:tc>
@@ -7896,14 +7584,14 @@
               <w:rPr>
                 <w:b/>
               </w:rPr>
-              <w:t xml:space="preserve">Vibecoder Mindset (Fikrlash Tarzi) </w:t>
+              <w:t xml:space="preserve">26-27-dars: Biometrik Face ID va Anti-Spoofing </w:t>
             </w:r>
             <w:r>
               <w:rPr>
                 <w:i/>
                 <w:color w:val="64748B"/>
               </w:rPr>
-              <w:t>(Инженерный Mindset Vibecoder-а)</w:t>
+              <w:t>(Уроки 26–27: Face ID, 68 точек лица и Anti-Spoofing)</w:t>
             </w:r>
           </w:p>
         </w:tc>
@@ -7926,14 +7614,14 @@
           </w:tcPr>
           <w:p>
             <w:r>
-              <w:t xml:space="preserve">Xatolar dasturlashning tabiiy qismidir. Vibecoder xatolikni AI bilan birga yechib, kuchli muhandisga aylanadi. </w:t>
+              <w:t xml:space="preserve">Anti-Spoofing algoritmi statik fotosuratlar va telefon ekranlarini fosh qilish uchun insonning tiriklik belgilarini (ko'z miltillashi, harakat) tekshiradi. </w:t>
             </w:r>
             <w:r>
               <w:rPr>
                 <w:i/>
                 <w:color w:val="64748B"/>
               </w:rPr>
-              <w:t>(Баги — неотъемлемая часть создания программ. Спокойный системный анализ с помощью AI развивает стойкость и мастерство.)</w:t>
+              <w:t>(Anti-Spoofing отвергает плоские фото с помощью Liveness Engine, требуя динамических биометрических тестов (моргание глаз по формуле EAR).)</w:t>
             </w:r>
           </w:p>
         </w:tc>

--- a/tests/TEST_7-8_SINF_VIBECODING.docx
+++ b/tests/TEST_7-8_SINF_VIBECODING.docx
@@ -341,7 +341,7 @@
           <w:color w:val="0F172A"/>
           <w:sz w:val="20"/>
         </w:rPr>
-        <w:t xml:space="preserve">1-dars materialiga ko'ra, Katta Til Modellari (LLM) dasturlashda kod yozish jarayonini qanday amalga oshiradi? </w:t>
+        <w:t xml:space="preserve">1-darsga ko'ra, Katta Til Modellari (LLM) dasturlashda bizga qanday yordam beradi? </w:t>
       </w:r>
       <w:r>
         <w:rPr>
@@ -350,7 +350,7 @@
           <w:color w:val="475569"/>
           <w:sz w:val="19"/>
         </w:rPr>
-        <w:t>(Согласно материалам Урока 1, как Большие Языковые Модели (LLM) генерируют программный код?)</w:t>
+        <w:t>(Согласно Уроку 1, как Большие Языковые Модели (LLM) помогают нам в веб-разработке?)</w:t>
       </w:r>
     </w:p>
     <w:p>
@@ -371,7 +371,7 @@
           <w:color w:val="0F172A"/>
           <w:sz w:val="19"/>
         </w:rPr>
-        <w:t xml:space="preserve">Ular inson miyasi kabi o'ylaydi va kompyuterdan mustaqil qarorlar qabul qiladi. </w:t>
+        <w:t xml:space="preserve">Ular kompyuter monitorini yangilab beradi. </w:t>
       </w:r>
       <w:r>
         <w:rPr>
@@ -379,7 +379,7 @@
           <w:color w:val="505F73"/>
           <w:sz w:val="18"/>
         </w:rPr>
-        <w:t>(Они мыслят в точности как человеческий мозг и принимают волевые решения независимо от компьютера.)</w:t>
+        <w:t>(Они протирают монитор от пыли.)</w:t>
       </w:r>
     </w:p>
     <w:p>
@@ -400,7 +400,7 @@
           <w:color w:val="0F172A"/>
           <w:sz w:val="19"/>
         </w:rPr>
-        <w:t xml:space="preserve">Faqatgina GitHub omboridan tayyor fayllarni o'zgartirmasdan to'g'ridan-to'g'ri ko'chiradi. </w:t>
+        <w:t xml:space="preserve">Kompyuterdan barcha fayllarni o'chirib yuboradi. </w:t>
       </w:r>
       <w:r>
         <w:rPr>
@@ -408,7 +408,7 @@
           <w:color w:val="505F73"/>
           <w:sz w:val="18"/>
         </w:rPr>
-        <w:t>(Они лишь напрямую копируют готовые проекты с GitHub без малейших изменений.)</w:t>
+        <w:t>(Они удаляют все системные файлы с компьютера.)</w:t>
       </w:r>
     </w:p>
     <w:p>
@@ -429,7 +429,7 @@
           <w:color w:val="0F172A"/>
           <w:sz w:val="19"/>
         </w:rPr>
-        <w:t xml:space="preserve">Foydalanuvchi bergan matn (prompt) dagi kontekstni tahlil qilib, navbatdagi eng mantiqiy kod tokenlarini ehtimollik asosida bashorat qiladi. </w:t>
+        <w:t xml:space="preserve">Biz yozgan promptdagi talablarni tushunib, HTML, CSS va JavaScript kodlarini tezkor generatsiya qiladi. </w:t>
       </w:r>
       <w:r>
         <w:rPr>
@@ -437,7 +437,7 @@
           <w:color w:val="505F73"/>
           <w:sz w:val="18"/>
         </w:rPr>
-        <w:t>(Они анализируют контекст входного запроса (промпта) и на основе распределения вероятностей предсказывают следующие токены кода.)</w:t>
+        <w:t>(Они понимают задачи из нашего промпта и быстро генерируют рабочий код на HTML, CSS и JavaScript.)</w:t>
       </w:r>
     </w:p>
     <w:p>
@@ -458,7 +458,7 @@
           <w:color w:val="0F172A"/>
           <w:sz w:val="19"/>
         </w:rPr>
-        <w:t xml:space="preserve">Kompyuterdagi barcha dasturlarni o'chirib, o'rniga yangi operatsion tizim o'rnatadi. </w:t>
+        <w:t xml:space="preserve">Faqat kompyuter o'yinlarini o'ynab o'tiradi. </w:t>
       </w:r>
       <w:r>
         <w:rPr>
@@ -466,7 +466,7 @@
           <w:color w:val="505F73"/>
           <w:sz w:val="18"/>
         </w:rPr>
-        <w:t>(Они удаляют все программы с жесткого диска и ставят новую операционную систему.)</w:t>
+        <w:t>(Они просто играют в компьютерные игры вместо нас.)</w:t>
       </w:r>
     </w:p>
     <w:p>
@@ -487,7 +487,7 @@
           <w:color w:val="0F172A"/>
           <w:sz w:val="19"/>
         </w:rPr>
-        <w:t xml:space="preserve">Faqat HTML teglarini taniy oladi, lekin JavaScript kodlarini yoza olmaydi. </w:t>
+        <w:t xml:space="preserve">Faqat oddiy kalkulyator vazifasini bajaradi. </w:t>
       </w:r>
       <w:r>
         <w:rPr>
@@ -495,7 +495,7 @@
           <w:color w:val="505F73"/>
           <w:sz w:val="18"/>
         </w:rPr>
-        <w:t>(Они способны понимать только HTML-теги, но не могут генерировать логику на JavaScript.)</w:t>
+        <w:t>(Они работают исключительно как простейший калькулятор.)</w:t>
       </w:r>
     </w:p>
     <w:p>
@@ -517,7 +517,7 @@
           <w:color w:val="0F172A"/>
           <w:sz w:val="20"/>
         </w:rPr>
-        <w:t xml:space="preserve">2-darsdagi 'AI Duel' darsida eng sifatli va aniq ishlovchi dastur kodini olish uchun prompt qanday tuzilishi o'rgatilgan? </w:t>
+        <w:t xml:space="preserve">2-darsdagi 'AI Duel' darsida AI ga qanday prompt berilsa eng yaxshi natija olinadi? </w:t>
       </w:r>
       <w:r>
         <w:rPr>
@@ -526,7 +526,7 @@
           <w:color w:val="475569"/>
           <w:sz w:val="19"/>
         </w:rPr>
-        <w:t>(На Уроке 2 'AI Duel': как правильно структурировать инженерный промпт для генерации безошибочного кода?)</w:t>
+        <w:t>(Как правильно составить промпт на Уроке 2 ('AI Duel'), чтобы получить самый качественный и точный код?)</w:t>
       </w:r>
     </w:p>
     <w:p>
@@ -547,7 +547,7 @@
           <w:color w:val="0F172A"/>
           <w:sz w:val="19"/>
         </w:rPr>
-        <w:t xml:space="preserve">Rol (Role), Vazifa (Task), Texnik talablar (Constraints) va Kutilayotgan natija (Output format) aniq ko'rsatilishi lozim. </w:t>
+        <w:t xml:space="preserve">Dastur nima qilishi kerakligi, qaysi tilda yozilishi va qanday tugmalar bo'lishi aniq ko'rsatilsa. </w:t>
       </w:r>
       <w:r>
         <w:rPr>
@@ -555,7 +555,7 @@
           <w:color w:val="505F73"/>
           <w:sz w:val="18"/>
         </w:rPr>
-        <w:t>(Четко определить Роль (Role), Задачу (Task), Технические ограничения (Constraints) и Формат вывода (Output format).)</w:t>
+        <w:t>(Четко описать, что должна делать программа, какие языки использовать (HTML/CSS/JS) и какие кнопки должны быть.)</w:t>
       </w:r>
     </w:p>
     <w:p>
@@ -576,7 +576,7 @@
           <w:color w:val="0F172A"/>
           <w:sz w:val="19"/>
         </w:rPr>
-        <w:t xml:space="preserve">Faqat bir jumlali noaniq buyruq berilishi kerak. </w:t>
+        <w:t xml:space="preserve">Faqat bitta noaniq so'z yozilsa. </w:t>
       </w:r>
       <w:r>
         <w:rPr>
@@ -584,7 +584,7 @@
           <w:color w:val="505F73"/>
           <w:sz w:val="18"/>
         </w:rPr>
-        <w:t>(Задать один короткий размытый вопрос без пояснений.)</w:t>
+        <w:t>(Написать всего одно размытое слово.)</w:t>
       </w:r>
     </w:p>
     <w:p>
@@ -605,7 +605,7 @@
           <w:color w:val="0F172A"/>
           <w:sz w:val="19"/>
         </w:rPr>
-        <w:t xml:space="preserve">Prompt ichida faqat kulgili stikerlar yuborilishi shart. </w:t>
+        <w:t xml:space="preserve">Faqat kulgili stikerlar yuborilsa. </w:t>
       </w:r>
       <w:r>
         <w:rPr>
@@ -613,7 +613,7 @@
           <w:color w:val="505F73"/>
           <w:sz w:val="18"/>
         </w:rPr>
-        <w:t>(Отправлять нейросети исключительно смайлики и стикеры.)</w:t>
+        <w:t>(Отправлять нейросети только смайлики.)</w:t>
       </w:r>
     </w:p>
     <w:p>
@@ -634,7 +634,7 @@
           <w:color w:val="0F172A"/>
           <w:sz w:val="19"/>
         </w:rPr>
-        <w:t xml:space="preserve">Prompt faqat lotin alifbosisiz yozilishi kerak. </w:t>
+        <w:t xml:space="preserve">Prompt faqat qora rangda yozilsa. </w:t>
       </w:r>
       <w:r>
         <w:rPr>
@@ -642,7 +642,7 @@
           <w:color w:val="505F73"/>
           <w:sz w:val="18"/>
         </w:rPr>
-        <w:t>(Писать промпт только на латинском транслите.)</w:t>
+        <w:t>(Писать промпт только черными буквами.)</w:t>
       </w:r>
     </w:p>
     <w:p>
@@ -663,7 +663,7 @@
           <w:color w:val="0F172A"/>
           <w:sz w:val="19"/>
         </w:rPr>
-        <w:t xml:space="preserve">AI ga hech qanday cheklov qo'ymasdan xohlagancha kod yozishga ruxsat berish kerak. </w:t>
+        <w:t xml:space="preserve">AI ga hech qanday talab bermasdan o'ziga tashlab qo'yilsa. </w:t>
       </w:r>
       <w:r>
         <w:rPr>
@@ -671,7 +671,7 @@
           <w:color w:val="505F73"/>
           <w:sz w:val="18"/>
         </w:rPr>
-        <w:t>(Дать ИИ полную свободу писать код без каких-либо правил и стеков.)</w:t>
+        <w:t>(Не давать никаких инструкций и ждать чуда.)</w:t>
       </w:r>
     </w:p>
     <w:p>
@@ -693,7 +693,7 @@
           <w:color w:val="0F172A"/>
           <w:sz w:val="20"/>
         </w:rPr>
-        <w:t xml:space="preserve">3-darsda o'rganilgan SVG (Scalable Vector Graphics) formatining raster (PNG/JPG) rasmlardan eng katta afzalligi nimada? </w:t>
+        <w:t xml:space="preserve">3-darsda o'rganilgan SVG (Scalable Vector Graphics) formatining asosiy afzalligi nimada? </w:t>
       </w:r>
       <w:r>
         <w:rPr>
@@ -702,7 +702,7 @@
           <w:color w:val="475569"/>
           <w:sz w:val="19"/>
         </w:rPr>
-        <w:t>(На Уроке 3, в чем заключается главное преимущество векторного формата SVG перед растровыми изображениями (PNG/JPG)?)</w:t>
+        <w:t>(В чем заключается главное преимущество векторной графики SVG (Урок 3)?)</w:t>
       </w:r>
     </w:p>
     <w:p>
@@ -723,7 +723,7 @@
           <w:color w:val="0F172A"/>
           <w:sz w:val="19"/>
         </w:rPr>
-        <w:t xml:space="preserve">SVG faqat qora-oq rangda bo'ladi. </w:t>
+        <w:t xml:space="preserve">U faqat qora rangda bo'ladi. </w:t>
       </w:r>
       <w:r>
         <w:rPr>
@@ -731,7 +731,7 @@
           <w:color w:val="505F73"/>
           <w:sz w:val="18"/>
         </w:rPr>
-        <w:t>(SVG бывает исключительно черно-белым.)</w:t>
+        <w:t>(Она бывает исключительно черного цвета.)</w:t>
       </w:r>
     </w:p>
     <w:p>
@@ -752,7 +752,7 @@
           <w:color w:val="0F172A"/>
           <w:sz w:val="19"/>
         </w:rPr>
-        <w:t xml:space="preserve">SVG fayllar kompyuterda juda katta (kamida 1 GB) joy egallaydi. </w:t>
+        <w:t xml:space="preserve">U kompyuterda 10 gigabayt joy oladi. </w:t>
       </w:r>
       <w:r>
         <w:rPr>
@@ -760,7 +760,7 @@
           <w:color w:val="505F73"/>
           <w:sz w:val="18"/>
         </w:rPr>
-        <w:t>(SVG файлы всегда занимают на диске гигантский объем (от 1 ГБ).)</w:t>
+        <w:t>(Она занимает на диске 10 гигабайт.)</w:t>
       </w:r>
     </w:p>
     <w:p>
@@ -781,7 +781,7 @@
           <w:color w:val="0F172A"/>
           <w:sz w:val="19"/>
         </w:rPr>
-        <w:t xml:space="preserve">SVG rasmlarni brauzerda ochib bo'lmaydi. </w:t>
+        <w:t xml:space="preserve">Uni brauzerda ochib bo'lmaydi. </w:t>
       </w:r>
       <w:r>
         <w:rPr>
@@ -789,7 +789,7 @@
           <w:color w:val="505F73"/>
           <w:sz w:val="18"/>
         </w:rPr>
-        <w:t>(SVG изображения невозможно открыть ни в одном веб-браузере.)</w:t>
+        <w:t>(Ее невозможно открыть в браузере.)</w:t>
       </w:r>
     </w:p>
     <w:p>
@@ -810,7 +810,7 @@
           <w:color w:val="0F172A"/>
           <w:sz w:val="19"/>
         </w:rPr>
-        <w:t xml:space="preserve">SVG matematik formulalar (chiziqlar, nuqtalar) bilan chizilgani sababli, istalgancha kattalashtirilganda ham sifati mutlaqo buzilmaydi. </w:t>
+        <w:t xml:space="preserve">U vektor chiziqlardan iborat bo'lgani uchun, qanchalik kattalashtirilsa ham xiralashmaydi va tiniq turadi. </w:t>
       </w:r>
       <w:r>
         <w:rPr>
@@ -818,7 +818,7 @@
           <w:color w:val="505F73"/>
           <w:sz w:val="18"/>
         </w:rPr>
-        <w:t>(SVG описывается математическими формулами (векторами и координатами), поэтому масштабируется без потери четкости при любом разрешении.)</w:t>
+        <w:t>(Она состоит из математических линий, поэтому не размывается и остается четкой при любом увеличении экрана.)</w:t>
       </w:r>
     </w:p>
     <w:p>
@@ -839,7 +839,7 @@
           <w:color w:val="0F172A"/>
           <w:sz w:val="19"/>
         </w:rPr>
-        <w:t xml:space="preserve">SVG faqat video formatlar uchun mo'ljallangan. </w:t>
+        <w:t xml:space="preserve">U faqat musiqa tinglash uchun xizmat qiladi. </w:t>
       </w:r>
       <w:r>
         <w:rPr>
@@ -847,7 +847,7 @@
           <w:color w:val="505F73"/>
           <w:sz w:val="18"/>
         </w:rPr>
-        <w:t>(SVG предназначен исключительно для хранения видеозаписей.)</w:t>
+        <w:t>(Она используется только для прослушивания музыки.)</w:t>
       </w:r>
     </w:p>
     <w:p>
@@ -869,7 +869,7 @@
           <w:color w:val="0F172A"/>
           <w:sz w:val="20"/>
         </w:rPr>
-        <w:t xml:space="preserve">5-darsda 'Semantik HTML' teglari (&lt;header&gt;, &lt;nav&gt;, &lt;main&gt;, &lt;section&gt;, &lt;footer&gt;) nima uchun &lt;div&gt; ga nisbatan ustun qo'yiladi? </w:t>
+        <w:t xml:space="preserve">5-darsda veb-sahifaning asosiy mazmunini o'rab turish uchun qaysi semantik HTML tegi ishlatiladi? </w:t>
       </w:r>
       <w:r>
         <w:rPr>
@@ -878,7 +878,7 @@
           <w:color w:val="475569"/>
           <w:sz w:val="19"/>
         </w:rPr>
-        <w:t>(На Уроке 5, почему семантические теги HTML (&lt;header&gt;, &lt;nav&gt;, &lt;main&gt;, &lt;section&gt;, &lt;footer&gt;) предпочтительнее сплошных &lt;div&gt;?)</w:t>
+        <w:t>(Какой семантический тег HTML используется на Уроке 5 для выделения основного контента страницы?)</w:t>
       </w:r>
     </w:p>
     <w:p>
@@ -896,18 +896,10 @@
       </w:r>
       <w:r>
         <w:rPr>
-          <w:color w:val="0F172A"/>
+          <w:color w:val="1E293B"/>
           <w:sz w:val="19"/>
         </w:rPr>
-        <w:t xml:space="preserve">Chunki ular sahifa hajmini 10 barobarga kamaytiradi. </w:t>
-      </w:r>
-      <w:r>
-        <w:rPr>
-          <w:i/>
-          <w:color w:val="505F73"/>
-          <w:sz w:val="18"/>
-        </w:rPr>
-        <w:t>(Они уменьшают размер HTML-файла ровно в 10 раз.)</w:t>
+        <w:t>&lt;div&gt;</w:t>
       </w:r>
     </w:p>
     <w:p>
@@ -925,18 +917,10 @@
       </w:r>
       <w:r>
         <w:rPr>
-          <w:color w:val="0F172A"/>
+          <w:color w:val="1E293B"/>
           <w:sz w:val="19"/>
         </w:rPr>
-        <w:t xml:space="preserve">Sahifa tuzilmasini brauzer, qidiruv tizimlari (SEO) va yordamchi texnologiyalar (screen-readers) uchun ma'noli va tushunarli qiladi. </w:t>
-      </w:r>
-      <w:r>
-        <w:rPr>
-          <w:i/>
-          <w:color w:val="505F73"/>
-          <w:sz w:val="18"/>
-        </w:rPr>
-        <w:t>(Они придают разметке смысловую структуру для поисковых систем (SEO), браузеров и экранных дикторов (accessibility).)</w:t>
+        <w:t>&lt;main&gt;</w:t>
       </w:r>
     </w:p>
     <w:p>
@@ -954,18 +938,10 @@
       </w:r>
       <w:r>
         <w:rPr>
-          <w:color w:val="0F172A"/>
+          <w:color w:val="1E293B"/>
           <w:sz w:val="19"/>
         </w:rPr>
-        <w:t xml:space="preserve">Faqatgina sahifani rangli qilib bezatish uchun. </w:t>
-      </w:r>
-      <w:r>
-        <w:rPr>
-          <w:i/>
-          <w:color w:val="505F73"/>
-          <w:sz w:val="18"/>
-        </w:rPr>
-        <w:t>(Исключительно для автоматической раскраски страницы в яркие цвета.)</w:t>
+        <w:t>&lt;span&gt;</w:t>
       </w:r>
     </w:p>
     <w:p>
@@ -983,18 +959,10 @@
       </w:r>
       <w:r>
         <w:rPr>
-          <w:color w:val="0F172A"/>
+          <w:color w:val="1E293B"/>
           <w:sz w:val="19"/>
         </w:rPr>
-        <w:t xml:space="preserve">Bu teglar qo'yilsa, JavaScript yozish umuman talab qilinmaydi. </w:t>
-      </w:r>
-      <w:r>
-        <w:rPr>
-          <w:i/>
-          <w:color w:val="505F73"/>
-          <w:sz w:val="18"/>
-        </w:rPr>
-        <w:t>(При их использовании полностью отпадает необходимость писать JavaScript-код.)</w:t>
+        <w:t>&lt;br&gt;</w:t>
       </w:r>
     </w:p>
     <w:p>
@@ -1012,18 +980,10 @@
       </w:r>
       <w:r>
         <w:rPr>
-          <w:color w:val="0F172A"/>
+          <w:color w:val="1E293B"/>
           <w:sz w:val="19"/>
         </w:rPr>
-        <w:t xml:space="preserve">Ular faqat mobil telefonlarda ishlaydi. </w:t>
-      </w:r>
-      <w:r>
-        <w:rPr>
-          <w:i/>
-          <w:color w:val="505F73"/>
-          <w:sz w:val="18"/>
-        </w:rPr>
-        <w:t>(Они функционируют исключительно на мобильных устройствах.)</w:t>
+        <w:t>&lt;input&gt;</w:t>
       </w:r>
     </w:p>
     <w:p>
@@ -1045,7 +1005,7 @@
           <w:color w:val="0F172A"/>
           <w:sz w:val="20"/>
         </w:rPr>
-        <w:t xml:space="preserve">7-darsdagi CSS Flexbox tizimida elementlarni asosiy o'q bo'ylab markazlashtirish uchun qaysi xususiyat ishlatiladi? </w:t>
+        <w:t xml:space="preserve">7-darsda CSS Flexbox da elementlarni gorizontal o'q bo'ylab markazga qo'yish uchun nima yoziladi? </w:t>
       </w:r>
       <w:r>
         <w:rPr>
@@ -1054,7 +1014,7 @@
           <w:color w:val="475569"/>
           <w:sz w:val="19"/>
         </w:rPr>
-        <w:t>(На Уроке 7 в CSS Flexbox, какое свойство центрирует дочерние элементы вдоль главной оси (main axis)?)</w:t>
+        <w:t>(Какое свойство CSS Flexbox центрирует элементы вдоль главной горизонтальной оси (Урок 7)?)</w:t>
       </w:r>
     </w:p>
     <w:p>
@@ -1096,7 +1056,7 @@
           <w:color w:val="1E293B"/>
           <w:sz w:val="19"/>
         </w:rPr>
-        <w:t>float: center;</w:t>
+        <w:t>text-align: middle;</w:t>
       </w:r>
     </w:p>
     <w:p>
@@ -1117,7 +1077,7 @@
           <w:color w:val="1E293B"/>
           <w:sz w:val="19"/>
         </w:rPr>
-        <w:t>display: block;</w:t>
+        <w:t>display: hidden;</w:t>
       </w:r>
     </w:p>
     <w:p>
@@ -1138,7 +1098,7 @@
           <w:color w:val="1E293B"/>
           <w:sz w:val="19"/>
         </w:rPr>
-        <w:t>flex-direction: none;</w:t>
+        <w:t>float: center;</w:t>
       </w:r>
     </w:p>
     <w:p>
@@ -1181,7 +1141,7 @@
           <w:color w:val="0F172A"/>
           <w:sz w:val="20"/>
         </w:rPr>
-        <w:t xml:space="preserve">8-darsda tugma bosilishini JavaScript orqali kuzatib borish uchun qaysi usul qo'llaniladi? </w:t>
+        <w:t xml:space="preserve">8-darsda tugma bosilganini (klik qilinganini) JavaScript orqali eshitib turish qanday yoziladi? </w:t>
       </w:r>
       <w:r>
         <w:rPr>
@@ -1190,7 +1150,7 @@
           <w:color w:val="475569"/>
           <w:sz w:val="19"/>
         </w:rPr>
-        <w:t>(На Уроке 8, какой метод JavaScript используется для отслеживания клика пользователя по кнопке?)</w:t>
+        <w:t>(Как в коде JavaScript слушать нажатие (клик) по кнопке (Урок 8)?)</w:t>
       </w:r>
     </w:p>
     <w:p>
@@ -1232,7 +1192,7 @@
           <w:color w:val="1E293B"/>
           <w:sz w:val="19"/>
         </w:rPr>
-        <w:t>button.setTimer()</w:t>
+        <w:t>button.startClick()</w:t>
       </w:r>
     </w:p>
     <w:p>
@@ -1274,7 +1234,7 @@
           <w:color w:val="1E293B"/>
           <w:sz w:val="19"/>
         </w:rPr>
-        <w:t>console.break()</w:t>
+        <w:t>document.write('click')</w:t>
       </w:r>
     </w:p>
     <w:p>
@@ -1295,7 +1255,7 @@
           <w:color w:val="1E293B"/>
           <w:sz w:val="19"/>
         </w:rPr>
-        <w:t>document.write('click')</w:t>
+        <w:t>console.clear()</w:t>
       </w:r>
     </w:p>
     <w:p>
@@ -1317,7 +1277,7 @@
           <w:color w:val="0F172A"/>
           <w:sz w:val="20"/>
         </w:rPr>
-        <w:t xml:space="preserve">9-darsdagi 'Kiber-Reaksiya' o'yinida foydalanuvchining reaktsiya tezligini millisekundlarda o'ta aniq hisoblash uchun nima ishlatilgan? </w:t>
+        <w:t xml:space="preserve">9-darsda 'Kiber-Reaksiya' o'yinida nega Date.now() o'rniga performance.now() funksiyasi ishlatildi? </w:t>
       </w:r>
       <w:r>
         <w:rPr>
@@ -1326,7 +1286,7 @@
           <w:color w:val="475569"/>
           <w:sz w:val="19"/>
         </w:rPr>
-        <w:t>(На Уроке 9 в игре 'Кибер-Реакция', что применялось для высокоточного замера времени реакции в миллисекундах?)</w:t>
+        <w:t>(Почему в игре 'Кибер-Реакция' (Урок 9) вместо Date.now() была использована функция performance.now()?)</w:t>
       </w:r>
     </w:p>
     <w:p>
@@ -1347,7 +1307,7 @@
           <w:color w:val="0F172A"/>
           <w:sz w:val="19"/>
         </w:rPr>
-        <w:t xml:space="preserve">Oddiy devor soati surati. </w:t>
+        <w:t xml:space="preserve">Chunki Date.now() internet talab qiladi. </w:t>
       </w:r>
       <w:r>
         <w:rPr>
@@ -1355,7 +1315,7 @@
           <w:color w:val="505F73"/>
           <w:sz w:val="18"/>
         </w:rPr>
-        <w:t>(Картинка с изображением механических настенных часов.)</w:t>
+        <w:t>(Потому что Date.now() требует подключения к интернету.)</w:t>
       </w:r>
     </w:p>
     <w:p>
@@ -1376,7 +1336,7 @@
           <w:color w:val="0F172A"/>
           <w:sz w:val="19"/>
         </w:rPr>
-        <w:t xml:space="preserve">Math.random() tasodifiy soni. </w:t>
+        <w:t xml:space="preserve">Chunki u kompyuterni tezlashtiradi. </w:t>
       </w:r>
       <w:r>
         <w:rPr>
@@ -1384,7 +1344,7 @@
           <w:color w:val="505F73"/>
           <w:sz w:val="18"/>
         </w:rPr>
-        <w:t>(Генератор случайных чисел Math.random().)</w:t>
+        <w:t>(Потому что она ускоряет процессор компьютера.)</w:t>
       </w:r>
     </w:p>
     <w:p>
@@ -1405,7 +1365,7 @@
           <w:color w:val="0F172A"/>
           <w:sz w:val="19"/>
         </w:rPr>
-        <w:t xml:space="preserve">alert() ogohlantirish oynasi. </w:t>
+        <w:t xml:space="preserve">Chunki performance.now() faqat ovoz chiqaradi. </w:t>
       </w:r>
       <w:r>
         <w:rPr>
@@ -1413,7 +1373,7 @@
           <w:color w:val="505F73"/>
           <w:sz w:val="18"/>
         </w:rPr>
-        <w:t>(Модальное окно alert().)</w:t>
+        <w:t>(Потому что performance.now() только издает звуки.)</w:t>
       </w:r>
     </w:p>
     <w:p>
@@ -1434,7 +1394,7 @@
           <w:color w:val="0F172A"/>
           <w:sz w:val="19"/>
         </w:rPr>
-        <w:t xml:space="preserve">CSS animation-duration xossasi. </w:t>
+        <w:t xml:space="preserve">Chunki u ekranni qizil rangga bo'yaydi. </w:t>
       </w:r>
       <w:r>
         <w:rPr>
@@ -1442,7 +1402,7 @@
           <w:color w:val="505F73"/>
           <w:sz w:val="18"/>
         </w:rPr>
-        <w:t>(CSS-свойство animation-duration.)</w:t>
+        <w:t>(Потому что она красит экран в красный цвет.)</w:t>
       </w:r>
     </w:p>
     <w:p>
@@ -1463,7 +1423,7 @@
           <w:color w:val="0F172A"/>
           <w:sz w:val="19"/>
         </w:rPr>
-        <w:t xml:space="preserve">performance.now() yuqori aniqlikdagi vaqt funksiyasi. </w:t>
+        <w:t xml:space="preserve">Chunki performance.now() vaqtni millisekundning o'ndan birigacha o'ta yuqori aniqlikda hisoblab, reaktsiya tezligini haqqoniy ko'rsatadi. </w:t>
       </w:r>
       <w:r>
         <w:rPr>
@@ -1471,7 +1431,7 @@
           <w:color w:val="505F73"/>
           <w:sz w:val="18"/>
         </w:rPr>
-        <w:t>(Функция высокоточного системного времени performance.now().)</w:t>
+        <w:t>(Потому что performance.now() измеряет время с долями миллисекунды, гарантируя сверхточный замер реакции человека.)</w:t>
       </w:r>
     </w:p>
     <w:p>
@@ -1493,7 +1453,7 @@
           <w:color w:val="0F172A"/>
           <w:sz w:val="20"/>
         </w:rPr>
-        <w:t xml:space="preserve">10-darsdagi 'AI Debugging' jarayonida brauzer konsolida 'Uncaught TypeError: Cannot read properties of null' xatosi nimani bildiradi? </w:t>
+        <w:t xml:space="preserve">10-darsda brauzerda dastur kodidagi xatolar va console.log natijalari qayerda ko'rinadi? </w:t>
       </w:r>
       <w:r>
         <w:rPr>
@@ -1502,7 +1462,7 @@
           <w:color w:val="475569"/>
           <w:sz w:val="19"/>
         </w:rPr>
-        <w:t>(На Уроке 10 при отладке (AI Debugging), о чем говорит ошибка 'Uncaught TypeError: Cannot read properties of null' в консоли?)</w:t>
+        <w:t>(Где в браузере разработчик смотрит ошибки JavaScript и выводы функции console.log (Урок 10)?)</w:t>
       </w:r>
     </w:p>
     <w:p>
@@ -1523,7 +1483,7 @@
           <w:color w:val="0F172A"/>
           <w:sz w:val="19"/>
         </w:rPr>
-        <w:t xml:space="preserve">Kompyuter qattiq diskida joy tugaganini. </w:t>
+        <w:t xml:space="preserve">Kompyuterning 'Mening kompyuterim' oynasida. </w:t>
       </w:r>
       <w:r>
         <w:rPr>
@@ -1531,7 +1491,7 @@
           <w:color w:val="505F73"/>
           <w:sz w:val="18"/>
         </w:rPr>
-        <w:t>(О том, что на жестком диске компьютера закончилась память.)</w:t>
+        <w:t>(В папке 'Мой компьютер'.)</w:t>
       </w:r>
     </w:p>
     <w:p>
@@ -1552,7 +1512,7 @@
           <w:color w:val="0F172A"/>
           <w:sz w:val="19"/>
         </w:rPr>
-        <w:t xml:space="preserve">Internet tezligi juda sekinlashib ketganini. </w:t>
+        <w:t xml:space="preserve">Faqat Word dasturida. </w:t>
       </w:r>
       <w:r>
         <w:rPr>
@@ -1560,7 +1520,7 @@
           <w:color w:val="505F73"/>
           <w:sz w:val="18"/>
         </w:rPr>
-        <w:t>(О том, что скорость интернета упала до критического минимума.)</w:t>
+        <w:t>(Только в программе Microsoft Word.)</w:t>
       </w:r>
     </w:p>
     <w:p>
@@ -1581,7 +1541,7 @@
           <w:color w:val="0F172A"/>
           <w:sz w:val="19"/>
         </w:rPr>
-        <w:t xml:space="preserve">Kodingiz mavjud bo'lmagan (DOM da topilmagan yoki qiymati null bo'lgan) elementning xususiyatiga murojaat qilmoqchi bo'lganini. </w:t>
+        <w:t xml:space="preserve">Brauzer DevTools ning 'Console' (Konsol) panelida. </w:t>
       </w:r>
       <w:r>
         <w:rPr>
@@ -1589,7 +1549,7 @@
           <w:color w:val="505F73"/>
           <w:sz w:val="18"/>
         </w:rPr>
-        <w:t>(Код пытается прочитать свойство или вызвать метод у элемента, которого нет в DOM (вернулся null).)</w:t>
+        <w:t>(На вкладке 'Console' (Консоль) в панели DevTools браузера.)</w:t>
       </w:r>
     </w:p>
     <w:p>
@@ -1610,7 +1570,7 @@
           <w:color w:val="0F172A"/>
           <w:sz w:val="19"/>
         </w:rPr>
-        <w:t xml:space="preserve">Foydalanuvchi brauzer oynasini yopib qo'yganini. </w:t>
+        <w:t xml:space="preserve">Telefon ekranida. </w:t>
       </w:r>
       <w:r>
         <w:rPr>
@@ -1618,7 +1578,7 @@
           <w:color w:val="505F73"/>
           <w:sz w:val="18"/>
         </w:rPr>
-        <w:t>(О том, что пользователь закрыл вкладку браузера.)</w:t>
+        <w:t>(На экране смартфона.)</w:t>
       </w:r>
     </w:p>
     <w:p>
@@ -1639,7 +1599,7 @@
           <w:color w:val="0F172A"/>
           <w:sz w:val="19"/>
         </w:rPr>
-        <w:t xml:space="preserve">Barcha o'zgaruvchilar to'g'ri ishlaganini. </w:t>
+        <w:t xml:space="preserve">Hech qayerda ko'rinmaydi. </w:t>
       </w:r>
       <w:r>
         <w:rPr>
@@ -1647,7 +1607,7 @@
           <w:color w:val="505F73"/>
           <w:sz w:val="18"/>
         </w:rPr>
-        <w:t>(О том, что все переменные в программе сработали корректно.)</w:t>
+        <w:t>(Они нигде не отображаются.)</w:t>
       </w:r>
     </w:p>
     <w:p>
@@ -1669,7 +1629,7 @@
           <w:color w:val="0F172A"/>
           <w:sz w:val="20"/>
         </w:rPr>
-        <w:t xml:space="preserve">11-darsda o'rganilgan 'LocalStorage' ga JavaScript obyektini (masalan: {score: 95, user: 'Aziz'}) saqlash uchun qanday yoziladi? </w:t>
+        <w:t xml:space="preserve">11-darsda LocalStorage ga obyektni saqlashda JSON.stringify() ishlatilmasa, brauzerda qanday kutilmagan xato yuz beradi? </w:t>
       </w:r>
       <w:r>
         <w:rPr>
@@ -1678,7 +1638,7 @@
           <w:color w:val="475569"/>
           <w:sz w:val="19"/>
         </w:rPr>
-        <w:t>(На Уроке 11, как правильно сохранить JavaScript-объект ({score: 95, user: 'Aziz'}) в постоянное хранилище LocalStorage?)</w:t>
+        <w:t>(Что произойдет в LocalStorage, если сохранить объект без вызова JSON.stringify() (Урок 11)?)</w:t>
       </w:r>
     </w:p>
     <w:p>
@@ -1696,10 +1656,18 @@
       </w:r>
       <w:r>
         <w:rPr>
-          <w:color w:val="1E293B"/>
+          <w:color w:val="0F172A"/>
           <w:sz w:val="19"/>
         </w:rPr>
-        <w:t>localStorage.setItem('record', {score: 95});</w:t>
+        <w:t xml:space="preserve">Kompyuter o'chib qoladi. </w:t>
+      </w:r>
+      <w:r>
+        <w:rPr>
+          <w:i/>
+          <w:color w:val="505F73"/>
+          <w:sz w:val="18"/>
+        </w:rPr>
+        <w:t>(Компьютер немедленно выключится.)</w:t>
       </w:r>
     </w:p>
     <w:p>
@@ -1717,10 +1685,18 @@
       </w:r>
       <w:r>
         <w:rPr>
-          <w:color w:val="1E293B"/>
+          <w:color w:val="0F172A"/>
           <w:sz w:val="19"/>
         </w:rPr>
-        <w:t>localStorage.setItem('record', JSON.stringify({score: 95, user: 'Aziz'}));</w:t>
+        <w:t xml:space="preserve">Obyekt o'rniga yaroqsiz '[object Object]' degan matn yozilib qoladi va ma'lumotlar yo'qoladi. </w:t>
+      </w:r>
+      <w:r>
+        <w:rPr>
+          <w:i/>
+          <w:color w:val="505F73"/>
+          <w:sz w:val="18"/>
+        </w:rPr>
+        <w:t>(Вместо данных запишется бесполезная строка '[object Object]', и все поля объекта будут потеряны.)</w:t>
       </w:r>
     </w:p>
     <w:p>
@@ -1738,10 +1714,18 @@
       </w:r>
       <w:r>
         <w:rPr>
-          <w:color w:val="1E293B"/>
+          <w:color w:val="0F172A"/>
           <w:sz w:val="19"/>
         </w:rPr>
-        <w:t>localStorage.writeAll({score: 95});</w:t>
+        <w:t xml:space="preserve">Barcha ballar avtomatik 100 ga aylanadi. </w:t>
+      </w:r>
+      <w:r>
+        <w:rPr>
+          <w:i/>
+          <w:color w:val="505F73"/>
+          <w:sz w:val="18"/>
+        </w:rPr>
+        <w:t>(Все очки автоматически станут равны 100.)</w:t>
       </w:r>
     </w:p>
     <w:p>
@@ -1759,10 +1743,18 @@
       </w:r>
       <w:r>
         <w:rPr>
-          <w:color w:val="1E293B"/>
+          <w:color w:val="0F172A"/>
           <w:sz w:val="19"/>
         </w:rPr>
-        <w:t>window.storage = {score: 95};</w:t>
+        <w:t xml:space="preserve">Brauzer yopilib ketadi. </w:t>
+      </w:r>
+      <w:r>
+        <w:rPr>
+          <w:i/>
+          <w:color w:val="505F73"/>
+          <w:sz w:val="18"/>
+        </w:rPr>
+        <w:t>(Браузер навсегда закроется.)</w:t>
       </w:r>
     </w:p>
     <w:p>
@@ -1780,10 +1772,18 @@
       </w:r>
       <w:r>
         <w:rPr>
-          <w:color w:val="1E293B"/>
+          <w:color w:val="0F172A"/>
           <w:sz w:val="19"/>
         </w:rPr>
-        <w:t>localStorage.clear('record');</w:t>
+        <w:t xml:space="preserve">O'yin tezlashib ketadi. </w:t>
+      </w:r>
+      <w:r>
+        <w:rPr>
+          <w:i/>
+          <w:color w:val="505F73"/>
+          <w:sz w:val="18"/>
+        </w:rPr>
+        <w:t>(Игра станет работать в два раза быстрее.)</w:t>
       </w:r>
     </w:p>
     <w:p>
@@ -1805,7 +1805,7 @@
           <w:color w:val="0F172A"/>
           <w:sz w:val="20"/>
         </w:rPr>
-        <w:t xml:space="preserve">12-darsda yaratilgan o'yinni butun dunyo ko'rishi uchun Vercel xizmatiga deploy qilganda qaysi xavfsizlik protokoli avtomatik beriladi? </w:t>
+        <w:t xml:space="preserve">12-darsda o'yinni do'stlarga havola orqali ulashish uchun Vercel xizmatiga yuklaganda qaysi xavfsiz protokol beriladi? </w:t>
       </w:r>
       <w:r>
         <w:rPr>
@@ -1814,7 +1814,7 @@
           <w:color w:val="475569"/>
           <w:sz w:val="19"/>
         </w:rPr>
-        <w:t>(На Уроке 12 при публикации игры на платформе Vercel, какой протокол безопасности выдается проекту автоматически?)</w:t>
+        <w:t>(Какой протокол безопасности автоматически выдается при публикации игры на платформе Vercel (Урок 12)?)</w:t>
       </w:r>
     </w:p>
     <w:p>
@@ -1835,7 +1835,7 @@
           <w:color w:val="0F172A"/>
           <w:sz w:val="19"/>
         </w:rPr>
-        <w:t xml:space="preserve">HTTP 1.0 oddiy shifrlanmagan ulanish. </w:t>
+        <w:t xml:space="preserve">Oddiy shifrlanmagan HTTP. </w:t>
       </w:r>
       <w:r>
         <w:rPr>
@@ -1843,7 +1843,7 @@
           <w:color w:val="505F73"/>
           <w:sz w:val="18"/>
         </w:rPr>
-        <w:t>(Устаревший незашифрованный HTTP 1.0.)</w:t>
+        <w:t>(Устаревший незашифрованный HTTP.)</w:t>
       </w:r>
     </w:p>
     <w:p>
@@ -1864,7 +1864,7 @@
           <w:color w:val="0F172A"/>
           <w:sz w:val="19"/>
         </w:rPr>
-        <w:t xml:space="preserve">Faqat mahalliy localhost ulanishi. </w:t>
+        <w:t xml:space="preserve">Faqat Bluetooth aloqasi. </w:t>
       </w:r>
       <w:r>
         <w:rPr>
@@ -1872,7 +1872,7 @@
           <w:color w:val="505F73"/>
           <w:sz w:val="18"/>
         </w:rPr>
-        <w:t>(Исключительно локальное соединение localhost.)</w:t>
+        <w:t>(Только беспроводной Bluetooth.)</w:t>
       </w:r>
     </w:p>
     <w:p>
@@ -1893,7 +1893,7 @@
           <w:color w:val="0F172A"/>
           <w:sz w:val="19"/>
         </w:rPr>
-        <w:t xml:space="preserve">Bluetooth simsiz protokoli. </w:t>
+        <w:t xml:space="preserve">Faqat kompyuter ichidagi localhost. </w:t>
       </w:r>
       <w:r>
         <w:rPr>
@@ -1901,7 +1901,7 @@
           <w:color w:val="505F73"/>
           <w:sz w:val="18"/>
         </w:rPr>
-        <w:t>(Беспроводной протокол Bluetooth.)</w:t>
+        <w:t>(Только локальный localhost.)</w:t>
       </w:r>
     </w:p>
     <w:p>
@@ -1922,7 +1922,7 @@
           <w:color w:val="0F172A"/>
           <w:sz w:val="19"/>
         </w:rPr>
-        <w:t xml:space="preserve">HTTPS va bepul SSL/TLS shifrlash sertifikati. </w:t>
+        <w:t xml:space="preserve">Yashil qulf belgili xavfsiz HTTPS va SSL sertifikati. </w:t>
       </w:r>
       <w:r>
         <w:rPr>
@@ -1930,7 +1930,7 @@
           <w:color w:val="505F73"/>
           <w:sz w:val="18"/>
         </w:rPr>
-        <w:t>(Защищенный HTTPS с бесплатным доверенным SSL/TLS сертификатом.)</w:t>
+        <w:t>(Безопасный протокол HTTPS с зеленым значком замка и сертификатом SSL.)</w:t>
       </w:r>
     </w:p>
     <w:p>
@@ -1951,7 +1951,7 @@
           <w:color w:val="0F172A"/>
           <w:sz w:val="19"/>
         </w:rPr>
-        <w:t xml:space="preserve">FTP fayl uzatish protokoli. </w:t>
+        <w:t xml:space="preserve">Faqat kabel orqali ulanish. </w:t>
       </w:r>
       <w:r>
         <w:rPr>
@@ -1959,7 +1959,7 @@
           <w:color w:val="505F73"/>
           <w:sz w:val="18"/>
         </w:rPr>
-        <w:t>(Протокол передачи файлов FTP.)</w:t>
+        <w:t>(Только проводной кабель.)</w:t>
       </w:r>
     </w:p>
     <w:p>
@@ -1981,7 +1981,7 @@
           <w:color w:val="0F172A"/>
           <w:sz w:val="20"/>
         </w:rPr>
-        <w:t xml:space="preserve">13-darsda HTML5 &lt;canvas&gt; elementida 60 FPS silliq o'yin animatsiyasini yaratish uchun qaysi funksiya chaqiriladi? </w:t>
+        <w:t xml:space="preserve">13-darsda JavaScript orqali 2D o'yin grafikasi chiziladigan maxsus HTML tegi qaysi? </w:t>
       </w:r>
       <w:r>
         <w:rPr>
@@ -1990,7 +1990,7 @@
           <w:color w:val="475569"/>
           <w:sz w:val="19"/>
         </w:rPr>
-        <w:t>(На Уроке 13, какая функция используется в HTML5 Canvas для создания плавного игрового цикла со скоростью 60 FPS?)</w:t>
+        <w:t>(Какой HTML-тег предназначен для рисования 2D игр с помощью JavaScript (Урок 13)?)</w:t>
       </w:r>
     </w:p>
     <w:p>
@@ -2011,7 +2011,7 @@
           <w:color w:val="1E293B"/>
           <w:sz w:val="19"/>
         </w:rPr>
-        <w:t>setInterval(update, 1000);</w:t>
+        <w:t>&lt;table&gt;</w:t>
       </w:r>
     </w:p>
     <w:p>
@@ -2032,7 +2032,7 @@
           <w:color w:val="1E293B"/>
           <w:sz w:val="19"/>
         </w:rPr>
-        <w:t>requestAnimationFrame(gameLoop);</w:t>
+        <w:t>&lt;canvas&gt;</w:t>
       </w:r>
     </w:p>
     <w:p>
@@ -2053,7 +2053,7 @@
           <w:color w:val="1E293B"/>
           <w:sz w:val="19"/>
         </w:rPr>
-        <w:t>setTimeout(gameLoop, 0);</w:t>
+        <w:t>&lt;button&gt;</w:t>
       </w:r>
     </w:p>
     <w:p>
@@ -2074,7 +2074,7 @@
           <w:color w:val="1E293B"/>
           <w:sz w:val="19"/>
         </w:rPr>
-        <w:t>window.reload();</w:t>
+        <w:t>&lt;audio&gt;</w:t>
       </w:r>
     </w:p>
     <w:p>
@@ -2095,7 +2095,7 @@
           <w:color w:val="1E293B"/>
           <w:sz w:val="19"/>
         </w:rPr>
-        <w:t>document.refresh();</w:t>
+        <w:t>&lt;link&gt;</w:t>
       </w:r>
     </w:p>
     <w:p>
@@ -2117,7 +2117,7 @@
           <w:color w:val="0F172A"/>
           <w:sz w:val="20"/>
         </w:rPr>
-        <w:t xml:space="preserve">14-darsda dushmanlar massividan ekrandan chiqib ketgan yoki yo'q qilingan dushmanlarni tozalash uchun qaysi massiv metodi ishlatiladi? </w:t>
+        <w:t xml:space="preserve">13-darsda o'yin soniyasiga 60 kadr (60 FPS) silliq harakatlanishi uchun qaysi funksiya chaqiriladi? </w:t>
       </w:r>
       <w:r>
         <w:rPr>
@@ -2126,7 +2126,7 @@
           <w:color w:val="475569"/>
           <w:sz w:val="19"/>
         </w:rPr>
-        <w:t>(На Уроке 14, какой метод массива применяется для мгновенного удаления уничтоженных или улетевших врагов из памяти?)</w:t>
+        <w:t>(Какая функция обеспечивает плавную анимацию игры со скоростью 60 кадров в секунду (60 FPS) на Уроке 13?)</w:t>
       </w:r>
     </w:p>
     <w:p>
@@ -2147,7 +2147,7 @@
           <w:color w:val="1E293B"/>
           <w:sz w:val="19"/>
         </w:rPr>
-        <w:t>enemies.push()</w:t>
+        <w:t>setInterval(update, 5000);</w:t>
       </w:r>
     </w:p>
     <w:p>
@@ -2168,7 +2168,7 @@
           <w:color w:val="1E293B"/>
           <w:sz w:val="19"/>
         </w:rPr>
-        <w:t>enemies.join()</w:t>
+        <w:t>window.close();</w:t>
       </w:r>
     </w:p>
     <w:p>
@@ -2189,7 +2189,7 @@
           <w:color w:val="1E293B"/>
           <w:sz w:val="19"/>
         </w:rPr>
-        <w:t>enemies.toString()</w:t>
+        <w:t>document.clear();</w:t>
       </w:r>
     </w:p>
     <w:p>
@@ -2210,7 +2210,7 @@
           <w:color w:val="1E293B"/>
           <w:sz w:val="19"/>
         </w:rPr>
-        <w:t>enemies = enemies.filter(enemy =&gt; enemy.isAlive);</w:t>
+        <w:t>requestAnimationFrame(gameLoop);</w:t>
       </w:r>
     </w:p>
     <w:p>
@@ -2228,10 +2228,18 @@
       </w:r>
       <w:r>
         <w:rPr>
-          <w:color w:val="1E293B"/>
+          <w:color w:val="0F172A"/>
           <w:sz w:val="19"/>
         </w:rPr>
-        <w:t>enemies.reverse()</w:t>
+        <w:t xml:space="preserve">alert('kadr'); </w:t>
+      </w:r>
+      <w:r>
+        <w:rPr>
+          <w:i/>
+          <w:color w:val="505F73"/>
+          <w:sz w:val="18"/>
+        </w:rPr>
+        <w:t>(alert('кадр');)</w:t>
       </w:r>
     </w:p>
     <w:p>
@@ -2253,7 +2261,7 @@
           <w:color w:val="0F172A"/>
           <w:sz w:val="20"/>
         </w:rPr>
-        <w:t xml:space="preserve">15-darsda qahramonning platformer o'yinida yuqoriga sakrashi va yerga tushishida gravitatsiya qanday hisoblanadi? </w:t>
+        <w:t xml:space="preserve">14-darsda o'yinda yangi paydo bo'lgan dushmanni dushmanlar massiviga qo'shish uchun qaysi metod ishlatiladi? </w:t>
       </w:r>
       <w:r>
         <w:rPr>
@@ -2262,7 +2270,7 @@
           <w:color w:val="475569"/>
           <w:sz w:val="19"/>
         </w:rPr>
-        <w:t>(На Уроке 15, как в коде платформера рассчитывается гравитация при прыжке и падении персонажа?)</w:t>
+        <w:t>(Какой метод массива в JavaScript добавляет вновь появившегося врага в список врагов (Урок 14)?)</w:t>
       </w:r>
     </w:p>
     <w:p>
@@ -2283,7 +2291,7 @@
           <w:color w:val="1E293B"/>
           <w:sz w:val="19"/>
         </w:rPr>
-        <w:t>player.vy += gravity; player.y += player.vy;</w:t>
+        <w:t>enemies.push(newEnemy)</w:t>
       </w:r>
     </w:p>
     <w:p>
@@ -2304,7 +2312,7 @@
           <w:color w:val="1E293B"/>
           <w:sz w:val="19"/>
         </w:rPr>
-        <w:t>player.x += speed;</w:t>
+        <w:t>enemies.pop()</w:t>
       </w:r>
     </w:p>
     <w:p>
@@ -2325,7 +2333,7 @@
           <w:color w:val="1E293B"/>
           <w:sz w:val="19"/>
         </w:rPr>
-        <w:t>player.y = player.y * 2;</w:t>
+        <w:t>enemies.slice()</w:t>
       </w:r>
     </w:p>
     <w:p>
@@ -2346,7 +2354,7 @@
           <w:color w:val="1E293B"/>
           <w:sz w:val="19"/>
         </w:rPr>
-        <w:t>player.vy = 0;</w:t>
+        <w:t>enemies.clear()</w:t>
       </w:r>
     </w:p>
     <w:p>
@@ -2367,7 +2375,7 @@
           <w:color w:val="1E293B"/>
           <w:sz w:val="19"/>
         </w:rPr>
-        <w:t>player.jump = true;</w:t>
+        <w:t>enemies.reverse()</w:t>
       </w:r>
     </w:p>
     <w:p>
@@ -2389,7 +2397,7 @@
           <w:color w:val="0F172A"/>
           <w:sz w:val="20"/>
         </w:rPr>
-        <w:t xml:space="preserve">15-darsning ikkinchi qismidagi AABB (Axis-Aligned Bounding Box) to'qnashuv algoritmida ikkita to'g'ri to'rtburchak qachon to'qnashadi? </w:t>
+        <w:t xml:space="preserve">15-darsda platformer o'yinida gravitatsiya va sakrash fizikasi qaysi formulalar bilan hisoblanadi? </w:t>
       </w:r>
       <w:r>
         <w:rPr>
@@ -2398,7 +2406,7 @@
           <w:color w:val="475569"/>
           <w:sz w:val="19"/>
         </w:rPr>
-        <w:t>(Во второй части Урока 15, при каких условиях алгоритм AABB (Axis-Aligned Bounding Box) фиксирует столкновение двух прямоугольников?)</w:t>
+        <w:t>(По каким формулам рассчитывается гравитация и падение героя в платформере на Уроке 15?)</w:t>
       </w:r>
     </w:p>
     <w:p>
@@ -2416,18 +2424,10 @@
       </w:r>
       <w:r>
         <w:rPr>
-          <w:color w:val="0F172A"/>
+          <w:color w:val="1E293B"/>
           <w:sz w:val="19"/>
         </w:rPr>
-        <w:t xml:space="preserve">Ularning ranglari bir xil bo'lganda. </w:t>
-      </w:r>
-      <w:r>
-        <w:rPr>
-          <w:i/>
-          <w:color w:val="505F73"/>
-          <w:sz w:val="18"/>
-        </w:rPr>
-        <w:t>(Когда у обоих прямоугольников совпадает цвет заливки.)</w:t>
+        <w:t>player.x = player.x * 2;</w:t>
       </w:r>
     </w:p>
     <w:p>
@@ -2445,18 +2445,10 @@
       </w:r>
       <w:r>
         <w:rPr>
-          <w:color w:val="0F172A"/>
+          <w:color w:val="1E293B"/>
           <w:sz w:val="19"/>
         </w:rPr>
-        <w:t xml:space="preserve">Ularning yuzasi teng bo'lganda. </w:t>
-      </w:r>
-      <w:r>
-        <w:rPr>
-          <w:i/>
-          <w:color w:val="505F73"/>
-          <w:sz w:val="18"/>
-        </w:rPr>
-        <w:t>(Когда площади прямоугольников строго равны между собой.)</w:t>
+        <w:t>player.y = 0;</w:t>
       </w:r>
     </w:p>
     <w:p>
@@ -2474,18 +2466,10 @@
       </w:r>
       <w:r>
         <w:rPr>
-          <w:color w:val="0F172A"/>
+          <w:color w:val="1E293B"/>
           <w:sz w:val="19"/>
         </w:rPr>
-        <w:t xml:space="preserve">Qahramon harakatdan to'xtaganda. </w:t>
-      </w:r>
-      <w:r>
-        <w:rPr>
-          <w:i/>
-          <w:color w:val="505F73"/>
-          <w:sz w:val="18"/>
-        </w:rPr>
-        <w:t>(Когда персонаж полностью прекратил движение.)</w:t>
+        <w:t>player.speed = player.speed + 10;</w:t>
       </w:r>
     </w:p>
     <w:p>
@@ -2503,18 +2487,10 @@
       </w:r>
       <w:r>
         <w:rPr>
-          <w:color w:val="0F172A"/>
+          <w:color w:val="1E293B"/>
           <w:sz w:val="19"/>
         </w:rPr>
-        <w:t xml:space="preserve">Faqat sichqoncha bilan bosilganda. </w:t>
-      </w:r>
-      <w:r>
-        <w:rPr>
-          <w:i/>
-          <w:color w:val="505F73"/>
-          <w:sz w:val="18"/>
-        </w:rPr>
-        <w:t>(Только при прямом нажатии мышью.)</w:t>
+        <w:t>player.jump = 'yes';</w:t>
       </w:r>
     </w:p>
     <w:p>
@@ -2532,18 +2508,10 @@
       </w:r>
       <w:r>
         <w:rPr>
-          <w:color w:val="0F172A"/>
+          <w:color w:val="1E293B"/>
           <w:sz w:val="19"/>
         </w:rPr>
-        <w:t xml:space="preserve">Ikkala to'rtburchak X va Y o'qlari bo'yicha bir vaqtda bir-birining ustiga tushganda (kesishganda). </w:t>
-      </w:r>
-      <w:r>
-        <w:rPr>
-          <w:i/>
-          <w:color w:val="505F73"/>
-          <w:sz w:val="18"/>
-        </w:rPr>
-        <w:t>(Когда проекции обоих прямоугольников одновременно пересекаются по обеим осям X и Y.)</w:t>
+        <w:t>player.vy += gravity; player.y += player.vy;</w:t>
       </w:r>
     </w:p>
     <w:p>
@@ -2565,7 +2533,7 @@
           <w:color w:val="0F172A"/>
           <w:sz w:val="20"/>
         </w:rPr>
-        <w:t xml:space="preserve">16-darsda 'Boss Jangi' dasturlanganda Boss xatti-harakatlarini boshqarish uchun qaysi arxitektura modeli ishlatilgan? </w:t>
+        <w:t xml:space="preserve">15-darsda AABB (Axis-Aligned Bounding Box) to'qnashuv algoritmi qahramonning tangaga tekkanini qanday biladi? </w:t>
       </w:r>
       <w:r>
         <w:rPr>
@@ -2574,7 +2542,7 @@
           <w:color w:val="475569"/>
           <w:sz w:val="19"/>
         </w:rPr>
-        <w:t>(На Уроке 16 в 'Битве с Боссом', какая архитектурная модель управляла фазами поведения Босса?)</w:t>
+        <w:t>(Как алгоритм AABB (Axis-Aligned Bounding Box) определяет, что персонаж коснулся монетки (Урок 15)?)</w:t>
       </w:r>
     </w:p>
     <w:p>
@@ -2595,7 +2563,7 @@
           <w:color w:val="0F172A"/>
           <w:sz w:val="19"/>
         </w:rPr>
-        <w:t xml:space="preserve">Tasodifiy tartibsiz if-else lar to'plami. </w:t>
+        <w:t xml:space="preserve">Faqat ikkala obyektning rangi qizil bo'lganda. </w:t>
       </w:r>
       <w:r>
         <w:rPr>
@@ -2603,7 +2571,7 @@
           <w:color w:val="505F73"/>
           <w:sz w:val="18"/>
         </w:rPr>
-        <w:t>(Хаотичный набор вложенных условий if-else.)</w:t>
+        <w:t>(Только когда у обоих объектов одинаковый красный цвет.)</w:t>
       </w:r>
     </w:p>
     <w:p>
@@ -2624,7 +2592,7 @@
           <w:color w:val="0F172A"/>
           <w:sz w:val="19"/>
         </w:rPr>
-        <w:t xml:space="preserve">Faqat kompyuter klaviaturasi sozlamalari. </w:t>
+        <w:t xml:space="preserve">Faqat sichqoncha bilan bosilganda. </w:t>
       </w:r>
       <w:r>
         <w:rPr>
@@ -2632,7 +2600,7 @@
           <w:color w:val="505F73"/>
           <w:sz w:val="18"/>
         </w:rPr>
-        <w:t>(Исключительно системные настройки клавиатуры.)</w:t>
+        <w:t>(Только при нажатии кнопкой мыши.)</w:t>
       </w:r>
     </w:p>
     <w:p>
@@ -2653,7 +2621,7 @@
           <w:color w:val="0F172A"/>
           <w:sz w:val="19"/>
         </w:rPr>
-        <w:t xml:space="preserve">Chekli Holatlar Mashinasi (FSM - Finite State Machine: PATROL, ATTACK, LASER, ENRAGED). </w:t>
+        <w:t xml:space="preserve">Qahramon to'rtburchagi va tanga to'rtburchagining to'rtta chegarasi (chap, o'ng, tepa, past) bir vaqtda kesishganda. </w:t>
       </w:r>
       <w:r>
         <w:rPr>
@@ -2661,7 +2629,7 @@
           <w:color w:val="505F73"/>
           <w:sz w:val="18"/>
         </w:rPr>
-        <w:t>(Конечный Автомат (FSM - Finite State Machine: PATROL, ATTACK, LASER, ENRAGED).)</w:t>
+        <w:t>(Когда прямоугольник героя и прямоугольник монетки одновременно пересекаются по всем четырем границам (X и Y).)</w:t>
       </w:r>
     </w:p>
     <w:p>
@@ -2682,7 +2650,7 @@
           <w:color w:val="0F172A"/>
           <w:sz w:val="19"/>
         </w:rPr>
-        <w:t xml:space="preserve">Faqat CSS transition animatsiyasi. </w:t>
+        <w:t xml:space="preserve">Qahramon to'xtab qolganda. </w:t>
       </w:r>
       <w:r>
         <w:rPr>
@@ -2690,7 +2658,7 @@
           <w:color w:val="505F73"/>
           <w:sz w:val="18"/>
         </w:rPr>
-        <w:t>(Только анимации CSS transition.)</w:t>
+        <w:t>(Когда герой полностью остановился.)</w:t>
       </w:r>
     </w:p>
     <w:p>
@@ -2711,7 +2679,7 @@
           <w:color w:val="0F172A"/>
           <w:sz w:val="19"/>
         </w:rPr>
-        <w:t xml:space="preserve">Faqat audio pleyer. </w:t>
+        <w:t xml:space="preserve">O'yin vaqti tugaganda. </w:t>
       </w:r>
       <w:r>
         <w:rPr>
@@ -2719,7 +2687,7 @@
           <w:color w:val="505F73"/>
           <w:sz w:val="18"/>
         </w:rPr>
-        <w:t>(Обычный аудиоплеер.)</w:t>
+        <w:t>(Только когда истекло игровое время.)</w:t>
       </w:r>
     </w:p>
     <w:p>
@@ -2741,7 +2709,7 @@
           <w:color w:val="0F172A"/>
           <w:sz w:val="20"/>
         </w:rPr>
-        <w:t xml:space="preserve">17-darsda 'Web Audio API' yordamida tashqi faylsiz toza audio tovushlarni sintez qilishda nima ishlatiladi? </w:t>
+        <w:t xml:space="preserve">17-darsda tashqi audio fayllarsiz toza ovoz effektlarini generatsiya qiluvchi brauzer vositasi nima? </w:t>
       </w:r>
       <w:r>
         <w:rPr>
@@ -2750,7 +2718,7 @@
           <w:color w:val="475569"/>
           <w:sz w:val="19"/>
         </w:rPr>
-        <w:t>(На Уроке 17, с помощью чего Web Audio API позволяет генерировать чистые звуковые эффекты без загрузки аудиофайлов?)</w:t>
+        <w:t>(Какой веб-инструмент синтезирует звуковые эффекты в браузере без скачивания внешних файлов (Урок 17)?)</w:t>
       </w:r>
     </w:p>
     <w:p>
@@ -2771,7 +2739,7 @@
           <w:color w:val="0F172A"/>
           <w:sz w:val="19"/>
         </w:rPr>
-        <w:t xml:space="preserve">Faqat MP3 fayllarni internetdan yuklash. </w:t>
+        <w:t xml:space="preserve">Faqat video pleyer. </w:t>
       </w:r>
       <w:r>
         <w:rPr>
@@ -2779,7 +2747,7 @@
           <w:color w:val="505F73"/>
           <w:sz w:val="18"/>
         </w:rPr>
-        <w:t>(Только скачиванием внешних MP3-файлов из сети.)</w:t>
+        <w:t>(Обычный видеоплеер.)</w:t>
       </w:r>
     </w:p>
     <w:p>
@@ -2800,7 +2768,7 @@
           <w:color w:val="0F172A"/>
           <w:sz w:val="19"/>
         </w:rPr>
-        <w:t xml:space="preserve">Faqat kompyuter dinamikini o'chirib qo'yish. </w:t>
+        <w:t xml:space="preserve">Faqat telefon qo'ng'irog'i. </w:t>
       </w:r>
       <w:r>
         <w:rPr>
@@ -2808,7 +2776,7 @@
           <w:color w:val="505F73"/>
           <w:sz w:val="18"/>
         </w:rPr>
-        <w:t>(Исключительно отключением динамиков компьютера.)</w:t>
+        <w:t>(Телефонный звонок.)</w:t>
       </w:r>
     </w:p>
     <w:p>
@@ -2829,7 +2797,7 @@
           <w:color w:val="0F172A"/>
           <w:sz w:val="19"/>
         </w:rPr>
-        <w:t xml:space="preserve">HTML &lt;video&gt; tegi. </w:t>
+        <w:t xml:space="preserve">Faqat mikrofon kabeli. </w:t>
       </w:r>
       <w:r>
         <w:rPr>
@@ -2837,7 +2805,7 @@
           <w:color w:val="505F73"/>
           <w:sz w:val="18"/>
         </w:rPr>
-        <w:t>(Через стандартный HTML-тег &lt;video&gt;.)</w:t>
+        <w:t>(Провод от наушников.)</w:t>
       </w:r>
     </w:p>
     <w:p>
@@ -2858,7 +2826,7 @@
           <w:color w:val="0F172A"/>
           <w:sz w:val="19"/>
         </w:rPr>
-        <w:t xml:space="preserve">AudioContext va OscillatorNode (to'lqin chastotasini o'zgartiruvchi generator). </w:t>
+        <w:t xml:space="preserve">Web Audio API (AudioContext va OscillatorNode). </w:t>
       </w:r>
       <w:r>
         <w:rPr>
@@ -2866,7 +2834,7 @@
           <w:color w:val="505F73"/>
           <w:sz w:val="18"/>
         </w:rPr>
-        <w:t>(С помощью AudioContext и генераторов частоты OscillatorNode (синусоидальные, квадратные и пилообразные волны).)</w:t>
+        <w:t>(Web Audio API (AudioContext и генератор OscillatorNode).)</w:t>
       </w:r>
     </w:p>
     <w:p>
@@ -2887,7 +2855,7 @@
           <w:color w:val="0F172A"/>
           <w:sz w:val="19"/>
         </w:rPr>
-        <w:t xml:space="preserve">Telefon mikrofoni. </w:t>
+        <w:t xml:space="preserve">Faqat kompyuter klaviaturasi. </w:t>
       </w:r>
       <w:r>
         <w:rPr>
@@ -2895,7 +2863,7 @@
           <w:color w:val="505F73"/>
           <w:sz w:val="18"/>
         </w:rPr>
-        <w:t>(Используя встроенный диктофон смартфона.)</w:t>
+        <w:t>(Клавиатура ноутбука.)</w:t>
       </w:r>
     </w:p>
     <w:p>
@@ -2917,7 +2885,7 @@
           <w:color w:val="0F172A"/>
           <w:sz w:val="20"/>
         </w:rPr>
-        <w:t xml:space="preserve">18-darsda qahramon katta dunyo bo'ylab yurganda kamerani uni kuzatib borishi (Camera Scrolling) Canvas da qanday qilinadi? </w:t>
+        <w:t xml:space="preserve">18-darsda qahramon o'ng tomonga yugurganda kamerani uning orqasidan ergashtirish Canvas da qanday qilinadi? </w:t>
       </w:r>
       <w:r>
         <w:rPr>
@@ -2926,7 +2894,7 @@
           <w:color w:val="475569"/>
           <w:sz w:val="19"/>
         </w:rPr>
-        <w:t>(На Уроке 18, как в Canvas реализуется плавное следование виртуальной камеры за бегущим героем (Camera Scrolling)?)</w:t>
+        <w:t>(Как в Canvas заставить камеру следовать за бегущим вправо героем (Урок 18)?)</w:t>
       </w:r>
     </w:p>
     <w:p>
@@ -2947,7 +2915,7 @@
           <w:color w:val="0F172A"/>
           <w:sz w:val="19"/>
         </w:rPr>
-        <w:t xml:space="preserve">Butun kompyuter ekranini qo'lda siljitish orqali. </w:t>
+        <w:t xml:space="preserve">Kompyuter ekranini o'ngga surish orqali. </w:t>
       </w:r>
       <w:r>
         <w:rPr>
@@ -2955,7 +2923,7 @@
           <w:color w:val="505F73"/>
           <w:sz w:val="18"/>
         </w:rPr>
-        <w:t>(Ручным перетаскиванием монитора по столу.)</w:t>
+        <w:t>(Передвинуть экран монитора руками вправо.)</w:t>
       </w:r>
     </w:p>
     <w:p>
@@ -2976,7 +2944,7 @@
           <w:color w:val="0F172A"/>
           <w:sz w:val="19"/>
         </w:rPr>
-        <w:t xml:space="preserve">Har bir kadr chizilishidan oldin ctx.translate(-cameraX, -cameraY) orqali butun kanvas koordinata tizimini siljitish bilan. </w:t>
+        <w:t xml:space="preserve">Chizishdan oldin ctx.translate(-cameraX, 0) orqali kanvas koordinatasini teskari yo'nalishga siljitish bilan. </w:t>
       </w:r>
       <w:r>
         <w:rPr>
@@ -2984,7 +2952,7 @@
           <w:color w:val="505F73"/>
           <w:sz w:val="18"/>
         </w:rPr>
-        <w:t>(Вызовом ctx.translate(-cameraX, -cameraY) перед отрисовкой каждого кадра для смещения системы координат.)</w:t>
+        <w:t>(Перед каждым кадром вызывать ctx.translate(-cameraX, 0), смещая координаты холста в обратную сторону.)</w:t>
       </w:r>
     </w:p>
     <w:p>
@@ -3005,7 +2973,7 @@
           <w:color w:val="0F172A"/>
           <w:sz w:val="19"/>
         </w:rPr>
-        <w:t xml:space="preserve">Qahramonni ekranning o'ng burchagida qotirib qo'yish bilan. </w:t>
+        <w:t xml:space="preserve">Qahramonni ekranning o'ng burchagida to'xtatib qo'yish bilan. </w:t>
       </w:r>
       <w:r>
         <w:rPr>
@@ -3013,7 +2981,7 @@
           <w:color w:val="505F73"/>
           <w:sz w:val="18"/>
         </w:rPr>
-        <w:t>(Жесткой фиксацией персонажа в правом углу экрана.)</w:t>
+        <w:t>(Остановить персонажа в правом углу навсегда.)</w:t>
       </w:r>
     </w:p>
     <w:p>
@@ -3034,7 +3002,7 @@
           <w:color w:val="0F172A"/>
           <w:sz w:val="19"/>
         </w:rPr>
-        <w:t xml:space="preserve">Canvas o'lchamini 100 000 pikselga kengaytirish bilan. </w:t>
+        <w:t xml:space="preserve">Canvasni o'chirib qayta ochish bilan. </w:t>
       </w:r>
       <w:r>
         <w:rPr>
@@ -3042,7 +3010,7 @@
           <w:color w:val="505F73"/>
           <w:sz w:val="18"/>
         </w:rPr>
-        <w:t>(Увеличением ширины Canvas до 100 000 пикселей.)</w:t>
+        <w:t>(Закрыть Canvas и открыть заново.)</w:t>
       </w:r>
     </w:p>
     <w:p>
@@ -3071,7 +3039,7 @@
           <w:color w:val="505F73"/>
           <w:sz w:val="18"/>
         </w:rPr>
-        <w:t>(Полной остановкой обновления игры.)</w:t>
+        <w:t>(Остановить выполнение игры.)</w:t>
       </w:r>
     </w:p>
     <w:p>
@@ -3093,7 +3061,7 @@
           <w:color w:val="0F172A"/>
           <w:sz w:val="20"/>
         </w:rPr>
-        <w:t xml:space="preserve">19-darsda o'yinni smartfonlarda boshqarish uchun qaysi JavaScript sensorli hodisalari (Touch Events) qo'llaniladi? </w:t>
+        <w:t xml:space="preserve">19-darsda smartfon sensor ekraniga barmoq tekkan paytda qaysi hodisa ishga tushadi? </w:t>
       </w:r>
       <w:r>
         <w:rPr>
@@ -3102,7 +3070,7 @@
           <w:color w:val="475569"/>
           <w:sz w:val="19"/>
         </w:rPr>
-        <w:t>(На Уроке 19, какие сенсорные события (Touch Events) используются в коде для адаптации управления под мобильные экраны?)</w:t>
+        <w:t>(Какое событие JavaScript срабатывает в момент касания пальцем сенсорного экрана телефона (Урок 19)?)</w:t>
       </w:r>
     </w:p>
     <w:p>
@@ -3123,7 +3091,7 @@
           <w:color w:val="1E293B"/>
           <w:sz w:val="19"/>
         </w:rPr>
-        <w:t>onhover, onfocus, onblur</w:t>
+        <w:t>onhover</w:t>
       </w:r>
     </w:p>
     <w:p>
@@ -3144,7 +3112,7 @@
           <w:color w:val="1E293B"/>
           <w:sz w:val="19"/>
         </w:rPr>
-        <w:t>keyleft, keyright, keyup</w:t>
+        <w:t>keypress</w:t>
       </w:r>
     </w:p>
     <w:p>
@@ -3165,7 +3133,7 @@
           <w:color w:val="1E293B"/>
           <w:sz w:val="19"/>
         </w:rPr>
-        <w:t>dragstart, dragend, drop</w:t>
+        <w:t>mouseleave</w:t>
       </w:r>
     </w:p>
     <w:p>
@@ -3186,7 +3154,7 @@
           <w:color w:val="1E293B"/>
           <w:sz w:val="19"/>
         </w:rPr>
-        <w:t>submit, change, input</w:t>
+        <w:t>onsubmit</w:t>
       </w:r>
     </w:p>
     <w:p>
@@ -3207,7 +3175,7 @@
           <w:color w:val="1E293B"/>
           <w:sz w:val="19"/>
         </w:rPr>
-        <w:t>touchstart, touchmove, touchend</w:t>
+        <w:t>touchstart</w:t>
       </w:r>
     </w:p>
     <w:p>
@@ -3229,7 +3197,7 @@
           <w:color w:val="0F172A"/>
           <w:sz w:val="20"/>
         </w:rPr>
-        <w:t xml:space="preserve">21-darsdagi 'FUT Card Studio' loyihasida o'quvchi kompyuteridagi fotosuratni serverga yubormasdan brauzerda o'qish uchun nima ishlatilgan? </w:t>
+        <w:t xml:space="preserve">21-darsdagi 'FUT Card Studio' loyihasida o'yinchining OVR qisqartmasi nimani bildiradi? </w:t>
       </w:r>
       <w:r>
         <w:rPr>
@@ -3238,7 +3206,7 @@
           <w:color w:val="475569"/>
           <w:sz w:val="19"/>
         </w:rPr>
-        <w:t>(На Уроке 21 в 'FUT Card Studio', как прочитать фото с диска ученика прямо в браузере без отправки на сервер?)</w:t>
+        <w:t>(Что означает аббревиатура OVR на карточке футболиста в проекте 'FUT Card Studio' (Урок 21)?)</w:t>
       </w:r>
     </w:p>
     <w:p>
@@ -3259,7 +3227,7 @@
           <w:color w:val="0F172A"/>
           <w:sz w:val="19"/>
         </w:rPr>
-        <w:t xml:space="preserve">SQL ma'lumotlar bazasi. </w:t>
+        <w:t xml:space="preserve">Futbolchining oyoq kiyimi o'lchami. </w:t>
       </w:r>
       <w:r>
         <w:rPr>
@@ -3267,7 +3235,7 @@
           <w:color w:val="505F73"/>
           <w:sz w:val="18"/>
         </w:rPr>
-        <w:t>(Через серверную базу данных SQL.)</w:t>
+        <w:t>(Размер футбольной обуви.)</w:t>
       </w:r>
     </w:p>
     <w:p>
@@ -3288,7 +3256,7 @@
           <w:color w:val="0F172A"/>
           <w:sz w:val="19"/>
         </w:rPr>
-        <w:t xml:space="preserve">Faqat brauzer cookie fayllari. </w:t>
+        <w:t xml:space="preserve">Futbolchining telefon raqami. </w:t>
       </w:r>
       <w:r>
         <w:rPr>
@@ -3296,7 +3264,7 @@
           <w:color w:val="505F73"/>
           <w:sz w:val="18"/>
         </w:rPr>
-        <w:t>(Исключительно с помощью куки-файлов (cookies).)</w:t>
+        <w:t>(Номер телефона спортсмена.)</w:t>
       </w:r>
     </w:p>
     <w:p>
@@ -3317,7 +3285,7 @@
           <w:color w:val="0F172A"/>
           <w:sz w:val="19"/>
         </w:rPr>
-        <w:t xml:space="preserve">HTML5 File API va FileReader (readAsDataURL metodi). </w:t>
+        <w:t xml:space="preserve">Overall Rating — futbolchi kartasining umumiy reyting bali. </w:t>
       </w:r>
       <w:r>
         <w:rPr>
@@ -3325,7 +3293,7 @@
           <w:color w:val="505F73"/>
           <w:sz w:val="18"/>
         </w:rPr>
-        <w:t>(С помощью HTML5 File API и объекта FileReader (метод readAsDataURL).)</w:t>
+        <w:t>(Overall Rating — общий итоговый рейтинг мастерства игрока.)</w:t>
       </w:r>
     </w:p>
     <w:p>
@@ -3346,7 +3314,7 @@
           <w:color w:val="0F172A"/>
           <w:sz w:val="19"/>
         </w:rPr>
-        <w:t xml:space="preserve">Telegram boti. </w:t>
+        <w:t xml:space="preserve">Kartaning narxi. </w:t>
       </w:r>
       <w:r>
         <w:rPr>
@@ -3354,7 +3322,7 @@
           <w:color w:val="505F73"/>
           <w:sz w:val="18"/>
         </w:rPr>
-        <w:t>(Через внешнего Telegram-бота.)</w:t>
+        <w:t>(Стоимость карточки в магазине.)</w:t>
       </w:r>
     </w:p>
     <w:p>
@@ -3375,7 +3343,7 @@
           <w:color w:val="0F172A"/>
           <w:sz w:val="19"/>
         </w:rPr>
-        <w:t xml:space="preserve">Kompyuter drayverlari. </w:t>
+        <w:t xml:space="preserve">O'yin vaqti. </w:t>
       </w:r>
       <w:r>
         <w:rPr>
@@ -3383,7 +3351,7 @@
           <w:color w:val="505F73"/>
           <w:sz w:val="18"/>
         </w:rPr>
-        <w:t>(Через переустановку драйверов видеокарты.)</w:t>
+        <w:t>(Время начала матча.)</w:t>
       </w:r>
     </w:p>
     <w:p>
@@ -3405,7 +3373,7 @@
           <w:color w:val="0F172A"/>
           <w:sz w:val="20"/>
         </w:rPr>
-        <w:t xml:space="preserve">21-darsning ikkinchi qismida o'yinchining OVR (Overall Rating) ko'rsatkichi qanday hisoblanadi? </w:t>
+        <w:t xml:space="preserve">22-darsdagi 'FUT Squad Builder' loyihasida bitta klubda o'ynaydigan ikkita futbolchi tarkibga qo'yilsa nima bo'ladi? </w:t>
       </w:r>
       <w:r>
         <w:rPr>
@@ -3414,7 +3382,7 @@
           <w:color w:val="475569"/>
           <w:sz w:val="19"/>
         </w:rPr>
-        <w:t>(Во второй части Урока 21, по какой формуле рассчитывается общий рейтинг (OVR) футбольной карточки?)</w:t>
+        <w:t>(Что произойдет в 'FUT Squad Builder' (Урок 22), если поставить рядом двух игроков из одного клуба?)</w:t>
       </w:r>
     </w:p>
     <w:p>
@@ -3435,7 +3403,7 @@
           <w:color w:val="0F172A"/>
           <w:sz w:val="19"/>
         </w:rPr>
-        <w:t xml:space="preserve">Futbolchining 6 ta asosiy ko'rsatkichi (PAC, SHO, PAS, DRI, DEF, PHY) ning pozitsiyaga mos vaznli o'rtacha qiymati sifatida. </w:t>
+        <w:t xml:space="preserve">Ularning orasida klub aloqasi bog'lanib, jamoaning Kimyo (Chemistry) balli maksimal (+3) darajada oshadi. </w:t>
       </w:r>
       <w:r>
         <w:rPr>
@@ -3443,7 +3411,7 @@
           <w:color w:val="505F73"/>
           <w:sz w:val="18"/>
         </w:rPr>
-        <w:t>(Как взвешенное среднее шести ключевых параметров (PAC, SHO, PAS, DRI, DEF, PHY) с учетом позиции футболиста.)</w:t>
+        <w:t>(Между ними образуется клубная связь, дающая максимальный бонус командной химии (+3 Chemistry).)</w:t>
       </w:r>
     </w:p>
     <w:p>
@@ -3464,7 +3432,7 @@
           <w:color w:val="0F172A"/>
           <w:sz w:val="19"/>
         </w:rPr>
-        <w:t xml:space="preserve">Faqat futbolchining yoshiga qarab. </w:t>
+        <w:t xml:space="preserve">Ikkala futbolchi ham qizil kartochka oladi. </w:t>
       </w:r>
       <w:r>
         <w:rPr>
@@ -3472,7 +3440,7 @@
           <w:color w:val="505F73"/>
           <w:sz w:val="18"/>
         </w:rPr>
-        <w:t>(Исключительно на основе возраста игрока.)</w:t>
+        <w:t>(Оба игрока получат красную карточку.)</w:t>
       </w:r>
     </w:p>
     <w:p>
@@ -3493,7 +3461,7 @@
           <w:color w:val="0F172A"/>
           <w:sz w:val="19"/>
         </w:rPr>
-        <w:t xml:space="preserve">Tasodifiy son generatori (Math.random) bilan. </w:t>
+        <w:t xml:space="preserve">O'yin to'xtab qoladi. </w:t>
       </w:r>
       <w:r>
         <w:rPr>
@@ -3501,7 +3469,7 @@
           <w:color w:val="505F73"/>
           <w:sz w:val="18"/>
         </w:rPr>
-        <w:t>(Случайным генератором чисел Math.random().)</w:t>
+        <w:t>(Игра немедленно заблокируется.)</w:t>
       </w:r>
     </w:p>
     <w:p>
@@ -3522,7 +3490,7 @@
           <w:color w:val="0F172A"/>
           <w:sz w:val="19"/>
         </w:rPr>
-        <w:t xml:space="preserve">Faqat o'yinchining bo'yi uzunligiga qarab. </w:t>
+        <w:t xml:space="preserve">Ularning kiyim raqami o'zgaradi. </w:t>
       </w:r>
       <w:r>
         <w:rPr>
@@ -3530,7 +3498,7 @@
           <w:color w:val="505F73"/>
           <w:sz w:val="18"/>
         </w:rPr>
-        <w:t>(Исключительно по росту спортсмена в сантиметрах.)</w:t>
+        <w:t>(У них поменяются номера на форме.)</w:t>
       </w:r>
     </w:p>
     <w:p>
@@ -3551,7 +3519,7 @@
           <w:color w:val="0F172A"/>
           <w:sz w:val="19"/>
         </w:rPr>
-        <w:t xml:space="preserve">Faqat kartaning rangi qizilligiga qarab. </w:t>
+        <w:t xml:space="preserve">Futbolchilar jamoadan chiqib ketadi. </w:t>
       </w:r>
       <w:r>
         <w:rPr>
@@ -3559,7 +3527,7 @@
           <w:color w:val="505F73"/>
           <w:sz w:val="18"/>
         </w:rPr>
-        <w:t>(Только по цвету фона карточки.)</w:t>
+        <w:t>(Футболисты уйдут из состава.)</w:t>
       </w:r>
     </w:p>
     <w:p>
@@ -3581,7 +3549,7 @@
           <w:color w:val="0F172A"/>
           <w:sz w:val="20"/>
         </w:rPr>
-        <w:t xml:space="preserve">22-darsdagi 'FUT Squad Builder' loyihasida 11 ta futbolchi orasidagi Kimyo (Chemistry) qanday algoritm bilan hisoblanadi? </w:t>
+        <w:t xml:space="preserve">24-darsda FUT Transfer bozorida EA nega har bir sotuvdan 5% soliq (Coin Sink) oladi? </w:t>
       </w:r>
       <w:r>
         <w:rPr>
@@ -3590,7 +3558,7 @@
           <w:color w:val="475569"/>
           <w:sz w:val="19"/>
         </w:rPr>
-        <w:t>(На Уроке 22 в проекте 'FUT Squad Builder', на основе какого алгоритма рассчитывается командная химия (Chemistry)?)</w:t>
+        <w:t>(Почему на трансферном рынке FUT разработчики ввели 5% налог с каждой продажи (Урок 24)?)</w:t>
       </w:r>
     </w:p>
     <w:p>
@@ -3611,7 +3579,7 @@
           <w:color w:val="0F172A"/>
           <w:sz w:val="19"/>
         </w:rPr>
-        <w:t xml:space="preserve">Faqat bir xil rangdagi butsalarga qarab. </w:t>
+        <w:t xml:space="preserve">O'yinchilarni xafa qilish uchun. </w:t>
       </w:r>
       <w:r>
         <w:rPr>
@@ -3619,7 +3587,7 @@
           <w:color w:val="505F73"/>
           <w:sz w:val="18"/>
         </w:rPr>
-        <w:t>(Исключительно по совпадению цвета бутс игроков.)</w:t>
+        <w:t>(Чтобы расстроить игроков.)</w:t>
       </w:r>
     </w:p>
     <w:p>
@@ -3640,7 +3608,7 @@
           <w:color w:val="0F172A"/>
           <w:sz w:val="19"/>
         </w:rPr>
-        <w:t xml:space="preserve">Faqat futbolchilarning kiyim raqamlarini qo'shish orqali. </w:t>
+        <w:t xml:space="preserve">Haqiqiy do'kondan kiyim sotib olish uchun. </w:t>
       </w:r>
       <w:r>
         <w:rPr>
@@ -3648,7 +3616,7 @@
           <w:color w:val="505F73"/>
           <w:sz w:val="18"/>
         </w:rPr>
-        <w:t>(Простым суммированием номеров на футболках.)</w:t>
+        <w:t>(Чтобы купить реальную одежду в магазине.)</w:t>
       </w:r>
     </w:p>
     <w:p>
@@ -3669,7 +3637,7 @@
           <w:color w:val="0F172A"/>
           <w:sz w:val="19"/>
         </w:rPr>
-        <w:t xml:space="preserve">Futbolchilarning narxini ko'paytirish orqali. </w:t>
+        <w:t xml:space="preserve">Kompyuterlarni tozalash uchun. </w:t>
       </w:r>
       <w:r>
         <w:rPr>
@@ -3677,7 +3645,7 @@
           <w:color w:val="505F73"/>
           <w:sz w:val="18"/>
         </w:rPr>
-        <w:t>(Умножением трансферной стоимости игроков.)</w:t>
+        <w:t>(Чтобы стереть старые компьютеры.)</w:t>
       </w:r>
     </w:p>
     <w:p>
@@ -3698,7 +3666,7 @@
           <w:color w:val="0F172A"/>
           <w:sz w:val="19"/>
         </w:rPr>
-        <w:t xml:space="preserve">O'yinchi nechta gol urganiga qarab. </w:t>
+        <w:t xml:space="preserve">Barcha o'yinchilarni tekin qilish uchun. </w:t>
       </w:r>
       <w:r>
         <w:rPr>
@@ -3706,7 +3674,7 @@
           <w:color w:val="505F73"/>
           <w:sz w:val="18"/>
         </w:rPr>
-        <w:t>(По общему количеству забитых за карьеру голов.)</w:t>
+        <w:t>(Чтобы сделать всех футболистов бесплатными.)</w:t>
       </w:r>
     </w:p>
     <w:p>
@@ -3727,7 +3695,7 @@
           <w:color w:val="0F172A"/>
           <w:sz w:val="19"/>
         </w:rPr>
-        <w:t xml:space="preserve">Tugunlararo bog'lanish graflari orqali: bir xil klub, bir xil liga va bir xil millatga ega futbolchilar orasidagi sinergiya ballari yig'indisi (maksimal 33 ball). </w:t>
+        <w:t xml:space="preserve">O'yinda virtual pullar haddan tashqari ko'payib ketmasligi va narxlar oshib ketmasligi (inflyatsiyani to'xtatish) uchun. </w:t>
       </w:r>
       <w:r>
         <w:rPr>
@@ -3735,7 +3703,7 @@
           <w:color w:val="505F73"/>
           <w:sz w:val="18"/>
         </w:rPr>
-        <w:t>(На основе графа связей: сумма синергетических баллов за совпадение клуба, лиги и нации между партнерами (до 33 очков).)</w:t>
+        <w:t>(Чтобы сдерживать инфляцию, выводя лишние монеты из игры и удерживая стабильные цены на игроков.)</w:t>
       </w:r>
     </w:p>
     <w:p>
@@ -3757,7 +3725,7 @@
           <w:color w:val="0F172A"/>
           <w:sz w:val="20"/>
         </w:rPr>
-        <w:t xml:space="preserve">23-darsda 'FUT Match Engine' da o'yin simulyatsiyasi davomida qaysi mexanizm navbatdagi hujum yoki gol sodir bo'lishini hal qiladi? </w:t>
+        <w:t xml:space="preserve">25-darsdagi 'Target Jarvis' sun'iy intellektida ovozni matnga aylantirish uchun qaysi Web API ishlatildi? </w:t>
       </w:r>
       <w:r>
         <w:rPr>
@@ -3766,7 +3734,7 @@
           <w:color w:val="475569"/>
           <w:sz w:val="19"/>
         </w:rPr>
-        <w:t>(На Уроке 23 в 'FUT Match Engine', какой механизм рассчитывает исход игровых дуэлей и забитые голы в симуляторе матча?)</w:t>
+        <w:t>(Какой браузерный Web API распознает человеческую речь в текст в проекте 'Target Jarvis' (Урок 25)?)</w:t>
       </w:r>
     </w:p>
     <w:p>
@@ -3784,18 +3752,10 @@
       </w:r>
       <w:r>
         <w:rPr>
-          <w:color w:val="0F172A"/>
+          <w:color w:val="1E293B"/>
           <w:sz w:val="19"/>
         </w:rPr>
-        <w:t xml:space="preserve">Faqat o'yin boshidagi qura tashlash. </w:t>
-      </w:r>
-      <w:r>
-        <w:rPr>
-          <w:i/>
-          <w:color w:val="505F73"/>
-          <w:sz w:val="18"/>
-        </w:rPr>
-        <w:t>(Только подбрасывание монетки перед началом тайма.)</w:t>
+        <w:t>window.alert()</w:t>
       </w:r>
     </w:p>
     <w:p>
@@ -3813,18 +3773,10 @@
       </w:r>
       <w:r>
         <w:rPr>
-          <w:color w:val="0F172A"/>
+          <w:color w:val="1E293B"/>
           <w:sz w:val="19"/>
         </w:rPr>
-        <w:t xml:space="preserve">Faqat kompyuter protsessorining harorati. </w:t>
-      </w:r>
-      <w:r>
-        <w:rPr>
-          <w:i/>
-          <w:color w:val="505F73"/>
-          <w:sz w:val="18"/>
-        </w:rPr>
-        <w:t>(Исключительно температура нагрева процессора.)</w:t>
+        <w:t>navigator.vibrate()</w:t>
       </w:r>
     </w:p>
     <w:p>
@@ -3845,7 +3797,7 @@
           <w:color w:val="0F172A"/>
           <w:sz w:val="19"/>
         </w:rPr>
-        <w:t xml:space="preserve">Chekli Holatlar Mashinasi (FSM) va o'yinchilarning statistik ko'rsatkichlari (SHO vs GK DIV) asosidagi ehtimollik hisob-kitobi. </w:t>
+        <w:t xml:space="preserve">Web Speech API (SpeechRecognition). </w:t>
       </w:r>
       <w:r>
         <w:rPr>
@@ -3853,7 +3805,7 @@
           <w:color w:val="505F73"/>
           <w:sz w:val="18"/>
         </w:rPr>
-        <w:t>(Конечный автомат (FSM) и вероятностный дуэльный алгоритм на основе атрибутов (например, Удар нападающего против Сейва вратаря).)</w:t>
+        <w:t>(Web Speech API (интерфейс SpeechRecognition).)</w:t>
       </w:r>
     </w:p>
     <w:p>
@@ -3871,18 +3823,10 @@
       </w:r>
       <w:r>
         <w:rPr>
-          <w:color w:val="0F172A"/>
+          <w:color w:val="1E293B"/>
           <w:sz w:val="19"/>
         </w:rPr>
-        <w:t xml:space="preserve">Foydalanuvchi klaviaturani qanchalik qattiq bosgani. </w:t>
-      </w:r>
-      <w:r>
-        <w:rPr>
-          <w:i/>
-          <w:color w:val="505F73"/>
-          <w:sz w:val="18"/>
-        </w:rPr>
-        <w:t>(Сила нажатия игрока на клавишу пробела.)</w:t>
+        <w:t>localStorage.clear()</w:t>
       </w:r>
     </w:p>
     <w:p>
@@ -3900,18 +3844,10 @@
       </w:r>
       <w:r>
         <w:rPr>
-          <w:color w:val="0F172A"/>
+          <w:color w:val="1E293B"/>
           <w:sz w:val="19"/>
         </w:rPr>
-        <w:t xml:space="preserve">Faqat o'yin vaqtining soniyalari. </w:t>
-      </w:r>
-      <w:r>
-        <w:rPr>
-          <w:i/>
-          <w:color w:val="505F73"/>
-          <w:sz w:val="18"/>
-        </w:rPr>
-        <w:t>(Количество миллисекунд в текущей минуте.)</w:t>
+        <w:t>document.body.remove()</w:t>
       </w:r>
     </w:p>
     <w:p>
@@ -3933,7 +3869,7 @@
           <w:color w:val="0F172A"/>
           <w:sz w:val="20"/>
         </w:rPr>
-        <w:t xml:space="preserve">24-darsda 'FUT Transfer Bozori' da nima uchun EA 5% lik savdo solig'i (Coin Sink) mexanizmini kiritgan? </w:t>
+        <w:t xml:space="preserve">26-darsda 'Kiber-Ko'z' veb-kamera orqali harakatni qanday payqaydi? </w:t>
       </w:r>
       <w:r>
         <w:rPr>
@@ -3942,7 +3878,7 @@
           <w:color w:val="475569"/>
           <w:sz w:val="19"/>
         </w:rPr>
-        <w:t>(На Уроке 24 в 'FUT Transfer Market', для чего разработчики ввели 5% торговый налог (Coin Sink)?)</w:t>
+        <w:t>(Как веб-камера в проекте 'Кибер-Глаз' обнаруживает движение в комнате (Урок 26)?)</w:t>
       </w:r>
     </w:p>
     <w:p>
@@ -3963,7 +3899,7 @@
           <w:color w:val="0F172A"/>
           <w:sz w:val="19"/>
         </w:rPr>
-        <w:t xml:space="preserve">Foydalanuvchilarni o'yindan zeriktirish uchun. </w:t>
+        <w:t xml:space="preserve">Xonadagi havo haroratini o'lchash orqali. </w:t>
       </w:r>
       <w:r>
         <w:rPr>
@@ -3971,7 +3907,7 @@
           <w:color w:val="505F73"/>
           <w:sz w:val="18"/>
         </w:rPr>
-        <w:t>(Чтобы отбить у игроков желание торговать.)</w:t>
+        <w:t>(Измеряя температуру воздуха термометром.)</w:t>
       </w:r>
     </w:p>
     <w:p>
@@ -3992,7 +3928,7 @@
           <w:color w:val="0F172A"/>
           <w:sz w:val="19"/>
         </w:rPr>
-        <w:t xml:space="preserve">O'yin iqtisodiyotidagi tangalar ko'payib ketishi oqibatida yuzaga keladigan inflyatsiyani jilovlash va narxlarni barqaror ushlash uchun. </w:t>
+        <w:t xml:space="preserve">Kameraning oldingi va keyingi kadrlari orasidagi piksellarning rang o'zgarishini taqqoslash orqali. </w:t>
       </w:r>
       <w:r>
         <w:rPr>
@@ -4000,7 +3936,7 @@
           <w:color w:val="505F73"/>
           <w:sz w:val="18"/>
         </w:rPr>
-        <w:t>(Для сдерживания гиперинфляции и стабилизации цен путем планомерного вывода виртуальных монет из экономики игры.)</w:t>
+        <w:t>(Сравнивая изменение цвета пикселей между предыдущим и текущим видеокадрами.)</w:t>
       </w:r>
     </w:p>
     <w:p>
@@ -4021,7 +3957,7 @@
           <w:color w:val="0F172A"/>
           <w:sz w:val="19"/>
         </w:rPr>
-        <w:t xml:space="preserve">O'yin yaratuvchilari haqiqiy pul topishi uchun. </w:t>
+        <w:t xml:space="preserve">Faqat odamning ismini chaqirish orqali. </w:t>
       </w:r>
       <w:r>
         <w:rPr>
@@ -4029,7 +3965,7 @@
           <w:color w:val="505F73"/>
           <w:sz w:val="18"/>
         </w:rPr>
-        <w:t>(Чтобы создатели игры забирали эти деньги себе в реальной жизни.)</w:t>
+        <w:t>(Громко выкрикивая имя человека.)</w:t>
       </w:r>
     </w:p>
     <w:p>
@@ -4050,7 +3986,7 @@
           <w:color w:val="0F172A"/>
           <w:sz w:val="19"/>
         </w:rPr>
-        <w:t xml:space="preserve">Faqat transferlar ro'yxatini tozalash uchun. </w:t>
+        <w:t xml:space="preserve">Ekranni qora qilib qo'yish orqali. </w:t>
       </w:r>
       <w:r>
         <w:rPr>
@@ -4058,7 +3994,7 @@
           <w:color w:val="505F73"/>
           <w:sz w:val="18"/>
         </w:rPr>
-        <w:t>(Исключительно для очистки базы данных от старых записей.)</w:t>
+        <w:t>(Заливая весь экран черной краской.)</w:t>
       </w:r>
     </w:p>
     <w:p>
@@ -4079,7 +4015,7 @@
           <w:color w:val="0F172A"/>
           <w:sz w:val="19"/>
         </w:rPr>
-        <w:t xml:space="preserve">Barcha futbolchilarni bepul qilish uchun. </w:t>
+        <w:t xml:space="preserve">Faqat sichqoncha qimirlaganda. </w:t>
       </w:r>
       <w:r>
         <w:rPr>
@@ -4087,7 +4023,7 @@
           <w:color w:val="505F73"/>
           <w:sz w:val="18"/>
         </w:rPr>
-        <w:t>(Чтобы сделать всех футболистов абсолютно бесплатными.)</w:t>
+        <w:t>(Только когда двигается компьютерная мышка.)</w:t>
       </w:r>
     </w:p>
     <w:p>
@@ -4109,7 +4045,7 @@
           <w:color w:val="0F172A"/>
           <w:sz w:val="20"/>
         </w:rPr>
-        <w:t xml:space="preserve">25-darsdagi 'Target Jarvis' sun'iy intellektli ovozli yordamchisida gapirilgan so'zlarni matnga aylantirish uchun qaysi Web API ishlatilgan? </w:t>
+        <w:t xml:space="preserve">27-darsda Biometrik Kiber-Skaner Face ID da qog'ozdagi soxta fotosuratni (2D Photo Spoofing) qanday fosh etadi? </w:t>
       </w:r>
       <w:r>
         <w:rPr>
@@ -4118,7 +4054,7 @@
           <w:color w:val="475569"/>
           <w:sz w:val="19"/>
         </w:rPr>
-        <w:t>(На Уроке 25 в проекте голосового ассистента 'Target Jarvis', какой Web API распознает человеческую речь в текст?)</w:t>
+        <w:t>(Как биометрический сканер Face ID отличает живого человека от распечатанной фотографии (Урок 27)?)</w:t>
       </w:r>
     </w:p>
     <w:p>
@@ -4139,7 +4075,7 @@
           <w:color w:val="0F172A"/>
           <w:sz w:val="19"/>
         </w:rPr>
-        <w:t xml:space="preserve">Web Speech API ning webkitSpeechRecognition interfeysi. </w:t>
+        <w:t xml:space="preserve">Liveness Engine yordamida: ko'z qisish (EAR formulasi) va boshning burilishini tekshirib, tirik inson ekanini isbotlash orqali. </w:t>
       </w:r>
       <w:r>
         <w:rPr>
@@ -4147,7 +4083,7 @@
           <w:color w:val="505F73"/>
           <w:sz w:val="18"/>
         </w:rPr>
-        <w:t>(Интерфейс webkitSpeechRecognition из стандарта Web Speech API.)</w:t>
+        <w:t>(С помощью алгоритма Liveness: проверки моргания глаз (формула EAR) и естественных поворотов головы.)</w:t>
       </w:r>
     </w:p>
     <w:p>
@@ -4165,10 +4101,18 @@
       </w:r>
       <w:r>
         <w:rPr>
-          <w:color w:val="1E293B"/>
+          <w:color w:val="0F172A"/>
           <w:sz w:val="19"/>
         </w:rPr>
-        <w:t>document.execCommand()</w:t>
+        <w:t xml:space="preserve">Qog'ozning qalinligini o'lchab. </w:t>
+      </w:r>
+      <w:r>
+        <w:rPr>
+          <w:i/>
+          <w:color w:val="505F73"/>
+          <w:sz w:val="18"/>
+        </w:rPr>
+        <w:t>(Измеряя толщину листа бумаги штангенциркулем.)</w:t>
       </w:r>
     </w:p>
     <w:p>
@@ -4186,10 +4130,18 @@
       </w:r>
       <w:r>
         <w:rPr>
-          <w:color w:val="1E293B"/>
+          <w:color w:val="0F172A"/>
           <w:sz w:val="19"/>
         </w:rPr>
-        <w:t>navigator.vibrate()</w:t>
+        <w:t xml:space="preserve">Foydalanuvchidan telefon raqamini so'rab. </w:t>
+      </w:r>
+      <w:r>
+        <w:rPr>
+          <w:i/>
+          <w:color w:val="505F73"/>
+          <w:sz w:val="18"/>
+        </w:rPr>
+        <w:t>(Запрашивая номер сотового телефона.)</w:t>
       </w:r>
     </w:p>
     <w:p>
@@ -4207,10 +4159,18 @@
       </w:r>
       <w:r>
         <w:rPr>
-          <w:color w:val="1E293B"/>
+          <w:color w:val="0F172A"/>
           <w:sz w:val="19"/>
         </w:rPr>
-        <w:t>localStorage.getItem()</w:t>
+        <w:t xml:space="preserve">Kamerani o'chirib yoqish orqali. </w:t>
+      </w:r>
+      <w:r>
+        <w:rPr>
+          <w:i/>
+          <w:color w:val="505F73"/>
+          <w:sz w:val="18"/>
+        </w:rPr>
+        <w:t>(Выключением и включением веб-камеры.)</w:t>
       </w:r>
     </w:p>
     <w:p>
@@ -4228,10 +4188,18 @@
       </w:r>
       <w:r>
         <w:rPr>
-          <w:color w:val="1E293B"/>
+          <w:color w:val="0F172A"/>
           <w:sz w:val="19"/>
         </w:rPr>
-        <w:t>window.print()</w:t>
+        <w:t xml:space="preserve">Faqat ko'zoynak taqqan odamlarni tekshirib. </w:t>
+      </w:r>
+      <w:r>
+        <w:rPr>
+          <w:i/>
+          <w:color w:val="505F73"/>
+          <w:sz w:val="18"/>
+        </w:rPr>
+        <w:t>(Проверяя только людей в очках.)</w:t>
       </w:r>
     </w:p>
     <w:p>
@@ -4253,7 +4221,7 @@
           <w:color w:val="0F172A"/>
           <w:sz w:val="20"/>
         </w:rPr>
-        <w:t xml:space="preserve">26–27-darslardagi 'Kiber-Ko'z' va 'Biometrik Kiber-Skaner' tizimlarida 2D Photo Spoofing (ekranga rasm tutib aldash) hujumi qanday fosh qilinadi? </w:t>
+        <w:t xml:space="preserve">7–8-sinf Vibecoding dasturchisining eng asosiy ko'nikmasi nima? </w:t>
       </w:r>
       <w:r>
         <w:rPr>
@@ -4262,7 +4230,7 @@
           <w:color w:val="475569"/>
           <w:sz w:val="19"/>
         </w:rPr>
-        <w:t>(На Уроках 26–27 в системах 'Кибер-Глаз' и 'Биометрический Сканер', как разоблачается атака 2D Photo Spoofing (поднесение фото к камере)?)</w:t>
+        <w:t>(В чем заключается главное умение разработчика (Vibecoder) 7–8 классов?)</w:t>
       </w:r>
     </w:p>
     <w:p>
@@ -4283,7 +4251,7 @@
           <w:color w:val="0F172A"/>
           <w:sz w:val="19"/>
         </w:rPr>
-        <w:t xml:space="preserve">Rasmning orqa fonini qora rangga bo'yash orqali. </w:t>
+        <w:t xml:space="preserve">Kodni tushunmasdan ko'chirib olish. </w:t>
       </w:r>
       <w:r>
         <w:rPr>
@@ -4291,7 +4259,7 @@
           <w:color w:val="505F73"/>
           <w:sz w:val="18"/>
         </w:rPr>
-        <w:t>(Перекрашиванием фона видеопотока в сплошной черный цвет.)</w:t>
+        <w:t>(Слепо копировать чужой код без понимания.)</w:t>
       </w:r>
     </w:p>
     <w:p>
@@ -4312,7 +4280,7 @@
           <w:color w:val="0F172A"/>
           <w:sz w:val="19"/>
         </w:rPr>
-        <w:t xml:space="preserve">Foydalanuvchidan pasportini ko'rsatishni so'rash orqali. </w:t>
+        <w:t xml:space="preserve">Hech qachon o'z loyihasini internetga chiqarmaslik. </w:t>
       </w:r>
       <w:r>
         <w:rPr>
@@ -4320,7 +4288,7 @@
           <w:color w:val="505F73"/>
           <w:sz w:val="18"/>
         </w:rPr>
-        <w:t>(Требованием показать в камеру бумажный паспорт.)</w:t>
+        <w:t>(Никогда не показывать свои проекты другим.)</w:t>
       </w:r>
     </w:p>
     <w:p>
@@ -4341,7 +4309,7 @@
           <w:color w:val="0F172A"/>
           <w:sz w:val="19"/>
         </w:rPr>
-        <w:t xml:space="preserve">Kamera oynasini artish orqali. </w:t>
+        <w:t xml:space="preserve">Faqat bitta tugmali o'yinlar yasash. </w:t>
       </w:r>
       <w:r>
         <w:rPr>
@@ -4349,7 +4317,7 @@
           <w:color w:val="505F73"/>
           <w:sz w:val="18"/>
         </w:rPr>
-        <w:t>(Протиркой объектива веб-камеры влажной салфеткой.)</w:t>
+        <w:t>(Создавать игры, где есть только одна кнопка.)</w:t>
       </w:r>
     </w:p>
     <w:p>
@@ -4370,7 +4338,7 @@
           <w:color w:val="0F172A"/>
           <w:sz w:val="19"/>
         </w:rPr>
-        <w:t xml:space="preserve">Liveness Engine yordamida: ko'z qisish (EAR - Eye Aspect Ratio), boshning 3D burilishi (Yaw/Pitch) va mikropulslarni real-vaqtda tekshirish orqali. </w:t>
+        <w:t xml:space="preserve">G'oyani interaktiv veb-sayt yoki 2D o'yinga aylantirish, AI yordamida kodni tushunib yozish va xatolarni mustaqil to'g'rilash. </w:t>
       </w:r>
       <w:r>
         <w:rPr>
@@ -4378,7 +4346,7 @@
           <w:color w:val="505F73"/>
           <w:sz w:val="18"/>
         </w:rPr>
-        <w:t>(Движком проверки живого присутствия (Liveness Engine): отслеживанием моргания (EAR), 3D-поворотов головы (Yaw/Pitch) и микропульсаций.)</w:t>
+        <w:t>(Уметь воплотить идею в интерактивную веб-игру, создавать код с помощью ИИ и самостоятельно находить ошибки в DevTools.)</w:t>
       </w:r>
     </w:p>
     <w:p>
@@ -4399,7 +4367,7 @@
           <w:color w:val="0F172A"/>
           <w:sz w:val="19"/>
         </w:rPr>
-        <w:t xml:space="preserve">Faqat barmoq izini olish orqali. </w:t>
+        <w:t xml:space="preserve">Kiber-xavfsizlik qoidalarini e'tiborsiz qoldirish. </w:t>
       </w:r>
       <w:r>
         <w:rPr>
@@ -4407,7 +4375,7 @@
           <w:color w:val="505F73"/>
           <w:sz w:val="18"/>
         </w:rPr>
-        <w:t>(Исключительно сканированием отпечатка пальца.)</w:t>
+        <w:t>(Игнорировать цифровую безопасность.)</w:t>
       </w:r>
     </w:p>
     <w:p>
@@ -4632,14 +4600,14 @@
               <w:rPr>
                 <w:b/>
               </w:rPr>
-              <w:t xml:space="preserve">01-dars: LLM va Sun'iy Intellekt Asoslari </w:t>
+              <w:t xml:space="preserve">01-dars: LLM va Sun'iy Intellekt </w:t>
             </w:r>
             <w:r>
               <w:rPr>
                 <w:i/>
                 <w:color w:val="64748B"/>
               </w:rPr>
-              <w:t>(Урок 01: Основы LLM и Искусственного Интеллекта)</w:t>
+              <w:t>(Урок 01: Модели LLM и генерация кода)</w:t>
             </w:r>
           </w:p>
         </w:tc>
@@ -4662,14 +4630,14 @@
           </w:tcPr>
           <w:p>
             <w:r>
-              <w:t xml:space="preserve">LLM modellari kontekst oynasi (Context Window) dagi so'zlar va ko'rsatmalarni tahlil qilib, ehtimollar taqsimoti asosida kod generatsiya qiladi. </w:t>
+              <w:t xml:space="preserve">LLM modellari tabiiy tildagi talablarni qabul qilib, mos dasturlash kodini tez va to'g'ri yozib beradi. </w:t>
             </w:r>
             <w:r>
               <w:rPr>
                 <w:i/>
                 <w:color w:val="64748B"/>
               </w:rPr>
-              <w:t>(Модели LLM работают с контекстным окном (Context Window) и математически предсказывают наиболее вероятное продолжение строки кода.)</w:t>
+              <w:t>(LLM понимают инструкции на человеческом языке и мгновенно создают рабочий код веб-приложений и игр.)</w:t>
             </w:r>
           </w:p>
         </w:tc>
@@ -4754,14 +4722,14 @@
               <w:rPr>
                 <w:b/>
               </w:rPr>
-              <w:t xml:space="preserve">02-dars: AI Duel va Cheklovli Prompt Muhandisligi </w:t>
+              <w:t xml:space="preserve">02-dars: Sifatli Prompt Tuzilishi </w:t>
             </w:r>
             <w:r>
               <w:rPr>
                 <w:i/>
                 <w:color w:val="64748B"/>
               </w:rPr>
-              <w:t>(Урок 02: AI Duel и инженерия промптов с ограничениями)</w:t>
+              <w:t>(Урок 02: Структура качественного промпта)</w:t>
             </w:r>
           </w:p>
         </w:tc>
@@ -4783,14 +4751,14 @@
           </w:tcPr>
           <w:p>
             <w:r>
-              <w:t xml:space="preserve">Sifatli muhandislik natijasiga erishish uchun promptda rol, stek (HTML/CSS/JS), funksional talablar va cheklovlar qat'iy beriladi. </w:t>
+              <w:t xml:space="preserve">Aniq rollar, aniq texnologiya (HTML/CSS/JS) va qoidalar ko'rsatilgan prompt eng sifatli natijani beradi. </w:t>
             </w:r>
             <w:r>
               <w:rPr>
                 <w:i/>
                 <w:color w:val="64748B"/>
               </w:rPr>
-              <w:t>(Профессиональный промпт содержит роль, стек технологий, явные ограничения и пограничные условия (edge cases).)</w:t>
+              <w:t>(Четкое описание интерфейса, логики и используемого стека гарантирует получение качественного кода с первой попытки.)</w:t>
             </w:r>
           </w:p>
         </w:tc>
@@ -4878,14 +4846,14 @@
               <w:rPr>
                 <w:b/>
               </w:rPr>
-              <w:t xml:space="preserve">03-dars: SVG Vektor Grafikasi va UI Aktivlari </w:t>
+              <w:t xml:space="preserve">03-dars: SVG Vektor Grafikasi </w:t>
             </w:r>
             <w:r>
               <w:rPr>
                 <w:i/>
                 <w:color w:val="64748B"/>
               </w:rPr>
-              <w:t>(Урок 03: Векторная графика SVG и ассеты интерфейса)</w:t>
+              <w:t>(Урок 03: Векторная графика SVG)</w:t>
             </w:r>
           </w:p>
         </w:tc>
@@ -4908,14 +4876,14 @@
           </w:tcPr>
           <w:p>
             <w:r>
-              <w:t xml:space="preserve">SVG piksellarga emas, matematik koordinatalarga asoslanganligi sababli istalgan ekran o'lchamida tiniq va ixcham bo'lib qoladi. </w:t>
+              <w:t xml:space="preserve">SVG pikselli rasm emas, balki matematik vektor chiziqlar bo'lib, istalgan ekranda o'ta tiniq ko'rinadi. </w:t>
             </w:r>
             <w:r>
               <w:rPr>
                 <w:i/>
                 <w:color w:val="64748B"/>
               </w:rPr>
-              <w:t>(Векторный формат SVG основан на математических координатах, сохраняет идеальную резкость и весит всего несколько килобайт.)</w:t>
+              <w:t>(SVG масштабируется без потери качества на любых экранах, так как строится на векторах, а не на пикселях.)</w:t>
             </w:r>
           </w:p>
         </w:tc>
@@ -5000,14 +4968,14 @@
               <w:rPr>
                 <w:b/>
               </w:rPr>
-              <w:t xml:space="preserve">05-dars: Semantik HTML va Veb Arxitekturasi </w:t>
+              <w:t xml:space="preserve">05-dars: Semantik HTML (&lt;main&gt; tegi) </w:t>
             </w:r>
             <w:r>
               <w:rPr>
                 <w:i/>
                 <w:color w:val="64748B"/>
               </w:rPr>
-              <w:t>(Урок 05: Семантический HTML и веб-архитектура)</w:t>
+              <w:t>(Урок 05: Семантический тег &lt;main&gt;)</w:t>
             </w:r>
           </w:p>
         </w:tc>
@@ -5029,14 +4997,14 @@
           </w:tcPr>
           <w:p>
             <w:r>
-              <w:t xml:space="preserve">Semantik teglar sahifaning qaysi qismi navigatsiya (&lt;nav&gt;), qaysi biri asosiy kontent (&lt;main&gt;) ekanini dasturiy darajada ifodalaydi. </w:t>
+              <w:t xml:space="preserve">&lt;main&gt; tegi sahifaning bosh (asosiy) mazmuni qayerda joylashganini brauzerga aniq ko'rsatib beradi. </w:t>
             </w:r>
             <w:r>
               <w:rPr>
                 <w:i/>
                 <w:color w:val="64748B"/>
               </w:rPr>
-              <w:t>(Семантические теги четко сообщают браузеру и роботам, где находится меню навигации (&lt;nav&gt;), а где ключевой контент статьи (&lt;main&gt;).)</w:t>
+              <w:t>(Тег &lt;main&gt; четко указывает браузеру и поисковикам, где расположена ключевая смысловая часть страницы.)</w:t>
             </w:r>
           </w:p>
         </w:tc>
@@ -5124,14 +5092,14 @@
               <w:rPr>
                 <w:b/>
               </w:rPr>
-              <w:t xml:space="preserve">07-dars: CSS Flexbox va Joylashuv Boshqaruvi </w:t>
+              <w:t xml:space="preserve">07-dars: Flexbox va justify-content </w:t>
             </w:r>
             <w:r>
               <w:rPr>
                 <w:i/>
                 <w:color w:val="64748B"/>
               </w:rPr>
-              <w:t>(Урок 07: CSS Flexbox и управление позиционированием)</w:t>
+              <w:t>(Урок 07: Flexbox и justify-content)</w:t>
             </w:r>
           </w:p>
         </w:tc>
@@ -5154,14 +5122,14 @@
           </w:tcPr>
           <w:p>
             <w:r>
-              <w:t xml:space="preserve">Flexbox konteynerida 'justify-content' asosiy o'q (main-axis) bo'yicha, 'align-items' esa ko'ndalang o'q (cross-axis) bo'yicha tekislaydi. </w:t>
+              <w:t xml:space="preserve">Flexbox tizimida justify-content: center elementlarni gorizontal asosiy o'q markaziga tekislaydi. </w:t>
             </w:r>
             <w:r>
               <w:rPr>
                 <w:i/>
                 <w:color w:val="64748B"/>
               </w:rPr>
-              <w:t>(В Flexbox свойство justify-content отвечает за распределение элементов вдоль главной оси, а align-items — вдоль поперечной.)</w:t>
+              <w:t>(Свойство justify-content: center выравнивает дочерние элементы точно по центру вдоль главной оси строки.)</w:t>
             </w:r>
           </w:p>
         </w:tc>
@@ -5246,14 +5214,14 @@
               <w:rPr>
                 <w:b/>
               </w:rPr>
-              <w:t xml:space="preserve">08-dars: JavaScript Hodisalari (Events) </w:t>
+              <w:t xml:space="preserve">08-dars: addEventListener va Kliklar </w:t>
             </w:r>
             <w:r>
               <w:rPr>
                 <w:i/>
                 <w:color w:val="64748B"/>
               </w:rPr>
-              <w:t>(Урок 08: События JavaScript (DOM Events))</w:t>
+              <w:t>(Урок 08: События и addEventListener)</w:t>
             </w:r>
           </w:p>
         </w:tc>
@@ -5275,14 +5243,14 @@
           </w:tcPr>
           <w:p>
             <w:r>
-              <w:t xml:space="preserve">addEventListener metodi DOM elementiga hodisa eshituvchisini (event listener) bog'laydi va hodisa sodir bo'lganda funksiyani chaqiradi. </w:t>
+              <w:t xml:space="preserve">addEventListener('click', callback) metodi foydalanuvchi tugmani bosgan paytda funksiyani ishga tushiradi. </w:t>
             </w:r>
             <w:r>
               <w:rPr>
                 <w:i/>
                 <w:color w:val="64748B"/>
               </w:rPr>
-              <w:t>(Метод addEventListener привязывает обработчик событий к элементу DOM и выполняет колбэк-функцию при клике.)</w:t>
+              <w:t>(Метод addEventListener('click', fn) вешает слушатель события, реагируя на каждый щелчок мыши.)</w:t>
             </w:r>
           </w:p>
         </w:tc>
@@ -5370,14 +5338,14 @@
               <w:rPr>
                 <w:b/>
               </w:rPr>
-              <w:t xml:space="preserve">09-dars: Kiber-Reaksiya va performance.now() </w:t>
+              <w:t xml:space="preserve">09-dars: performance.now() aniqligi </w:t>
             </w:r>
             <w:r>
               <w:rPr>
                 <w:i/>
                 <w:color w:val="64748B"/>
               </w:rPr>
-              <w:t>(Урок 09: Кибер-Реакция и точность performance.now())</w:t>
+              <w:t>(Урок 09: Высокая точность performance.now())</w:t>
             </w:r>
           </w:p>
         </w:tc>
@@ -5400,14 +5368,14 @@
           </w:tcPr>
           <w:p>
             <w:r>
-              <w:t xml:space="preserve">performance.now() mikrosekundlargacha aniqlikdagi suzuvchi nuqtali vaqt belgisini (DOMHighResTimeStamp) qaytaradi. </w:t>
+              <w:t xml:space="preserve">performance.now() mikrosekundlargacha aniqlikdagi suzuvchi nuqtali vaqtni berib, reaktsiya o'yinida aniq farqni o'lchaydi. </w:t>
             </w:r>
             <w:r>
               <w:rPr>
                 <w:i/>
                 <w:color w:val="64748B"/>
               </w:rPr>
-              <w:t>(performance.now() возвращает высокоточное время с долями миллисекунды, гарантируя честный замер скорости реакции игрока.)</w:t>
+              <w:t>(performance.now() выдает время с микросекундной точностью, позволяя фиксировать даже минимальные доли реакции.)</w:t>
             </w:r>
           </w:p>
         </w:tc>
@@ -5492,14 +5460,14 @@
               <w:rPr>
                 <w:b/>
               </w:rPr>
-              <w:t xml:space="preserve">10-dars: AI Debugging va DevTools Xatolari </w:t>
+              <w:t xml:space="preserve">10-dars: DevTools Konsoli </w:t>
             </w:r>
             <w:r>
               <w:rPr>
                 <w:i/>
                 <w:color w:val="64748B"/>
               </w:rPr>
-              <w:t>(Урок 10: Отладка в DevTools и обработка ошибок)</w:t>
+              <w:t>(Урок 10: Вкладка Console в DevTools)</w:t>
             </w:r>
           </w:p>
         </w:tc>
@@ -5521,14 +5489,14 @@
           </w:tcPr>
           <w:p>
             <w:r>
-              <w:t xml:space="preserve">document.querySelector mavjud bo'lmagan selektordan null qaytarganda va uning .addEventListener yoki .style siga murojaat qilinganda TypeError chiqadi. </w:t>
+              <w:t xml:space="preserve">Dasturchilar kodni sinash va qayerda xato ketganini bilish uchun brauzerning Console oynasiga qaraydi. </w:t>
             </w:r>
             <w:r>
               <w:rPr>
                 <w:i/>
                 <w:color w:val="64748B"/>
               </w:rPr>
-              <w:t>(Если document.querySelector не нашел элемент, он возвращает null; попытка вызвать null.addEventListener порождает TypeError.)</w:t>
+              <w:t>(Консоль браузера (F12 -&gt; Console) — главное рабочее место для поиска багов и проверки работы скриптов.)</w:t>
             </w:r>
           </w:p>
         </w:tc>
@@ -5616,14 +5584,14 @@
               <w:rPr>
                 <w:b/>
               </w:rPr>
-              <w:t xml:space="preserve">11-dars: LocalStorage va JSON Serializatsiyasi </w:t>
+              <w:t xml:space="preserve">11-dars: LocalStorage va JSON.stringify </w:t>
             </w:r>
             <w:r>
               <w:rPr>
                 <w:i/>
                 <w:color w:val="64748B"/>
               </w:rPr>
-              <w:t>(Урок 11: LocalStorage и сериализация через JSON)</w:t>
+              <w:t>(Урок 11: Ошибка без JSON.stringify)</w:t>
             </w:r>
           </w:p>
         </w:tc>
@@ -5646,14 +5614,14 @@
           </w:tcPr>
           <w:p>
             <w:r>
-              <w:t xml:space="preserve">LocalStorage faqat matn (string) saqlaydi, shuning uchun obyektlar JSON.stringify() orqali qatorga aylantirilib saqlanadi. </w:t>
+              <w:t xml:space="preserve">LocalStorage faqat matn saqlaydi, shuning uchun obyektni JSON.stringify() qilmasangiz, u '[object Object]' ga aylanib buziladi. </w:t>
             </w:r>
             <w:r>
               <w:rPr>
                 <w:i/>
                 <w:color w:val="64748B"/>
               </w:rPr>
-              <w:t>(LocalStorage сохраняет исключительно строки, поэтому объекты предварительно сериализуются с помощью JSON.stringify().)</w:t>
+              <w:t>(LocalStorage хранит только строки; попытка сохранить чистый объект приводит к его приведению в строку '[object Object]'.)</w:t>
             </w:r>
           </w:p>
         </w:tc>
@@ -5738,14 +5706,14 @@
               <w:rPr>
                 <w:b/>
               </w:rPr>
-              <w:t xml:space="preserve">12-dars: Veb Deploy va HTTPS/SSL </w:t>
+              <w:t xml:space="preserve">12-dars: Vercel Deploy va HTTPS </w:t>
             </w:r>
             <w:r>
               <w:rPr>
                 <w:i/>
                 <w:color w:val="64748B"/>
               </w:rPr>
-              <w:t>(Урок 12: Веб-деплой и сертификаты HTTPS/SSL)</w:t>
+              <w:t>(Урок 12: Публикация на Vercel и HTTPS)</w:t>
             </w:r>
           </w:p>
         </w:tc>
@@ -5767,14 +5735,14 @@
           </w:tcPr>
           <w:p>
             <w:r>
-              <w:t xml:space="preserve">Vercel kabi zamonaviy hostinglar avtomatik ravishda global CDN, bepul SSL sertifikati va xavfsiz HTTPS protokoli bilan ta'minlaydi. </w:t>
+              <w:t xml:space="preserve">Vercel o'yinni butun dunyo ochishi uchun avtomatik ravishda xavfsiz HTTPS havolasini taqdim etadi. </w:t>
             </w:r>
             <w:r>
               <w:rPr>
                 <w:i/>
                 <w:color w:val="64748B"/>
               </w:rPr>
-              <w:t>(Платформы вроде Vercel автоматически генерируют SSL-сертификаты и направляют весь трафик через шифрованный канал HTTPS.)</w:t>
+              <w:t>(Vercel автоматически защищает проект бесплатным SSL-сертификатом, делая ссылку общедоступной и безопасной.)</w:t>
             </w:r>
           </w:p>
         </w:tc>
@@ -5862,14 +5830,14 @@
               <w:rPr>
                 <w:b/>
               </w:rPr>
-              <w:t xml:space="preserve">13-dars: Canvas 2D va requestAnimationFrame </w:t>
+              <w:t xml:space="preserve">13-dars: HTML5 Canvas </w:t>
             </w:r>
             <w:r>
               <w:rPr>
                 <w:i/>
                 <w:color w:val="64748B"/>
               </w:rPr>
-              <w:t>(Урок 13: Canvas 2D и цикл requestAnimationFrame)</w:t>
+              <w:t>(Урок 13: Холст HTML5 Canvas)</w:t>
             </w:r>
           </w:p>
         </w:tc>
@@ -5892,14 +5860,14 @@
           </w:tcPr>
           <w:p>
             <w:r>
-              <w:t xml:space="preserve">requestAnimationFrame brauzerning ekranni yangilash chastotasi bilan sinxronlashib (odatda 60 Gts), tejamkor va uzluksiz kadr chizishni ta'minlaydi. </w:t>
+              <w:t xml:space="preserve">&lt;canvas&gt; tegi JavaScript yordamida harakatlanuvchi qahramonlar, to'siqlar va 2D o'yinlarni chizish maydonidir. </w:t>
             </w:r>
             <w:r>
               <w:rPr>
                 <w:i/>
                 <w:color w:val="64748B"/>
               </w:rPr>
-              <w:t>(requestAnimationFrame синхронизирует перерисовку кадров с частотой развертки монитора (60 Гц), обеспечивая идеальную плавность.)</w:t>
+              <w:t>(Тег &lt;canvas&gt; — это интерактивный холст, на котором скрипт рисует графику, персонажей и физику игры.)</w:t>
             </w:r>
           </w:p>
         </w:tc>
@@ -5984,14 +5952,14 @@
               <w:rPr>
                 <w:b/>
               </w:rPr>
-              <w:t xml:space="preserve">14-dars: Massivlar va Ob'yektlarni Filtrlash </w:t>
+              <w:t xml:space="preserve">13-dars: requestAnimationFrame va 60 FPS </w:t>
             </w:r>
             <w:r>
               <w:rPr>
                 <w:i/>
                 <w:color w:val="64748B"/>
               </w:rPr>
-              <w:t>(Урок 14: Работа с массивами и фильтрация объектов)</w:t>
+              <w:t>(Урок 13: Анимация через requestAnimationFrame)</w:t>
             </w:r>
           </w:p>
         </w:tc>
@@ -6013,14 +5981,14 @@
           </w:tcPr>
           <w:p>
             <w:r>
-              <w:t xml:space="preserve">Array.filter() shartga javob beradigan elementlarni saqlab, o'lgan yoki ekrandan chiqqan obyektlarni massivdan o'chiradi. </w:t>
+              <w:t xml:space="preserve">requestAnimationFrame ekranning yangilanishiga moslashib, harakatlarni qotmasdan silliq (60 FPS) chizadi. </w:t>
             </w:r>
             <w:r>
               <w:rPr>
                 <w:i/>
                 <w:color w:val="64748B"/>
               </w:rPr>
-              <w:t>(Метод Array.filter() оставляет в массиве только живые объекты, очищая память от уничтоженных элементов.)</w:t>
+              <w:t>(requestAnimationFrame синхронизируется с частотой развертки монитора, обеспечивая идеальную плавность.)</w:t>
             </w:r>
           </w:p>
         </w:tc>
@@ -6108,14 +6076,14 @@
               <w:rPr>
                 <w:b/>
               </w:rPr>
-              <w:t xml:space="preserve">15-dars: O'yin Fizikasi: Gravitatsiya va Sakrash </w:t>
+              <w:t xml:space="preserve">14-dars: Massivga qo'shish (push) </w:t>
             </w:r>
             <w:r>
               <w:rPr>
                 <w:i/>
                 <w:color w:val="64748B"/>
               </w:rPr>
-              <w:t>(Урок 15: Физика игры: Гравитация и параболический прыжок)</w:t>
+              <w:t>(Урок 14: Метод push в массивах)</w:t>
             </w:r>
           </w:p>
         </w:tc>
@@ -6138,14 +6106,14 @@
           </w:tcPr>
           <w:p>
             <w:r>
-              <w:t xml:space="preserve">Har bir kadrda vertikal tezlikka gravitatsiya qo'shiladi (vy += gravity), so'ngra qahramonning koordinatasi o'zgaradi (y += vy). </w:t>
+              <w:t xml:space="preserve">Massivning .push() metodi yangi elementni (yangi dushmanni) massivning oxiriga qo'shadi. </w:t>
             </w:r>
             <w:r>
               <w:rPr>
                 <w:i/>
                 <w:color w:val="64748B"/>
               </w:rPr>
-              <w:t>(На каждом кадре гравитация увеличивает вертикальную скорость (vy += g), а затем координата Y смещается на величину этой скорости.)</w:t>
+              <w:t>(Метод .push() добавляет новый элемент в конец массива объектов.)</w:t>
             </w:r>
           </w:p>
         </w:tc>
@@ -6230,14 +6198,14 @@
               <w:rPr>
                 <w:b/>
               </w:rPr>
-              <w:t xml:space="preserve">15-dars: AABB To'qnashuv Algoritmi </w:t>
+              <w:t xml:space="preserve">15-dars: Gravitatsiya formulasi </w:t>
             </w:r>
             <w:r>
               <w:rPr>
                 <w:i/>
                 <w:color w:val="64748B"/>
               </w:rPr>
-              <w:t>(Урок 15: Алгоритм детекции столкновений AABB)</w:t>
+              <w:t>(Урок 15: Формула гравитации)</w:t>
             </w:r>
           </w:p>
         </w:tc>
@@ -6259,14 +6227,14 @@
           </w:tcPr>
           <w:p>
             <w:r>
-              <w:t xml:space="preserve">AABB to'qnashuvi to'rtta shart bajarilganda (chap, o'ng, tepa, past chegaralar kesishganda) to'qnashuvni aniqlaydi. </w:t>
+              <w:t xml:space="preserve">Har bir kadrda vertikal tezlikka gravitatsiya qo'shiladi (vy += gravity), keyin qahramon balandligi o'zgaradi (y += vy). </w:t>
             </w:r>
             <w:r>
               <w:rPr>
                 <w:i/>
                 <w:color w:val="64748B"/>
               </w:rPr>
-              <w:t>(AABB фиксирует столкновение, если прямоугольники перекрываются по горизонтали и вертикали без учета поворота.)</w:t>
+              <w:t>(Гравитация непрерывно увеличивает вертикальную скорость (vy += g), а затем координата Y меняется на эту скорость.)</w:t>
             </w:r>
           </w:p>
         </w:tc>
@@ -6354,14 +6322,14 @@
               <w:rPr>
                 <w:b/>
               </w:rPr>
-              <w:t xml:space="preserve">16-dars: Boss Jangi va Holat Mashinasi (FSM) </w:t>
+              <w:t xml:space="preserve">15-dars: AABB To'qnashuv Mantiqi </w:t>
             </w:r>
             <w:r>
               <w:rPr>
                 <w:i/>
                 <w:color w:val="64748B"/>
               </w:rPr>
-              <w:t>(Урок 16: Битва с Боссом и Конечный Автомат (FSM))</w:t>
+              <w:t>(Урок 15: Алгоритм коллизий AABB)</w:t>
             </w:r>
           </w:p>
         </w:tc>
@@ -6384,14 +6352,14 @@
           </w:tcPr>
           <w:p>
             <w:r>
-              <w:t xml:space="preserve">Boss murakkab fazalarga (Patrul, Otishma, Lazer, Quturish) ega bo'lib, uning holatlari FSM (Finite State Machine) orqali boshqariladi. </w:t>
+              <w:t xml:space="preserve">AABB to'qnashuvi ikki to'rtburchakning X va Y o'qlari bo'yicha chegaralari bir-birining ustiga tushganini tekshiradi. </w:t>
             </w:r>
             <w:r>
               <w:rPr>
                 <w:i/>
                 <w:color w:val="64748B"/>
               </w:rPr>
-              <w:t>(Паттерн FSM (Finite State Machine) строго переключает фазы босса в зависимости от оставшегося здоровья (HP).)</w:t>
+              <w:t>(AABB проверяет перекрытие проекций прямоугольников по горизонтали и вертикали без учета угла поворота.)</w:t>
             </w:r>
           </w:p>
         </w:tc>
@@ -6476,14 +6444,14 @@
               <w:rPr>
                 <w:b/>
               </w:rPr>
-              <w:t xml:space="preserve">17-dars: Web Audio API va Tovush Sintezi </w:t>
+              <w:t xml:space="preserve">17-dars: Web Audio API </w:t>
             </w:r>
             <w:r>
               <w:rPr>
                 <w:i/>
                 <w:color w:val="64748B"/>
               </w:rPr>
-              <w:t>(Урок 17: Web Audio API и синтез звука)</w:t>
+              <w:t>(Урок 17: Звуковой движок Web Audio API)</w:t>
             </w:r>
           </w:p>
         </w:tc>
@@ -6505,14 +6473,14 @@
           </w:tcPr>
           <w:p>
             <w:r>
-              <w:t xml:space="preserve">Web Audio API ning AudioContext va OscillatorNode ob'yektlari sinus, kvadrat yoki arra to'lqinlari orqali real-vaqtda tovush hosil qiladi. </w:t>
+              <w:t xml:space="preserve">Web Audio API dinamiklar orqali to'g'ridan-to'g'ri tovush to'lqinlarini (sinus, kvadrat) sintez qiladi. </w:t>
             </w:r>
             <w:r>
               <w:rPr>
                 <w:i/>
                 <w:color w:val="64748B"/>
               </w:rPr>
-              <w:t>(OscillatorNode синтезирует звуковые волны заданной частоты напрямую через аудиокарту без внешних файлов.)</w:t>
+              <w:t>(Web Audio API позволяет программно генерировать чистые звуковые волны прямо через звуковую карту.)</w:t>
             </w:r>
           </w:p>
         </w:tc>
@@ -6600,14 +6568,14 @@
               <w:rPr>
                 <w:b/>
               </w:rPr>
-              <w:t xml:space="preserve">18-dars: Kamera Skrollingi va ctx.translate </w:t>
+              <w:t xml:space="preserve">18-dars: Kamera Skrollingi (ctx.translate) </w:t>
             </w:r>
             <w:r>
               <w:rPr>
                 <w:i/>
                 <w:color w:val="64748B"/>
               </w:rPr>
-              <w:t>(Урок 18: Скроллинг камеры и трансформация ctx.translate)</w:t>
+              <w:t>(Урок 18: Смещение камеры ctx.translate)</w:t>
             </w:r>
           </w:p>
         </w:tc>
@@ -6630,14 +6598,14 @@
           </w:tcPr>
           <w:p>
             <w:r>
-              <w:t xml:space="preserve">Kamera siljishi ctx.translate(-camX, -camY) bilan barcha obyektlarni kamera ofsetiga mos teskari yo'nalishda chizish orqali erishiladi. </w:t>
+              <w:t xml:space="preserve">Kamera qahramon bilan birga siljishi uchun barcha obyektlar ctx.translate(-camX, 0) ofseti bilan chiziladi. </w:t>
             </w:r>
             <w:r>
               <w:rPr>
                 <w:i/>
                 <w:color w:val="64748B"/>
               </w:rPr>
-              <w:t>(ctx.translate(-camX, -camY) смещает всю координатную сетку Canvas, создавая эффект движения огромного мира вокруг игрока.)</w:t>
+              <w:t>(Камера смещается вызовом ctx.translate(-camX, 0), благодаря чему весь мир плавно прокручивается мимо игрока.)</w:t>
             </w:r>
           </w:p>
         </w:tc>
@@ -6722,14 +6690,14 @@
               <w:rPr>
                 <w:b/>
               </w:rPr>
-              <w:t xml:space="preserve">19-dars: Mobil Moslashuv va Touch Hodisalari </w:t>
+              <w:t xml:space="preserve">19-dars: Touch Hodisalari </w:t>
             </w:r>
             <w:r>
               <w:rPr>
                 <w:i/>
                 <w:color w:val="64748B"/>
               </w:rPr>
-              <w:t>(Урок 19: Мобильная адаптация и события Touch)</w:t>
+              <w:t>(Урок 19: Сенсорные события touchstart)</w:t>
             </w:r>
           </w:p>
         </w:tc>
@@ -6751,14 +6719,14 @@
           </w:tcPr>
           <w:p>
             <w:r>
-              <w:t xml:space="preserve">Sensorli ekranlarda barmoq tegishi 'touchstart', siljishi 'touchmove' va olinishi 'touchend' hodisalari orqali virtual joystikni boshqaradi. </w:t>
+              <w:t xml:space="preserve">Mobil qurilmalarda ekranga barmoq tekkanda 'touchstart', siljitganda 'touchmove', olganda 'touchend' sodir bo'ladi. </w:t>
             </w:r>
             <w:r>
               <w:rPr>
                 <w:i/>
                 <w:color w:val="64748B"/>
               </w:rPr>
-              <w:t>(События touchstart (касание), touchmove (ведение пальцем) и touchend (отрыв) формируют работу мобильного виртуального джойстика.)</w:t>
+              <w:t>(На смартфонах касание пальца вызывает событие 'touchstart', движение — 'touchmove', отрыв — 'touchend'.)</w:t>
             </w:r>
           </w:p>
         </w:tc>
@@ -6846,14 +6814,14 @@
               <w:rPr>
                 <w:b/>
               </w:rPr>
-              <w:t xml:space="preserve">21-dars: File API va FUT Card Studio </w:t>
+              <w:t xml:space="preserve">21-dars: FUT OVR Reytingi </w:t>
             </w:r>
             <w:r>
               <w:rPr>
                 <w:i/>
                 <w:color w:val="64748B"/>
               </w:rPr>
-              <w:t>(Урок 21: HTML5 File API и студия карт FUT)</w:t>
+              <w:t>(Урок 21: Общий рейтинг OVR в FUT)</w:t>
             </w:r>
           </w:p>
         </w:tc>
@@ -6876,14 +6844,14 @@
           </w:tcPr>
           <w:p>
             <w:r>
-              <w:t xml:space="preserve">FileReader.readAsDataURL() faylni xotirada Base64 data-URL ga aylantirib, darhol &lt;img&gt; yoki &lt;canvas&gt; ga joylash imkonini beradi. </w:t>
+              <w:t xml:space="preserve">OVR (Overall Rating) — futbolchining tezligi, zarbasi va uzatmalari asosida hisoblangan umumiy mahorat bali. </w:t>
             </w:r>
             <w:r>
               <w:rPr>
                 <w:i/>
                 <w:color w:val="64748B"/>
               </w:rPr>
-              <w:t>(FileReader.readAsDataURL() считывает локальный файл в строку формата Data URL (Base64) и сразу выводит его на Canvas.)</w:t>
+              <w:t>(OVR (Overall Rating) — ключевое число на карточке, показывающее общий класс и мастерство футболиста.)</w:t>
             </w:r>
           </w:p>
         </w:tc>
@@ -6968,14 +6936,14 @@
               <w:rPr>
                 <w:b/>
               </w:rPr>
-              <w:t xml:space="preserve">21-dars: FUT OVR Formulasi va Algoritmi </w:t>
+              <w:t xml:space="preserve">22-dars: FUT Kimyo Graflari </w:t>
             </w:r>
             <w:r>
               <w:rPr>
                 <w:i/>
                 <w:color w:val="64748B"/>
               </w:rPr>
-              <w:t>(Урок 21: Формула расчета OVR в FUT)</w:t>
+              <w:t>(Урок 22: Граф командной химии FUT)</w:t>
             </w:r>
           </w:p>
         </w:tc>
@@ -6997,14 +6965,14 @@
           </w:tcPr>
           <w:p>
             <w:r>
-              <w:t xml:space="preserve">FUT OVR formulasi futbolchining ampulasiga (hujumchi, himoyachi) qarab atributlarni har xil og'irlikda hisoblab yakuniy reytingni beradi. </w:t>
+              <w:t xml:space="preserve">Bir xil klubdagi futbolchilar eng kuchli aloqa (+3 kimyo) hosil qilib, butun jamoaning sinergiyasini oshiradi. </w:t>
             </w:r>
             <w:r>
               <w:rPr>
                 <w:i/>
                 <w:color w:val="64748B"/>
               </w:rPr>
-              <w:t>(Формула OVR учитывает профиль позиции: для нападающего решают SHO и PAC, а для защитника — DEF и PHY.)</w:t>
+              <w:t>(Игроки одного клуба образуют самую крепкую синергию, принося максимум очков командной химии.)</w:t>
             </w:r>
           </w:p>
         </w:tc>
@@ -7092,14 +7060,14 @@
               <w:rPr>
                 <w:b/>
               </w:rPr>
-              <w:t xml:space="preserve">22-dars: FUT Kimyo Graflari (Chemistry Engine) </w:t>
+              <w:t xml:space="preserve">24-dars: FUT 5% Soliq va Iqtisodiyot </w:t>
             </w:r>
             <w:r>
               <w:rPr>
                 <w:i/>
                 <w:color w:val="64748B"/>
               </w:rPr>
-              <w:t>(Урок 22: Графы связей и движок командной химии FUT)</w:t>
+              <w:t>(Урок 24: Налог 5% Coin Sink в FUT)</w:t>
             </w:r>
           </w:p>
         </w:tc>
@@ -7122,14 +7090,14 @@
           </w:tcPr>
           <w:p>
             <w:r>
-              <w:t xml:space="preserve">Squad Builder kimyosi munosabatlar grafiga asoslanadi: tarkibdagi har bir o'yinchi jamoadoshlari bilan klub, liga va millat aloqalaridan 0 dan 3 gacha ball oladi. </w:t>
+              <w:t xml:space="preserve">5% transfer solig'i (Coin Sink) iqtisodiyotdagi ortiqcha tangalarni yo'qotib, narxlarni barqaror ushlab turadi. </w:t>
             </w:r>
             <w:r>
               <w:rPr>
                 <w:i/>
                 <w:color w:val="64748B"/>
               </w:rPr>
-              <w:t>(Squad Builder анализирует состав как граф связей: совпадения по клубу, чемпионату и национальности дают до 33 баллов химии.)</w:t>
+              <w:t>(Механизм 5% налога (Coin Sink) выводит избыточную виртуальную валюту из оборота, предотвращая гиперинфляцию.)</w:t>
             </w:r>
           </w:p>
         </w:tc>
@@ -7214,14 +7182,14 @@
               <w:rPr>
                 <w:b/>
               </w:rPr>
-              <w:t xml:space="preserve">23-dars: FUT Match Engine va Taktik Duel </w:t>
+              <w:t xml:space="preserve">25-dars: Target Jarvis va Ovoz </w:t>
             </w:r>
             <w:r>
               <w:rPr>
                 <w:i/>
                 <w:color w:val="64748B"/>
               </w:rPr>
-              <w:t>(Урок 23: FUT Match Engine и тактическая симуляция)</w:t>
+              <w:t>(Урок 25: Распознавание голоса в Target Jarvis)</w:t>
             </w:r>
           </w:p>
         </w:tc>
@@ -7243,14 +7211,14 @@
           </w:tcPr>
           <w:p>
             <w:r>
-              <w:t xml:space="preserve">Match Engine har bir vaziyatni (markazdan boshlash, hujum, zarba, seyv) FSM tsikli va o'yinchilar statistikasi dueli orqali simulyatsiya qiladi. </w:t>
+              <w:t xml:space="preserve">SpeechRecognition interfeysi mikrofon orqali aytilgan so'zlarni taniydi va ularni matn shaklida dasturga uzatadi. </w:t>
             </w:r>
             <w:r>
               <w:rPr>
                 <w:i/>
                 <w:color w:val="64748B"/>
               </w:rPr>
-              <w:t>(Match Engine прогоняет фазы матча через автомат FSM, где шанс гола вычисляется математической вероятностью столкновения характеристик.)</w:t>
+              <w:t>(Интерфейс SpeechRecognition слушает микрофон и превращает слова пользователя в строку текста.)</w:t>
             </w:r>
           </w:p>
         </w:tc>
@@ -7338,14 +7306,14 @@
               <w:rPr>
                 <w:b/>
               </w:rPr>
-              <w:t xml:space="preserve">24-dars: FUT Transfer Bozori va 5% Coin Sink </w:t>
+              <w:t xml:space="preserve">26-dars: Veb-kamera Harakat Detektori </w:t>
             </w:r>
             <w:r>
               <w:rPr>
                 <w:i/>
                 <w:color w:val="64748B"/>
               </w:rPr>
-              <w:t>(Урок 24: Трансферный рынок FUT и налог 5% Coin Sink)</w:t>
+              <w:t>(Урок 26: Детектор движения через веб-камеру)</w:t>
             </w:r>
           </w:p>
         </w:tc>
@@ -7368,14 +7336,14 @@
           </w:tcPr>
           <w:p>
             <w:r>
-              <w:t xml:space="preserve">5% transfer solig'i — virtual iqtisodiyotdagi pul miqdorini kamaytiruvchi (Coin Sink) mexanizm bo'lib, o'yindagi giperinflyatsiyani to'xtatadi. </w:t>
+              <w:t xml:space="preserve">Harakat detektori kadrlar orasidagi piksellar farqini hisoblaydi: agar o'zgargan piksellar ko'p bo'lsa, demak harakat bor. </w:t>
             </w:r>
             <w:r>
               <w:rPr>
                 <w:i/>
                 <w:color w:val="64748B"/>
               </w:rPr>
-              <w:t>(5% налог с каждой продажи на трансферном рынке работает как экономический 'поглотитель монет' (Coin Sink), сдерживая инфляцию.)</w:t>
+              <w:t>(Алгоритм сравнивает два соседних кадра: если разница в цветах пикселей превысила порог — зафиксировано движение.)</w:t>
             </w:r>
           </w:p>
         </w:tc>
@@ -7460,14 +7428,14 @@
               <w:rPr>
                 <w:b/>
               </w:rPr>
-              <w:t xml:space="preserve">25-dars: Target Jarvis va Web Speech API </w:t>
+              <w:t xml:space="preserve">27-dars: Face ID va Liveness Anti-Spoofing </w:t>
             </w:r>
             <w:r>
               <w:rPr>
                 <w:i/>
                 <w:color w:val="64748B"/>
               </w:rPr>
-              <w:t>(Урок 25: Target Jarvis и Web Speech API)</w:t>
+              <w:t>(Урок 27: Face ID и защита Anti-Spoofing)</w:t>
             </w:r>
           </w:p>
         </w:tc>
@@ -7489,14 +7457,14 @@
           </w:tcPr>
           <w:p>
             <w:r>
-              <w:t xml:space="preserve">SpeechRecognition brauzer mikrofoni oqimini olib, nutqni matnga aylantiradi. Javobni esa SpeechSynthesis ovoz chiqarib o'qib beradi. </w:t>
+              <w:t xml:space="preserve">Anti-Spoofing tizimi odamdan ko'zini miltillatishni (EAR) yoki boshini burishni talab qilib, statik fotosuratlarni rad etadi. </w:t>
             </w:r>
             <w:r>
               <w:rPr>
                 <w:i/>
                 <w:color w:val="64748B"/>
               </w:rPr>
-              <w:t>(Web Speech API преобразует голос микрофона в текст через SpeechRecognition, а ответ синтезирует через SpeechSynthesis.)</w:t>
+              <w:t>(Движок Liveness требует живой реакции (моргание по метрике EAR), отвергая неподвижные фото и плоские экраны.)</w:t>
             </w:r>
           </w:p>
         </w:tc>
@@ -7584,14 +7552,14 @@
               <w:rPr>
                 <w:b/>
               </w:rPr>
-              <w:t xml:space="preserve">26-27-dars: Biometrik Face ID va Anti-Spoofing </w:t>
+              <w:t xml:space="preserve">Xulosa: 7-8-sinf Dasturchi Ko'nikmasi </w:t>
             </w:r>
             <w:r>
               <w:rPr>
                 <w:i/>
                 <w:color w:val="64748B"/>
               </w:rPr>
-              <w:t>(Уроки 26–27: Face ID, 68 точек лица и Anti-Spoofing)</w:t>
+              <w:t>(Итог: Навыки разработчика 7–8 классов)</w:t>
             </w:r>
           </w:p>
         </w:tc>
@@ -7614,14 +7582,14 @@
           </w:tcPr>
           <w:p>
             <w:r>
-              <w:t xml:space="preserve">Anti-Spoofing algoritmi statik fotosuratlar va telefon ekranlarini fosh qilish uchun insonning tiriklik belgilarini (ko'z miltillashi, harakat) tekshiradi. </w:t>
+              <w:t xml:space="preserve">7-8 sinf o'quvchisi interaktiv ilovalar yarata oladi, DevTools bilan xatolarni topadi va zamonaviy veb-texnologiyalardan foydalanadi. </w:t>
             </w:r>
             <w:r>
               <w:rPr>
                 <w:i/>
                 <w:color w:val="64748B"/>
               </w:rPr>
-              <w:t>(Anti-Spoofing отвергает плоские фото с помощью Liveness Engine, требуя динамических биометрических тестов (моргание глаз по формуле EAR).)</w:t>
+              <w:t>(Vibecoder умеет проектировать интерфейсы, оживлять их физикой и логикой и грамотно работать с AI-инструментами.)</w:t>
             </w:r>
           </w:p>
         </w:tc>

--- a/tests/TEST_7-8_SINF_VIBECODING.docx
+++ b/tests/TEST_7-8_SINF_VIBECODING.docx
@@ -371,7 +371,7 @@
           <w:color w:val="0F172A"/>
           <w:sz w:val="19"/>
         </w:rPr>
-        <w:t xml:space="preserve">Ular kompyuter monitorini yangilab beradi. </w:t>
+        <w:t xml:space="preserve">Faqat kompyuter o'yinlarini o'ynab o'tiradi. </w:t>
       </w:r>
       <w:r>
         <w:rPr>
@@ -379,7 +379,7 @@
           <w:color w:val="505F73"/>
           <w:sz w:val="18"/>
         </w:rPr>
-        <w:t>(Они протирают монитор от пыли.)</w:t>
+        <w:t>(Они просто играют в компьютерные игры вместо нас.)</w:t>
       </w:r>
     </w:p>
     <w:p>
@@ -400,7 +400,7 @@
           <w:color w:val="0F172A"/>
           <w:sz w:val="19"/>
         </w:rPr>
-        <w:t xml:space="preserve">Kompyuterdan barcha fayllarni o'chirib yuboradi. </w:t>
+        <w:t xml:space="preserve">Faqat oddiy kalkulyator vazifasini bajaradi. </w:t>
       </w:r>
       <w:r>
         <w:rPr>
@@ -408,7 +408,7 @@
           <w:color w:val="505F73"/>
           <w:sz w:val="18"/>
         </w:rPr>
-        <w:t>(Они удаляют все системные файлы с компьютера.)</w:t>
+        <w:t>(Они работают исключительно как простейший калькулятор.)</w:t>
       </w:r>
     </w:p>
     <w:p>
@@ -458,7 +458,7 @@
           <w:color w:val="0F172A"/>
           <w:sz w:val="19"/>
         </w:rPr>
-        <w:t xml:space="preserve">Faqat kompyuter o'yinlarini o'ynab o'tiradi. </w:t>
+        <w:t xml:space="preserve">Kompyuterdan barcha fayllarni o'chirib yuboradi. </w:t>
       </w:r>
       <w:r>
         <w:rPr>
@@ -466,7 +466,7 @@
           <w:color w:val="505F73"/>
           <w:sz w:val="18"/>
         </w:rPr>
-        <w:t>(Они просто играют в компьютерные игры вместо нас.)</w:t>
+        <w:t>(Они удаляют все системные файлы с компьютера.)</w:t>
       </w:r>
     </w:p>
     <w:p>
@@ -487,7 +487,7 @@
           <w:color w:val="0F172A"/>
           <w:sz w:val="19"/>
         </w:rPr>
-        <w:t xml:space="preserve">Faqat oddiy kalkulyator vazifasini bajaradi. </w:t>
+        <w:t xml:space="preserve">Ular kompyuter monitorini yangilab beradi. </w:t>
       </w:r>
       <w:r>
         <w:rPr>
@@ -495,7 +495,7 @@
           <w:color w:val="505F73"/>
           <w:sz w:val="18"/>
         </w:rPr>
-        <w:t>(Они работают исключительно как простейший калькулятор.)</w:t>
+        <w:t>(Они протирают монитор от пыли.)</w:t>
       </w:r>
     </w:p>
     <w:p>
@@ -547,7 +547,7 @@
           <w:color w:val="0F172A"/>
           <w:sz w:val="19"/>
         </w:rPr>
-        <w:t xml:space="preserve">Dastur nima qilishi kerakligi, qaysi tilda yozilishi va qanday tugmalar bo'lishi aniq ko'rsatilsa. </w:t>
+        <w:t xml:space="preserve">AI ga hech qanday talab bermasdan o'ziga tashlab qo'yilsa. </w:t>
       </w:r>
       <w:r>
         <w:rPr>
@@ -555,7 +555,7 @@
           <w:color w:val="505F73"/>
           <w:sz w:val="18"/>
         </w:rPr>
-        <w:t>(Четко описать, что должна делать программа, какие языки использовать (HTML/CSS/JS) и какие кнопки должны быть.)</w:t>
+        <w:t>(Не давать никаких инструкций и ждать чуда.)</w:t>
       </w:r>
     </w:p>
     <w:p>
@@ -605,7 +605,7 @@
           <w:color w:val="0F172A"/>
           <w:sz w:val="19"/>
         </w:rPr>
-        <w:t xml:space="preserve">Faqat kulgili stikerlar yuborilsa. </w:t>
+        <w:t xml:space="preserve">Dastur nima qilishi kerakligi, qaysi tilda yozilishi va qanday tugmalar bo'lishi aniq ko'rsatilsa. </w:t>
       </w:r>
       <w:r>
         <w:rPr>
@@ -613,7 +613,7 @@
           <w:color w:val="505F73"/>
           <w:sz w:val="18"/>
         </w:rPr>
-        <w:t>(Отправлять нейросети только смайлики.)</w:t>
+        <w:t>(Четко описать, что должна делать программа, какие языки использовать (HTML/CSS/JS) и какие кнопки должны быть.)</w:t>
       </w:r>
     </w:p>
     <w:p>
@@ -663,7 +663,7 @@
           <w:color w:val="0F172A"/>
           <w:sz w:val="19"/>
         </w:rPr>
-        <w:t xml:space="preserve">AI ga hech qanday talab bermasdan o'ziga tashlab qo'yilsa. </w:t>
+        <w:t xml:space="preserve">Faqat kulgili stikerlar yuborilsa. </w:t>
       </w:r>
       <w:r>
         <w:rPr>
@@ -671,7 +671,7 @@
           <w:color w:val="505F73"/>
           <w:sz w:val="18"/>
         </w:rPr>
-        <w:t>(Не давать никаких инструкций и ждать чуда.)</w:t>
+        <w:t>(Отправлять нейросети только смайлики.)</w:t>
       </w:r>
     </w:p>
     <w:p>
@@ -723,7 +723,7 @@
           <w:color w:val="0F172A"/>
           <w:sz w:val="19"/>
         </w:rPr>
-        <w:t xml:space="preserve">U faqat qora rangda bo'ladi. </w:t>
+        <w:t xml:space="preserve">Uni brauzerda ochib bo'lmaydi. </w:t>
       </w:r>
       <w:r>
         <w:rPr>
@@ -731,7 +731,7 @@
           <w:color w:val="505F73"/>
           <w:sz w:val="18"/>
         </w:rPr>
-        <w:t>(Она бывает исключительно черного цвета.)</w:t>
+        <w:t>(Ее невозможно открыть в браузере.)</w:t>
       </w:r>
     </w:p>
     <w:p>
@@ -752,7 +752,7 @@
           <w:color w:val="0F172A"/>
           <w:sz w:val="19"/>
         </w:rPr>
-        <w:t xml:space="preserve">U kompyuterda 10 gigabayt joy oladi. </w:t>
+        <w:t xml:space="preserve">U vektor chiziqlardan iborat bo'lgani uchun, qanchalik kattalashtirilsa ham xiralashmaydi va tiniq turadi. </w:t>
       </w:r>
       <w:r>
         <w:rPr>
@@ -760,7 +760,7 @@
           <w:color w:val="505F73"/>
           <w:sz w:val="18"/>
         </w:rPr>
-        <w:t>(Она занимает на диске 10 гигабайт.)</w:t>
+        <w:t>(Она состоит из математических линий, поэтому не размывается и остается четкой при любом увеличении экрана.)</w:t>
       </w:r>
     </w:p>
     <w:p>
@@ -781,7 +781,7 @@
           <w:color w:val="0F172A"/>
           <w:sz w:val="19"/>
         </w:rPr>
-        <w:t xml:space="preserve">Uni brauzerda ochib bo'lmaydi. </w:t>
+        <w:t xml:space="preserve">U faqat qora rangda bo'ladi. </w:t>
       </w:r>
       <w:r>
         <w:rPr>
@@ -789,7 +789,7 @@
           <w:color w:val="505F73"/>
           <w:sz w:val="18"/>
         </w:rPr>
-        <w:t>(Ее невозможно открыть в браузере.)</w:t>
+        <w:t>(Она бывает исключительно черного цвета.)</w:t>
       </w:r>
     </w:p>
     <w:p>
@@ -810,7 +810,7 @@
           <w:color w:val="0F172A"/>
           <w:sz w:val="19"/>
         </w:rPr>
-        <w:t xml:space="preserve">U vektor chiziqlardan iborat bo'lgani uchun, qanchalik kattalashtirilsa ham xiralashmaydi va tiniq turadi. </w:t>
+        <w:t xml:space="preserve">U kompyuterda 10 gigabayt joy oladi. </w:t>
       </w:r>
       <w:r>
         <w:rPr>
@@ -818,7 +818,7 @@
           <w:color w:val="505F73"/>
           <w:sz w:val="18"/>
         </w:rPr>
-        <w:t>(Она состоит из математических линий, поэтому не размывается и остается четкой при любом увеличении экрана.)</w:t>
+        <w:t>(Она занимает на диске 10 гигабайт.)</w:t>
       </w:r>
     </w:p>
     <w:p>
@@ -899,7 +899,7 @@
           <w:color w:val="1E293B"/>
           <w:sz w:val="19"/>
         </w:rPr>
-        <w:t>&lt;div&gt;</w:t>
+        <w:t>&lt;span&gt;</w:t>
       </w:r>
     </w:p>
     <w:p>
@@ -920,7 +920,7 @@
           <w:color w:val="1E293B"/>
           <w:sz w:val="19"/>
         </w:rPr>
-        <w:t>&lt;main&gt;</w:t>
+        <w:t>&lt;input&gt;</w:t>
       </w:r>
     </w:p>
     <w:p>
@@ -941,7 +941,7 @@
           <w:color w:val="1E293B"/>
           <w:sz w:val="19"/>
         </w:rPr>
-        <w:t>&lt;span&gt;</w:t>
+        <w:t>&lt;br&gt;</w:t>
       </w:r>
     </w:p>
     <w:p>
@@ -962,7 +962,7 @@
           <w:color w:val="1E293B"/>
           <w:sz w:val="19"/>
         </w:rPr>
-        <w:t>&lt;br&gt;</w:t>
+        <w:t>&lt;main&gt;</w:t>
       </w:r>
     </w:p>
     <w:p>
@@ -983,7 +983,7 @@
           <w:color w:val="1E293B"/>
           <w:sz w:val="19"/>
         </w:rPr>
-        <w:t>&lt;input&gt;</w:t>
+        <w:t>&lt;div&gt;</w:t>
       </w:r>
     </w:p>
     <w:p>
@@ -1035,7 +1035,7 @@
           <w:color w:val="1E293B"/>
           <w:sz w:val="19"/>
         </w:rPr>
-        <w:t>align-items: center;</w:t>
+        <w:t>float: center;</w:t>
       </w:r>
     </w:p>
     <w:p>
@@ -1056,7 +1056,7 @@
           <w:color w:val="1E293B"/>
           <w:sz w:val="19"/>
         </w:rPr>
-        <w:t>text-align: middle;</w:t>
+        <w:t>justify-content: center;</w:t>
       </w:r>
     </w:p>
     <w:p>
@@ -1077,7 +1077,7 @@
           <w:color w:val="1E293B"/>
           <w:sz w:val="19"/>
         </w:rPr>
-        <w:t>display: hidden;</w:t>
+        <w:t>align-items: center;</w:t>
       </w:r>
     </w:p>
     <w:p>
@@ -1098,7 +1098,7 @@
           <w:color w:val="1E293B"/>
           <w:sz w:val="19"/>
         </w:rPr>
-        <w:t>float: center;</w:t>
+        <w:t>text-align: middle;</w:t>
       </w:r>
     </w:p>
     <w:p>
@@ -1119,7 +1119,7 @@
           <w:color w:val="1E293B"/>
           <w:sz w:val="19"/>
         </w:rPr>
-        <w:t>justify-content: center;</w:t>
+        <w:t>display: hidden;</w:t>
       </w:r>
     </w:p>
     <w:p>
@@ -1171,7 +1171,7 @@
           <w:color w:val="1E293B"/>
           <w:sz w:val="19"/>
         </w:rPr>
-        <w:t>button.addEventListener('click', () =&gt; { ... });</w:t>
+        <w:t>console.clear()</w:t>
       </w:r>
     </w:p>
     <w:p>
@@ -1234,7 +1234,7 @@
           <w:color w:val="1E293B"/>
           <w:sz w:val="19"/>
         </w:rPr>
-        <w:t>document.write('click')</w:t>
+        <w:t>button.addEventListener('click', () =&gt; { ... });</w:t>
       </w:r>
     </w:p>
     <w:p>
@@ -1255,7 +1255,7 @@
           <w:color w:val="1E293B"/>
           <w:sz w:val="19"/>
         </w:rPr>
-        <w:t>console.clear()</w:t>
+        <w:t>document.write('click')</w:t>
       </w:r>
     </w:p>
     <w:p>
@@ -1277,7 +1277,7 @@
           <w:color w:val="0F172A"/>
           <w:sz w:val="20"/>
         </w:rPr>
-        <w:t xml:space="preserve">9-darsda 'Kiber-Reaksiya' o'yinida nega Date.now() o'rniga performance.now() funksiyasi ishlatildi? </w:t>
+        <w:t xml:space="preserve">9-darsdagi 'Kiber-Reaksiya' mini-o'yinida o'yinchining qanday qobiliyati o'lchanadi? </w:t>
       </w:r>
       <w:r>
         <w:rPr>
@@ -1286,7 +1286,7 @@
           <w:color w:val="475569"/>
           <w:sz w:val="19"/>
         </w:rPr>
-        <w:t>(Почему в игре 'Кибер-Реакция' (Урок 9) вместо Date.now() была использована функция performance.now()?)</w:t>
+        <w:t>(Какую способность игрока измеряет мини-игра 'Кибер-Реакция' на Уроке 9?)</w:t>
       </w:r>
     </w:p>
     <w:p>
@@ -1307,7 +1307,7 @@
           <w:color w:val="0F172A"/>
           <w:sz w:val="19"/>
         </w:rPr>
-        <w:t xml:space="preserve">Chunki Date.now() internet talab qiladi. </w:t>
+        <w:t xml:space="preserve">O'yinchining klaviaturani qanchalik qattiq ura olishi. </w:t>
       </w:r>
       <w:r>
         <w:rPr>
@@ -1315,7 +1315,7 @@
           <w:color w:val="505F73"/>
           <w:sz w:val="18"/>
         </w:rPr>
-        <w:t>(Потому что Date.now() требует подключения к интернету.)</w:t>
+        <w:t>(Силу удара пальцем по клавиатуре.)</w:t>
       </w:r>
     </w:p>
     <w:p>
@@ -1336,7 +1336,7 @@
           <w:color w:val="0F172A"/>
           <w:sz w:val="19"/>
         </w:rPr>
-        <w:t xml:space="preserve">Chunki u kompyuterni tezlashtiradi. </w:t>
+        <w:t xml:space="preserve">Kompyuterning internet tezligi. </w:t>
       </w:r>
       <w:r>
         <w:rPr>
@@ -1344,7 +1344,7 @@
           <w:color w:val="505F73"/>
           <w:sz w:val="18"/>
         </w:rPr>
-        <w:t>(Потому что она ускоряет процессор компьютера.)</w:t>
+        <w:t>(Скорость интернет-соединения в комнате.)</w:t>
       </w:r>
     </w:p>
     <w:p>
@@ -1365,7 +1365,7 @@
           <w:color w:val="0F172A"/>
           <w:sz w:val="19"/>
         </w:rPr>
-        <w:t xml:space="preserve">Chunki performance.now() faqat ovoz chiqaradi. </w:t>
+        <w:t xml:space="preserve">Ekran yashil rangga kirgan zahoti tugmani qanchalik tez bosishi, ya'ni reaktsiya vaqti. </w:t>
       </w:r>
       <w:r>
         <w:rPr>
@@ -1373,7 +1373,7 @@
           <w:color w:val="505F73"/>
           <w:sz w:val="18"/>
         </w:rPr>
-        <w:t>(Потому что performance.now() только издает звуки.)</w:t>
+        <w:t>(Скорость реакции: насколько быстро игрок успевает нажать на кнопку после того, как экран стал зеленым.)</w:t>
       </w:r>
     </w:p>
     <w:p>
@@ -1394,7 +1394,7 @@
           <w:color w:val="0F172A"/>
           <w:sz w:val="19"/>
         </w:rPr>
-        <w:t xml:space="preserve">Chunki u ekranni qizil rangga bo'yaydi. </w:t>
+        <w:t xml:space="preserve">Sichqonchaning qanchalik og'irligi. </w:t>
       </w:r>
       <w:r>
         <w:rPr>
@@ -1402,7 +1402,7 @@
           <w:color w:val="505F73"/>
           <w:sz w:val="18"/>
         </w:rPr>
-        <w:t>(Потому что она красит экран в красный цвет.)</w:t>
+        <w:t>(Вес компьютерной мышки.)</w:t>
       </w:r>
     </w:p>
     <w:p>
@@ -1423,7 +1423,7 @@
           <w:color w:val="0F172A"/>
           <w:sz w:val="19"/>
         </w:rPr>
-        <w:t xml:space="preserve">Chunki performance.now() vaqtni millisekundning o'ndan birigacha o'ta yuqori aniqlikda hisoblab, reaktsiya tezligini haqqoniy ko'rsatadi. </w:t>
+        <w:t xml:space="preserve">O'yinchining inglizcha so'zlarni qanchalik tez o'qishi. </w:t>
       </w:r>
       <w:r>
         <w:rPr>
@@ -1431,7 +1431,7 @@
           <w:color w:val="505F73"/>
           <w:sz w:val="18"/>
         </w:rPr>
-        <w:t>(Потому что performance.now() измеряет время с долями миллисекунды, гарантируя сверхточный замер реакции человека.)</w:t>
+        <w:t>(Скорость чтения текста на английском языке.)</w:t>
       </w:r>
     </w:p>
     <w:p>
@@ -1483,7 +1483,7 @@
           <w:color w:val="0F172A"/>
           <w:sz w:val="19"/>
         </w:rPr>
-        <w:t xml:space="preserve">Kompyuterning 'Mening kompyuterim' oynasida. </w:t>
+        <w:t xml:space="preserve">Faqat Word dasturida. </w:t>
       </w:r>
       <w:r>
         <w:rPr>
@@ -1491,7 +1491,7 @@
           <w:color w:val="505F73"/>
           <w:sz w:val="18"/>
         </w:rPr>
-        <w:t>(В папке 'Мой компьютер'.)</w:t>
+        <w:t>(Только в программе Microsoft Word.)</w:t>
       </w:r>
     </w:p>
     <w:p>
@@ -1512,7 +1512,7 @@
           <w:color w:val="0F172A"/>
           <w:sz w:val="19"/>
         </w:rPr>
-        <w:t xml:space="preserve">Faqat Word dasturida. </w:t>
+        <w:t xml:space="preserve">Brauzer DevTools ning 'Console' (Konsol) panelida. </w:t>
       </w:r>
       <w:r>
         <w:rPr>
@@ -1520,7 +1520,7 @@
           <w:color w:val="505F73"/>
           <w:sz w:val="18"/>
         </w:rPr>
-        <w:t>(Только в программе Microsoft Word.)</w:t>
+        <w:t>(На вкладке 'Console' (Консоль) в панели DevTools браузера.)</w:t>
       </w:r>
     </w:p>
     <w:p>
@@ -1541,7 +1541,7 @@
           <w:color w:val="0F172A"/>
           <w:sz w:val="19"/>
         </w:rPr>
-        <w:t xml:space="preserve">Brauzer DevTools ning 'Console' (Konsol) panelida. </w:t>
+        <w:t xml:space="preserve">Hech qayerda ko'rinmaydi. </w:t>
       </w:r>
       <w:r>
         <w:rPr>
@@ -1549,7 +1549,7 @@
           <w:color w:val="505F73"/>
           <w:sz w:val="18"/>
         </w:rPr>
-        <w:t>(На вкладке 'Console' (Консоль) в панели DevTools браузера.)</w:t>
+        <w:t>(Они нигде не отображаются.)</w:t>
       </w:r>
     </w:p>
     <w:p>
@@ -1570,7 +1570,7 @@
           <w:color w:val="0F172A"/>
           <w:sz w:val="19"/>
         </w:rPr>
-        <w:t xml:space="preserve">Telefon ekranida. </w:t>
+        <w:t xml:space="preserve">Kompyuterning 'Mening kompyuterim' papkasida. </w:t>
       </w:r>
       <w:r>
         <w:rPr>
@@ -1578,7 +1578,7 @@
           <w:color w:val="505F73"/>
           <w:sz w:val="18"/>
         </w:rPr>
-        <w:t>(На экране смартфона.)</w:t>
+        <w:t>(В папке 'Мой компьютер'.)</w:t>
       </w:r>
     </w:p>
     <w:p>
@@ -1599,7 +1599,7 @@
           <w:color w:val="0F172A"/>
           <w:sz w:val="19"/>
         </w:rPr>
-        <w:t xml:space="preserve">Hech qayerda ko'rinmaydi. </w:t>
+        <w:t xml:space="preserve">Telefon ekranida. </w:t>
       </w:r>
       <w:r>
         <w:rPr>
@@ -1607,7 +1607,7 @@
           <w:color w:val="505F73"/>
           <w:sz w:val="18"/>
         </w:rPr>
-        <w:t>(Они нигде не отображаются.)</w:t>
+        <w:t>(На экране смартфона.)</w:t>
       </w:r>
     </w:p>
     <w:p>
@@ -1629,7 +1629,7 @@
           <w:color w:val="0F172A"/>
           <w:sz w:val="20"/>
         </w:rPr>
-        <w:t xml:space="preserve">11-darsda LocalStorage ga obyektni saqlashda JSON.stringify() ishlatilmasa, brauzerda qanday kutilmagan xato yuz beradi? </w:t>
+        <w:t xml:space="preserve">11-darsda LocalStorage ga saqlangan o'yin rekordlari qachon o'chib ketadi? </w:t>
       </w:r>
       <w:r>
         <w:rPr>
@@ -1638,7 +1638,7 @@
           <w:color w:val="475569"/>
           <w:sz w:val="19"/>
         </w:rPr>
-        <w:t>(Что произойдет в LocalStorage, если сохранить объект без вызова JSON.stringify() (Урок 11)?)</w:t>
+        <w:t>(Когда стираются рекорды игры, сохраненные в LocalStorage (Урок 11)?)</w:t>
       </w:r>
     </w:p>
     <w:p>
@@ -1659,7 +1659,7 @@
           <w:color w:val="0F172A"/>
           <w:sz w:val="19"/>
         </w:rPr>
-        <w:t xml:space="preserve">Kompyuter o'chib qoladi. </w:t>
+        <w:t xml:space="preserve">Faqat kompyuter zaryadi tugaganda o'chadi. </w:t>
       </w:r>
       <w:r>
         <w:rPr>
@@ -1667,7 +1667,7 @@
           <w:color w:val="505F73"/>
           <w:sz w:val="18"/>
         </w:rPr>
-        <w:t>(Компьютер немедленно выключится.)</w:t>
+        <w:t>(Только когда в ноутбуке садится батарейка.)</w:t>
       </w:r>
     </w:p>
     <w:p>
@@ -1688,7 +1688,7 @@
           <w:color w:val="0F172A"/>
           <w:sz w:val="19"/>
         </w:rPr>
-        <w:t xml:space="preserve">Obyekt o'rniga yaroqsiz '[object Object]' degan matn yozilib qoladi va ma'lumotlar yo'qoladi. </w:t>
+        <w:t xml:space="preserve">Klaviatura bosilishi bilan o'chadi. </w:t>
       </w:r>
       <w:r>
         <w:rPr>
@@ -1696,7 +1696,7 @@
           <w:color w:val="505F73"/>
           <w:sz w:val="18"/>
         </w:rPr>
-        <w:t>(Вместо данных запишется бесполезная строка '[object Object]', и все поля объекта будут потеряны.)</w:t>
+        <w:t>(Они удаляются при первом нажатии пробела.)</w:t>
       </w:r>
     </w:p>
     <w:p>
@@ -1717,7 +1717,7 @@
           <w:color w:val="0F172A"/>
           <w:sz w:val="19"/>
         </w:rPr>
-        <w:t xml:space="preserve">Barcha ballar avtomatik 100 ga aylanadi. </w:t>
+        <w:t xml:space="preserve">Har 5 soniyada avtomatik o'chib turadi. </w:t>
       </w:r>
       <w:r>
         <w:rPr>
@@ -1725,7 +1725,7 @@
           <w:color w:val="505F73"/>
           <w:sz w:val="18"/>
         </w:rPr>
-        <w:t>(Все очки автоматически станут равны 100.)</w:t>
+        <w:t>(Они автоматически стираются каждые 5 секунд.)</w:t>
       </w:r>
     </w:p>
     <w:p>
@@ -1746,7 +1746,7 @@
           <w:color w:val="0F172A"/>
           <w:sz w:val="19"/>
         </w:rPr>
-        <w:t xml:space="preserve">Brauzer yopilib ketadi. </w:t>
+        <w:t xml:space="preserve">O'chib ketmaydi: sahifa qayta yangilanganda ham, brauzer yopilib qayta ochilganda ham saqlanib turadi. </w:t>
       </w:r>
       <w:r>
         <w:rPr>
@@ -1754,7 +1754,7 @@
           <w:color w:val="505F73"/>
           <w:sz w:val="18"/>
         </w:rPr>
-        <w:t>(Браузер навсегда закроется.)</w:t>
+        <w:t>(Они не стираются: сохраняются даже при перезагрузке страницы и закрытии браузера.)</w:t>
       </w:r>
     </w:p>
     <w:p>
@@ -1775,7 +1775,7 @@
           <w:color w:val="0F172A"/>
           <w:sz w:val="19"/>
         </w:rPr>
-        <w:t xml:space="preserve">O'yin tezlashib ketadi. </w:t>
+        <w:t xml:space="preserve">Brauzer oynasi yopilishi bilan darhol o'chadi. </w:t>
       </w:r>
       <w:r>
         <w:rPr>
@@ -1783,7 +1783,7 @@
           <w:color w:val="505F73"/>
           <w:sz w:val="18"/>
         </w:rPr>
-        <w:t>(Игра станет работать в два раза быстрее.)</w:t>
+        <w:t>(Они стираются сразу же при закрытии вкладки браузера.)</w:t>
       </w:r>
     </w:p>
     <w:p>
@@ -1835,7 +1835,7 @@
           <w:color w:val="0F172A"/>
           <w:sz w:val="19"/>
         </w:rPr>
-        <w:t xml:space="preserve">Oddiy shifrlanmagan HTTP. </w:t>
+        <w:t xml:space="preserve">Faqat Bluetooth aloqasi. </w:t>
       </w:r>
       <w:r>
         <w:rPr>
@@ -1843,7 +1843,7 @@
           <w:color w:val="505F73"/>
           <w:sz w:val="18"/>
         </w:rPr>
-        <w:t>(Устаревший незашифрованный HTTP.)</w:t>
+        <w:t>(Только беспроводной Bluetooth.)</w:t>
       </w:r>
     </w:p>
     <w:p>
@@ -1864,7 +1864,7 @@
           <w:color w:val="0F172A"/>
           <w:sz w:val="19"/>
         </w:rPr>
-        <w:t xml:space="preserve">Faqat Bluetooth aloqasi. </w:t>
+        <w:t xml:space="preserve">Faqat kabel orqali ulanish. </w:t>
       </w:r>
       <w:r>
         <w:rPr>
@@ -1872,7 +1872,7 @@
           <w:color w:val="505F73"/>
           <w:sz w:val="18"/>
         </w:rPr>
-        <w:t>(Только беспроводной Bluetooth.)</w:t>
+        <w:t>(Только проводной кабель.)</w:t>
       </w:r>
     </w:p>
     <w:p>
@@ -1922,7 +1922,7 @@
           <w:color w:val="0F172A"/>
           <w:sz w:val="19"/>
         </w:rPr>
-        <w:t xml:space="preserve">Yashil qulf belgili xavfsiz HTTPS va SSL sertifikati. </w:t>
+        <w:t xml:space="preserve">Yashil qulf belgili xavfsiz HTTPS va bepul SSL sertifikati. </w:t>
       </w:r>
       <w:r>
         <w:rPr>
@@ -1951,7 +1951,7 @@
           <w:color w:val="0F172A"/>
           <w:sz w:val="19"/>
         </w:rPr>
-        <w:t xml:space="preserve">Faqat kabel orqali ulanish. </w:t>
+        <w:t xml:space="preserve">Oddiy shifrlanmagan HTTP. </w:t>
       </w:r>
       <w:r>
         <w:rPr>
@@ -1959,7 +1959,7 @@
           <w:color w:val="505F73"/>
           <w:sz w:val="18"/>
         </w:rPr>
-        <w:t>(Только проводной кабель.)</w:t>
+        <w:t>(Устаревший незашифрованный HTTP.)</w:t>
       </w:r>
     </w:p>
     <w:p>
@@ -2011,7 +2011,7 @@
           <w:color w:val="1E293B"/>
           <w:sz w:val="19"/>
         </w:rPr>
-        <w:t>&lt;table&gt;</w:t>
+        <w:t>&lt;canvas&gt;</w:t>
       </w:r>
     </w:p>
     <w:p>
@@ -2032,7 +2032,7 @@
           <w:color w:val="1E293B"/>
           <w:sz w:val="19"/>
         </w:rPr>
-        <w:t>&lt;canvas&gt;</w:t>
+        <w:t>&lt;audio&gt;</w:t>
       </w:r>
     </w:p>
     <w:p>
@@ -2074,7 +2074,7 @@
           <w:color w:val="1E293B"/>
           <w:sz w:val="19"/>
         </w:rPr>
-        <w:t>&lt;audio&gt;</w:t>
+        <w:t>&lt;table&gt;</w:t>
       </w:r>
     </w:p>
     <w:p>
@@ -2147,7 +2147,7 @@
           <w:color w:val="1E293B"/>
           <w:sz w:val="19"/>
         </w:rPr>
-        <w:t>setInterval(update, 5000);</w:t>
+        <w:t>requestAnimationFrame(gameLoop);</w:t>
       </w:r>
     </w:p>
     <w:p>
@@ -2165,10 +2165,18 @@
       </w:r>
       <w:r>
         <w:rPr>
-          <w:color w:val="1E293B"/>
+          <w:color w:val="0F172A"/>
           <w:sz w:val="19"/>
         </w:rPr>
-        <w:t>window.close();</w:t>
+        <w:t xml:space="preserve">alert('kadr'); </w:t>
+      </w:r>
+      <w:r>
+        <w:rPr>
+          <w:i/>
+          <w:color w:val="505F73"/>
+          <w:sz w:val="18"/>
+        </w:rPr>
+        <w:t>(alert('кадр');)</w:t>
       </w:r>
     </w:p>
     <w:p>
@@ -2189,7 +2197,7 @@
           <w:color w:val="1E293B"/>
           <w:sz w:val="19"/>
         </w:rPr>
-        <w:t>document.clear();</w:t>
+        <w:t>window.close();</w:t>
       </w:r>
     </w:p>
     <w:p>
@@ -2210,7 +2218,7 @@
           <w:color w:val="1E293B"/>
           <w:sz w:val="19"/>
         </w:rPr>
-        <w:t>requestAnimationFrame(gameLoop);</w:t>
+        <w:t>setInterval(update, 5000);</w:t>
       </w:r>
     </w:p>
     <w:p>
@@ -2228,18 +2236,10 @@
       </w:r>
       <w:r>
         <w:rPr>
-          <w:color w:val="0F172A"/>
+          <w:color w:val="1E293B"/>
           <w:sz w:val="19"/>
         </w:rPr>
-        <w:t xml:space="preserve">alert('kadr'); </w:t>
-      </w:r>
-      <w:r>
-        <w:rPr>
-          <w:i/>
-          <w:color w:val="505F73"/>
-          <w:sz w:val="18"/>
-        </w:rPr>
-        <w:t>(alert('кадр');)</w:t>
+        <w:t>document.clear();</w:t>
       </w:r>
     </w:p>
     <w:p>
@@ -2291,7 +2291,7 @@
           <w:color w:val="1E293B"/>
           <w:sz w:val="19"/>
         </w:rPr>
-        <w:t>enemies.push(newEnemy)</w:t>
+        <w:t>enemies.reverse()</w:t>
       </w:r>
     </w:p>
     <w:p>
@@ -2354,7 +2354,7 @@
           <w:color w:val="1E293B"/>
           <w:sz w:val="19"/>
         </w:rPr>
-        <w:t>enemies.clear()</w:t>
+        <w:t>enemies.push(newEnemy)</w:t>
       </w:r>
     </w:p>
     <w:p>
@@ -2375,7 +2375,7 @@
           <w:color w:val="1E293B"/>
           <w:sz w:val="19"/>
         </w:rPr>
-        <w:t>enemies.reverse()</w:t>
+        <w:t>enemies.clear()</w:t>
       </w:r>
     </w:p>
     <w:p>
@@ -2397,7 +2397,7 @@
           <w:color w:val="0F172A"/>
           <w:sz w:val="20"/>
         </w:rPr>
-        <w:t xml:space="preserve">15-darsda platformer o'yinida gravitatsiya va sakrash fizikasi qaysi formulalar bilan hisoblanadi? </w:t>
+        <w:t xml:space="preserve">15-darsda platformer o'yinida qahramon sakragandan so'ng yerga qaytib tushishini nima ta'minlaydi? </w:t>
       </w:r>
       <w:r>
         <w:rPr>
@@ -2406,7 +2406,7 @@
           <w:color w:val="475569"/>
           <w:sz w:val="19"/>
         </w:rPr>
-        <w:t>(По каким формулам рассчитывается гравитация и падение героя в платформере на Уроке 15?)</w:t>
+        <w:t>(Что заставляет героя в платформере возвращаться на землю после прыжка (Урок 15)?)</w:t>
       </w:r>
     </w:p>
     <w:p>
@@ -2424,10 +2424,18 @@
       </w:r>
       <w:r>
         <w:rPr>
-          <w:color w:val="1E293B"/>
+          <w:color w:val="0F172A"/>
           <w:sz w:val="19"/>
         </w:rPr>
-        <w:t>player.x = player.x * 2;</w:t>
+        <w:t xml:space="preserve">Faqat o'yin musiqasi. </w:t>
+      </w:r>
+      <w:r>
+        <w:rPr>
+          <w:i/>
+          <w:color w:val="505F73"/>
+          <w:sz w:val="18"/>
+        </w:rPr>
+        <w:t>(Музыкальное сопровождение.)</w:t>
       </w:r>
     </w:p>
     <w:p>
@@ -2445,10 +2453,18 @@
       </w:r>
       <w:r>
         <w:rPr>
-          <w:color w:val="1E293B"/>
+          <w:color w:val="0F172A"/>
           <w:sz w:val="19"/>
         </w:rPr>
-        <w:t>player.y = 0;</w:t>
+        <w:t xml:space="preserve">Gravitatsiya (tortishish kuchi) simulyatsiyasi. </w:t>
+      </w:r>
+      <w:r>
+        <w:rPr>
+          <w:i/>
+          <w:color w:val="505F73"/>
+          <w:sz w:val="18"/>
+        </w:rPr>
+        <w:t>(Симуляция гравитации (силы тяжести).)</w:t>
       </w:r>
     </w:p>
     <w:p>
@@ -2466,10 +2482,18 @@
       </w:r>
       <w:r>
         <w:rPr>
-          <w:color w:val="1E293B"/>
+          <w:color w:val="0F172A"/>
           <w:sz w:val="19"/>
         </w:rPr>
-        <w:t>player.speed = player.speed + 10;</w:t>
+        <w:t xml:space="preserve">Klaviatura tugmalari soni. </w:t>
+      </w:r>
+      <w:r>
+        <w:rPr>
+          <w:i/>
+          <w:color w:val="505F73"/>
+          <w:sz w:val="18"/>
+        </w:rPr>
+        <w:t>(Количество клавиш на клавиатуре.)</w:t>
       </w:r>
     </w:p>
     <w:p>
@@ -2487,10 +2511,18 @@
       </w:r>
       <w:r>
         <w:rPr>
-          <w:color w:val="1E293B"/>
+          <w:color w:val="0F172A"/>
           <w:sz w:val="19"/>
         </w:rPr>
-        <w:t>player.jump = 'yes';</w:t>
+        <w:t xml:space="preserve">Kompyuter ekranining yorug'ligi. </w:t>
+      </w:r>
+      <w:r>
+        <w:rPr>
+          <w:i/>
+          <w:color w:val="505F73"/>
+          <w:sz w:val="18"/>
+        </w:rPr>
+        <w:t>(Яркость подсветки экрана.)</w:t>
       </w:r>
     </w:p>
     <w:p>
@@ -2508,10 +2540,18 @@
       </w:r>
       <w:r>
         <w:rPr>
-          <w:color w:val="1E293B"/>
+          <w:color w:val="0F172A"/>
           <w:sz w:val="19"/>
         </w:rPr>
-        <w:t>player.vy += gravity; player.y += player.vy;</w:t>
+        <w:t xml:space="preserve">O'yinchi sichqonchasining tezligi. </w:t>
+      </w:r>
+      <w:r>
+        <w:rPr>
+          <w:i/>
+          <w:color w:val="505F73"/>
+          <w:sz w:val="18"/>
+        </w:rPr>
+        <w:t>(Скорость перемещения мышки.)</w:t>
       </w:r>
     </w:p>
     <w:p>
@@ -2533,7 +2573,7 @@
           <w:color w:val="0F172A"/>
           <w:sz w:val="20"/>
         </w:rPr>
-        <w:t xml:space="preserve">15-darsda AABB (Axis-Aligned Bounding Box) to'qnashuv algoritmi qahramonning tangaga tekkanini qanday biladi? </w:t>
+        <w:t xml:space="preserve">15-darsda qahramon tangaga yoki dushmanga tekkanini o'yin kodi qanday biladi? </w:t>
       </w:r>
       <w:r>
         <w:rPr>
@@ -2542,7 +2582,7 @@
           <w:color w:val="475569"/>
           <w:sz w:val="19"/>
         </w:rPr>
-        <w:t>(Как алгоритм AABB (Axis-Aligned Bounding Box) определяет, что персонаж коснулся монетки (Урок 15)?)</w:t>
+        <w:t>(Как код игры узнает, что герой дотронулся до монетки или врага (Урок 15)?)</w:t>
       </w:r>
     </w:p>
     <w:p>
@@ -2563,7 +2603,7 @@
           <w:color w:val="0F172A"/>
           <w:sz w:val="19"/>
         </w:rPr>
-        <w:t xml:space="preserve">Faqat ikkala obyektning rangi qizil bo'lganda. </w:t>
+        <w:t xml:space="preserve">To'qnashuv (Collision) tekshiruvi orqali: qahramon va obyekt chegaralari ustma-ust tushganda. </w:t>
       </w:r>
       <w:r>
         <w:rPr>
@@ -2571,7 +2611,7 @@
           <w:color w:val="505F73"/>
           <w:sz w:val="18"/>
         </w:rPr>
-        <w:t>(Только когда у обоих объектов одинаковый красный цвет.)</w:t>
+        <w:t>(С помощью проверки столкновения (Collision): когда границы героя и объекта пересекаются.)</w:t>
       </w:r>
     </w:p>
     <w:p>
@@ -2592,7 +2632,7 @@
           <w:color w:val="0F172A"/>
           <w:sz w:val="19"/>
         </w:rPr>
-        <w:t xml:space="preserve">Faqat sichqoncha bilan bosilganda. </w:t>
+        <w:t xml:space="preserve">Faqat ikkala obyektning rangi bir xil bo'lganda. </w:t>
       </w:r>
       <w:r>
         <w:rPr>
@@ -2600,7 +2640,7 @@
           <w:color w:val="505F73"/>
           <w:sz w:val="18"/>
         </w:rPr>
-        <w:t>(Только при нажатии кнопкой мыши.)</w:t>
+        <w:t>(Только если у них совпал цвет заливки.)</w:t>
       </w:r>
     </w:p>
     <w:p>
@@ -2621,7 +2661,7 @@
           <w:color w:val="0F172A"/>
           <w:sz w:val="19"/>
         </w:rPr>
-        <w:t xml:space="preserve">Qahramon to'rtburchagi va tanga to'rtburchagining to'rtta chegarasi (chap, o'ng, tepa, past) bir vaqtda kesishganda. </w:t>
+        <w:t xml:space="preserve">O'yin vaqti tugaganda. </w:t>
       </w:r>
       <w:r>
         <w:rPr>
@@ -2629,7 +2669,7 @@
           <w:color w:val="505F73"/>
           <w:sz w:val="18"/>
         </w:rPr>
-        <w:t>(Когда прямоугольник героя и прямоугольник монетки одновременно пересекаются по всем четырем границам (X и Y).)</w:t>
+        <w:t>(Только когда истекло игровое время.)</w:t>
       </w:r>
     </w:p>
     <w:p>
@@ -2679,7 +2719,7 @@
           <w:color w:val="0F172A"/>
           <w:sz w:val="19"/>
         </w:rPr>
-        <w:t xml:space="preserve">O'yin vaqti tugaganda. </w:t>
+        <w:t xml:space="preserve">Faqat sichqoncha bilan bosilganda. </w:t>
       </w:r>
       <w:r>
         <w:rPr>
@@ -2687,7 +2727,7 @@
           <w:color w:val="505F73"/>
           <w:sz w:val="18"/>
         </w:rPr>
-        <w:t>(Только когда истекло игровое время.)</w:t>
+        <w:t>(Только при нажатии кнопкой мыши.)</w:t>
       </w:r>
     </w:p>
     <w:p>
@@ -2768,7 +2808,7 @@
           <w:color w:val="0F172A"/>
           <w:sz w:val="19"/>
         </w:rPr>
-        <w:t xml:space="preserve">Faqat telefon qo'ng'irog'i. </w:t>
+        <w:t xml:space="preserve">Faqat mikrofon kabeli. </w:t>
       </w:r>
       <w:r>
         <w:rPr>
@@ -2776,7 +2816,7 @@
           <w:color w:val="505F73"/>
           <w:sz w:val="18"/>
         </w:rPr>
-        <w:t>(Телефонный звонок.)</w:t>
+        <w:t>(Провод от наушников.)</w:t>
       </w:r>
     </w:p>
     <w:p>
@@ -2797,7 +2837,7 @@
           <w:color w:val="0F172A"/>
           <w:sz w:val="19"/>
         </w:rPr>
-        <w:t xml:space="preserve">Faqat mikrofon kabeli. </w:t>
+        <w:t xml:space="preserve">Web Audio API (AudioContext va OscillatorNode). </w:t>
       </w:r>
       <w:r>
         <w:rPr>
@@ -2805,7 +2845,7 @@
           <w:color w:val="505F73"/>
           <w:sz w:val="18"/>
         </w:rPr>
-        <w:t>(Провод от наушников.)</w:t>
+        <w:t>(Web Audio API (AudioContext и генератор OscillatorNode).)</w:t>
       </w:r>
     </w:p>
     <w:p>
@@ -2826,7 +2866,7 @@
           <w:color w:val="0F172A"/>
           <w:sz w:val="19"/>
         </w:rPr>
-        <w:t xml:space="preserve">Web Audio API (AudioContext va OscillatorNode). </w:t>
+        <w:t xml:space="preserve">Faqat telefon qo'ng'irog'i. </w:t>
       </w:r>
       <w:r>
         <w:rPr>
@@ -2834,7 +2874,7 @@
           <w:color w:val="505F73"/>
           <w:sz w:val="18"/>
         </w:rPr>
-        <w:t>(Web Audio API (AudioContext и генератор OscillatorNode).)</w:t>
+        <w:t>(Телефонный звонок.)</w:t>
       </w:r>
     </w:p>
     <w:p>
@@ -2885,7 +2925,7 @@
           <w:color w:val="0F172A"/>
           <w:sz w:val="20"/>
         </w:rPr>
-        <w:t xml:space="preserve">18-darsda qahramon o'ng tomonga yugurganda kamerani uning orqasidan ergashtirish Canvas da qanday qilinadi? </w:t>
+        <w:t xml:space="preserve">18-darsda qahramon katta xarita bo'ylab yugurganida kamera nima qiladi? </w:t>
       </w:r>
       <w:r>
         <w:rPr>
@@ -2894,7 +2934,7 @@
           <w:color w:val="475569"/>
           <w:sz w:val="19"/>
         </w:rPr>
-        <w:t>(Как в Canvas заставить камеру следовать за бегущим вправо героем (Урок 18)?)</w:t>
+        <w:t>(Что делает камера в игре, когда герой бежит вперед по большому уровню (Урок 18)?)</w:t>
       </w:r>
     </w:p>
     <w:p>
@@ -2915,7 +2955,7 @@
           <w:color w:val="0F172A"/>
           <w:sz w:val="19"/>
         </w:rPr>
-        <w:t xml:space="preserve">Kompyuter ekranini o'ngga surish orqali. </w:t>
+        <w:t xml:space="preserve">Qahramon orqasidan ergashib siljiydi (Camera Scrolling) va yangi yo'llarni ko'rsatib boradi. </w:t>
       </w:r>
       <w:r>
         <w:rPr>
@@ -2923,7 +2963,7 @@
           <w:color w:val="505F73"/>
           <w:sz w:val="18"/>
         </w:rPr>
-        <w:t>(Передвинуть экран монитора руками вправо.)</w:t>
+        <w:t>(Плавно следует за героем (Camera Scrolling), открывая новые участки игрового мира.)</w:t>
       </w:r>
     </w:p>
     <w:p>
@@ -2944,7 +2984,7 @@
           <w:color w:val="0F172A"/>
           <w:sz w:val="19"/>
         </w:rPr>
-        <w:t xml:space="preserve">Chizishdan oldin ctx.translate(-cameraX, 0) orqali kanvas koordinatasini teskari yo'nalishga siljitish bilan. </w:t>
+        <w:t xml:space="preserve">Kompyuter ekranini o'chirib qo'yadi. </w:t>
       </w:r>
       <w:r>
         <w:rPr>
@@ -2952,7 +2992,7 @@
           <w:color w:val="505F73"/>
           <w:sz w:val="18"/>
         </w:rPr>
-        <w:t>(Перед каждым кадром вызывать ctx.translate(-cameraX, 0), смещая координаты холста в обратную сторону.)</w:t>
+        <w:t>(Выключает монитор компьютера.)</w:t>
       </w:r>
     </w:p>
     <w:p>
@@ -2973,7 +3013,7 @@
           <w:color w:val="0F172A"/>
           <w:sz w:val="19"/>
         </w:rPr>
-        <w:t xml:space="preserve">Qahramonni ekranning o'ng burchagida to'xtatib qo'yish bilan. </w:t>
+        <w:t xml:space="preserve">Qahramonni ekranning chetida to'xtatib qo'yadi. </w:t>
       </w:r>
       <w:r>
         <w:rPr>
@@ -2981,7 +3021,7 @@
           <w:color w:val="505F73"/>
           <w:sz w:val="18"/>
         </w:rPr>
-        <w:t>(Остановить персонажа в правом углу навсегда.)</w:t>
+        <w:t>(Останавливает героя у края экрана навсегда.)</w:t>
       </w:r>
     </w:p>
     <w:p>
@@ -3002,7 +3042,7 @@
           <w:color w:val="0F172A"/>
           <w:sz w:val="19"/>
         </w:rPr>
-        <w:t xml:space="preserve">Canvasni o'chirib qayta ochish bilan. </w:t>
+        <w:t xml:space="preserve">O'yinni boshidan boshlaydi. </w:t>
       </w:r>
       <w:r>
         <w:rPr>
@@ -3010,7 +3050,7 @@
           <w:color w:val="505F73"/>
           <w:sz w:val="18"/>
         </w:rPr>
-        <w:t>(Закрыть Canvas и открыть заново.)</w:t>
+        <w:t>(Перезапускает игру с начала.)</w:t>
       </w:r>
     </w:p>
     <w:p>
@@ -3031,7 +3071,7 @@
           <w:color w:val="0F172A"/>
           <w:sz w:val="19"/>
         </w:rPr>
-        <w:t xml:space="preserve">O'yinni to'xtatib qo'yish bilan. </w:t>
+        <w:t xml:space="preserve">O'yinni butunlay to'xtatadi. </w:t>
       </w:r>
       <w:r>
         <w:rPr>
@@ -3039,7 +3079,7 @@
           <w:color w:val="505F73"/>
           <w:sz w:val="18"/>
         </w:rPr>
-        <w:t>(Остановить выполнение игры.)</w:t>
+        <w:t>(Полностью закрывает игру.)</w:t>
       </w:r>
     </w:p>
     <w:p>
@@ -3091,7 +3131,7 @@
           <w:color w:val="1E293B"/>
           <w:sz w:val="19"/>
         </w:rPr>
-        <w:t>onhover</w:t>
+        <w:t>onsubmit</w:t>
       </w:r>
     </w:p>
     <w:p>
@@ -3112,7 +3152,7 @@
           <w:color w:val="1E293B"/>
           <w:sz w:val="19"/>
         </w:rPr>
-        <w:t>keypress</w:t>
+        <w:t>onhover</w:t>
       </w:r>
     </w:p>
     <w:p>
@@ -3154,7 +3194,7 @@
           <w:color w:val="1E293B"/>
           <w:sz w:val="19"/>
         </w:rPr>
-        <w:t>onsubmit</w:t>
+        <w:t>keypress</w:t>
       </w:r>
     </w:p>
     <w:p>
@@ -3227,7 +3267,7 @@
           <w:color w:val="0F172A"/>
           <w:sz w:val="19"/>
         </w:rPr>
-        <w:t xml:space="preserve">Futbolchining oyoq kiyimi o'lchami. </w:t>
+        <w:t xml:space="preserve">Futbolchining telefon raqami. </w:t>
       </w:r>
       <w:r>
         <w:rPr>
@@ -3235,7 +3275,7 @@
           <w:color w:val="505F73"/>
           <w:sz w:val="18"/>
         </w:rPr>
-        <w:t>(Размер футбольной обуви.)</w:t>
+        <w:t>(Номер телефона спортсмена.)</w:t>
       </w:r>
     </w:p>
     <w:p>
@@ -3256,7 +3296,7 @@
           <w:color w:val="0F172A"/>
           <w:sz w:val="19"/>
         </w:rPr>
-        <w:t xml:space="preserve">Futbolchining telefon raqami. </w:t>
+        <w:t xml:space="preserve">Overall Rating — futbolchi kartasining umumiy mahorat reytingi bali. </w:t>
       </w:r>
       <w:r>
         <w:rPr>
@@ -3264,7 +3304,7 @@
           <w:color w:val="505F73"/>
           <w:sz w:val="18"/>
         </w:rPr>
-        <w:t>(Номер телефона спортсмена.)</w:t>
+        <w:t>(Overall Rating — общий итоговый рейтинг мастерства игрока.)</w:t>
       </w:r>
     </w:p>
     <w:p>
@@ -3285,7 +3325,7 @@
           <w:color w:val="0F172A"/>
           <w:sz w:val="19"/>
         </w:rPr>
-        <w:t xml:space="preserve">Overall Rating — futbolchi kartasining umumiy reyting bali. </w:t>
+        <w:t xml:space="preserve">O'yin vaqti. </w:t>
       </w:r>
       <w:r>
         <w:rPr>
@@ -3293,7 +3333,7 @@
           <w:color w:val="505F73"/>
           <w:sz w:val="18"/>
         </w:rPr>
-        <w:t>(Overall Rating — общий итоговый рейтинг мастерства игрока.)</w:t>
+        <w:t>(Время начала матча.)</w:t>
       </w:r>
     </w:p>
     <w:p>
@@ -3343,7 +3383,7 @@
           <w:color w:val="0F172A"/>
           <w:sz w:val="19"/>
         </w:rPr>
-        <w:t xml:space="preserve">O'yin vaqti. </w:t>
+        <w:t xml:space="preserve">Futbolchining oyoq kiyimi o'lchami. </w:t>
       </w:r>
       <w:r>
         <w:rPr>
@@ -3351,7 +3391,7 @@
           <w:color w:val="505F73"/>
           <w:sz w:val="18"/>
         </w:rPr>
-        <w:t>(Время начала матча.)</w:t>
+        <w:t>(Размер футбольной обуви.)</w:t>
       </w:r>
     </w:p>
     <w:p>
@@ -3373,7 +3413,7 @@
           <w:color w:val="0F172A"/>
           <w:sz w:val="20"/>
         </w:rPr>
-        <w:t xml:space="preserve">22-darsdagi 'FUT Squad Builder' loyihasida bitta klubda o'ynaydigan ikkita futbolchi tarkibga qo'yilsa nima bo'ladi? </w:t>
+        <w:t xml:space="preserve">22-darsdagi 'FUT Squad Builder' loyihasida bir xil klubdagi futbolchilar birgalikda o'ynasa nima bo'ladi? </w:t>
       </w:r>
       <w:r>
         <w:rPr>
@@ -3403,7 +3443,7 @@
           <w:color w:val="0F172A"/>
           <w:sz w:val="19"/>
         </w:rPr>
-        <w:t xml:space="preserve">Ularning orasida klub aloqasi bog'lanib, jamoaning Kimyo (Chemistry) balli maksimal (+3) darajada oshadi. </w:t>
+        <w:t xml:space="preserve">Ikkala futbolchi ham qizil kartochka oladi. </w:t>
       </w:r>
       <w:r>
         <w:rPr>
@@ -3411,7 +3451,7 @@
           <w:color w:val="505F73"/>
           <w:sz w:val="18"/>
         </w:rPr>
-        <w:t>(Между ними образуется клубная связь, дающая максимальный бонус командной химии (+3 Chemistry).)</w:t>
+        <w:t>(Оба игрока получат красную карточку.)</w:t>
       </w:r>
     </w:p>
     <w:p>
@@ -3432,7 +3472,7 @@
           <w:color w:val="0F172A"/>
           <w:sz w:val="19"/>
         </w:rPr>
-        <w:t xml:space="preserve">Ikkala futbolchi ham qizil kartochka oladi. </w:t>
+        <w:t xml:space="preserve">Futbolchilar jamoadan chiqib ketadi. </w:t>
       </w:r>
       <w:r>
         <w:rPr>
@@ -3440,7 +3480,7 @@
           <w:color w:val="505F73"/>
           <w:sz w:val="18"/>
         </w:rPr>
-        <w:t>(Оба игрока получат красную карточку.)</w:t>
+        <w:t>(Футболисты уйдут из состава.)</w:t>
       </w:r>
     </w:p>
     <w:p>
@@ -3461,7 +3501,7 @@
           <w:color w:val="0F172A"/>
           <w:sz w:val="19"/>
         </w:rPr>
-        <w:t xml:space="preserve">O'yin to'xtab qoladi. </w:t>
+        <w:t xml:space="preserve">Ularning kiyim raqami o'zgaradi. </w:t>
       </w:r>
       <w:r>
         <w:rPr>
@@ -3469,7 +3509,7 @@
           <w:color w:val="505F73"/>
           <w:sz w:val="18"/>
         </w:rPr>
-        <w:t>(Игра немедленно заблокируется.)</w:t>
+        <w:t>(У них поменяются номера на форме.)</w:t>
       </w:r>
     </w:p>
     <w:p>
@@ -3490,7 +3530,7 @@
           <w:color w:val="0F172A"/>
           <w:sz w:val="19"/>
         </w:rPr>
-        <w:t xml:space="preserve">Ularning kiyim raqami o'zgaradi. </w:t>
+        <w:t xml:space="preserve">O'yin to'xtab qoladi. </w:t>
       </w:r>
       <w:r>
         <w:rPr>
@@ -3498,7 +3538,7 @@
           <w:color w:val="505F73"/>
           <w:sz w:val="18"/>
         </w:rPr>
-        <w:t>(У них поменяются номера на форме.)</w:t>
+        <w:t>(Игра немедленно заблокируется.)</w:t>
       </w:r>
     </w:p>
     <w:p>
@@ -3519,7 +3559,7 @@
           <w:color w:val="0F172A"/>
           <w:sz w:val="19"/>
         </w:rPr>
-        <w:t xml:space="preserve">Futbolchilar jamoadan chiqib ketadi. </w:t>
+        <w:t xml:space="preserve">Ularning orasida klub aloqasi bog'lanib, jamoaning Kimyo (Chemistry) bali maksimal darajada oshadi. </w:t>
       </w:r>
       <w:r>
         <w:rPr>
@@ -3527,7 +3567,7 @@
           <w:color w:val="505F73"/>
           <w:sz w:val="18"/>
         </w:rPr>
-        <w:t>(Футболисты уйдут из состава.)</w:t>
+        <w:t>(Между ними образуется клубная связь, дающая максимальный бонус командной химии (Chemistry).)</w:t>
       </w:r>
     </w:p>
     <w:p>
@@ -3608,7 +3648,7 @@
           <w:color w:val="0F172A"/>
           <w:sz w:val="19"/>
         </w:rPr>
-        <w:t xml:space="preserve">Haqiqiy do'kondan kiyim sotib olish uchun. </w:t>
+        <w:t xml:space="preserve">Kompyuterlarni tozalash uchun. </w:t>
       </w:r>
       <w:r>
         <w:rPr>
@@ -3616,7 +3656,7 @@
           <w:color w:val="505F73"/>
           <w:sz w:val="18"/>
         </w:rPr>
-        <w:t>(Чтобы купить реальную одежду в магазине.)</w:t>
+        <w:t>(Чтобы стереть старые компьютеры.)</w:t>
       </w:r>
     </w:p>
     <w:p>
@@ -3637,7 +3677,7 @@
           <w:color w:val="0F172A"/>
           <w:sz w:val="19"/>
         </w:rPr>
-        <w:t xml:space="preserve">Kompyuterlarni tozalash uchun. </w:t>
+        <w:t xml:space="preserve">Barcha o'yinchilarni tekin qilish uchun. </w:t>
       </w:r>
       <w:r>
         <w:rPr>
@@ -3645,7 +3685,7 @@
           <w:color w:val="505F73"/>
           <w:sz w:val="18"/>
         </w:rPr>
-        <w:t>(Чтобы стереть старые компьютеры.)</w:t>
+        <w:t>(Чтобы сделать всех футболистов бесплатными.)</w:t>
       </w:r>
     </w:p>
     <w:p>
@@ -3666,7 +3706,7 @@
           <w:color w:val="0F172A"/>
           <w:sz w:val="19"/>
         </w:rPr>
-        <w:t xml:space="preserve">Barcha o'yinchilarni tekin qilish uchun. </w:t>
+        <w:t xml:space="preserve">O'yinda virtual pullar haddan tashqari ko'payib ketmasligi va narxlar oshib ketmasligi (inflyatsiyani to'xtatish) uchun. </w:t>
       </w:r>
       <w:r>
         <w:rPr>
@@ -3674,7 +3714,7 @@
           <w:color w:val="505F73"/>
           <w:sz w:val="18"/>
         </w:rPr>
-        <w:t>(Чтобы сделать всех футболистов бесплатными.)</w:t>
+        <w:t>(Чтобы сдерживать инфляцию, выводя лишние монеты из игры и удерживая стабильные цены на игроков.)</w:t>
       </w:r>
     </w:p>
     <w:p>
@@ -3695,7 +3735,7 @@
           <w:color w:val="0F172A"/>
           <w:sz w:val="19"/>
         </w:rPr>
-        <w:t xml:space="preserve">O'yinda virtual pullar haddan tashqari ko'payib ketmasligi va narxlar oshib ketmasligi (inflyatsiyani to'xtatish) uchun. </w:t>
+        <w:t xml:space="preserve">Haqiqiy do'kondan kiyim sotib olish uchun. </w:t>
       </w:r>
       <w:r>
         <w:rPr>
@@ -3703,7 +3743,7 @@
           <w:color w:val="505F73"/>
           <w:sz w:val="18"/>
         </w:rPr>
-        <w:t>(Чтобы сдерживать инфляцию, выводя лишние монеты из игры и удерживая стабильные цены на игроков.)</w:t>
+        <w:t>(Чтобы купить реальную одежду в магазине.)</w:t>
       </w:r>
     </w:p>
     <w:p>
@@ -3869,7 +3909,7 @@
           <w:color w:val="0F172A"/>
           <w:sz w:val="20"/>
         </w:rPr>
-        <w:t xml:space="preserve">26-darsda 'Kiber-Ko'z' veb-kamera orqali harakatni qanday payqaydi? </w:t>
+        <w:t xml:space="preserve">26-darsda 'Kiber-Ko'z' veb-kamera orqali xonadagi harakatni qanday payqaydi? </w:t>
       </w:r>
       <w:r>
         <w:rPr>
@@ -3899,7 +3939,7 @@
           <w:color w:val="0F172A"/>
           <w:sz w:val="19"/>
         </w:rPr>
-        <w:t xml:space="preserve">Xonadagi havo haroratini o'lchash orqali. </w:t>
+        <w:t xml:space="preserve">Kameraning oldingi va keyingi kadrlari orasidagi piksellarning rang o'zgarishini taqqoslash orqali. </w:t>
       </w:r>
       <w:r>
         <w:rPr>
@@ -3907,7 +3947,7 @@
           <w:color w:val="505F73"/>
           <w:sz w:val="18"/>
         </w:rPr>
-        <w:t>(Измеряя температуру воздуха термометром.)</w:t>
+        <w:t>(Сравнивая изменение цвета пикселей между предыдущим и текущим видеокадрами.)</w:t>
       </w:r>
     </w:p>
     <w:p>
@@ -3928,7 +3968,7 @@
           <w:color w:val="0F172A"/>
           <w:sz w:val="19"/>
         </w:rPr>
-        <w:t xml:space="preserve">Kameraning oldingi va keyingi kadrlari orasidagi piksellarning rang o'zgarishini taqqoslash orqali. </w:t>
+        <w:t xml:space="preserve">Xonadagi havo haroratini o'lchash orqali. </w:t>
       </w:r>
       <w:r>
         <w:rPr>
@@ -3936,7 +3976,7 @@
           <w:color w:val="505F73"/>
           <w:sz w:val="18"/>
         </w:rPr>
-        <w:t>(Сравнивая изменение цвета пикселей между предыдущим и текущим видеокадрами.)</w:t>
+        <w:t>(Измеряя температуру воздуха термометром.)</w:t>
       </w:r>
     </w:p>
     <w:p>
@@ -3957,7 +3997,7 @@
           <w:color w:val="0F172A"/>
           <w:sz w:val="19"/>
         </w:rPr>
-        <w:t xml:space="preserve">Faqat odamning ismini chaqirish orqali. </w:t>
+        <w:t xml:space="preserve">Faqat sichqoncha qimirlaganda. </w:t>
       </w:r>
       <w:r>
         <w:rPr>
@@ -3965,7 +4005,7 @@
           <w:color w:val="505F73"/>
           <w:sz w:val="18"/>
         </w:rPr>
-        <w:t>(Громко выкрикивая имя человека.)</w:t>
+        <w:t>(Только когда двигается компьютерная мышка.)</w:t>
       </w:r>
     </w:p>
     <w:p>
@@ -4015,7 +4055,7 @@
           <w:color w:val="0F172A"/>
           <w:sz w:val="19"/>
         </w:rPr>
-        <w:t xml:space="preserve">Faqat sichqoncha qimirlaganda. </w:t>
+        <w:t xml:space="preserve">Faqat odamning ismini chaqirish orqali. </w:t>
       </w:r>
       <w:r>
         <w:rPr>
@@ -4023,7 +4063,7 @@
           <w:color w:val="505F73"/>
           <w:sz w:val="18"/>
         </w:rPr>
-        <w:t>(Только когда двигается компьютерная мышка.)</w:t>
+        <w:t>(Громко выкрикивая имя человека.)</w:t>
       </w:r>
     </w:p>
     <w:p>
@@ -4045,7 +4085,7 @@
           <w:color w:val="0F172A"/>
           <w:sz w:val="20"/>
         </w:rPr>
-        <w:t xml:space="preserve">27-darsda Biometrik Kiber-Skaner Face ID da qog'ozdagi soxta fotosuratni (2D Photo Spoofing) qanday fosh etadi? </w:t>
+        <w:t xml:space="preserve">27-darsda Biometrik Face ID tizimi insonni qaysi belgilari orqali taniydi? </w:t>
       </w:r>
       <w:r>
         <w:rPr>
@@ -4054,7 +4094,7 @@
           <w:color w:val="475569"/>
           <w:sz w:val="19"/>
         </w:rPr>
-        <w:t>(Как биометрический сканер Face ID отличает живого человека от распечатанной фотографии (Урок 27)?)</w:t>
+        <w:t>(По каким признакам биометрическая система Face ID распознает человека на Уроке 27?)</w:t>
       </w:r>
     </w:p>
     <w:p>
@@ -4075,7 +4115,7 @@
           <w:color w:val="0F172A"/>
           <w:sz w:val="19"/>
         </w:rPr>
-        <w:t xml:space="preserve">Liveness Engine yordamida: ko'z qisish (EAR formulasi) va boshning burilishini tekshirib, tirik inson ekanini isbotlash orqali. </w:t>
+        <w:t xml:space="preserve">Insonning kiygan kiyimi rangi orqali. </w:t>
       </w:r>
       <w:r>
         <w:rPr>
@@ -4083,7 +4123,7 @@
           <w:color w:val="505F73"/>
           <w:sz w:val="18"/>
         </w:rPr>
-        <w:t>(С помощью алгоритма Liveness: проверки моргания глаз (формула EAR) и естественных поворотов головы.)</w:t>
+        <w:t>(По цвету футболки человека.)</w:t>
       </w:r>
     </w:p>
     <w:p>
@@ -4104,7 +4144,7 @@
           <w:color w:val="0F172A"/>
           <w:sz w:val="19"/>
         </w:rPr>
-        <w:t xml:space="preserve">Qog'ozning qalinligini o'lchab. </w:t>
+        <w:t xml:space="preserve">Foydalanuvchining telefon raqami orqali. </w:t>
       </w:r>
       <w:r>
         <w:rPr>
@@ -4112,7 +4152,7 @@
           <w:color w:val="505F73"/>
           <w:sz w:val="18"/>
         </w:rPr>
-        <w:t>(Измеряя толщину листа бумаги штангенциркулем.)</w:t>
+        <w:t>(По номеру мобильного телефона.)</w:t>
       </w:r>
     </w:p>
     <w:p>
@@ -4133,7 +4173,7 @@
           <w:color w:val="0F172A"/>
           <w:sz w:val="19"/>
         </w:rPr>
-        <w:t xml:space="preserve">Foydalanuvchidan telefon raqamini so'rab. </w:t>
+        <w:t xml:space="preserve">Faqat poyabzal o'lchami orqali. </w:t>
       </w:r>
       <w:r>
         <w:rPr>
@@ -4141,7 +4181,7 @@
           <w:color w:val="505F73"/>
           <w:sz w:val="18"/>
         </w:rPr>
-        <w:t>(Запрашивая номер сотового телефона.)</w:t>
+        <w:t>(Только по размеру обуви.)</w:t>
       </w:r>
     </w:p>
     <w:p>
@@ -4162,7 +4202,7 @@
           <w:color w:val="0F172A"/>
           <w:sz w:val="19"/>
         </w:rPr>
-        <w:t xml:space="preserve">Kamerani o'chirib yoqish orqali. </w:t>
+        <w:t xml:space="preserve">Faqat insonning bo'yi uzunligi orqali. </w:t>
       </w:r>
       <w:r>
         <w:rPr>
@@ -4170,7 +4210,7 @@
           <w:color w:val="505F73"/>
           <w:sz w:val="18"/>
         </w:rPr>
-        <w:t>(Выключением и включением веб-камеры.)</w:t>
+        <w:t>(Только по росту человека.)</w:t>
       </w:r>
     </w:p>
     <w:p>
@@ -4191,7 +4231,7 @@
           <w:color w:val="0F172A"/>
           <w:sz w:val="19"/>
         </w:rPr>
-        <w:t xml:space="preserve">Faqat ko'zoynak taqqan odamlarni tekshirib. </w:t>
+        <w:t xml:space="preserve">Inson yuzining tuzilishi, ko'zlar, burun va qoshlar orasidagi masofalar (Face Landmarks) orqali. </w:t>
       </w:r>
       <w:r>
         <w:rPr>
@@ -4199,7 +4239,7 @@
           <w:color w:val="505F73"/>
           <w:sz w:val="18"/>
         </w:rPr>
-        <w:t>(Проверяя только людей в очках.)</w:t>
+        <w:t>(По уникальному строению лица: расстоянию между глазами, носом и губами (Face Landmarks).)</w:t>
       </w:r>
     </w:p>
     <w:p>
@@ -4251,7 +4291,7 @@
           <w:color w:val="0F172A"/>
           <w:sz w:val="19"/>
         </w:rPr>
-        <w:t xml:space="preserve">Kodni tushunmasdan ko'chirib olish. </w:t>
+        <w:t xml:space="preserve">Faqat bitta tugmali o'yinlar yasash. </w:t>
       </w:r>
       <w:r>
         <w:rPr>
@@ -4259,7 +4299,7 @@
           <w:color w:val="505F73"/>
           <w:sz w:val="18"/>
         </w:rPr>
-        <w:t>(Слепо копировать чужой код без понимания.)</w:t>
+        <w:t>(Создавать игры, где есть только одна кнопка.)</w:t>
       </w:r>
     </w:p>
     <w:p>
@@ -4280,7 +4320,7 @@
           <w:color w:val="0F172A"/>
           <w:sz w:val="19"/>
         </w:rPr>
-        <w:t xml:space="preserve">Hech qachon o'z loyihasini internetga chiqarmaslik. </w:t>
+        <w:t xml:space="preserve">Kodni tushunmasdan ko'chirib olish. </w:t>
       </w:r>
       <w:r>
         <w:rPr>
@@ -4288,7 +4328,7 @@
           <w:color w:val="505F73"/>
           <w:sz w:val="18"/>
         </w:rPr>
-        <w:t>(Никогда не показывать свои проекты другим.)</w:t>
+        <w:t>(Слепо копировать чужой код без понимания.)</w:t>
       </w:r>
     </w:p>
     <w:p>
@@ -4309,7 +4349,7 @@
           <w:color w:val="0F172A"/>
           <w:sz w:val="19"/>
         </w:rPr>
-        <w:t xml:space="preserve">Faqat bitta tugmali o'yinlar yasash. </w:t>
+        <w:t xml:space="preserve">Hech qachon o'z loyihasini internetga chiqarmaslik. </w:t>
       </w:r>
       <w:r>
         <w:rPr>
@@ -4317,7 +4357,7 @@
           <w:color w:val="505F73"/>
           <w:sz w:val="18"/>
         </w:rPr>
-        <w:t>(Создавать игры, где есть только одна кнопка.)</w:t>
+        <w:t>(Никогда не показывать свои проекты другим.)</w:t>
       </w:r>
     </w:p>
     <w:p>
@@ -4338,7 +4378,7 @@
           <w:color w:val="0F172A"/>
           <w:sz w:val="19"/>
         </w:rPr>
-        <w:t xml:space="preserve">G'oyani interaktiv veb-sayt yoki 2D o'yinga aylantirish, AI yordamida kodni tushunib yozish va xatolarni mustaqil to'g'rilash. </w:t>
+        <w:t xml:space="preserve">Kiber-xavfsizlik qoidalarini e'tiborsiz qoldirish. </w:t>
       </w:r>
       <w:r>
         <w:rPr>
@@ -4346,7 +4386,7 @@
           <w:color w:val="505F73"/>
           <w:sz w:val="18"/>
         </w:rPr>
-        <w:t>(Уметь воплотить идею в интерактивную веб-игру, создавать код с помощью ИИ и самостоятельно находить ошибки в DevTools.)</w:t>
+        <w:t>(Игнорировать цифровую безопасность.)</w:t>
       </w:r>
     </w:p>
     <w:p>
@@ -4367,7 +4407,7 @@
           <w:color w:val="0F172A"/>
           <w:sz w:val="19"/>
         </w:rPr>
-        <w:t xml:space="preserve">Kiber-xavfsizlik qoidalarini e'tiborsiz qoldirish. </w:t>
+        <w:t xml:space="preserve">G'oyani interaktiv veb-sayt yoki 2D o'yinga aylantirish, AI yordamida kod yozish va xatolarni mustaqil to'g'rilash. </w:t>
       </w:r>
       <w:r>
         <w:rPr>
@@ -4375,7 +4415,7 @@
           <w:color w:val="505F73"/>
           <w:sz w:val="18"/>
         </w:rPr>
-        <w:t>(Игнорировать цифровую безопасность.)</w:t>
+        <w:t>(Уметь воплотить идею в интерактивную веб-игру, создавать код с помощью ИИ и самостоятельно находить ошибки в DevTools.)</w:t>
       </w:r>
     </w:p>
     <w:p>
@@ -4697,7 +4737,7 @@
                 <w:color w:val="0284C7"/>
                 <w:sz w:val="22"/>
               </w:rPr>
-              <w:t>A</w:t>
+              <w:t>C</w:t>
             </w:r>
           </w:p>
         </w:tc>
@@ -4751,7 +4791,7 @@
           </w:tcPr>
           <w:p>
             <w:r>
-              <w:t xml:space="preserve">Aniq rollar, aniq texnologiya (HTML/CSS/JS) va qoidalar ko'rsatilgan prompt eng sifatli natijani beradi. </w:t>
+              <w:t xml:space="preserve">Aniq rollar, texnologiya (HTML/CSS/JS) va qoidalar ko'rsatilgan prompt eng sifatli natijani beradi. </w:t>
             </w:r>
             <w:r>
               <w:rPr>
@@ -4820,7 +4860,7 @@
                 <w:color w:val="0284C7"/>
                 <w:sz w:val="22"/>
               </w:rPr>
-              <w:t>D</w:t>
+              <w:t>B</w:t>
             </w:r>
           </w:p>
         </w:tc>
@@ -4876,7 +4916,7 @@
           </w:tcPr>
           <w:p>
             <w:r>
-              <w:t xml:space="preserve">SVG pikselli rasm emas, balki matematik vektor chiziqlar bo'lib, istalgan ekranda o'ta tiniq ko'rinadi. </w:t>
+              <w:t xml:space="preserve">SVG pikselli rasm emas, balki matematik vektor chiziqlar bo'lib, istalgan ekranda tiniq ko'rinadi. </w:t>
             </w:r>
             <w:r>
               <w:rPr>
@@ -4943,7 +4983,7 @@
                 <w:color w:val="0284C7"/>
                 <w:sz w:val="22"/>
               </w:rPr>
-              <w:t>B</w:t>
+              <w:t>D</w:t>
             </w:r>
           </w:p>
         </w:tc>
@@ -5066,7 +5106,7 @@
                 <w:color w:val="0284C7"/>
                 <w:sz w:val="22"/>
               </w:rPr>
-              <w:t>E</w:t>
+              <w:t>B</w:t>
             </w:r>
           </w:p>
         </w:tc>
@@ -5189,7 +5229,7 @@
                 <w:color w:val="0284C7"/>
                 <w:sz w:val="22"/>
               </w:rPr>
-              <w:t>A</w:t>
+              <w:t>D</w:t>
             </w:r>
           </w:p>
         </w:tc>
@@ -5312,7 +5352,7 @@
                 <w:color w:val="0284C7"/>
                 <w:sz w:val="22"/>
               </w:rPr>
-              <w:t>E</w:t>
+              <w:t>C</w:t>
             </w:r>
           </w:p>
         </w:tc>
@@ -5338,14 +5378,14 @@
               <w:rPr>
                 <w:b/>
               </w:rPr>
-              <w:t xml:space="preserve">09-dars: performance.now() aniqligi </w:t>
+              <w:t xml:space="preserve">09-dars: Kiber-Reaksiya va Reaksiya Vaqti </w:t>
             </w:r>
             <w:r>
               <w:rPr>
                 <w:i/>
                 <w:color w:val="64748B"/>
               </w:rPr>
-              <w:t>(Урок 09: Высокая точность performance.now())</w:t>
+              <w:t>(Урок 09: Скорость реакции)</w:t>
             </w:r>
           </w:p>
         </w:tc>
@@ -5368,14 +5408,14 @@
           </w:tcPr>
           <w:p>
             <w:r>
-              <w:t xml:space="preserve">performance.now() mikrosekundlargacha aniqlikdagi suzuvchi nuqtali vaqtni berib, reaktsiya o'yinida aniq farqni o'lchaydi. </w:t>
+              <w:t xml:space="preserve">Kiber-Reaksiya o'yini ekranda signal berilishi bilan o'yinchining reaksiyasini millisekundlarda o'lchaydi. </w:t>
             </w:r>
             <w:r>
               <w:rPr>
                 <w:i/>
                 <w:color w:val="64748B"/>
               </w:rPr>
-              <w:t>(performance.now() выдает время с микросекундной точностью, позволяя фиксировать даже минимальные доли реакции.)</w:t>
+              <w:t>(Игра замеряет время между появлением зеленого сигнала и кликом игрока в миллисекундах.)</w:t>
             </w:r>
           </w:p>
         </w:tc>
@@ -5435,7 +5475,7 @@
                 <w:color w:val="0284C7"/>
                 <w:sz w:val="22"/>
               </w:rPr>
-              <w:t>C</w:t>
+              <w:t>B</w:t>
             </w:r>
           </w:p>
         </w:tc>
@@ -5489,7 +5529,7 @@
           </w:tcPr>
           <w:p>
             <w:r>
-              <w:t xml:space="preserve">Dasturchilar kodni sinash va qayerda xato ketganini bilish uchun brauzerning Console oynasiga qaraydi. </w:t>
+              <w:t xml:space="preserve">Dasturchilar kodni sinash va xatolarni aniqlash uchun brauzerning Console oynasiga qaraydi. </w:t>
             </w:r>
             <w:r>
               <w:rPr>
@@ -5558,7 +5598,7 @@
                 <w:color w:val="0284C7"/>
                 <w:sz w:val="22"/>
               </w:rPr>
-              <w:t>B</w:t>
+              <w:t>D</w:t>
             </w:r>
           </w:p>
         </w:tc>
@@ -5584,14 +5624,14 @@
               <w:rPr>
                 <w:b/>
               </w:rPr>
-              <w:t xml:space="preserve">11-dars: LocalStorage va JSON.stringify </w:t>
+              <w:t xml:space="preserve">11-dars: LocalStorage doimiyligi </w:t>
             </w:r>
             <w:r>
               <w:rPr>
                 <w:i/>
                 <w:color w:val="64748B"/>
               </w:rPr>
-              <w:t>(Урок 11: Ошибка без JSON.stringify)</w:t>
+              <w:t>(Урок 11: Постоянство LocalStorage)</w:t>
             </w:r>
           </w:p>
         </w:tc>
@@ -5614,14 +5654,14 @@
           </w:tcPr>
           <w:p>
             <w:r>
-              <w:t xml:space="preserve">LocalStorage faqat matn saqlaydi, shuning uchun obyektni JSON.stringify() qilmasangiz, u '[object Object]' ga aylanib buziladi. </w:t>
+              <w:t xml:space="preserve">LocalStorage ma'lumotlarni uzoq muddat saqlaydi, shuning uchun rekord ballar yo'qolmaydi. </w:t>
             </w:r>
             <w:r>
               <w:rPr>
                 <w:i/>
                 <w:color w:val="64748B"/>
               </w:rPr>
-              <w:t>(LocalStorage хранит только строки; попытка сохранить чистый объект приводит к его приведению в строку '[object Object]'.)</w:t>
+              <w:t>(LocalStorage надежно хранит рекорды на диске браузера, позволяя возвращаться к игре в любое время.)</w:t>
             </w:r>
           </w:p>
         </w:tc>
@@ -5804,7 +5844,7 @@
                 <w:color w:val="0284C7"/>
                 <w:sz w:val="22"/>
               </w:rPr>
-              <w:t>B</w:t>
+              <w:t>A</w:t>
             </w:r>
           </w:p>
         </w:tc>
@@ -5860,7 +5900,7 @@
           </w:tcPr>
           <w:p>
             <w:r>
-              <w:t xml:space="preserve">&lt;canvas&gt; tegi JavaScript yordamida harakatlanuvchi qahramonlar, to'siqlar va 2D o'yinlarni chizish maydonidir. </w:t>
+              <w:t xml:space="preserve">&lt;canvas&gt; tegi JavaScript yordamida qahramonlar, to'siqlar va 2D o'yinlarni chizish maydonidir. </w:t>
             </w:r>
             <w:r>
               <w:rPr>
@@ -5927,7 +5967,7 @@
                 <w:color w:val="0284C7"/>
                 <w:sz w:val="22"/>
               </w:rPr>
-              <w:t>D</w:t>
+              <w:t>A</w:t>
             </w:r>
           </w:p>
         </w:tc>
@@ -6050,7 +6090,7 @@
                 <w:color w:val="0284C7"/>
                 <w:sz w:val="22"/>
               </w:rPr>
-              <w:t>A</w:t>
+              <w:t>D</w:t>
             </w:r>
           </w:p>
         </w:tc>
@@ -6173,7 +6213,7 @@
                 <w:color w:val="0284C7"/>
                 <w:sz w:val="22"/>
               </w:rPr>
-              <w:t>E</w:t>
+              <w:t>B</w:t>
             </w:r>
           </w:p>
         </w:tc>
@@ -6198,14 +6238,14 @@
               <w:rPr>
                 <w:b/>
               </w:rPr>
-              <w:t xml:space="preserve">15-dars: Gravitatsiya formulasi </w:t>
+              <w:t xml:space="preserve">15-dars: O'yin Fizikasi va Gravitatsiya </w:t>
             </w:r>
             <w:r>
               <w:rPr>
                 <w:i/>
                 <w:color w:val="64748B"/>
               </w:rPr>
-              <w:t>(Урок 15: Формула гравитации)</w:t>
+              <w:t>(Урок 15: Физика и гравитация)</w:t>
             </w:r>
           </w:p>
         </w:tc>
@@ -6227,14 +6267,14 @@
           </w:tcPr>
           <w:p>
             <w:r>
-              <w:t xml:space="preserve">Har bir kadrda vertikal tezlikka gravitatsiya qo'shiladi (vy += gravity), keyin qahramon balandligi o'zgaradi (y += vy). </w:t>
+              <w:t xml:space="preserve">Gravitatsiya kuchi qahramon sakraganda uni pastga tortib, tabiiy tushish harakatini hosil qiladi. </w:t>
             </w:r>
             <w:r>
               <w:rPr>
                 <w:i/>
                 <w:color w:val="64748B"/>
               </w:rPr>
-              <w:t>(Гравитация непрерывно увеличивает вертикальную скорость (vy += g), а затем координата Y меняется на эту скорость.)</w:t>
+              <w:t>(Гравитация непрерывно тянет персонажа вниз, делая прыжки естественными и плавными.)</w:t>
             </w:r>
           </w:p>
         </w:tc>
@@ -6296,7 +6336,7 @@
                 <w:color w:val="0284C7"/>
                 <w:sz w:val="22"/>
               </w:rPr>
-              <w:t>C</w:t>
+              <w:t>A</w:t>
             </w:r>
           </w:p>
         </w:tc>
@@ -6322,14 +6362,14 @@
               <w:rPr>
                 <w:b/>
               </w:rPr>
-              <w:t xml:space="preserve">15-dars: AABB To'qnashuv Mantiqi </w:t>
+              <w:t xml:space="preserve">15-dars: To'qnashuv (Collision) </w:t>
             </w:r>
             <w:r>
               <w:rPr>
                 <w:i/>
                 <w:color w:val="64748B"/>
               </w:rPr>
-              <w:t>(Урок 15: Алгоритм коллизий AABB)</w:t>
+              <w:t>(Урок 15: Проверка коллизий)</w:t>
             </w:r>
           </w:p>
         </w:tc>
@@ -6352,14 +6392,14 @@
           </w:tcPr>
           <w:p>
             <w:r>
-              <w:t xml:space="preserve">AABB to'qnashuvi ikki to'rtburchakning X va Y o'qlari bo'yicha chegaralari bir-birining ustiga tushganini tekshiradi. </w:t>
+              <w:t xml:space="preserve">To'qnashuv algoritmi qahramon va tanga koordinatalari kesishganini tekshirib, tegishni aniqlaydi. </w:t>
             </w:r>
             <w:r>
               <w:rPr>
                 <w:i/>
                 <w:color w:val="64748B"/>
               </w:rPr>
-              <w:t>(AABB проверяет перекрытие проекций прямоугольников по горизонтали и вертикали без учета угла поворота.)</w:t>
+              <w:t>(Алгоритм коллизий проверяет координаты объектов: при их наложении срабатывает сбор монетки или урон.)</w:t>
             </w:r>
           </w:p>
         </w:tc>
@@ -6419,7 +6459,7 @@
                 <w:color w:val="0284C7"/>
                 <w:sz w:val="22"/>
               </w:rPr>
-              <w:t>D</w:t>
+              <w:t>C</w:t>
             </w:r>
           </w:p>
         </w:tc>
@@ -6542,7 +6582,7 @@
                 <w:color w:val="0284C7"/>
                 <w:sz w:val="22"/>
               </w:rPr>
-              <w:t>B</w:t>
+              <w:t>A</w:t>
             </w:r>
           </w:p>
         </w:tc>
@@ -6568,14 +6608,14 @@
               <w:rPr>
                 <w:b/>
               </w:rPr>
-              <w:t xml:space="preserve">18-dars: Kamera Skrollingi (ctx.translate) </w:t>
+              <w:t xml:space="preserve">18-dars: Kamera Skrollingi </w:t>
             </w:r>
             <w:r>
               <w:rPr>
                 <w:i/>
                 <w:color w:val="64748B"/>
               </w:rPr>
-              <w:t>(Урок 18: Смещение камеры ctx.translate)</w:t>
+              <w:t>(Урок 18: Скроллинг камеры)</w:t>
             </w:r>
           </w:p>
         </w:tc>
@@ -6598,14 +6638,14 @@
           </w:tcPr>
           <w:p>
             <w:r>
-              <w:t xml:space="preserve">Kamera qahramon bilan birga siljishi uchun barcha obyektlar ctx.translate(-camX, 0) ofseti bilan chiziladi. </w:t>
+              <w:t xml:space="preserve">Kamera skrollingi qahramonni markazda ushlab, orqa fon va dunyoni siljitib ko'rsatadi. </w:t>
             </w:r>
             <w:r>
               <w:rPr>
                 <w:i/>
                 <w:color w:val="64748B"/>
               </w:rPr>
-              <w:t>(Камера смещается вызовом ctx.translate(-camX, 0), благодаря чему весь мир плавно прокручивается мимо игрока.)</w:t>
+              <w:t>(Скроллинг камеры удерживает персонажа в поле зрения, создавая ощущение движения по огромному миру.)</w:t>
             </w:r>
           </w:p>
         </w:tc>
@@ -6788,7 +6828,7 @@
                 <w:color w:val="0284C7"/>
                 <w:sz w:val="22"/>
               </w:rPr>
-              <w:t>C</w:t>
+              <w:t>B</w:t>
             </w:r>
           </w:p>
         </w:tc>
@@ -6911,7 +6951,7 @@
                 <w:color w:val="0284C7"/>
                 <w:sz w:val="22"/>
               </w:rPr>
-              <w:t>A</w:t>
+              <w:t>E</w:t>
             </w:r>
           </w:p>
         </w:tc>
@@ -6965,7 +7005,7 @@
           </w:tcPr>
           <w:p>
             <w:r>
-              <w:t xml:space="preserve">Bir xil klubdagi futbolchilar eng kuchli aloqa (+3 kimyo) hosil qilib, butun jamoaning sinergiyasini oshiradi. </w:t>
+              <w:t xml:space="preserve">Bir xil klubdagi futbolchilar eng kuchli aloqa hosil qilib, butun jamoaning o'yin sifatini oshiradi. </w:t>
             </w:r>
             <w:r>
               <w:rPr>
@@ -7034,7 +7074,7 @@
                 <w:color w:val="0284C7"/>
                 <w:sz w:val="22"/>
               </w:rPr>
-              <w:t>E</w:t>
+              <w:t>D</w:t>
             </w:r>
           </w:p>
         </w:tc>
@@ -7280,7 +7320,7 @@
                 <w:color w:val="0284C7"/>
                 <w:sz w:val="22"/>
               </w:rPr>
-              <w:t>B</w:t>
+              <w:t>A</w:t>
             </w:r>
           </w:p>
         </w:tc>
@@ -7403,7 +7443,7 @@
                 <w:color w:val="0284C7"/>
                 <w:sz w:val="22"/>
               </w:rPr>
-              <w:t>A</w:t>
+              <w:t>E</w:t>
             </w:r>
           </w:p>
         </w:tc>
@@ -7428,14 +7468,14 @@
               <w:rPr>
                 <w:b/>
               </w:rPr>
-              <w:t xml:space="preserve">27-dars: Face ID va Liveness Anti-Spoofing </w:t>
+              <w:t xml:space="preserve">27-dars: Biometrik Face ID </w:t>
             </w:r>
             <w:r>
               <w:rPr>
                 <w:i/>
                 <w:color w:val="64748B"/>
               </w:rPr>
-              <w:t>(Урок 27: Face ID и защита Anti-Spoofing)</w:t>
+              <w:t>(Урок 27: Биометрия Face ID)</w:t>
             </w:r>
           </w:p>
         </w:tc>
@@ -7457,14 +7497,14 @@
           </w:tcPr>
           <w:p>
             <w:r>
-              <w:t xml:space="preserve">Anti-Spoofing tizimi odamdan ko'zini miltillatishni (EAR) yoki boshini burishni talab qilib, statik fotosuratlarni rad etadi. </w:t>
+              <w:t xml:space="preserve">Face ID yuzdagi o'nlab nuqtalarni (Landmarks) skanerlab, har bir insonning o'ziga xos yuz xaritasini tekshiradi. </w:t>
             </w:r>
             <w:r>
               <w:rPr>
                 <w:i/>
                 <w:color w:val="64748B"/>
               </w:rPr>
-              <w:t>(Движок Liveness требует живой реакции (моргание по метрике EAR), отвергая неподвижные фото и плоские экраны.)</w:t>
+              <w:t>(Face ID сопоставляет ключевые ориентиры лица (Landmarks), создавая неповторимый биометрический профиль.)</w:t>
             </w:r>
           </w:p>
         </w:tc>
@@ -7526,7 +7566,7 @@
                 <w:color w:val="0284C7"/>
                 <w:sz w:val="22"/>
               </w:rPr>
-              <w:t>D</w:t>
+              <w:t>E</w:t>
             </w:r>
           </w:p>
         </w:tc>
